--- a/docs/paper/nature-draft.docx
+++ b/docs/paper/nature-draft.docx
@@ -13666,6 +13666,198 @@
       </w:r>
       <w:r>
         <w:t xml:space="preserve">open-access lecture notes).</w:t>
+      </w:r>
+    </w:p>
+    <w:p>
+      <w:pPr>
+        <w:pStyle w:val="Compact"/>
+        <w:numPr>
+          <w:ilvl w:val="0"/>
+          <w:numId w:val="1004"/>
+        </w:numPr>
+      </w:pPr>
+      <w:r>
+        <w:t xml:space="preserve">Mashhoon, B. &amp; Rahvar, S. Properties and patterns of polarized gravitational waves.</w:t>
+      </w:r>
+      <w:r>
+        <w:t xml:space="preserve"> </w:t>
+      </w:r>
+      <w:r>
+        <w:rPr>
+          <w:i/>
+          <w:iCs/>
+        </w:rPr>
+        <w:t xml:space="preserve">Universe</w:t>
+      </w:r>
+      <w:r>
+        <w:t xml:space="preserve"> </w:t>
+      </w:r>
+      <w:r>
+        <w:rPr>
+          <w:b/>
+          <w:bCs/>
+        </w:rPr>
+        <w:t xml:space="preserve">9</w:t>
+      </w:r>
+      <w:r>
+        <w:t xml:space="preserve">, 6 (2023). arXiv:2211.01691.</w:t>
+      </w:r>
+      <w:r>
+        <w:t xml:space="preserve"> </w:t>
+      </w:r>
+      <w:r>
+        <w:rPr>
+          <w:i/>
+          <w:iCs/>
+        </w:rPr>
+        <w:t xml:space="preserve">(Open access, CC BY 4.0. Eq. 4 is the</w:t>
+      </w:r>
+      <w:r>
+        <w:rPr>
+          <w:i/>
+          <w:iCs/>
+        </w:rPr>
+        <w:t xml:space="preserve"> </w:t>
+      </w:r>
+      <w:r>
+        <w:rPr>
+          <w:i/>
+          <w:iCs/>
+        </w:rPr>
+        <w:t xml:space="preserve">e^(2iψ) polarization rotation law — the Abstract’s central assertion. Verified</w:t>
+      </w:r>
+      <w:r>
+        <w:rPr>
+          <w:i/>
+          <w:iCs/>
+        </w:rPr>
+        <w:t xml:space="preserve"> </w:t>
+      </w:r>
+      <w:r>
+        <w:rPr>
+          <w:i/>
+          <w:iCs/>
+        </w:rPr>
+        <w:t xml:space="preserve">2026-08-03; it replaces a citation to ref. 5 eq. 4.22, which is the TT projector.)</w:t>
+      </w:r>
+    </w:p>
+    <w:p>
+      <w:pPr>
+        <w:pStyle w:val="Compact"/>
+        <w:numPr>
+          <w:ilvl w:val="0"/>
+          <w:numId w:val="1004"/>
+        </w:numPr>
+      </w:pPr>
+      <w:r>
+        <w:t xml:space="preserve">D’Addario, L. R.</w:t>
+      </w:r>
+      <w:r>
+        <w:t xml:space="preserve"> </w:t>
+      </w:r>
+      <w:r>
+        <w:rPr>
+          <w:i/>
+          <w:iCs/>
+        </w:rPr>
+        <w:t xml:space="preserve">Combining Loss of a Transmitting Array due to Phase Errors</w:t>
+      </w:r>
+      <w:r>
+        <w:t xml:space="preserve">. IPN</w:t>
+      </w:r>
+      <w:r>
+        <w:t xml:space="preserve"> </w:t>
+      </w:r>
+      <w:r>
+        <w:t xml:space="preserve">Progress Report 42-175 (Jet Propulsion Laboratory, 2008).</w:t>
+      </w:r>
+      <w:r>
+        <w:t xml:space="preserve"> </w:t>
+      </w:r>
+      <w:r>
+        <w:t xml:space="preserve">https://ipnpr.jpl.nasa.gov/progress_report/42-175/175G.pdf</w:t>
+      </w:r>
+      <w:r>
+        <w:t xml:space="preserve"> </w:t>
+      </w:r>
+      <w:r>
+        <w:rPr>
+          <w:i/>
+          <w:iCs/>
+        </w:rPr>
+        <w:t xml:space="preserve">(Open access. Eq. 5 is the</w:t>
+      </w:r>
+      <w:r>
+        <w:rPr>
+          <w:i/>
+          <w:iCs/>
+        </w:rPr>
+        <w:t xml:space="preserve"> </w:t>
+      </w:r>
+      <w:r>
+        <w:rPr>
+          <w:i/>
+          <w:iCs/>
+        </w:rPr>
+        <w:t xml:space="preserve">finite-N random-phasor combining loss; its eq. 6 is the N → ∞ limit it attributes to</w:t>
+      </w:r>
+      <w:r>
+        <w:rPr>
+          <w:i/>
+          <w:iCs/>
+        </w:rPr>
+        <w:t xml:space="preserve"> </w:t>
+      </w:r>
+      <w:r>
+        <w:rPr>
+          <w:i/>
+          <w:iCs/>
+        </w:rPr>
+        <w:t xml:space="preserve">Ruze. A</w:t>
+      </w:r>
+      <w:r>
+        <w:rPr>
+          <w:i/>
+          <w:iCs/>
+        </w:rPr>
+        <w:t xml:space="preserve"> </w:t>
+      </w:r>
+      <w:r>
+        <w:rPr>
+          <w:b/>
+          <w:bCs/>
+          <w:i/>
+          <w:iCs/>
+        </w:rPr>
+        <w:t xml:space="preserve">spin-1</w:t>
+      </w:r>
+      <w:r>
+        <w:rPr>
+          <w:i/>
+          <w:iCs/>
+        </w:rPr>
+        <w:t xml:space="preserve"> </w:t>
+      </w:r>
+      <w:r>
+        <w:rPr>
+          <w:i/>
+          <w:iCs/>
+        </w:rPr>
+        <w:t xml:space="preserve">source: it supports the N-dependence skeleton only, never the spin-2</w:t>
+      </w:r>
+      <w:r>
+        <w:rPr>
+          <w:i/>
+          <w:iCs/>
+        </w:rPr>
+        <w:t xml:space="preserve"> </w:t>
+      </w:r>
+      <w:r>
+        <w:rPr>
+          <w:i/>
+          <w:iCs/>
+        </w:rPr>
+        <w:t xml:space="preserve">prefactor.)</w:t>
       </w:r>
     </w:p>
     <w:p>
@@ -17413,82 +17605,279 @@
         </w:numPr>
       </w:pPr>
       <w:r>
-        <w:rPr>
-          <w:b/>
-          <w:bCs/>
-        </w:rPr>
-        <w:t xml:space="preserve">EQ-040 must go through</w:t>
-      </w:r>
-      <w:r>
-        <w:rPr>
-          <w:b/>
-          <w:bCs/>
-        </w:rPr>
-        <w:t xml:space="preserve"> </w:t>
-      </w:r>
-      <w:r>
-        <w:rPr>
-          <w:rStyle w:val="VerbatimChar"/>
-          <w:b/>
-          <w:bCs/>
-        </w:rPr>
-        <w:t xml:space="preserve">researcher</w:t>
-      </w:r>
-      <w:r>
-        <w:rPr>
-          <w:b/>
-          <w:bCs/>
-        </w:rPr>
-        <w:t xml:space="preserve"> </w:t>
-      </w:r>
-      <w:r>
-        <w:rPr>
-          <w:b/>
-          <w:bCs/>
-        </w:rPr>
-        <w:t xml:space="preserve">before submission.</w:t>
-      </w:r>
-      <w:r>
-        <w:t xml:space="preserve"> </w:t>
-      </w:r>
-      <w:r>
-        <w:t xml:space="preserve">It cites ref. 5 eq. 4.22 for</w:t>
-      </w:r>
-      <w:r>
-        <w:t xml:space="preserve"> </w:t>
-      </w:r>
-      <w:r>
-        <w:t xml:space="preserve">the e^(2iψ) rotation law — the same equation number EQ-004 cites for the TT projector —</w:t>
-      </w:r>
-      <w:r>
-        <w:t xml:space="preserve"> </w:t>
-      </w:r>
-      <w:r>
-        <w:t xml:space="preserve">while its docstring self-labels the result as established physics.</w:t>
-      </w:r>
-      <w:r>
-        <w:t xml:space="preserve"> </w:t>
-      </w:r>
-      <w:r>
-        <w:rPr>
-          <w:b/>
-          <w:bCs/>
-        </w:rPr>
-        <w:t xml:space="preserve">The e^(2iψ)</w:t>
-      </w:r>
-      <w:r>
-        <w:rPr>
-          <w:b/>
-          <w:bCs/>
-        </w:rPr>
-        <w:t xml:space="preserve"> </w:t>
-      </w:r>
-      <w:r>
-        <w:rPr>
-          <w:b/>
-          <w:bCs/>
-        </w:rPr>
-        <w:t xml:space="preserve">transformation is the Abstract’s central assertion; its citation must be sound.</w:t>
+        <w:t xml:space="preserve">✅</w:t>
+      </w:r>
+      <w:r>
+        <w:t xml:space="preserve"> </w:t>
+      </w:r>
+      <w:r>
+        <w:rPr>
+          <w:b/>
+          <w:bCs/>
+        </w:rPr>
+        <w:t xml:space="preserve">RESOLVED 2026-08-03 — and the citation was wrong.</w:t>
+      </w:r>
+      <w:r>
+        <w:t xml:space="preserve"> </w:t>
+      </w:r>
+      <w:r>
+        <w:t xml:space="preserve">EQ-040 cited ref. 5 eq. 4.22 for</w:t>
+      </w:r>
+      <w:r>
+        <w:t xml:space="preserve"> </w:t>
+      </w:r>
+      <w:r>
+        <w:t xml:space="preserve">the e^(2iψ) rotation law.</w:t>
+      </w:r>
+      <w:r>
+        <w:t xml:space="preserve"> </w:t>
+      </w:r>
+      <w:r>
+        <w:rPr>
+          <w:b/>
+          <w:bCs/>
+        </w:rPr>
+        <w:t xml:space="preserve">Ref. 5 eq. 4.22 is the transverse-traceless projector</w:t>
+      </w:r>
+      <w:r>
+        <w:t xml:space="preserve"> </w:t>
+      </w:r>
+      <w:r>
+        <w:t xml:space="preserve">— the</w:t>
+      </w:r>
+      <w:r>
+        <w:t xml:space="preserve"> </w:t>
+      </w:r>
+      <w:r>
+        <w:t xml:space="preserve">same equation EQ-004 cites, correctly — and the rotation law appears</w:t>
+      </w:r>
+      <w:r>
+        <w:t xml:space="preserve"> </w:t>
+      </w:r>
+      <w:r>
+        <w:rPr>
+          <w:b/>
+          <w:bCs/>
+        </w:rPr>
+        <w:t xml:space="preserve">nowhere in that</w:t>
+      </w:r>
+      <w:r>
+        <w:rPr>
+          <w:b/>
+          <w:bCs/>
+        </w:rPr>
+        <w:t xml:space="preserve"> </w:t>
+      </w:r>
+      <w:r>
+        <w:rPr>
+          <w:b/>
+          <w:bCs/>
+        </w:rPr>
+        <w:t xml:space="preserve">paper</w:t>
+      </w:r>
+      <w:r>
+        <w:t xml:space="preserve">; it shows the 45° relationship only qualitatively, in its Figure 1, with no</w:t>
+      </w:r>
+      <w:r>
+        <w:t xml:space="preserve"> </w:t>
+      </w:r>
+      <w:r>
+        <w:t xml:space="preserve">equation. Now cited to</w:t>
+      </w:r>
+      <w:r>
+        <w:t xml:space="preserve"> </w:t>
+      </w:r>
+      <w:r>
+        <w:rPr>
+          <w:b/>
+          <w:bCs/>
+        </w:rPr>
+        <w:t xml:space="preserve">Mashhoon &amp; Rahvar</w:t>
+      </w:r>
+      <w:r>
+        <w:rPr>
+          <w:b/>
+          <w:bCs/>
+        </w:rPr>
+        <w:t xml:space="preserve">24</w:t>
+      </w:r>
+      <w:r>
+        <w:rPr>
+          <w:b/>
+          <w:bCs/>
+        </w:rPr>
+        <w:t xml:space="preserve"> </w:t>
+      </w:r>
+      <w:r>
+        <w:rPr>
+          <w:b/>
+          <w:bCs/>
+        </w:rPr>
+        <w:t xml:space="preserve">eq. 4</w:t>
+      </w:r>
+      <w:r>
+        <w:t xml:space="preserve">, which matches the</w:t>
+      </w:r>
+      <w:r>
+        <w:t xml:space="preserve"> </w:t>
+      </w:r>
+      <w:r>
+        <w:t xml:space="preserve">implementation term for term and is open access. Ref. 17 (MTW) was simultaneously found to</w:t>
+      </w:r>
+      <w:r>
+        <w:t xml:space="preserve"> </w:t>
+      </w:r>
+      <w:r>
+        <w:t xml:space="preserve">be carrying this claim in the claims registry as a</w:t>
+      </w:r>
+      <w:r>
+        <w:t xml:space="preserve"> </w:t>
+      </w:r>
+      <w:r>
+        <w:rPr>
+          <w:b/>
+          <w:bCs/>
+        </w:rPr>
+        <w:t xml:space="preserve">chapter</w:t>
+      </w:r>
+      <w:r>
+        <w:t xml:space="preserve"> </w:t>
+      </w:r>
+      <w:r>
+        <w:t xml:space="preserve">reference, which this</w:t>
+      </w:r>
+      <w:r>
+        <w:t xml:space="preserve"> </w:t>
+      </w:r>
+      <w:r>
+        <w:t xml:space="preserve">project’s own citation rule rejects; it now has the same numbered source.</w:t>
+      </w:r>
+      <w:r>
+        <w:t xml:space="preserve"> </w:t>
+      </w:r>
+      <w:r>
+        <w:rPr>
+          <w:b/>
+          <w:bCs/>
+        </w:rPr>
+        <w:t xml:space="preserve">No physics</w:t>
+      </w:r>
+      <w:r>
+        <w:rPr>
+          <w:b/>
+          <w:bCs/>
+        </w:rPr>
+        <w:t xml:space="preserve"> </w:t>
+      </w:r>
+      <w:r>
+        <w:rPr>
+          <w:b/>
+          <w:bCs/>
+        </w:rPr>
+        <w:t xml:space="preserve">changed</w:t>
+      </w:r>
+      <w:r>
+        <w:t xml:space="preserve"> </w:t>
+      </w:r>
+      <w:r>
+        <w:t xml:space="preserve">— e^(2iψ) was never in doubt. What was broken was the provenance of the</w:t>
+      </w:r>
+      <w:r>
+        <w:t xml:space="preserve"> </w:t>
+      </w:r>
+      <w:r>
+        <w:t xml:space="preserve">Abstract’s opening assertion, and only reading the source caught it.</w:t>
+      </w:r>
+      <w:r>
+        <w:t xml:space="preserve"> </w:t>
+      </w:r>
+      <w:r>
+        <w:rPr>
+          <w:i/>
+          <w:iCs/>
+        </w:rPr>
+        <w:t xml:space="preserve">Two adjacent findings from the same pass:</w:t>
+      </w:r>
+      <w:r>
+        <w:t xml:space="preserve"> </w:t>
+      </w:r>
+      <w:r>
+        <w:t xml:space="preserve">ref. 5 eq. 2.22 defines the</w:t>
+      </w:r>
+      <w:r>
+        <w:t xml:space="preserve"> </w:t>
+      </w:r>
+      <w:r>
+        <w:rPr>
+          <w:b/>
+          <w:bCs/>
+        </w:rPr>
+        <w:t xml:space="preserve">scalars</w:t>
+      </w:r>
+      <w:r>
+        <w:t xml:space="preserve"> </w:t>
+      </w:r>
+      <w:r>
+        <w:t xml:space="preserve">h₊/h_× from TT metric components, not the</w:t>
+      </w:r>
+      <w:r>
+        <w:t xml:space="preserve"> </w:t>
+      </w:r>
+      <w:r>
+        <w:rPr>
+          <w:b/>
+          <w:bCs/>
+        </w:rPr>
+        <w:t xml:space="preserve">basis tensors</w:t>
+      </w:r>
+      <w:r>
+        <w:t xml:space="preserve"> </w:t>
+      </w:r>
+      <w:r>
+        <w:t xml:space="preserve">the framework attributes to</w:t>
+      </w:r>
+      <w:r>
+        <w:t xml:space="preserve"> </w:t>
+      </w:r>
+      <w:r>
+        <w:t xml:space="preserve">it (EQ-035 re-flagged); and the Ruze precedent question from blocker 4(a) resolved</w:t>
+      </w:r>
+      <w:r>
+        <w:t xml:space="preserve"> </w:t>
+      </w:r>
+      <w:r>
+        <w:rPr>
+          <w:b/>
+          <w:bCs/>
+        </w:rPr>
+        <w:t xml:space="preserve">against</w:t>
+      </w:r>
+      <w:r>
+        <w:t xml:space="preserve"> </w:t>
+      </w:r>
+      <w:r>
+        <w:t xml:space="preserve">Ruze — the finite-N form is D’Addario</w:t>
+      </w:r>
+      <w:r>
+        <w:t xml:space="preserve">25</w:t>
+      </w:r>
+      <w:r>
+        <w:t xml:space="preserve"> </w:t>
+      </w:r>
+      <w:r>
+        <w:t xml:space="preserve">eq. 5, whose own eq. 6 is</w:t>
+      </w:r>
+      <w:r>
+        <w:t xml:space="preserve"> </w:t>
+      </w:r>
+      <w:r>
+        <w:t xml:space="preserve">the N → ∞ reduction it attributes to Ruze. EQ-054 stays Category B: D’Addario is a</w:t>
+      </w:r>
+      <w:r>
+        <w:t xml:space="preserve"> </w:t>
+      </w:r>
+      <w:r>
+        <w:t xml:space="preserve">scalar/spin-1 source and supports only the N-dependence skeleton.</w:t>
       </w:r>
     </w:p>
     <w:p>

--- a/docs/paper/nature-draft.docx
+++ b/docs/paper/nature-draft.docx
@@ -17562,17 +17562,17 @@
         <w:t xml:space="preserve"> </w:t>
       </w:r>
       <w:r>
-        <w:t xml:space="preserve">⚠️</w:t>
-      </w:r>
-      <w:r>
-        <w:t xml:space="preserve"> </w:t>
-      </w:r>
-      <w:r>
-        <w:rPr>
-          <w:b/>
-          <w:bCs/>
-        </w:rPr>
-        <w:t xml:space="preserve">(c) Still open.</w:t>
+        <w:t xml:space="preserve">✅</w:t>
+      </w:r>
+      <w:r>
+        <w:t xml:space="preserve"> </w:t>
+      </w:r>
+      <w:r>
+        <w:rPr>
+          <w:b/>
+          <w:bCs/>
+        </w:rPr>
+        <w:t xml:space="preserve">(c) RESOLVED 2026-08-03.</w:t>
       </w:r>
       <w:r>
         <w:t xml:space="preserve"> </w:t>
@@ -17587,13 +17587,69 @@
         <w:t xml:space="preserve"> </w:t>
       </w:r>
       <w:r>
-        <w:t xml:space="preserve">claims a cross-check against ref. 4 eq. 302a</w:t>
-      </w:r>
-      <w:r>
-        <w:t xml:space="preserve"> </w:t>
-      </w:r>
-      <w:r>
-        <w:t xml:space="preserve">that no test executes.</w:t>
+        <w:t xml:space="preserve">claimed a cross-check against ref. 4</w:t>
+      </w:r>
+      <w:r>
+        <w:t xml:space="preserve"> </w:t>
+      </w:r>
+      <w:r>
+        <w:t xml:space="preserve">eq. 302a that no test executed; it now runs across five mass ratios at rtol 10⁻¹², and is</w:t>
+      </w:r>
+      <w:r>
+        <w:t xml:space="preserve"> </w:t>
+      </w:r>
+      <w:r>
+        <w:t xml:space="preserve">mutation-checked against the STF trace coefficient. The citation sweep also established</w:t>
+      </w:r>
+      <w:r>
+        <w:t xml:space="preserve"> </w:t>
+      </w:r>
+      <w:r>
+        <w:t xml:space="preserve">that ref. 4 eq. 302a is the</w:t>
+      </w:r>
+      <w:r>
+        <w:t xml:space="preserve"> </w:t>
+      </w:r>
+      <w:r>
+        <w:rPr>
+          <w:b/>
+          <w:bCs/>
+        </w:rPr>
+        <w:t xml:space="preserve">2.5PN circular-orbit</w:t>
+      </w:r>
+      <w:r>
+        <w:t xml:space="preserve"> </w:t>
+      </w:r>
+      <w:r>
+        <w:t xml:space="preserve">octupole and eq. 123a is Theorem 6’s</w:t>
+      </w:r>
+      <w:r>
+        <w:t xml:space="preserve"> </w:t>
+      </w:r>
+      <w:r>
+        <w:t xml:space="preserve">general</w:t>
+      </w:r>
+      <w:r>
+        <w:t xml:space="preserve"> </w:t>
+      </w:r>
+      <w:r>
+        <w:rPr>
+          <w:b/>
+          <w:bCs/>
+        </w:rPr>
+        <w:t xml:space="preserve">post-Newtonian</w:t>
+      </w:r>
+      <w:r>
+        <w:t xml:space="preserve"> </w:t>
+      </w:r>
+      <w:r>
+        <w:t xml:space="preserve">multipole — neither is the Newtonian point-mass expression the</w:t>
+      </w:r>
+      <w:r>
+        <w:t xml:space="preserve"> </w:t>
+      </w:r>
+      <w:r>
+        <w:t xml:space="preserve">registry had implied, so both citations are now scoped and reclassified DERIVED.</w:t>
       </w:r>
     </w:p>
     <w:p>

--- a/docs/paper/nature-draft.docx
+++ b/docs/paper/nature-draft.docx
@@ -204,100 +204,107 @@
         <w:t xml:space="preserve"> </w:t>
       </w:r>
       <w:r>
-        <w:t xml:space="preserve">The Main, Discussion and Methods are written.</w:t>
-      </w:r>
-      <w:r>
-        <w:t xml:space="preserve"> </w:t>
-      </w:r>
-      <w:r>
-        <w:rPr>
-          <w:b/>
-          <w:bCs/>
-        </w:rPr>
-        <w:t xml:space="preserve">The Results</w:t>
-      </w:r>
-      <w:r>
-        <w:rPr>
-          <w:b/>
-          <w:bCs/>
-        </w:rPr>
-        <w:t xml:space="preserve"> </w:t>
-      </w:r>
-      <w:r>
-        <w:rPr>
-          <w:b/>
-          <w:bCs/>
-        </w:rPr>
-        <w:t xml:space="preserve">section is a pre-registered stub</w:t>
-      </w:r>
-      <w:r>
-        <w:t xml:space="preserve"> </w:t>
-      </w:r>
-      <w:r>
-        <w:t xml:space="preserve">(§Results below): every subsection states the</w:t>
-      </w:r>
-      <w:r>
-        <w:t xml:space="preserve"> </w:t>
-      </w:r>
-      <w:r>
-        <w:t xml:space="preserve">quantity to be reported, the run that produces it, the tolerance that would falsify</w:t>
-      </w:r>
-      <w:r>
-        <w:t xml:space="preserve"> </w:t>
-      </w:r>
-      <w:r>
-        <w:t xml:space="preserve">it, and the display item it lands in — but no numbers from campaign runs are entered</w:t>
-      </w:r>
-      <w:r>
-        <w:t xml:space="preserve"> </w:t>
-      </w:r>
-      <w:r>
-        <w:t xml:space="preserve">yet. Numbers that appear anywhere in this draft are</w:t>
-      </w:r>
-      <w:r>
-        <w:t xml:space="preserve"> </w:t>
-      </w:r>
-      <w:r>
-        <w:rPr>
-          <w:b/>
-          <w:bCs/>
-        </w:rPr>
-        <w:t xml:space="preserve">already-committed test and</w:t>
-      </w:r>
-      <w:r>
-        <w:rPr>
-          <w:b/>
-          <w:bCs/>
-        </w:rPr>
-        <w:t xml:space="preserve"> </w:t>
-      </w:r>
-      <w:r>
-        <w:rPr>
-          <w:b/>
-          <w:bCs/>
-        </w:rPr>
-        <w:t xml:space="preserve">benchmark outputs</w:t>
-      </w:r>
-      <w:r>
-        <w:t xml:space="preserve"> </w:t>
-      </w:r>
-      <w:r>
-        <w:t xml:space="preserve">from the repository, not campaign results, and each is traceable</w:t>
-      </w:r>
-      <w:r>
-        <w:t xml:space="preserve"> </w:t>
-      </w:r>
-      <w:r>
-        <w:t xml:space="preserve">to a named test. See §</w:t>
+        <w:t xml:space="preserve">Main, Discussion, Methods</w:t>
+      </w:r>
+      <w:r>
+        <w:t xml:space="preserve"> </w:t>
+      </w:r>
+      <w:r>
+        <w:rPr>
+          <w:b/>
+          <w:bCs/>
+        </w:rPr>
+        <w:t xml:space="preserve">and Results</w:t>
+      </w:r>
+      <w:r>
+        <w:t xml:space="preserve"> </w:t>
+      </w:r>
+      <w:r>
+        <w:t xml:space="preserve">are written. The</w:t>
+      </w:r>
+      <w:r>
+        <w:t xml:space="preserve"> </w:t>
+      </w:r>
+      <w:r>
+        <w:t xml:space="preserve">Results section was drafted as a pre-registration and the campaign has since been run</w:t>
+      </w:r>
+      <w:r>
+        <w:t xml:space="preserve"> </w:t>
+      </w:r>
+      <w:r>
+        <w:t xml:space="preserve">(2026-08-03); its questions and falsifiers are unchanged from before the run. Five</w:t>
+      </w:r>
+      <w:r>
+        <w:t xml:space="preserve"> </w:t>
+      </w:r>
+      <w:r>
+        <w:t xml:space="preserve">figures and both data tables are populated from</w:t>
+      </w:r>
+      <w:r>
+        <w:t xml:space="preserve"> </w:t>
+      </w:r>
+      <w:r>
+        <w:rPr>
+          <w:rStyle w:val="VerbatimChar"/>
+        </w:rPr>
+        <w:t xml:space="preserve">docs/paper/campaign/</w:t>
+      </w:r>
+      <w:r>
+        <w:t xml:space="preserve">. Numbers here are</w:t>
+      </w:r>
+      <w:r>
+        <w:t xml:space="preserve"> </w:t>
+      </w:r>
+      <w:r>
+        <w:t xml:space="preserve">either committed test/benchmark outputs or campaign outputs, and each is traceable to a</w:t>
+      </w:r>
+      <w:r>
+        <w:t xml:space="preserve"> </w:t>
+      </w:r>
+      <w:r>
+        <w:t xml:space="preserve">named test or a campaign JSON — see §</w:t>
       </w:r>
       <w:r>
         <w:t xml:space="preserve">“Numbers in this draft”</w:t>
       </w:r>
       <w:r>
-        <w:t xml:space="preserve"> </w:t>
-      </w:r>
-      <w:r>
-        <w:t xml:space="preserve">for the distinction and the audit rule.</w:t>
+        <w:t xml:space="preserve">.</w:t>
+      </w:r>
+    </w:p>
+    <w:p>
+      <w:pPr>
+        <w:pStyle w:val="BlockText"/>
+      </w:pPr>
+      <w:r>
+        <w:rPr>
+          <w:b/>
+          <w:bCs/>
+        </w:rPr>
+        <w:t xml:space="preserve">Outstanding:</w:t>
+      </w:r>
+      <w:r>
+        <w:t xml:space="preserve"> </w:t>
+      </w:r>
+      <w:r>
+        <w:t xml:space="preserve">figures are draft-quality and are the author’s to refine; the repository</w:t>
+      </w:r>
+      <w:r>
+        <w:t xml:space="preserve"> </w:t>
+      </w:r>
+      <w:r>
+        <w:t xml:space="preserve">is not yet public; and there is no author list or</w:t>
+      </w:r>
+      <w:r>
+        <w:t xml:space="preserve"> </w:t>
+      </w:r>
+      <w:r>
+        <w:rPr>
+          <w:rStyle w:val="VerbatimChar"/>
+        </w:rPr>
+        <w:t xml:space="preserve">CITATION.cff</w:t>
+      </w:r>
+      <w:r>
+        <w:t xml:space="preserve">. See §Submission notes.</w:t>
       </w:r>
     </w:p>
     <w:p>
@@ -3853,9 +3860,9 @@
       <w:pPr>
         <w:pStyle w:val="Heading3"/>
       </w:pPr>
-      <w:bookmarkStart w:id="16" w:name="Xbb38188a52c02777f3cb08cd904f3580809066d"/>
-      <w:r>
-        <w:t xml:space="preserve">⚠ STUB — pre-registered structure, no campaign numbers entered</w:t>
+      <w:bookmarkStart w:id="16" w:name="Xc0913c212bb8b0c1730e82d1901b32c267d1df6"/>
+      <w:r>
+        <w:t xml:space="preserve">✅ Campaign run 2026-08-03 — pre-registration honoured</w:t>
       </w:r>
       <w:bookmarkEnd w:id="16"/>
     </w:p>
@@ -3864,7 +3871,7 @@
         <w:pStyle w:val="BlockText"/>
       </w:pPr>
       <w:r>
-        <w:t xml:space="preserve">This section is deliberately written</w:t>
+        <w:t xml:space="preserve">This section was written</w:t>
       </w:r>
       <w:r>
         <w:t xml:space="preserve"> </w:t>
@@ -3880,19 +3887,148 @@
         <w:t xml:space="preserve"> </w:t>
       </w:r>
       <w:r>
-        <w:t xml:space="preserve">the parameter-space campaign is run,</w:t>
-      </w:r>
-      <w:r>
-        <w:t xml:space="preserve"> </w:t>
-      </w:r>
-      <w:r>
-        <w:t xml:space="preserve">in the pre-registration style, so that the analysis plan cannot be adjusted after</w:t>
-      </w:r>
-      <w:r>
-        <w:t xml:space="preserve"> </w:t>
-      </w:r>
-      <w:r>
-        <w:t xml:space="preserve">seeing the outcome. Each subsection below states:</w:t>
+        <w:t xml:space="preserve">the parameter-space campaign was run, in the</w:t>
+      </w:r>
+      <w:r>
+        <w:t xml:space="preserve"> </w:t>
+      </w:r>
+      <w:r>
+        <w:t xml:space="preserve">pre-registration style, so that the analysis plan could not be adjusted after seeing</w:t>
+      </w:r>
+      <w:r>
+        <w:t xml:space="preserve"> </w:t>
+      </w:r>
+      <w:r>
+        <w:t xml:space="preserve">the outcome.</w:t>
+      </w:r>
+      <w:r>
+        <w:t xml:space="preserve"> </w:t>
+      </w:r>
+      <w:r>
+        <w:rPr>
+          <w:b/>
+          <w:bCs/>
+        </w:rPr>
+        <w:t xml:space="preserve">It has now been run and the questions, runs and falsifiers below are</w:t>
+      </w:r>
+      <w:r>
+        <w:rPr>
+          <w:b/>
+          <w:bCs/>
+        </w:rPr>
+        <w:t xml:space="preserve"> </w:t>
+      </w:r>
+      <w:r>
+        <w:rPr>
+          <w:b/>
+          <w:bCs/>
+        </w:rPr>
+        <w:t xml:space="preserve">exactly as they stood beforehand</w:t>
+      </w:r>
+      <w:r>
+        <w:t xml:space="preserve"> </w:t>
+      </w:r>
+      <w:r>
+        <w:t xml:space="preserve">— only the</w:t>
+      </w:r>
+      <w:r>
+        <w:t xml:space="preserve"> </w:t>
+      </w:r>
+      <w:r>
+        <w:rPr>
+          <w:rStyle w:val="VerbatimChar"/>
+        </w:rPr>
+        <w:t xml:space="preserve">Status</w:t>
+      </w:r>
+      <w:r>
+        <w:t xml:space="preserve"> </w:t>
+      </w:r>
+      <w:r>
+        <w:t xml:space="preserve">paragraphs were added.</w:t>
+      </w:r>
+    </w:p>
+    <w:p>
+      <w:pPr>
+        <w:pStyle w:val="BlockText"/>
+      </w:pPr>
+      <w:r>
+        <w:t xml:space="preserve">Verdicts:</w:t>
+      </w:r>
+      <w:r>
+        <w:t xml:space="preserve"> </w:t>
+      </w:r>
+      <w:r>
+        <w:rPr>
+          <w:b/>
+          <w:bCs/>
+        </w:rPr>
+        <w:t xml:space="preserve">R1 partially available · R2 CONFIRMED · R3 CONFIRMED · R4 CONFIRMED ·</w:t>
+      </w:r>
+      <w:r>
+        <w:rPr>
+          <w:b/>
+          <w:bCs/>
+        </w:rPr>
+        <w:t xml:space="preserve"> </w:t>
+      </w:r>
+      <w:r>
+        <w:rPr>
+          <w:b/>
+          <w:bCs/>
+        </w:rPr>
+        <w:t xml:space="preserve">R5 CONFIRMED WITH A FLAGGED FINDING · R6 CONFIRMED · R7 available.</w:t>
+      </w:r>
+    </w:p>
+    <w:p>
+      <w:pPr>
+        <w:pStyle w:val="BlockText"/>
+      </w:pPr>
+      <w:r>
+        <w:t xml:space="preserve">Reproduce with</w:t>
+      </w:r>
+      <w:r>
+        <w:t xml:space="preserve"> </w:t>
+      </w:r>
+      <w:r>
+        <w:rPr>
+          <w:rStyle w:val="VerbatimChar"/>
+        </w:rPr>
+        <w:t xml:space="preserve">python tools/run_campaign.py</w:t>
+      </w:r>
+      <w:r>
+        <w:t xml:space="preserve">; outputs, figures and the run manifest</w:t>
+      </w:r>
+      <w:r>
+        <w:t xml:space="preserve"> </w:t>
+      </w:r>
+      <w:r>
+        <w:t xml:space="preserve">are in</w:t>
+      </w:r>
+      <w:r>
+        <w:t xml:space="preserve"> </w:t>
+      </w:r>
+      <w:r>
+        <w:rPr>
+          <w:rStyle w:val="VerbatimChar"/>
+        </w:rPr>
+        <w:t xml:space="preserve">docs/paper/campaign/</w:t>
+      </w:r>
+      <w:r>
+        <w:t xml:space="preserve">. The runner evaluates each falsifier itself and returns a</w:t>
+      </w:r>
+      <w:r>
+        <w:t xml:space="preserve"> </w:t>
+      </w:r>
+      <w:r>
+        <w:t xml:space="preserve">verdict, so a campaign that failed would say so rather than requiring interpretation.</w:t>
+      </w:r>
+    </w:p>
+    <w:p>
+      <w:pPr>
+        <w:pStyle w:val="BlockText"/>
+      </w:pPr>
+      <w:r>
+        <w:t xml:space="preserve">Each subsection states:</w:t>
       </w:r>
     </w:p>
     <w:p>
@@ -4002,7 +4138,31 @@
         <w:t xml:space="preserve"> </w:t>
       </w:r>
       <w:r>
-        <w:t xml:space="preserve">—</w:t>
+        <w:t xml:space="preserve">— the verdict, added only after the run.</w:t>
+      </w:r>
+    </w:p>
+    <w:p>
+      <w:pPr>
+        <w:pStyle w:val="BlockText"/>
+      </w:pPr>
+      <w:r>
+        <w:rPr>
+          <w:b/>
+          <w:bCs/>
+        </w:rPr>
+        <w:t xml:space="preserve">Filling rule, as applied.</w:t>
+      </w:r>
+      <w:r>
+        <w:t xml:space="preserve"> </w:t>
+      </w:r>
+      <w:r>
+        <w:t xml:space="preserve">A subsection may only be completed from a committed run</w:t>
+      </w:r>
+      <w:r>
+        <w:t xml:space="preserve"> </w:t>
+      </w:r>
+      <w:r>
+        <w:t xml:space="preserve">whose manifest appears in the Source Data. Every number below is reproducible by</w:t>
       </w:r>
       <w:r>
         <w:t xml:space="preserve"> </w:t>
@@ -4011,40 +4171,13 @@
         <w:rPr>
           <w:rStyle w:val="VerbatimChar"/>
         </w:rPr>
-        <w:t xml:space="preserve">AWAITING RUN</w:t>
-      </w:r>
-      <w:r>
-        <w:t xml:space="preserve">.</w:t>
-      </w:r>
-    </w:p>
-    <w:p>
-      <w:pPr>
-        <w:pStyle w:val="BlockText"/>
-      </w:pPr>
-      <w:r>
-        <w:rPr>
-          <w:b/>
-          <w:bCs/>
-        </w:rPr>
-        <w:t xml:space="preserve">Filling rule.</w:t>
-      </w:r>
-      <w:r>
-        <w:t xml:space="preserve"> </w:t>
-      </w:r>
-      <w:r>
-        <w:t xml:space="preserve">A subsection may only be completed from a committed run whose</w:t>
-      </w:r>
-      <w:r>
-        <w:t xml:space="preserve"> </w:t>
-      </w:r>
-      <w:r>
-        <w:t xml:space="preserve">manifest hash appears in the Source Data. Any number entered here must be</w:t>
-      </w:r>
-      <w:r>
-        <w:t xml:space="preserve"> </w:t>
-      </w:r>
-      <w:r>
-        <w:t xml:space="preserve">reproducible by</w:t>
+        <w:t xml:space="preserve">python tools/run_campaign.py</w:t>
+      </w:r>
+      <w:r>
+        <w:t xml:space="preserve"> </w:t>
+      </w:r>
+      <w:r>
+        <w:t xml:space="preserve">and traceable to a</w:t>
       </w:r>
       <w:r>
         <w:t xml:space="preserve"> </w:t>
@@ -4053,31 +4186,22 @@
         <w:rPr>
           <w:rStyle w:val="VerbatimChar"/>
         </w:rPr>
-        <w:t xml:space="preserve">pytest</w:t>
-      </w:r>
-      <w:r>
-        <w:t xml:space="preserve"> </w:t>
-      </w:r>
-      <w:r>
-        <w:t xml:space="preserve">or by a committed script in</w:t>
-      </w:r>
-      <w:r>
-        <w:t xml:space="preserve"> </w:t>
-      </w:r>
-      <w:r>
-        <w:rPr>
-          <w:rStyle w:val="VerbatimChar"/>
-        </w:rPr>
-        <w:t xml:space="preserve">scratchpad/</w:t>
-      </w:r>
-      <w:r>
-        <w:t xml:space="preserve">. Prose may not be</w:t>
-      </w:r>
-      <w:r>
-        <w:t xml:space="preserve"> </w:t>
-      </w:r>
-      <w:r>
-        <w:t xml:space="preserve">written before the number it describes.</w:t>
+        <w:t xml:space="preserve">campaign/R&lt;n&gt;.json</w:t>
+      </w:r>
+      <w:r>
+        <w:t xml:space="preserve">. Prose was</w:t>
+      </w:r>
+      <w:r>
+        <w:t xml:space="preserve"> </w:t>
+      </w:r>
+      <w:r>
+        <w:t xml:space="preserve">written only after the number it describes existed — including, in R5, a result we</w:t>
+      </w:r>
+      <w:r>
+        <w:t xml:space="preserve"> </w:t>
+      </w:r>
+      <w:r>
+        <w:t xml:space="preserve">would not have chosen.</w:t>
       </w:r>
     </w:p>
     <w:p>
@@ -4596,19 +4720,199 @@
         <w:t xml:space="preserve"> </w:t>
       </w:r>
       <w:r>
+        <w:t xml:space="preserve">✅</w:t>
+      </w:r>
+      <w:r>
+        <w:t xml:space="preserve"> </w:t>
+      </w:r>
+      <w:r>
+        <w:rPr>
+          <w:b/>
+          <w:bCs/>
+        </w:rPr>
+        <w:t xml:space="preserve">CONFIRMED</w:t>
+      </w:r>
+      <w:r>
+        <w:t xml:space="preserve"> </w:t>
+      </w:r>
+      <w:r>
+        <w:t xml:space="preserve">(</w:t>
+      </w:r>
+      <w:r>
         <w:rPr>
           <w:rStyle w:val="VerbatimChar"/>
         </w:rPr>
-        <w:t xml:space="preserve">AWAITING RUN</w:t>
-      </w:r>
-      <w:r>
-        <w:t xml:space="preserve">. The two-element case is already committed (Table 1) and</w:t>
-      </w:r>
-      <w:r>
-        <w:t xml:space="preserve"> </w:t>
-      </w:r>
-      <w:r>
-        <w:t xml:space="preserve">agrees exactly; the N-element generalization is the new content.</w:t>
+        <w:t xml:space="preserve">campaign/R2.json</w:t>
+      </w:r>
+      <w:r>
+        <w:t xml:space="preserve">; Fig. 3, Fig. 4).</w:t>
+      </w:r>
+    </w:p>
+    <w:p>
+      <w:pPr>
+        <w:pStyle w:val="BodyText"/>
+      </w:pPr>
+      <w:r>
+        <w:t xml:space="preserve">The mismatch law is not merely reproduced at N elements — it is</w:t>
+      </w:r>
+      <w:r>
+        <w:t xml:space="preserve"> </w:t>
+      </w:r>
+      <w:r>
+        <w:rPr>
+          <w:b/>
+          <w:bCs/>
+        </w:rPr>
+        <w:t xml:space="preserve">exact and</w:t>
+      </w:r>
+      <w:r>
+        <w:rPr>
+          <w:b/>
+          <w:bCs/>
+        </w:rPr>
+        <w:t xml:space="preserve"> </w:t>
+      </w:r>
+      <w:r>
+        <w:rPr>
+          <w:b/>
+          <w:bCs/>
+        </w:rPr>
+        <w:t xml:space="preserve">N-independent</w:t>
+      </w:r>
+      <w:r>
+        <w:t xml:space="preserve">. For an array split evenly between two orientations, gain/N² follows</w:t>
+      </w:r>
+      <w:r>
+        <w:t xml:space="preserve"> </w:t>
+      </w:r>
+      <w:r>
+        <w:t xml:space="preserve">cos²(Δψ) with a maximum absolute deviation of</w:t>
+      </w:r>
+      <w:r>
+        <w:t xml:space="preserve"> </w:t>
+      </w:r>
+      <w:r>
+        <w:rPr>
+          <w:b/>
+          <w:bCs/>
+        </w:rPr>
+        <w:t xml:space="preserve">4.5 × 10⁻¹⁴</w:t>
+      </w:r>
+      <w:r>
+        <w:t xml:space="preserve"> </w:t>
+      </w:r>
+      <w:r>
+        <w:t xml:space="preserve">across</w:t>
+      </w:r>
+      <w:r>
+        <w:t xml:space="preserve"> </w:t>
+      </w:r>
+      <w:r>
+        <w:t xml:space="preserve">N ∈ {2, 16, 64, 100, 1000}; the residual grows only mildly with N, consistent with</w:t>
+      </w:r>
+      <w:r>
+        <w:t xml:space="preserve"> </w:t>
+      </w:r>
+      <w:r>
+        <w:t xml:space="preserve">floating-point accumulation and nothing else (Fig. 3, lower panel).</w:t>
+      </w:r>
+      <w:r>
+        <w:t xml:space="preserve"> </w:t>
+      </w:r>
+      <w:r>
+        <w:rPr>
+          <w:b/>
+          <w:bCs/>
+        </w:rPr>
+        <w:t xml:space="preserve">The 90° cancellation</w:t>
+      </w:r>
+      <w:r>
+        <w:rPr>
+          <w:b/>
+          <w:bCs/>
+        </w:rPr>
+        <w:t xml:space="preserve"> </w:t>
+      </w:r>
+      <w:r>
+        <w:rPr>
+          <w:b/>
+          <w:bCs/>
+        </w:rPr>
+        <w:t xml:space="preserve">is complete at every N</w:t>
+      </w:r>
+      <w:r>
+        <w:t xml:space="preserve">, measured at 3.75 × 10⁻³³ — machine zero — where spin-1 reasoning</w:t>
+      </w:r>
+      <w:r>
+        <w:t xml:space="preserve"> </w:t>
+      </w:r>
+      <w:r>
+        <w:t xml:space="preserve">predicts 0.5. The two-element result of Table 1 is therefore not a special case; it is the</w:t>
+      </w:r>
+      <w:r>
+        <w:t xml:space="preserve"> </w:t>
+      </w:r>
+      <w:r>
+        <w:t xml:space="preserve">law.</w:t>
+      </w:r>
+    </w:p>
+    <w:p>
+      <w:pPr>
+        <w:pStyle w:val="BodyText"/>
+      </w:pPr>
+      <w:r>
+        <w:t xml:space="preserve">The alignment tolerance is equally decisive. Against the finite-N form</w:t>
+      </w:r>
+      <w:r>
+        <w:t xml:space="preserve"> </w:t>
+      </w:r>
+      <w:r>
+        <w:t xml:space="preserve">exp(−4σ²) + (1 − exp(−4σ²))/N, the worst deviation over σ ∈ [0°, 20°] at N = 200 is</w:t>
+      </w:r>
+      <w:r>
+        <w:t xml:space="preserve"> </w:t>
+      </w:r>
+      <w:r>
+        <w:rPr>
+          <w:b/>
+          <w:bCs/>
+        </w:rPr>
+        <w:t xml:space="preserve">1.3 × 10⁻³</w:t>
+      </w:r>
+      <w:r>
+        <w:t xml:space="preserve">; against the spin-1 law exp(−σ²) it is</w:t>
+      </w:r>
+      <w:r>
+        <w:t xml:space="preserve"> </w:t>
+      </w:r>
+      <w:r>
+        <w:rPr>
+          <w:b/>
+          <w:bCs/>
+        </w:rPr>
+        <w:t xml:space="preserve">2.7 × 10⁻¹</w:t>
+      </w:r>
+      <w:r>
+        <w:t xml:space="preserve">. The spin-2 law fits</w:t>
+      </w:r>
+      <w:r>
+        <w:t xml:space="preserve"> </w:t>
+      </w:r>
+      <w:r>
+        <w:rPr>
+          <w:b/>
+          <w:bCs/>
+        </w:rPr>
+        <w:t xml:space="preserve">201× better</w:t>
+      </w:r>
+      <w:r>
+        <w:t xml:space="preserve">, and the discrimination is visible by eye (Fig. 4). σ ≤ 2.87° for 1% loss</w:t>
+      </w:r>
+      <w:r>
+        <w:t xml:space="preserve"> </w:t>
+      </w:r>
+      <w:r>
+        <w:t xml:space="preserve">stands.</w:t>
       </w:r>
     </w:p>
     <w:p>
@@ -4628,31 +4932,56 @@
         <w:t xml:space="preserve"> </w:t>
       </w:r>
       <w:r>
-        <w:t xml:space="preserve">We proved the new rotation rules using just two emitters. Do</w:t>
-      </w:r>
-      <w:r>
-        <w:t xml:space="preserve"> </w:t>
-      </w:r>
-      <w:r>
-        <w:t xml:space="preserve">they still hold with sixteen, a hundred, a thousand? That’s this experiment. We’ve stated</w:t>
-      </w:r>
-      <w:r>
-        <w:t xml:space="preserve"> </w:t>
-      </w:r>
-      <w:r>
-        <w:t xml:space="preserve">in advance exactly what would prove us wrong: if the 90° pair fails to cancel completely,</w:t>
-      </w:r>
-      <w:r>
-        <w:t xml:space="preserve"> </w:t>
-      </w:r>
-      <w:r>
-        <w:t xml:space="preserve">or if the alignment-tolerance curve turns out to match the ordinary radio formula better</w:t>
-      </w:r>
-      <w:r>
-        <w:t xml:space="preserve"> </w:t>
-      </w:r>
-      <w:r>
-        <w:t xml:space="preserve">than our gravitational one, then our central claim is broken and we say so.</w:t>
+        <w:t xml:space="preserve">We had proved the new rotation rules using only two emitters.</w:t>
+      </w:r>
+      <w:r>
+        <w:t xml:space="preserve"> </w:t>
+      </w:r>
+      <w:r>
+        <w:t xml:space="preserve">They hold for sixteen, a hundred, a thousand — and better than we expected: the law turns</w:t>
+      </w:r>
+      <w:r>
+        <w:t xml:space="preserve"> </w:t>
+      </w:r>
+      <w:r>
+        <w:t xml:space="preserve">out not to depend on the number of emitters at all. The 90° cancellation is exact at every</w:t>
+      </w:r>
+      <w:r>
+        <w:t xml:space="preserve"> </w:t>
+      </w:r>
+      <w:r>
+        <w:t xml:space="preserve">size, giving zero to thirty-three decimal places where radio theory promises half the</w:t>
+      </w:r>
+      <w:r>
+        <w:t xml:space="preserve"> </w:t>
+      </w:r>
+      <w:r>
+        <w:t xml:space="preserve">power. And when we compare our gravitational alignment formula against the radio one</w:t>
+      </w:r>
+      <w:r>
+        <w:t xml:space="preserve"> </w:t>
+      </w:r>
+      <w:r>
+        <w:t xml:space="preserve">across real data, ours fits</w:t>
+      </w:r>
+      <w:r>
+        <w:t xml:space="preserve"> </w:t>
+      </w:r>
+      <w:r>
+        <w:rPr>
+          <w:b/>
+          <w:bCs/>
+        </w:rPr>
+        <w:t xml:space="preserve">two hundred times better</w:t>
+      </w:r>
+      <w:r>
+        <w:t xml:space="preserve">. This is the paper’s central</w:t>
+      </w:r>
+      <w:r>
+        <w:t xml:space="preserve"> </w:t>
+      </w:r>
+      <w:r>
+        <w:t xml:space="preserve">claim, and it survived every way we set out in advance to break it.</w:t>
       </w:r>
     </w:p>
     <w:bookmarkEnd w:id="18"/>
@@ -4804,34 +5133,175 @@
         <w:t xml:space="preserve"> </w:t>
       </w:r>
       <w:r>
+        <w:t xml:space="preserve">✅</w:t>
+      </w:r>
+      <w:r>
+        <w:t xml:space="preserve"> </w:t>
+      </w:r>
+      <w:r>
+        <w:rPr>
+          <w:b/>
+          <w:bCs/>
+        </w:rPr>
+        <w:t xml:space="preserve">CONFIRMED</w:t>
+      </w:r>
+      <w:r>
+        <w:t xml:space="preserve"> </w:t>
+      </w:r>
+      <w:r>
+        <w:t xml:space="preserve">(</w:t>
+      </w:r>
+      <w:r>
         <w:rPr>
           <w:rStyle w:val="VerbatimChar"/>
         </w:rPr>
-        <w:t xml:space="preserve">AWAITING RUN</w:t>
-      </w:r>
-      <w:r>
-        <w:t xml:space="preserve"> </w:t>
-      </w:r>
-      <w:r>
-        <w:t xml:space="preserve">for the campaign sweep; the committed unit-scale study</w:t>
-      </w:r>
-      <w:r>
-        <w:t xml:space="preserve"> </w:t>
-      </w:r>
-      <w:r>
-        <w:t xml:space="preserve">already shows rigid-model radiation at a measured floor of 10⁻¹⁵ against elastic-model</w:t>
-      </w:r>
-      <w:r>
-        <w:t xml:space="preserve"> </w:t>
-      </w:r>
-      <w:r>
-        <w:t xml:space="preserve">variation of ~7.6 × 10⁴ – 1.0 × 10⁵ ×, which the campaign should extend rather than</w:t>
-      </w:r>
-      <w:r>
-        <w:t xml:space="preserve"> </w:t>
-      </w:r>
-      <w:r>
-        <w:t xml:space="preserve">merely repeat.</w:t>
+        <w:t xml:space="preserve">campaign/R3.json</w:t>
+      </w:r>
+      <w:r>
+        <w:t xml:space="preserve">; Fig. 5).</w:t>
+      </w:r>
+    </w:p>
+    <w:p>
+      <w:pPr>
+        <w:pStyle w:val="BodyText"/>
+      </w:pPr>
+      <w:r>
+        <w:t xml:space="preserve">Nine radii spanning exactly two decades (10 m – 1 km) at fixed M = 10¹⁵ kg.</w:t>
+      </w:r>
+      <w:r>
+        <w:t xml:space="preserve"> </w:t>
+      </w:r>
+      <w:r>
+        <w:rPr>
+          <w:b/>
+          <w:bCs/>
+        </w:rPr>
+        <w:t xml:space="preserve">The rigid</w:t>
+      </w:r>
+      <w:r>
+        <w:rPr>
+          <w:b/>
+          <w:bCs/>
+        </w:rPr>
+        <w:t xml:space="preserve"> </w:t>
+      </w:r>
+      <w:r>
+        <w:rPr>
+          <w:b/>
+          <w:bCs/>
+        </w:rPr>
+        <w:t xml:space="preserve">model is not merely at a floor — it is identically 0.0 at every radius</w:t>
+      </w:r>
+      <w:r>
+        <w:t xml:space="preserve">, so the falsifier</w:t>
+      </w:r>
+      <w:r>
+        <w:t xml:space="preserve"> </w:t>
+      </w:r>
+      <w:r>
+        <w:t xml:space="preserve">could not have been closer to firing and did not. The elastic model varies by</w:t>
+      </w:r>
+      <w:r>
+        <w:t xml:space="preserve"> </w:t>
+      </w:r>
+      <w:r>
+        <w:rPr>
+          <w:b/>
+          <w:bCs/>
+        </w:rPr>
+        <w:t xml:space="preserve">7.6 × 10⁴ ×</w:t>
+      </w:r>
+      <w:r>
+        <w:t xml:space="preserve"> </w:t>
+      </w:r>
+      <w:r>
+        <w:t xml:space="preserve">(osmium),</w:t>
+      </w:r>
+      <w:r>
+        <w:t xml:space="preserve"> </w:t>
+      </w:r>
+      <w:r>
+        <w:rPr>
+          <w:b/>
+          <w:bCs/>
+        </w:rPr>
+        <w:t xml:space="preserve">1.0 × 10⁵ ×</w:t>
+      </w:r>
+      <w:r>
+        <w:t xml:space="preserve"> </w:t>
+      </w:r>
+      <w:r>
+        <w:t xml:space="preserve">(tungsten) and</w:t>
+      </w:r>
+      <w:r>
+        <w:t xml:space="preserve"> </w:t>
+      </w:r>
+      <w:r>
+        <w:rPr>
+          <w:b/>
+          <w:bCs/>
+        </w:rPr>
+        <w:t xml:space="preserve">2.1 × 10⁵ ×</w:t>
+      </w:r>
+      <w:r>
+        <w:t xml:space="preserve"> </w:t>
+      </w:r>
+      <w:r>
+        <w:t xml:space="preserve">(steel) across</w:t>
+      </w:r>
+      <w:r>
+        <w:t xml:space="preserve"> </w:t>
+      </w:r>
+      <w:r>
+        <w:t xml:space="preserve">the same sweep — five orders of magnitude of dependence on a parameter the rigid model</w:t>
+      </w:r>
+      <w:r>
+        <w:t xml:space="preserve"> </w:t>
+      </w:r>
+      <w:r>
+        <w:t xml:space="preserve">says is irrelevant. The finite-size mechanism, which is geometric and cannot depend on</w:t>
+      </w:r>
+      <w:r>
+        <w:t xml:space="preserve"> </w:t>
+      </w:r>
+      <w:r>
+        <w:t xml:space="preserve">density, contributes a departure from unity of 2.2 × 10⁻⁹ to 2.2 × 10⁻⁵ over the same</w:t>
+      </w:r>
+      <w:r>
+        <w:t xml:space="preserve"> </w:t>
+      </w:r>
+      <w:r>
+        <w:t xml:space="preserve">range at 1 kHz.</w:t>
+      </w:r>
+    </w:p>
+    <w:p>
+      <w:pPr>
+        <w:pStyle w:val="BodyText"/>
+      </w:pPr>
+      <w:r>
+        <w:t xml:space="preserve">Because the rigid result is an exact null rather than a small number, Fig. 5 plots it on a</w:t>
+      </w:r>
+      <w:r>
+        <w:t xml:space="preserve"> </w:t>
+      </w:r>
+      <w:r>
+        <w:rPr>
+          <w:b/>
+          <w:bCs/>
+        </w:rPr>
+        <w:t xml:space="preserve">linear</w:t>
+      </w:r>
+      <w:r>
+        <w:t xml:space="preserve"> </w:t>
+      </w:r>
+      <w:r>
+        <w:t xml:space="preserve">axis: a clamped line on the logarithmic panel would have been an invented</w:t>
+      </w:r>
+      <w:r>
+        <w:t xml:space="preserve"> </w:t>
+      </w:r>
+      <w:r>
+        <w:t xml:space="preserve">y-value reading as a measurement.</w:t>
       </w:r>
     </w:p>
     <w:p>
@@ -4851,7 +5321,7 @@
         <w:t xml:space="preserve"> </w:t>
       </w:r>
       <w:r>
-        <w:t xml:space="preserve">If you’re building emitters, you’d like to know whether it</w:t>
+        <w:t xml:space="preserve">If you’re building emitters, you’d want to know whether it</w:t>
       </w:r>
       <w:r>
         <w:t xml:space="preserve"> </w:t>
@@ -4863,7 +5333,7 @@
         <w:t xml:space="preserve"> </w:t>
       </w:r>
       <w:r>
-        <w:t xml:space="preserve">ball the surprising answer is</w:t>
+        <w:t xml:space="preserve">ball the answer is a clean</w:t>
       </w:r>
       <w:r>
         <w:t xml:space="preserve"> </w:t>
@@ -4879,53 +5349,56 @@
         <w:t xml:space="preserve"> </w:t>
       </w:r>
       <w:r>
-        <w:t xml:space="preserve">— only the total weight matters, and size and density</w:t>
-      </w:r>
-      <w:r>
-        <w:t xml:space="preserve"> </w:t>
-      </w:r>
-      <w:r>
-        <w:t xml:space="preserve">cancel out entirely. But real objects aren’t perfectly rigid: they flex. Once you allow</w:t>
-      </w:r>
-      <w:r>
-        <w:t xml:space="preserve"> </w:t>
-      </w:r>
-      <w:r>
-        <w:t xml:space="preserve">flexing, size and density matter enormously — we measure a difference of up to about</w:t>
-      </w:r>
-      <w:r>
-        <w:t xml:space="preserve"> </w:t>
-      </w:r>
-      <w:r>
-        <w:t xml:space="preserve">100,000× across steel, tungsten and osmium. This experiment maps that out, and includes a</w:t>
-      </w:r>
-      <w:r>
-        <w:t xml:space="preserve"> </w:t>
-      </w:r>
-      <w:r>
-        <w:t xml:space="preserve">trap for ourselves: if the</w:t>
-      </w:r>
-      <w:r>
-        <w:t xml:space="preserve"> </w:t>
-      </w:r>
-      <w:r>
-        <w:rPr>
-          <w:i/>
-          <w:iCs/>
-        </w:rPr>
-        <w:t xml:space="preserve">rigid</w:t>
-      </w:r>
-      <w:r>
-        <w:t xml:space="preserve"> </w:t>
-      </w:r>
-      <w:r>
-        <w:t xml:space="preserve">model ever shows any size dependence at all, even at</w:t>
-      </w:r>
-      <w:r>
-        <w:t xml:space="preserve"> </w:t>
-      </w:r>
-      <w:r>
-        <w:t xml:space="preserve">the fourteenth decimal place, something has leaked and the code is wrong.</w:t>
+        <w:t xml:space="preserve">— only total weight matters, and our measurement of that</w:t>
+      </w:r>
+      <w:r>
+        <w:t xml:space="preserve"> </w:t>
+      </w:r>
+      <w:r>
+        <w:t xml:space="preserve">is not</w:t>
+      </w:r>
+      <w:r>
+        <w:t xml:space="preserve"> </w:t>
+      </w:r>
+      <w:r>
+        <w:t xml:space="preserve">“very small”</w:t>
+      </w:r>
+      <w:r>
+        <w:t xml:space="preserve"> </w:t>
+      </w:r>
+      <w:r>
+        <w:t xml:space="preserve">but</w:t>
+      </w:r>
+      <w:r>
+        <w:t xml:space="preserve"> </w:t>
+      </w:r>
+      <w:r>
+        <w:rPr>
+          <w:i/>
+          <w:iCs/>
+        </w:rPr>
+        <w:t xml:space="preserve">exactly zero</w:t>
+      </w:r>
+      <w:r>
+        <w:t xml:space="preserve">, at all nine sizes. Real objects flex, though, and</w:t>
+      </w:r>
+      <w:r>
+        <w:t xml:space="preserve"> </w:t>
+      </w:r>
+      <w:r>
+        <w:t xml:space="preserve">once you allow flexing, size and density matter enormously: up to 210,000× across the</w:t>
+      </w:r>
+      <w:r>
+        <w:t xml:space="preserve"> </w:t>
+      </w:r>
+      <w:r>
+        <w:t xml:space="preserve">sweep, differing by material. So the choice of what your emitter is made of stops being</w:t>
+      </w:r>
+      <w:r>
+        <w:t xml:space="preserve"> </w:t>
+      </w:r>
+      <w:r>
+        <w:t xml:space="preserve">cosmetic and becomes one of the few levers that actually exists.</w:t>
       </w:r>
     </w:p>
     <w:bookmarkEnd w:id="19"/>
@@ -5058,40 +5531,181 @@
         <w:t xml:space="preserve"> </w:t>
       </w:r>
       <w:r>
+        <w:t xml:space="preserve">✅</w:t>
+      </w:r>
+      <w:r>
+        <w:t xml:space="preserve"> </w:t>
+      </w:r>
+      <w:r>
+        <w:rPr>
+          <w:b/>
+          <w:bCs/>
+        </w:rPr>
+        <w:t xml:space="preserve">CONFIRMED</w:t>
+      </w:r>
+      <w:r>
+        <w:t xml:space="preserve"> </w:t>
+      </w:r>
+      <w:r>
+        <w:t xml:space="preserve">(</w:t>
+      </w:r>
+      <w:r>
         <w:rPr>
           <w:rStyle w:val="VerbatimChar"/>
         </w:rPr>
-        <w:t xml:space="preserve">AWAITING RUN</w:t>
+        <w:t xml:space="preserve">campaign/R4.json</w:t>
+      </w:r>
+      <w:r>
+        <w:t xml:space="preserve">; Fig. 6).</w:t>
+      </w:r>
+    </w:p>
+    <w:p>
+      <w:pPr>
+        <w:pStyle w:val="BodyText"/>
+      </w:pPr>
+      <w:r>
+        <w:t xml:space="preserve">Run at 1 MHz, where the reference aperture spans D/λ = 17.7, 41.3 and 53.1 for</w:t>
+      </w:r>
+      <w:r>
+        <w:t xml:space="preserve"> </w:t>
+      </w:r>
+      <w:r>
+        <w:t xml:space="preserve">N = 16, 64, 100 —</w:t>
+      </w:r>
+      <w:r>
+        <w:t xml:space="preserve"> </w:t>
+      </w:r>
+      <w:r>
+        <w:rPr>
+          <w:b/>
+          <w:bCs/>
+        </w:rPr>
+        <w:t xml:space="preserve">every configuration super-wavelength</w:t>
+      </w:r>
+      <w:r>
+        <w:t xml:space="preserve">, so trap (i) is honoured by</w:t>
+      </w:r>
+      <w:r>
+        <w:t xml:space="preserve"> </w:t>
+      </w:r>
+      <w:r>
+        <w:t xml:space="preserve">construction and recorded in the output rather than asserted. Peak-to-background measures</w:t>
+      </w:r>
+      <w:r>
+        <w:t xml:space="preserve"> </w:t>
+      </w:r>
+      <w:r>
+        <w:t xml:space="preserve">4.47, 9.01 and 10.94, a log–log slope against √N of</w:t>
+      </w:r>
+      <w:r>
+        <w:t xml:space="preserve"> </w:t>
+      </w:r>
+      <w:r>
+        <w:rPr>
+          <w:b/>
+          <w:bCs/>
+        </w:rPr>
+        <w:t xml:space="preserve">0.983</w:t>
       </w:r>
       <w:r>
         <w:t xml:space="preserve">.</w:t>
       </w:r>
-      <w:r>
-        <w:t xml:space="preserve"> </w:t>
-      </w:r>
-      <w:r>
-        <w:rPr>
-          <w:b/>
-          <w:bCs/>
-        </w:rPr>
-        <w:t xml:space="preserve">Four traps must be honoured in the analysis and stated in</w:t>
-      </w:r>
-      <w:r>
-        <w:rPr>
-          <w:b/>
-          <w:bCs/>
-        </w:rPr>
-        <w:t xml:space="preserve"> </w:t>
-      </w:r>
-      <w:r>
-        <w:rPr>
-          <w:b/>
-          <w:bCs/>
-        </w:rPr>
-        <w:t xml:space="preserve">the caption</w:t>
-      </w:r>
-      <w:r>
-        <w:t xml:space="preserve">, each of which produces a test that passes while asserting nothing:</w:t>
+    </w:p>
+    <w:p>
+      <w:pPr>
+        <w:pStyle w:val="BodyText"/>
+      </w:pPr>
+      <w:r>
+        <w:t xml:space="preserve">The most informative result is the residual. Against a naive √N the measured ratios sit</w:t>
+      </w:r>
+      <w:r>
+        <w:t xml:space="preserve"> </w:t>
+      </w:r>
+      <w:r>
+        <w:t xml:space="preserve">uniformly</w:t>
+      </w:r>
+      <w:r>
+        <w:t xml:space="preserve"> </w:t>
+      </w:r>
+      <w:r>
+        <w:rPr>
+          <w:b/>
+          <w:bCs/>
+        </w:rPr>
+        <w:t xml:space="preserve">12.6% high</w:t>
+      </w:r>
+      <w:r>
+        <w:t xml:space="preserve">; against the Rayleigh-corrected prediction</w:t>
+      </w:r>
+      <w:r>
+        <w:t xml:space="preserve"> </w:t>
+      </w:r>
+      <w:r>
+        <w:t xml:space="preserve">N/(√(Nπ)/2) = 2√N/√π = 1.128√N they agree to</w:t>
+      </w:r>
+      <w:r>
+        <w:t xml:space="preserve"> </w:t>
+      </w:r>
+      <w:r>
+        <w:rPr>
+          <w:b/>
+          <w:bCs/>
+        </w:rPr>
+        <w:t xml:space="preserve">3.1%</w:t>
+      </w:r>
+      <w:r>
+        <w:t xml:space="preserve">. ADR-0006 had warned in advance that</w:t>
+      </w:r>
+      <w:r>
+        <w:t xml:space="preserve"> </w:t>
+      </w:r>
+      <w:r>
+        <w:t xml:space="preserve">“an implementer chasing the 12% discrepancy would be chasing correct behaviour”</w:t>
+      </w:r>
+      <w:r>
+        <w:t xml:space="preserve"> </w:t>
+      </w:r>
+      <w:r>
+        <w:t xml:space="preserve">— the</w:t>
+      </w:r>
+      <w:r>
+        <w:t xml:space="preserve"> </w:t>
+      </w:r>
+      <w:r>
+        <w:t xml:space="preserve">campaign reproduces that 12% independently, and it is the signature of trap (iv) rather</w:t>
+      </w:r>
+      <w:r>
+        <w:t xml:space="preserve"> </w:t>
+      </w:r>
+      <w:r>
+        <w:t xml:space="preserve">than a defect. Fig. 6 plots both reference lines so the distinction is visible, not</w:t>
+      </w:r>
+      <w:r>
+        <w:t xml:space="preserve"> </w:t>
+      </w:r>
+      <w:r>
+        <w:t xml:space="preserve">merely footnoted.</w:t>
+      </w:r>
+    </w:p>
+    <w:p>
+      <w:pPr>
+        <w:pStyle w:val="BodyText"/>
+      </w:pPr>
+      <w:r>
+        <w:rPr>
+          <w:b/>
+          <w:bCs/>
+        </w:rPr>
+        <w:t xml:space="preserve">Four traps must be honoured in the analysis and stated in the caption</w:t>
+      </w:r>
+      <w:r>
+        <w:t xml:space="preserve">, each of which</w:t>
+      </w:r>
+      <w:r>
+        <w:t xml:space="preserve"> </w:t>
+      </w:r>
+      <w:r>
+        <w:t xml:space="preserve">produces a measurement that looks successful while asserting nothing:</w:t>
       </w:r>
       <w:r>
         <w:t xml:space="preserve"> </w:t>
@@ -5165,13 +5779,7 @@
         <w:t xml:space="preserve"> </w:t>
       </w:r>
       <w:r>
-        <w:t xml:space="preserve">√N, so an implementer chasing the 12% discrepancy would</w:t>
-      </w:r>
-      <w:r>
-        <w:t xml:space="preserve"> </w:t>
-      </w:r>
-      <w:r>
-        <w:t xml:space="preserve">be chasing correct behaviour.</w:t>
+        <w:t xml:space="preserve">√N.</w:t>
       </w:r>
     </w:p>
     <w:p>
@@ -5191,107 +5799,91 @@
         <w:t xml:space="preserve"> </w:t>
       </w:r>
       <w:r>
-        <w:t xml:space="preserve">A trick borrowed from lasers: if you drive many emitters at</w:t>
-      </w:r>
-      <w:r>
-        <w:t xml:space="preserve"> </w:t>
-      </w:r>
-      <w:r>
-        <w:t xml:space="preserve">frequencies that never quite line up with one another (using prime numbers, so their</w:t>
-      </w:r>
-      <w:r>
-        <w:t xml:space="preserve"> </w:t>
-      </w:r>
-      <w:r>
-        <w:t xml:space="preserve">rhythms take an extremely long time to repeat), all the waves coincide at exactly</w:t>
-      </w:r>
-      <w:r>
-        <w:t xml:space="preserve"> </w:t>
-      </w:r>
-      <w:r>
-        <w:rPr>
-          <w:b/>
-          <w:bCs/>
-        </w:rPr>
-        <w:t xml:space="preserve">one</w:t>
-      </w:r>
-      <w:r>
-        <w:rPr>
-          <w:b/>
-          <w:bCs/>
-        </w:rPr>
-        <w:t xml:space="preserve"> </w:t>
-      </w:r>
-      <w:r>
-        <w:rPr>
-          <w:b/>
-          <w:bCs/>
-        </w:rPr>
-        <w:t xml:space="preserve">point in space and time</w:t>
-      </w:r>
-      <w:r>
-        <w:t xml:space="preserve"> </w:t>
-      </w:r>
-      <w:r>
-        <w:t xml:space="preserve">and nowhere else — a brief, sharp spike instead of a spread-out</w:t>
-      </w:r>
-      <w:r>
-        <w:t xml:space="preserve"> </w:t>
-      </w:r>
-      <w:r>
-        <w:t xml:space="preserve">beam. This experiment tests whether that works here. The important part is the four</w:t>
-      </w:r>
-      <w:r>
-        <w:t xml:space="preserve"> </w:t>
-      </w:r>
-      <w:r>
-        <w:t xml:space="preserve">warnings: each describes a way of running this test that would</w:t>
-      </w:r>
-      <w:r>
-        <w:t xml:space="preserve"> </w:t>
-      </w:r>
-      <w:r>
-        <w:rPr>
-          <w:i/>
-          <w:iCs/>
-        </w:rPr>
-        <w:t xml:space="preserve">appear</w:t>
-      </w:r>
-      <w:r>
-        <w:t xml:space="preserve"> </w:t>
-      </w:r>
-      <w:r>
-        <w:t xml:space="preserve">to succeed while</w:t>
-      </w:r>
-      <w:r>
-        <w:t xml:space="preserve"> </w:t>
-      </w:r>
-      <w:r>
-        <w:t xml:space="preserve">actually measuring nothing. The nastiest is the first — at the frequency we’d naturally</w:t>
-      </w:r>
-      <w:r>
-        <w:t xml:space="preserve"> </w:t>
-      </w:r>
-      <w:r>
-        <w:t xml:space="preserve">pick, our array is smaller than a single wavelength, which makes it behave like one single</w:t>
-      </w:r>
-      <w:r>
-        <w:t xml:space="preserve"> </w:t>
-      </w:r>
-      <w:r>
-        <w:t xml:space="preserve">emitter rather than an array. In that situation the test passes perfectly even if you</w:t>
-      </w:r>
-      <w:r>
-        <w:t xml:space="preserve"> </w:t>
-      </w:r>
-      <w:r>
-        <w:t xml:space="preserve">delete the entire focusing calculation. We found these by measuring, and we’re publishing</w:t>
-      </w:r>
-      <w:r>
-        <w:t xml:space="preserve"> </w:t>
-      </w:r>
-      <w:r>
-        <w:t xml:space="preserve">them because they’re the traps most likely to catch the next person.</w:t>
+        <w:t xml:space="preserve">A trick borrowed from lasers: drive many emitters at frequencies</w:t>
+      </w:r>
+      <w:r>
+        <w:t xml:space="preserve"> </w:t>
+      </w:r>
+      <w:r>
+        <w:t xml:space="preserve">that never quite line up (prime numbers, so their rhythms take an extraordinarily long</w:t>
+      </w:r>
+      <w:r>
+        <w:t xml:space="preserve"> </w:t>
+      </w:r>
+      <w:r>
+        <w:t xml:space="preserve">time to repeat), and all the waves coincide at exactly</w:t>
+      </w:r>
+      <w:r>
+        <w:t xml:space="preserve"> </w:t>
+      </w:r>
+      <w:r>
+        <w:rPr>
+          <w:b/>
+          <w:bCs/>
+        </w:rPr>
+        <w:t xml:space="preserve">one point in space and time</w:t>
+      </w:r>
+      <w:r>
+        <w:t xml:space="preserve"> </w:t>
+      </w:r>
+      <w:r>
+        <w:t xml:space="preserve">—</w:t>
+      </w:r>
+      <w:r>
+        <w:t xml:space="preserve"> </w:t>
+      </w:r>
+      <w:r>
+        <w:t xml:space="preserve">a brief sharp spike instead of a spread-out beam. It works: the spike stands out from the</w:t>
+      </w:r>
+      <w:r>
+        <w:t xml:space="preserve"> </w:t>
+      </w:r>
+      <w:r>
+        <w:t xml:space="preserve">background by a factor that grows as the square root of the number of emitters, as</w:t>
+      </w:r>
+      <w:r>
+        <w:t xml:space="preserve"> </w:t>
+      </w:r>
+      <w:r>
+        <w:t xml:space="preserve">predicted.</w:t>
+      </w:r>
+    </w:p>
+    <w:p>
+      <w:pPr>
+        <w:pStyle w:val="BodyText"/>
+      </w:pPr>
+      <w:r>
+        <w:t xml:space="preserve">The most instructive part is a discrepancy we’d warned ourselves about in advance. Our</w:t>
+      </w:r>
+      <w:r>
+        <w:t xml:space="preserve"> </w:t>
+      </w:r>
+      <w:r>
+        <w:t xml:space="preserve">measurements came out 12.6% higher than the simple prediction — the kind of gap that</w:t>
+      </w:r>
+      <w:r>
+        <w:t xml:space="preserve"> </w:t>
+      </w:r>
+      <w:r>
+        <w:t xml:space="preserve">tempts you to go hunting for a bug. There is no bug. The simple prediction uses the wrong</w:t>
+      </w:r>
+      <w:r>
+        <w:t xml:space="preserve"> </w:t>
+      </w:r>
+      <w:r>
+        <w:t xml:space="preserve">formula for the background noise level, and once you use the right one the agreement is</w:t>
+      </w:r>
+      <w:r>
+        <w:t xml:space="preserve"> </w:t>
+      </w:r>
+      <w:r>
+        <w:t xml:space="preserve">3.1%. We’d written that warning down before running anything, and then reproduced the</w:t>
+      </w:r>
+      <w:r>
+        <w:t xml:space="preserve"> </w:t>
+      </w:r>
+      <w:r>
+        <w:t xml:space="preserve">exact number we’d warned about, which is a satisfying way to be right about being wrong.</w:t>
       </w:r>
     </w:p>
     <w:bookmarkEnd w:id="20"/>
@@ -5431,83 +6023,760 @@
         <w:t xml:space="preserve"> </w:t>
       </w:r>
       <w:r>
+        <w:t xml:space="preserve">⚠️</w:t>
+      </w:r>
+      <w:r>
+        <w:t xml:space="preserve"> </w:t>
+      </w:r>
+      <w:r>
+        <w:rPr>
+          <w:b/>
+          <w:bCs/>
+        </w:rPr>
+        <w:t xml:space="preserve">CONFIRMED, WITH A FLAGGED FINDING</w:t>
+      </w:r>
+      <w:r>
+        <w:t xml:space="preserve"> </w:t>
+      </w:r>
+      <w:r>
+        <w:t xml:space="preserve">(</w:t>
+      </w:r>
+      <w:r>
         <w:rPr>
           <w:rStyle w:val="VerbatimChar"/>
         </w:rPr>
-        <w:t xml:space="preserve">AWAITING RUN</w:t>
-      </w:r>
-      <w:r>
-        <w:t xml:space="preserve">. The three walls to be reported are diffraction (a 1 km spot</w:t>
-      </w:r>
-      <w:r>
-        <w:t xml:space="preserve"> </w:t>
-      </w:r>
-      <w:r>
-        <w:t xml:space="preserve">at 40 AU requires an aperture of ~6 × 10⁹ wavelengths</w:t>
-      </w:r>
-      <w:r>
-        <w:t xml:space="preserve"> </w:t>
-      </w:r>
-      <w:r>
-        <w:rPr>
-          <w:b/>
-          <w:bCs/>
-        </w:rPr>
-        <w:t xml:space="preserve">at any frequency</w:t>
-      </w:r>
-      <w:r>
-        <w:t xml:space="preserve"> </w:t>
-      </w:r>
-      <w:r>
-        <w:t xml:space="preserve">— raising</w:t>
-      </w:r>
-      <w:r>
-        <w:t xml:space="preserve"> </w:t>
-      </w:r>
-      <w:r>
-        <w:t xml:space="preserve">frequency does not relax the ratio, it shrinks the physical size that ratio corresponds</w:t>
-      </w:r>
-      <w:r>
-        <w:t xml:space="preserve"> </w:t>
-      </w:r>
-      <w:r>
-        <w:t xml:space="preserve">to, from ~1.2 × 10⁷ AU at 1 Hz to ~12 AU at 1 MHz); coupling (a gravitational wave</w:t>
-      </w:r>
-      <w:r>
-        <w:t xml:space="preserve"> </w:t>
-      </w:r>
-      <w:r>
-        <w:t xml:space="preserve">produces tidal strain, not net force, and momentum transfer requires absorption against</w:t>
-      </w:r>
-      <w:r>
-        <w:t xml:space="preserve"> </w:t>
-      </w:r>
-      <w:r>
-        <w:t xml:space="preserve">a negligible cross-section); and magnitude (radiated power scales as ω⁶, making</w:t>
-      </w:r>
-      <w:r>
-        <w:t xml:space="preserve"> </w:t>
-      </w:r>
-      <w:r>
-        <w:t xml:space="preserve">frequency the dominant lever by ~10³⁶ between 1 Hz and 1 MHz operation, against a</w:t>
-      </w:r>
-      <w:r>
-        <w:t xml:space="preserve"> </w:t>
-      </w:r>
-      <w:r>
-        <w:t xml:space="preserve">requirement of ~1.4 × 10¹⁰ N·s to impart 0.01 m s⁻¹ to a 1 km asteroid — for scale, the</w:t>
-      </w:r>
-      <w:r>
-        <w:t xml:space="preserve"> </w:t>
-      </w:r>
-      <w:r>
-        <w:t xml:space="preserve">DART impactor delivered ~1.2 × 10⁷ N·s</w:t>
-      </w:r>
-      <w:r>
-        <w:t xml:space="preserve">8</w:t>
-      </w:r>
-      <w:r>
-        <w:t xml:space="preserve">).</w:t>
+        <w:t xml:space="preserve">campaign/R5.json</w:t>
+      </w:r>
+      <w:r>
+        <w:t xml:space="preserve">; Table 2, Fig. 7).</w:t>
+      </w:r>
+    </w:p>
+    <w:p>
+      <w:pPr>
+        <w:pStyle w:val="BodyText"/>
+      </w:pPr>
+      <w:r>
+        <w:rPr>
+          <w:b/>
+          <w:bCs/>
+        </w:rPr>
+        <w:t xml:space="preserve">No wall vanished at the reported configuration</w:t>
+      </w:r>
+      <w:r>
+        <w:t xml:space="preserve">, and the diffraction requirement</w:t>
+      </w:r>
+      <w:r>
+        <w:t xml:space="preserve"> </w:t>
+      </w:r>
+      <w:r>
+        <w:t xml:space="preserve">reproduces the framework’s independent scoping figures exactly: an aperture of</w:t>
+      </w:r>
+      <w:r>
+        <w:t xml:space="preserve"> </w:t>
+      </w:r>
+      <w:r>
+        <w:t xml:space="preserve">1.23 × 10⁷ AU at 1 Hz, 1.23 × 10⁴ AU at 1 kHz, and</w:t>
+      </w:r>
+      <w:r>
+        <w:t xml:space="preserve"> </w:t>
+      </w:r>
+      <w:r>
+        <w:rPr>
+          <w:b/>
+          <w:bCs/>
+        </w:rPr>
+        <w:t xml:space="preserve">12.3 AU at 1 MHz</w:t>
+      </w:r>
+      <w:r>
+        <w:t xml:space="preserve">, matching</w:t>
+      </w:r>
+      <w:r>
+        <w:t xml:space="preserve"> </w:t>
+      </w:r>
+      <w:r>
+        <w:t xml:space="preserve">Methods’ 6 × 10⁹ wavelengths at any frequency. Against that, the 12.4 km reference</w:t>
+      </w:r>
+      <w:r>
+        <w:t xml:space="preserve"> </w:t>
+      </w:r>
+      <w:r>
+        <w:t xml:space="preserve">aperture achieves D/λ = 41.3, a shortfall of</w:t>
+      </w:r>
+      <w:r>
+        <w:t xml:space="preserve"> </w:t>
+      </w:r>
+      <w:r>
+        <w:rPr>
+          <w:b/>
+          <w:bCs/>
+        </w:rPr>
+        <w:t xml:space="preserve">8.16 decades</w:t>
+      </w:r>
+      <w:r>
+        <w:t xml:space="preserve">, and the smallest spot it</w:t>
+      </w:r>
+      <w:r>
+        <w:t xml:space="preserve"> </w:t>
+      </w:r>
+      <w:r>
+        <w:t xml:space="preserve">can place at 40 AU is 1.5 × 10¹¹ m against a 1 km target.</w:t>
+      </w:r>
+    </w:p>
+    <w:p>
+      <w:pPr>
+        <w:pStyle w:val="BodyText"/>
+      </w:pPr>
+      <w:r>
+        <w:rPr>
+          <w:b/>
+          <w:bCs/>
+        </w:rPr>
+        <w:t xml:space="preserve">The finding, which the pre-registered falsifier caught and which we report rather than</w:t>
+      </w:r>
+      <w:r>
+        <w:rPr>
+          <w:b/>
+          <w:bCs/>
+        </w:rPr>
+        <w:t xml:space="preserve"> </w:t>
+      </w:r>
+      <w:r>
+        <w:rPr>
+          <w:b/>
+          <w:bCs/>
+        </w:rPr>
+        <w:t xml:space="preserve">suppress: the emission wall does not bind everywhere.</w:t>
+      </w:r>
+      <w:r>
+        <w:t xml:space="preserve"> </w:t>
+      </w:r>
+      <w:r>
+        <w:t xml:space="preserve">Reporting the gap</w:t>
+      </w:r>
+      <w:r>
+        <w:t xml:space="preserve"> </w:t>
+      </w:r>
+      <w:r>
+        <w:rPr>
+          <w:i/>
+          <w:iCs/>
+        </w:rPr>
+        <w:t xml:space="preserve">across the</w:t>
+      </w:r>
+      <w:r>
+        <w:rPr>
+          <w:i/>
+          <w:iCs/>
+        </w:rPr>
+        <w:t xml:space="preserve"> </w:t>
+      </w:r>
+      <w:r>
+        <w:rPr>
+          <w:i/>
+          <w:iCs/>
+        </w:rPr>
+        <w:t xml:space="preserve">scoping configuration set</w:t>
+      </w:r>
+      <w:r>
+        <w:t xml:space="preserve">, as pre-registered, rather than for a single configuration:</w:t>
+      </w:r>
+    </w:p>
+    <w:tbl>
+      <w:tblPr>
+        <w:tblStyle w:val="Table"/>
+        <w:tblW w:type="auto" w:w="0"/>
+        <w:tblLook w:firstRow="1" w:lastRow="0" w:firstColumn="0" w:lastColumn="0" w:noHBand="0" w:noVBand="0" w:val="0020"/>
+      </w:tblPr>
+      <w:tblGrid>
+        <w:gridCol w:w="2640"/>
+        <w:gridCol w:w="2640"/>
+        <w:gridCol w:w="2640"/>
+      </w:tblGrid>
+      <w:tr>
+        <w:trPr>
+          <w:tblHeader w:val="on"/>
+        </w:trPr>
+        <w:tc>
+          <w:tcPr/>
+          <w:p>
+            <w:pPr>
+              <w:pStyle w:val="Compact"/>
+            </w:pPr>
+            <w:r>
+              <w:t xml:space="preserve">Source configuration</w:t>
+            </w:r>
+          </w:p>
+        </w:tc>
+        <w:tc>
+          <w:tcPr/>
+          <w:p>
+            <w:pPr>
+              <w:pStyle w:val="Compact"/>
+            </w:pPr>
+            <w:r>
+              <w:t xml:space="preserve">Radiated power</w:t>
+            </w:r>
+          </w:p>
+        </w:tc>
+        <w:tc>
+          <w:tcPr/>
+          <w:p>
+            <w:pPr>
+              <w:pStyle w:val="Compact"/>
+            </w:pPr>
+            <w:r>
+              <w:t xml:space="preserve">Emission gap</w:t>
+            </w:r>
+          </w:p>
+        </w:tc>
+      </w:tr>
+      <w:tr>
+        <w:tc>
+          <w:tcPr/>
+          <w:p>
+            <w:pPr>
+              <w:pStyle w:val="Compact"/>
+            </w:pPr>
+            <w:r>
+              <w:t xml:space="preserve">10 t rod, 10 m, 1 kHz</w:t>
+            </w:r>
+          </w:p>
+        </w:tc>
+        <w:tc>
+          <w:tcPr/>
+          <w:p>
+            <w:pPr>
+              <w:pStyle w:val="Compact"/>
+            </w:pPr>
+            <w:r>
+              <w:t xml:space="preserve">7.5 × 10⁻²⁰ W</w:t>
+            </w:r>
+          </w:p>
+        </w:tc>
+        <w:tc>
+          <w:tcPr/>
+          <w:p>
+            <w:pPr>
+              <w:pStyle w:val="Compact"/>
+            </w:pPr>
+            <w:r>
+              <w:rPr>
+                <w:b/>
+                <w:bCs/>
+              </w:rPr>
+              <w:t xml:space="preserve">+29.25 decades</w:t>
+            </w:r>
+          </w:p>
+        </w:tc>
+      </w:tr>
+      <w:tr>
+        <w:tc>
+          <w:tcPr/>
+          <w:p>
+            <w:pPr>
+              <w:pStyle w:val="Compact"/>
+            </w:pPr>
+            <w:r>
+              <w:t xml:space="preserve">10⁹ kg, 1 km, 1 kHz</w:t>
+            </w:r>
+          </w:p>
+        </w:tc>
+        <w:tc>
+          <w:tcPr/>
+          <w:p>
+            <w:pPr>
+              <w:pStyle w:val="Compact"/>
+            </w:pPr>
+            <w:r>
+              <w:t xml:space="preserve">7.5 × 10⁻² W</w:t>
+            </w:r>
+          </w:p>
+        </w:tc>
+        <w:tc>
+          <w:tcPr/>
+          <w:p>
+            <w:pPr>
+              <w:pStyle w:val="Compact"/>
+            </w:pPr>
+            <w:r>
+              <w:t xml:space="preserve">+11.25 decades</w:t>
+            </w:r>
+          </w:p>
+        </w:tc>
+      </w:tr>
+      <w:tr>
+        <w:tc>
+          <w:tcPr/>
+          <w:p>
+            <w:pPr>
+              <w:pStyle w:val="Compact"/>
+            </w:pPr>
+            <w:r>
+              <w:t xml:space="preserve">10⁹ kg, 1 km, 1 MHz</w:t>
+            </w:r>
+          </w:p>
+        </w:tc>
+        <w:tc>
+          <w:tcPr/>
+          <w:p>
+            <w:pPr>
+              <w:pStyle w:val="Compact"/>
+            </w:pPr>
+            <w:r>
+              <w:t xml:space="preserve">7.5 × 10¹⁶ W</w:t>
+            </w:r>
+          </w:p>
+        </w:tc>
+        <w:tc>
+          <w:tcPr/>
+          <w:p>
+            <w:pPr>
+              <w:pStyle w:val="Compact"/>
+            </w:pPr>
+            <w:r>
+              <w:rPr>
+                <w:b/>
+                <w:bCs/>
+              </w:rPr>
+              <w:t xml:space="preserve">−6.75 decades</w:t>
+            </w:r>
+          </w:p>
+        </w:tc>
+      </w:tr>
+    </w:tbl>
+    <w:p>
+      <w:pPr>
+        <w:pStyle w:val="BodyText"/>
+      </w:pPr>
+      <w:r>
+        <w:t xml:space="preserve">At 1 MHz the radiated momentum flux (~2.5 × 10⁸ N)</w:t>
+      </w:r>
+      <w:r>
+        <w:t xml:space="preserve"> </w:t>
+      </w:r>
+      <w:r>
+        <w:rPr>
+          <w:b/>
+          <w:bCs/>
+        </w:rPr>
+        <w:t xml:space="preserve">exceeds</w:t>
+      </w:r>
+      <w:r>
+        <w:t xml:space="preserve"> </w:t>
+      </w:r>
+      <w:r>
+        <w:t xml:space="preserve">the ~43 N requirement by</w:t>
+      </w:r>
+      <w:r>
+        <w:t xml:space="preserve"> </w:t>
+      </w:r>
+      <w:r>
+        <w:t xml:space="preserve">nearly seven orders of magnitude. That is not a defect: it is what the ω⁶ scaling means,</w:t>
+      </w:r>
+      <w:r>
+        <w:t xml:space="preserve"> </w:t>
+      </w:r>
+      <w:r>
+        <w:t xml:space="preserve">and it is PHYSICS.md’s own tabulated value.</w:t>
+      </w:r>
+      <w:r>
+        <w:t xml:space="preserve"> </w:t>
+      </w:r>
+      <w:r>
+        <w:rPr>
+          <w:b/>
+          <w:bCs/>
+        </w:rPr>
+        <w:t xml:space="preserve">It does not imply feasibility, for three</w:t>
+      </w:r>
+      <w:r>
+        <w:rPr>
+          <w:b/>
+          <w:bCs/>
+        </w:rPr>
+        <w:t xml:space="preserve"> </w:t>
+      </w:r>
+      <w:r>
+        <w:rPr>
+          <w:b/>
+          <w:bCs/>
+        </w:rPr>
+        <w:t xml:space="preserve">reasons that Fig. 7 states on its face.</w:t>
+      </w:r>
+      <w:r>
+        <w:t xml:space="preserve"> </w:t>
+      </w:r>
+      <w:r>
+        <w:t xml:space="preserve">(i) Coupling still binds — and binds hardest:</w:t>
+      </w:r>
+      <w:r>
+        <w:t xml:space="preserve"> </w:t>
+      </w:r>
+      <w:r>
+        <w:t xml:space="preserve">evaluated</w:t>
+      </w:r>
+      <w:r>
+        <w:t xml:space="preserve"> </w:t>
+      </w:r>
+      <w:r>
+        <w:rPr>
+          <w:i/>
+          <w:iCs/>
+        </w:rPr>
+        <w:t xml:space="preserve">at that same best-case source</w:t>
+      </w:r>
+      <w:r>
+        <w:t xml:space="preserve">, the absorption channel is short by</w:t>
+      </w:r>
+      <w:r>
+        <w:t xml:space="preserve"> </w:t>
+      </w:r>
+      <w:r>
+        <w:rPr>
+          <w:b/>
+          <w:bCs/>
+        </w:rPr>
+        <w:t xml:space="preserve">14.0</w:t>
+      </w:r>
+      <w:r>
+        <w:rPr>
+          <w:b/>
+          <w:bCs/>
+        </w:rPr>
+        <w:t xml:space="preserve"> </w:t>
+      </w:r>
+      <w:r>
+        <w:rPr>
+          <w:b/>
+          <w:bCs/>
+        </w:rPr>
+        <w:t xml:space="preserve">decades</w:t>
+      </w:r>
+      <w:r>
+        <w:t xml:space="preserve">, because radiated momentum flux is not delivered force (R6). (ii) Diffraction</w:t>
+      </w:r>
+      <w:r>
+        <w:t xml:space="preserve"> </w:t>
+      </w:r>
+      <w:r>
+        <w:t xml:space="preserve">still binds at 8.16 decades; the flux cannot be put on the target. (iii) The transducer</w:t>
+      </w:r>
+      <w:r>
+        <w:t xml:space="preserve"> </w:t>
+      </w:r>
+      <w:r>
+        <w:t xml:space="preserve">problem is out of scope by charter (conjecture C-1) — nothing can make a 10⁹ kg, 1 km body</w:t>
+      </w:r>
+      <w:r>
+        <w:t xml:space="preserve"> </w:t>
+      </w:r>
+      <w:r>
+        <w:t xml:space="preserve">oscillate at 1 MHz, and its absence from Fig. 7 is a scope statement, not a zero.</w:t>
+      </w:r>
+    </w:p>
+    <w:p>
+      <w:pPr>
+        <w:pStyle w:val="BodyText"/>
+      </w:pPr>
+      <w:r>
+        <w:rPr>
+          <w:b/>
+          <w:bCs/>
+        </w:rPr>
+        <w:t xml:space="preserve">A documentation correction follows from this.</w:t>
+      </w:r>
+      <w:r>
+        <w:t xml:space="preserve"> </w:t>
+      </w:r>
+      <w:r>
+        <w:t xml:space="preserve">README.md and Methods both state that</w:t>
+      </w:r>
+      <w:r>
+        <w:t xml:space="preserve"> </w:t>
+      </w:r>
+      <w:r>
+        <w:t xml:space="preserve">“roughly 40 orders of magnitude”</w:t>
+      </w:r>
+      <w:r>
+        <w:t xml:space="preserve"> </w:t>
+      </w:r>
+      <w:r>
+        <w:t xml:space="preserve">separate plausible engineered sources from</w:t>
+      </w:r>
+      <w:r>
+        <w:t xml:space="preserve"> </w:t>
+      </w:r>
+      <w:r>
+        <w:t xml:space="preserve">deflection-relevant power. The ledger does not reproduce that figure: the worst case over</w:t>
+      </w:r>
+      <w:r>
+        <w:t xml:space="preserve"> </w:t>
+      </w:r>
+      <w:r>
+        <w:t xml:space="preserve">the scoping set is</w:t>
+      </w:r>
+      <w:r>
+        <w:t xml:space="preserve"> </w:t>
+      </w:r>
+      <w:r>
+        <w:rPr>
+          <w:b/>
+          <w:bCs/>
+        </w:rPr>
+        <w:t xml:space="preserve">29.25 decades</w:t>
+      </w:r>
+      <w:r>
+        <w:t xml:space="preserve">, and the range is −6.75 to +29.25. The qualitative</w:t>
+      </w:r>
+      <w:r>
+        <w:t xml:space="preserve"> </w:t>
+      </w:r>
+      <w:r>
+        <w:t xml:space="preserve">claim — that the gap is enormous and that frequency is the dominant lever — is unaffected;</w:t>
+      </w:r>
+      <w:r>
+        <w:t xml:space="preserve"> </w:t>
+      </w:r>
+      <w:r>
+        <w:t xml:space="preserve">the specific number was overstated by roughly eleven orders of magnitude and has been</w:t>
+      </w:r>
+      <w:r>
+        <w:t xml:space="preserve"> </w:t>
+      </w:r>
+      <w:r>
+        <w:t xml:space="preserve">corrected. This is the fifth stated-precision defect this project has found in its own</w:t>
+      </w:r>
+      <w:r>
+        <w:t xml:space="preserve"> </w:t>
+      </w:r>
+      <w:r>
+        <w:t xml:space="preserve">records, and the first found by the ledger rather than by reading a source.</w:t>
+      </w:r>
+    </w:p>
+    <w:p>
+      <w:pPr>
+        <w:pStyle w:val="NonExpertSummary"/>
+      </w:pPr>
+      <w:r>
+        <w:rPr>
+          <w:b/>
+          <w:bCs/>
+          <w:i/>
+          <w:iCs/>
+        </w:rPr>
+        <w:t xml:space="preserve">Non-expert summary:</w:t>
+      </w:r>
+      <w:r>
+        <w:t xml:space="preserve"> </w:t>
+      </w:r>
+      <w:r>
+        <w:t xml:space="preserve">This is the section that says how badly the idea fails, in</w:t>
+      </w:r>
+      <w:r>
+        <w:t xml:space="preserve"> </w:t>
+      </w:r>
+      <w:r>
+        <w:t xml:space="preserve">detail, on purpose — and it produced the campaign’s one genuine surprise.</w:t>
+      </w:r>
+    </w:p>
+    <w:p>
+      <w:pPr>
+        <w:pStyle w:val="BodyText"/>
+      </w:pPr>
+      <w:r>
+        <w:t xml:space="preserve">Three walls stand in the way.</w:t>
+      </w:r>
+      <w:r>
+        <w:t xml:space="preserve"> </w:t>
+      </w:r>
+      <w:r>
+        <w:rPr>
+          <w:b/>
+          <w:bCs/>
+        </w:rPr>
+        <w:t xml:space="preserve">Focus:</w:t>
+      </w:r>
+      <w:r>
+        <w:t xml:space="preserve"> </w:t>
+      </w:r>
+      <w:r>
+        <w:t xml:space="preserve">to concentrate a beam onto a 1 km target at</w:t>
+      </w:r>
+      <w:r>
+        <w:t xml:space="preserve"> </w:t>
+      </w:r>
+      <w:r>
+        <w:t xml:space="preserve">Pluto’s distance your transmitter must be about twelve</w:t>
+      </w:r>
+      <w:r>
+        <w:t xml:space="preserve"> </w:t>
+      </w:r>
+      <w:r>
+        <w:rPr>
+          <w:i/>
+          <w:iCs/>
+        </w:rPr>
+        <w:t xml:space="preserve">astronomical units</w:t>
+      </w:r>
+      <w:r>
+        <w:t xml:space="preserve"> </w:t>
+      </w:r>
+      <w:r>
+        <w:t xml:space="preserve">across even at</w:t>
+      </w:r>
+      <w:r>
+        <w:t xml:space="preserve"> </w:t>
+      </w:r>
+      <w:r>
+        <w:t xml:space="preserve">the most favourable frequency — roughly the orbit of Saturn.</w:t>
+      </w:r>
+      <w:r>
+        <w:t xml:space="preserve"> </w:t>
+      </w:r>
+      <w:r>
+        <w:rPr>
+          <w:b/>
+          <w:bCs/>
+        </w:rPr>
+        <w:t xml:space="preserve">Grip:</w:t>
+      </w:r>
+      <w:r>
+        <w:t xml:space="preserve"> </w:t>
+      </w:r>
+      <w:r>
+        <w:t xml:space="preserve">a gravitational wave</w:t>
+      </w:r>
+      <w:r>
+        <w:t xml:space="preserve"> </w:t>
+      </w:r>
+      <w:r>
+        <w:t xml:space="preserve">stretches and squeezes things rather than pushing them, so the asteroid would have to</w:t>
+      </w:r>
+      <w:r>
+        <w:t xml:space="preserve"> </w:t>
+      </w:r>
+      <w:r>
+        <w:t xml:space="preserve">absorb the wave, and it barely absorbs any.</w:t>
+      </w:r>
+      <w:r>
+        <w:t xml:space="preserve"> </w:t>
+      </w:r>
+      <w:r>
+        <w:rPr>
+          <w:b/>
+          <w:bCs/>
+        </w:rPr>
+        <w:t xml:space="preserve">Strength:</w:t>
+      </w:r>
+      <w:r>
+        <w:t xml:space="preserve"> </w:t>
+      </w:r>
+      <w:r>
+        <w:t xml:space="preserve">raw radiated power.</w:t>
+      </w:r>
+    </w:p>
+    <w:p>
+      <w:pPr>
+        <w:pStyle w:val="BodyText"/>
+      </w:pPr>
+      <w:r>
+        <w:t xml:space="preserve">The surprise is that the third wall</w:t>
+      </w:r>
+      <w:r>
+        <w:t xml:space="preserve"> </w:t>
+      </w:r>
+      <w:r>
+        <w:rPr>
+          <w:i/>
+          <w:iCs/>
+        </w:rPr>
+        <w:t xml:space="preserve">can</w:t>
+      </w:r>
+      <w:r>
+        <w:t xml:space="preserve"> </w:t>
+      </w:r>
+      <w:r>
+        <w:t xml:space="preserve">be beaten. At high enough frequency the physics</w:t>
+      </w:r>
+      <w:r>
+        <w:t xml:space="preserve"> </w:t>
+      </w:r>
+      <w:r>
+        <w:t xml:space="preserve">says you would radiate ten million times more oomph than the job needs. We had pre-committed</w:t>
+      </w:r>
+      <w:r>
+        <w:t xml:space="preserve"> </w:t>
+      </w:r>
+      <w:r>
+        <w:t xml:space="preserve">to reporting any wall that disappeared, so we report it — and then say plainly why it</w:t>
+      </w:r>
+      <w:r>
+        <w:t xml:space="preserve"> </w:t>
+      </w:r>
+      <w:r>
+        <w:t xml:space="preserve">changes nothing. Beating the power wall while still failing the grip wall by fourteen</w:t>
+      </w:r>
+      <w:r>
+        <w:t xml:space="preserve"> </w:t>
+      </w:r>
+      <w:r>
+        <w:t xml:space="preserve">orders of magnitude and the focus wall by eight is like building a searchlight bright</w:t>
+      </w:r>
+      <w:r>
+        <w:t xml:space="preserve"> </w:t>
+      </w:r>
+      <w:r>
+        <w:t xml:space="preserve">enough to be seen from another galaxy and then discovering it cannot be aimed and that</w:t>
+      </w:r>
+      <w:r>
+        <w:t xml:space="preserve"> </w:t>
+      </w:r>
+      <w:r>
+        <w:t xml:space="preserve">nothing at the far end absorbs light. Also: nobody has any idea how to make a billion-kilo,</w:t>
+      </w:r>
+      <w:r>
+        <w:t xml:space="preserve"> </w:t>
+      </w:r>
+      <w:r>
+        <w:t xml:space="preserve">kilometre-wide object vibrate a million times a second, and we explicitly do not claim to.</w:t>
+      </w:r>
+    </w:p>
+    <w:p>
+      <w:pPr>
+        <w:pStyle w:val="BodyText"/>
+      </w:pPr>
+      <w:r>
+        <w:t xml:space="preserve">One honest correction fell out of this. Our own README said the shortfall was</w:t>
+      </w:r>
+      <w:r>
+        <w:t xml:space="preserve"> </w:t>
+      </w:r>
+      <w:r>
+        <w:t xml:space="preserve">“roughly 40</w:t>
+      </w:r>
+      <w:r>
+        <w:t xml:space="preserve"> </w:t>
+      </w:r>
+      <w:r>
+        <w:t xml:space="preserve">orders of magnitude.”</w:t>
+      </w:r>
+      <w:r>
+        <w:t xml:space="preserve"> </w:t>
+      </w:r>
+      <w:r>
+        <w:t xml:space="preserve">The actual measured worst case is about 29. Still absurd, but we had</w:t>
+      </w:r>
+      <w:r>
+        <w:t xml:space="preserve"> </w:t>
+      </w:r>
+      <w:r>
+        <w:t xml:space="preserve">been overstating our own hopelessness by eleven orders of magnitude, and the number is now</w:t>
+      </w:r>
+      <w:r>
+        <w:t xml:space="preserve"> </w:t>
+      </w:r>
+      <w:r>
+        <w:t xml:space="preserve">what the ledger says rather than what we remembered.</w:t>
       </w:r>
     </w:p>
     <w:p>
@@ -5822,13 +7091,157 @@
         <w:t xml:space="preserve"> </w:t>
       </w:r>
       <w:r>
+        <w:t xml:space="preserve">✅</w:t>
+      </w:r>
+      <w:r>
+        <w:t xml:space="preserve"> </w:t>
+      </w:r>
+      <w:r>
+        <w:rPr>
+          <w:b/>
+          <w:bCs/>
+        </w:rPr>
+        <w:t xml:space="preserve">CONFIRMED</w:t>
+      </w:r>
+      <w:r>
+        <w:t xml:space="preserve"> </w:t>
+      </w:r>
+      <w:r>
+        <w:t xml:space="preserve">(</w:t>
+      </w:r>
+      <w:r>
         <w:rPr>
           <w:rStyle w:val="VerbatimChar"/>
         </w:rPr>
-        <w:t xml:space="preserve">AWAITING RUN</w:t>
-      </w:r>
-      <w:r>
-        <w:t xml:space="preserve">.</w:t>
+        <w:t xml:space="preserve">campaign/R6.json</w:t>
+      </w:r>
+      <w:r>
+        <w:t xml:space="preserve">; Table 3).</w:t>
+      </w:r>
+    </w:p>
+    <w:p>
+      <w:pPr>
+        <w:pStyle w:val="BodyText"/>
+      </w:pPr>
+      <w:r>
+        <w:t xml:space="preserve">The three channels, same configuration, same units. The</w:t>
+      </w:r>
+      <w:r>
+        <w:t xml:space="preserve"> </w:t>
+      </w:r>
+      <w:r>
+        <w:rPr>
+          <w:b/>
+          <w:bCs/>
+        </w:rPr>
+        <w:t xml:space="preserve">near-zone gravity tractor</w:t>
+      </w:r>
+      <w:r>
+        <w:rPr>
+          <w:b/>
+          <w:bCs/>
+        </w:rPr>
+        <w:t xml:space="preserve"> </w:t>
+      </w:r>
+      <w:r>
+        <w:rPr>
+          <w:b/>
+          <w:bCs/>
+        </w:rPr>
+        <w:t xml:space="preserve">delivers 3.32 N</w:t>
+      </w:r>
+      <w:r>
+        <w:t xml:space="preserve"> </w:t>
+      </w:r>
+      <w:r>
+        <w:t xml:space="preserve">against the ~43 N requirement — short by</w:t>
+      </w:r>
+      <w:r>
+        <w:t xml:space="preserve"> </w:t>
+      </w:r>
+      <w:r>
+        <w:rPr>
+          <w:b/>
+          <w:bCs/>
+        </w:rPr>
+        <w:t xml:space="preserve">1.11 decades</w:t>
+      </w:r>
+      <w:r>
+        <w:t xml:space="preserve">. Radiative</w:t>
+      </w:r>
+      <w:r>
+        <w:t xml:space="preserve"> </w:t>
+      </w:r>
+      <w:r>
+        <w:t xml:space="preserve">absorption delivers</w:t>
+      </w:r>
+      <w:r>
+        <w:t xml:space="preserve"> </w:t>
+      </w:r>
+      <w:r>
+        <w:rPr>
+          <w:b/>
+          <w:bCs/>
+        </w:rPr>
+        <w:t xml:space="preserve">4.4 × 10⁻³¹ N</w:t>
+      </w:r>
+      <w:r>
+        <w:t xml:space="preserve">, short by</w:t>
+      </w:r>
+      <w:r>
+        <w:t xml:space="preserve"> </w:t>
+      </w:r>
+      <w:r>
+        <w:rPr>
+          <w:b/>
+          <w:bCs/>
+        </w:rPr>
+        <w:t xml:space="preserve">32.0 decades</w:t>
+      </w:r>
+      <w:r>
+        <w:t xml:space="preserve">, and the tidal channel</w:t>
+      </w:r>
+      <w:r>
+        <w:t xml:space="preserve"> </w:t>
+      </w:r>
+      <w:r>
+        <w:t xml:space="preserve">produces a strain rather than a force at all, short by 31.6 decades on its own terms.</w:t>
+      </w:r>
+    </w:p>
+    <w:p>
+      <w:pPr>
+        <w:pStyle w:val="BodyText"/>
+      </w:pPr>
+      <w:r>
+        <w:rPr>
+          <w:b/>
+          <w:bCs/>
+        </w:rPr>
+        <w:t xml:space="preserve">The ratio is the result: radiative coupling is 1.3 × 10⁻³¹ of the near-zone channel.</w:t>
+      </w:r>
+      <w:r>
+        <w:t xml:space="preserve"> </w:t>
+      </w:r>
+      <w:r>
+        <w:t xml:space="preserve">The falsifier — radiative exceeding near-zone anywhere — did not fire, and it was never</w:t>
+      </w:r>
+      <w:r>
+        <w:t xml:space="preserve"> </w:t>
+      </w:r>
+      <w:r>
+        <w:t xml:space="preserve">close. A 2005-vintage spacecraft parked next to the rock, using nothing but Newtonian</w:t>
+      </w:r>
+      <w:r>
+        <w:t xml:space="preserve"> </w:t>
+      </w:r>
+      <w:r>
+        <w:t xml:space="preserve">attraction, outperforms the entire radiative apparatus by thirty-one orders of magnitude</w:t>
+      </w:r>
+      <w:r>
+        <w:t xml:space="preserve"> </w:t>
+      </w:r>
+      <w:r>
+        <w:t xml:space="preserve">and sits within a factor of thirteen of actually working.</w:t>
       </w:r>
     </w:p>
     <w:p>
@@ -5848,7 +7261,7 @@
         <w:t xml:space="preserve"> </w:t>
       </w:r>
       <w:r>
-        <w:t xml:space="preserve">There’s already a respectable, boring way to nudge an asteroid</w:t>
+        <w:t xml:space="preserve">There is already a respectable, boring way to nudge an asteroid</w:t>
       </w:r>
       <w:r>
         <w:t xml:space="preserve"> </w:t>
@@ -5872,41 +7285,77 @@
         <w:t xml:space="preserve"> </w:t>
       </w:r>
       <w:r>
-        <w:t xml:space="preserve">and it’s the benchmark any exotic</w:t>
-      </w:r>
-      <w:r>
-        <w:t xml:space="preserve"> </w:t>
-      </w:r>
-      <w:r>
-        <w:t xml:space="preserve">proposal has to beat. Here we put all three options side by side in the same units and let</w:t>
-      </w:r>
-      <w:r>
-        <w:t xml:space="preserve"> </w:t>
-      </w:r>
-      <w:r>
-        <w:t xml:space="preserve">the reader compare. Note the built-in scepticism: if our fancy wave-based method ever</w:t>
-      </w:r>
-      <w:r>
-        <w:t xml:space="preserve"> </w:t>
-      </w:r>
-      <w:r>
-        <w:rPr>
-          <w:i/>
-          <w:iCs/>
-        </w:rPr>
-        <w:t xml:space="preserve">beats</w:t>
-      </w:r>
-      <w:r>
-        <w:t xml:space="preserve"> </w:t>
-      </w:r>
-      <w:r>
-        <w:t xml:space="preserve">the boring one, we treat that as a probable bug to investigate before we’d treat</w:t>
-      </w:r>
-      <w:r>
-        <w:t xml:space="preserve"> </w:t>
-      </w:r>
-      <w:r>
-        <w:t xml:space="preserve">it as a discovery.</w:t>
+        <w:t xml:space="preserve">and it is the benchmark any exotic</w:t>
+      </w:r>
+      <w:r>
+        <w:t xml:space="preserve"> </w:t>
+      </w:r>
+      <w:r>
+        <w:t xml:space="preserve">proposal must beat.</w:t>
+      </w:r>
+    </w:p>
+    <w:p>
+      <w:pPr>
+        <w:pStyle w:val="BodyText"/>
+      </w:pPr>
+      <w:r>
+        <w:t xml:space="preserve">It is not close. The boring option delivers about 3 newtons — roughly the weight of a bag</w:t>
+      </w:r>
+      <w:r>
+        <w:t xml:space="preserve"> </w:t>
+      </w:r>
+      <w:r>
+        <w:t xml:space="preserve">of sugar — against a requirement of 43, so it is short by a factor of thirteen and is</w:t>
+      </w:r>
+      <w:r>
+        <w:t xml:space="preserve"> </w:t>
+      </w:r>
+      <w:r>
+        <w:t xml:space="preserve">essentially an engineering problem. Our radiative method is short by a factor of a hundred</w:t>
+      </w:r>
+      <w:r>
+        <w:t xml:space="preserve"> </w:t>
+      </w:r>
+      <w:r>
+        <w:t xml:space="preserve">million trillion trillion. Stated the other way round:</w:t>
+      </w:r>
+      <w:r>
+        <w:t xml:space="preserve"> </w:t>
+      </w:r>
+      <w:r>
+        <w:rPr>
+          <w:b/>
+          <w:bCs/>
+        </w:rPr>
+        <w:t xml:space="preserve">the dull spacecraft beats the</w:t>
+      </w:r>
+      <w:r>
+        <w:rPr>
+          <w:b/>
+          <w:bCs/>
+        </w:rPr>
+        <w:t xml:space="preserve"> </w:t>
+      </w:r>
+      <w:r>
+        <w:rPr>
+          <w:b/>
+          <w:bCs/>
+        </w:rPr>
+        <w:t xml:space="preserve">gravitational-wave apparatus by thirty-one orders of magnitude.</w:t>
+      </w:r>
+    </w:p>
+    <w:p>
+      <w:pPr>
+        <w:pStyle w:val="BodyText"/>
+      </w:pPr>
+      <w:r>
+        <w:t xml:space="preserve">We include this comparison precisely because it is unflattering. A framework that reported</w:t>
+      </w:r>
+      <w:r>
+        <w:t xml:space="preserve"> </w:t>
+      </w:r>
+      <w:r>
+        <w:t xml:space="preserve">only its own channel would look far more promising and would be worthless.</w:t>
       </w:r>
     </w:p>
     <w:bookmarkEnd w:id="22"/>
@@ -14737,23 +16186,70 @@
       </w:r>
     </w:p>
     <w:bookmarkEnd w:id="42"/>
-    <w:bookmarkStart w:id="43" w:name="X50d36f0463f7d834c3b918a087f6ce20c5ec82d"/>
+    <w:bookmarkStart w:id="43" w:name="table-2-feasibility-ledger"/>
     <w:p>
       <w:pPr>
         <w:pStyle w:val="Heading3"/>
       </w:pPr>
       <w:r>
-        <w:t xml:space="preserve">Table 2 | Feasibility ledger —</w:t>
-      </w:r>
-      <w:r>
-        <w:t xml:space="preserve"> </w:t>
-      </w:r>
-      <w:r>
-        <w:rPr>
-          <w:b/>
-          <w:bCs/>
-        </w:rPr>
-        <w:t xml:space="preserve">STUB, awaiting R5</w:t>
+        <w:t xml:space="preserve">Table 2 | Feasibility ledger</w:t>
+      </w:r>
+    </w:p>
+    <w:p>
+      <w:pPr>
+        <w:pStyle w:val="FirstParagraph"/>
+      </w:pPr>
+      <w:r>
+        <w:t xml:space="preserve">Emitted by</w:t>
+      </w:r>
+      <w:r>
+        <w:t xml:space="preserve"> </w:t>
+      </w:r>
+      <w:r>
+        <w:rPr>
+          <w:rStyle w:val="VerbatimChar"/>
+        </w:rPr>
+        <w:t xml:space="preserve">ledger.GapReport</w:t>
+      </w:r>
+      <w:r>
+        <w:t xml:space="preserve"> </w:t>
+      </w:r>
+      <w:r>
+        <w:t xml:space="preserve">on the R5 campaign run; manifest in</w:t>
+      </w:r>
+      <w:r>
+        <w:t xml:space="preserve"> </w:t>
+      </w:r>
+      <w:r>
+        <w:rPr>
+          <w:rStyle w:val="VerbatimChar"/>
+        </w:rPr>
+        <w:t xml:space="preserve">campaign/manifest.json</w:t>
+      </w:r>
+      <w:r>
+        <w:t xml:space="preserve">. The emission and impulse rows carry the</w:t>
+      </w:r>
+      <w:r>
+        <w:t xml:space="preserve"> </w:t>
+      </w:r>
+      <w:r>
+        <w:rPr>
+          <w:b/>
+          <w:bCs/>
+        </w:rPr>
+        <w:t xml:space="preserve">worst</w:t>
+      </w:r>
+      <w:r>
+        <w:t xml:space="preserve"> </w:t>
+      </w:r>
+      <w:r>
+        <w:t xml:space="preserve">case over the</w:t>
+      </w:r>
+      <w:r>
+        <w:t xml:space="preserve"> </w:t>
+      </w:r>
+      <w:r>
+        <w:t xml:space="preserve">scoping set, not the most favourable — see the range beneath.</w:t>
       </w:r>
     </w:p>
     <w:tbl>
@@ -14764,13 +16260,12 @@
         <w:tblLook w:firstRow="1" w:lastRow="0" w:firstColumn="0" w:lastColumn="0" w:noHBand="0" w:noVBand="0" w:val="0020"/>
       </w:tblPr>
       <w:tblGrid>
-        <w:gridCol w:w="1131"/>
-        <w:gridCol w:w="1131"/>
-        <w:gridCol w:w="1131"/>
-        <w:gridCol w:w="1131"/>
-        <w:gridCol w:w="1131"/>
-        <w:gridCol w:w="1131"/>
-        <w:gridCol w:w="1131"/>
+        <w:gridCol w:w="1320"/>
+        <w:gridCol w:w="1320"/>
+        <w:gridCol w:w="1320"/>
+        <w:gridCol w:w="1320"/>
+        <w:gridCol w:w="1320"/>
+        <w:gridCol w:w="1320"/>
       </w:tblGrid>
       <w:tr>
         <w:trPr>
@@ -14842,17 +16337,6 @@
             </w:r>
           </w:p>
         </w:tc>
-        <w:tc>
-          <w:tcPr/>
-          <w:p>
-            <w:pPr>
-              <w:pStyle w:val="Compact"/>
-            </w:pPr>
-            <w:r>
-              <w:t xml:space="preserve">Provenance</w:t>
-            </w:r>
-          </w:p>
-        </w:tc>
       </w:tr>
       <w:tr>
         <w:tc>
@@ -14862,7 +16346,40 @@
               <w:pStyle w:val="Compact"/>
             </w:pPr>
             <w:r>
-              <w:t xml:space="preserve">Diffraction (aperture)</w:t>
+              <w:t xml:space="preserve">Aperture (diffraction)</w:t>
+            </w:r>
+          </w:p>
+        </w:tc>
+        <w:tc>
+          <w:tcPr/>
+          <w:p>
+            <w:pPr>
+              <w:pStyle w:val="Compact"/>
+            </w:pPr>
+            <w:r>
+              <w:t xml:space="preserve">4.13 × 10¹</w:t>
+            </w:r>
+          </w:p>
+        </w:tc>
+        <w:tc>
+          <w:tcPr/>
+          <w:p>
+            <w:pPr>
+              <w:pStyle w:val="Compact"/>
+            </w:pPr>
+            <w:r>
+              <w:t xml:space="preserve">5.98 × 10⁹</w:t>
+            </w:r>
+          </w:p>
+        </w:tc>
+        <w:tc>
+          <w:tcPr/>
+          <w:p>
+            <w:pPr>
+              <w:pStyle w:val="Compact"/>
+            </w:pPr>
+            <w:r>
+              <w:t xml:space="preserve">D/λ</w:t>
             </w:r>
           </w:p>
         </w:tc>
@@ -14874,51 +16391,10 @@
             </w:pPr>
             <w:r>
               <w:rPr>
-                <w:i/>
-                <w:iCs/>
+                <w:b/>
+                <w:bCs/>
               </w:rPr>
-              <w:t xml:space="preserve">TBD</w:t>
-            </w:r>
-          </w:p>
-        </w:tc>
-        <w:tc>
-          <w:tcPr/>
-          <w:p>
-            <w:pPr>
-              <w:pStyle w:val="Compact"/>
-            </w:pPr>
-            <w:r>
-              <w:rPr>
-                <w:i/>
-                <w:iCs/>
-              </w:rPr>
-              <w:t xml:space="preserve">TBD</w:t>
-            </w:r>
-          </w:p>
-        </w:tc>
-        <w:tc>
-          <w:tcPr/>
-          <w:p>
-            <w:pPr>
-              <w:pStyle w:val="Compact"/>
-            </w:pPr>
-            <w:r>
-              <w:t xml:space="preserve">wavelengths</w:t>
-            </w:r>
-          </w:p>
-        </w:tc>
-        <w:tc>
-          <w:tcPr/>
-          <w:p>
-            <w:pPr>
-              <w:pStyle w:val="Compact"/>
-            </w:pPr>
-            <w:r>
-              <w:rPr>
-                <w:i/>
-                <w:iCs/>
-              </w:rPr>
-              <w:t xml:space="preserve">TBD</w:t>
+              <w:t xml:space="preserve">8.16</w:t>
             </w:r>
           </w:p>
         </w:tc>
@@ -14936,12 +16412,79 @@
             </w:r>
           </w:p>
         </w:tc>
+      </w:tr>
+      <w:tr>
         <w:tc>
           <w:tcPr/>
           <w:p>
             <w:pPr>
               <w:pStyle w:val="Compact"/>
             </w:pPr>
+            <w:r>
+              <w:t xml:space="preserve">Coupling (absorption, best-case source)</w:t>
+            </w:r>
+          </w:p>
+        </w:tc>
+        <w:tc>
+          <w:tcPr/>
+          <w:p>
+            <w:pPr>
+              <w:pStyle w:val="Compact"/>
+            </w:pPr>
+            <w:r>
+              <w:t xml:space="preserve">4.37 × 10⁻³¹</w:t>
+            </w:r>
+          </w:p>
+        </w:tc>
+        <w:tc>
+          <w:tcPr/>
+          <w:p>
+            <w:pPr>
+              <w:pStyle w:val="Compact"/>
+            </w:pPr>
+            <w:r>
+              <w:t xml:space="preserve">4.30 × 10¹</w:t>
+            </w:r>
+          </w:p>
+        </w:tc>
+        <w:tc>
+          <w:tcPr/>
+          <w:p>
+            <w:pPr>
+              <w:pStyle w:val="Compact"/>
+            </w:pPr>
+            <w:r>
+              <w:t xml:space="preserve">N</w:t>
+            </w:r>
+          </w:p>
+        </w:tc>
+        <w:tc>
+          <w:tcPr/>
+          <w:p>
+            <w:pPr>
+              <w:pStyle w:val="Compact"/>
+            </w:pPr>
+            <w:r>
+              <w:rPr>
+                <w:b/>
+                <w:bCs/>
+              </w:rPr>
+              <w:t xml:space="preserve">14.0</w:t>
+            </w:r>
+          </w:p>
+        </w:tc>
+        <w:tc>
+          <w:tcPr/>
+          <w:p>
+            <w:pPr>
+              <w:pStyle w:val="Compact"/>
+            </w:pPr>
+            <w:r>
+              <w:rPr>
+                <w:rStyle w:val="VerbatimChar"/>
+              </w:rPr>
+              <w:t xml:space="preserve">target.coupling</w:t>
+            </w:r>
           </w:p>
         </w:tc>
       </w:tr>
@@ -14953,7 +16496,40 @@
               <w:pStyle w:val="Compact"/>
             </w:pPr>
             <w:r>
-              <w:t xml:space="preserve">Coupling (impulse)</w:t>
+              <w:t xml:space="preserve">Body quadrupole</w:t>
+            </w:r>
+          </w:p>
+        </w:tc>
+        <w:tc>
+          <w:tcPr/>
+          <w:p>
+            <w:pPr>
+              <w:pStyle w:val="Compact"/>
+            </w:pPr>
+            <w:r>
+              <w:t xml:space="preserve">2.11 × 10⁵</w:t>
+            </w:r>
+          </w:p>
+        </w:tc>
+        <w:tc>
+          <w:tcPr/>
+          <w:p>
+            <w:pPr>
+              <w:pStyle w:val="Compact"/>
+            </w:pPr>
+            <w:r>
+              <w:t xml:space="preserve">1.00 × 10³⁰</w:t>
+            </w:r>
+          </w:p>
+        </w:tc>
+        <w:tc>
+          <w:tcPr/>
+          <w:p>
+            <w:pPr>
+              <w:pStyle w:val="Compact"/>
+            </w:pPr>
+            <w:r>
+              <w:t xml:space="preserve">kg·m²</w:t>
             </w:r>
           </w:p>
         </w:tc>
@@ -14965,10 +16541,10 @@
             </w:pPr>
             <w:r>
               <w:rPr>
-                <w:i/>
-                <w:iCs/>
+                <w:b/>
+                <w:bCs/>
               </w:rPr>
-              <w:t xml:space="preserve">TBD</w:t>
+              <w:t xml:space="preserve">24.68</w:t>
             </w:r>
           </w:p>
         </w:tc>
@@ -14980,10 +16556,119 @@
             </w:pPr>
             <w:r>
               <w:rPr>
-                <w:i/>
-                <w:iCs/>
+                <w:rStyle w:val="VerbatimChar"/>
               </w:rPr>
-              <w:t xml:space="preserve">TBD</w:t>
+              <w:t xml:space="preserve">bodies.multipole</w:t>
+            </w:r>
+          </w:p>
+        </w:tc>
+      </w:tr>
+      <w:tr>
+        <w:tc>
+          <w:tcPr/>
+          <w:p>
+            <w:pPr>
+              <w:pStyle w:val="Compact"/>
+            </w:pPr>
+            <w:r>
+              <w:t xml:space="preserve">Emission magnitude</w:t>
+            </w:r>
+          </w:p>
+        </w:tc>
+        <w:tc>
+          <w:tcPr/>
+          <w:p>
+            <w:pPr>
+              <w:pStyle w:val="Compact"/>
+            </w:pPr>
+            <w:r>
+              <w:t xml:space="preserve">7.50 × 10⁻²⁰</w:t>
+            </w:r>
+          </w:p>
+        </w:tc>
+        <w:tc>
+          <w:tcPr/>
+          <w:p>
+            <w:pPr>
+              <w:pStyle w:val="Compact"/>
+            </w:pPr>
+            <w:r>
+              <w:t xml:space="preserve">1.33 × 10¹⁰</w:t>
+            </w:r>
+          </w:p>
+        </w:tc>
+        <w:tc>
+          <w:tcPr/>
+          <w:p>
+            <w:pPr>
+              <w:pStyle w:val="Compact"/>
+            </w:pPr>
+            <w:r>
+              <w:t xml:space="preserve">W</w:t>
+            </w:r>
+          </w:p>
+        </w:tc>
+        <w:tc>
+          <w:tcPr/>
+          <w:p>
+            <w:pPr>
+              <w:pStyle w:val="Compact"/>
+            </w:pPr>
+            <w:r>
+              <w:rPr>
+                <w:b/>
+                <w:bCs/>
+              </w:rPr>
+              <w:t xml:space="preserve">29.25</w:t>
+            </w:r>
+          </w:p>
+        </w:tc>
+        <w:tc>
+          <w:tcPr/>
+          <w:p>
+            <w:pPr>
+              <w:pStyle w:val="Compact"/>
+            </w:pPr>
+            <w:r>
+              <w:rPr>
+                <w:rStyle w:val="VerbatimChar"/>
+              </w:rPr>
+              <w:t xml:space="preserve">source.quadrupole</w:t>
+            </w:r>
+          </w:p>
+        </w:tc>
+      </w:tr>
+      <w:tr>
+        <w:tc>
+          <w:tcPr/>
+          <w:p>
+            <w:pPr>
+              <w:pStyle w:val="Compact"/>
+            </w:pPr>
+            <w:r>
+              <w:t xml:space="preserve">Impulse</w:t>
+            </w:r>
+          </w:p>
+        </w:tc>
+        <w:tc>
+          <w:tcPr/>
+          <w:p>
+            <w:pPr>
+              <w:pStyle w:val="Compact"/>
+            </w:pPr>
+            <w:r>
+              <w:t xml:space="preserve">7.90 × 10⁻²</w:t>
+            </w:r>
+          </w:p>
+        </w:tc>
+        <w:tc>
+          <w:tcPr/>
+          <w:p>
+            <w:pPr>
+              <w:pStyle w:val="Compact"/>
+            </w:pPr>
+            <w:r>
+              <w:t xml:space="preserve">1.40 × 10¹⁰</w:t>
             </w:r>
           </w:p>
         </w:tc>
@@ -15006,10 +16691,10 @@
             </w:pPr>
             <w:r>
               <w:rPr>
-                <w:i/>
-                <w:iCs/>
+                <w:b/>
+                <w:bCs/>
               </w:rPr>
-              <w:t xml:space="preserve">TBD</w:t>
+              <w:t xml:space="preserve">29.25</w:t>
             </w:r>
           </w:p>
         </w:tc>
@@ -15023,204 +16708,77 @@
               <w:rPr>
                 <w:rStyle w:val="VerbatimChar"/>
               </w:rPr>
-              <w:t xml:space="preserve">target.coupling</w:t>
+              <w:t xml:space="preserve">target.deflection</w:t>
             </w:r>
-          </w:p>
-        </w:tc>
-        <w:tc>
-          <w:tcPr/>
-          <w:p>
-            <w:pPr>
-              <w:pStyle w:val="Compact"/>
-            </w:pPr>
-          </w:p>
-        </w:tc>
-      </w:tr>
-      <w:tr>
-        <w:tc>
-          <w:tcPr/>
-          <w:p>
-            <w:pPr>
-              <w:pStyle w:val="Compact"/>
-            </w:pPr>
-            <w:r>
-              <w:t xml:space="preserve">Magnitude (emission)</w:t>
-            </w:r>
-          </w:p>
-        </w:tc>
-        <w:tc>
-          <w:tcPr/>
-          <w:p>
-            <w:pPr>
-              <w:pStyle w:val="Compact"/>
-            </w:pPr>
-            <w:r>
-              <w:rPr>
-                <w:i/>
-                <w:iCs/>
-              </w:rPr>
-              <w:t xml:space="preserve">TBD</w:t>
-            </w:r>
-          </w:p>
-        </w:tc>
-        <w:tc>
-          <w:tcPr/>
-          <w:p>
-            <w:pPr>
-              <w:pStyle w:val="Compact"/>
-            </w:pPr>
-            <w:r>
-              <w:rPr>
-                <w:i/>
-                <w:iCs/>
-              </w:rPr>
-              <w:t xml:space="preserve">TBD</w:t>
-            </w:r>
-          </w:p>
-        </w:tc>
-        <w:tc>
-          <w:tcPr/>
-          <w:p>
-            <w:pPr>
-              <w:pStyle w:val="Compact"/>
-            </w:pPr>
-            <w:r>
-              <w:t xml:space="preserve">W</w:t>
-            </w:r>
-          </w:p>
-        </w:tc>
-        <w:tc>
-          <w:tcPr/>
-          <w:p>
-            <w:pPr>
-              <w:pStyle w:val="Compact"/>
-            </w:pPr>
-            <w:r>
-              <w:rPr>
-                <w:i/>
-                <w:iCs/>
-              </w:rPr>
-              <w:t xml:space="preserve">TBD</w:t>
-            </w:r>
-          </w:p>
-        </w:tc>
-        <w:tc>
-          <w:tcPr/>
-          <w:p>
-            <w:pPr>
-              <w:pStyle w:val="Compact"/>
-            </w:pPr>
-            <w:r>
-              <w:rPr>
-                <w:rStyle w:val="VerbatimChar"/>
-              </w:rPr>
-              <w:t xml:space="preserve">source.quadrupole</w:t>
-            </w:r>
-          </w:p>
-        </w:tc>
-        <w:tc>
-          <w:tcPr/>
-          <w:p>
-            <w:pPr>
-              <w:pStyle w:val="Compact"/>
-            </w:pPr>
-          </w:p>
-        </w:tc>
-      </w:tr>
-      <w:tr>
-        <w:tc>
-          <w:tcPr/>
-          <w:p>
-            <w:pPr>
-              <w:pStyle w:val="Compact"/>
-            </w:pPr>
-            <w:r>
-              <w:t xml:space="preserve">Body quadrupole</w:t>
-            </w:r>
-          </w:p>
-        </w:tc>
-        <w:tc>
-          <w:tcPr/>
-          <w:p>
-            <w:pPr>
-              <w:pStyle w:val="Compact"/>
-            </w:pPr>
-            <w:r>
-              <w:rPr>
-                <w:i/>
-                <w:iCs/>
-              </w:rPr>
-              <w:t xml:space="preserve">TBD</w:t>
-            </w:r>
-          </w:p>
-        </w:tc>
-        <w:tc>
-          <w:tcPr/>
-          <w:p>
-            <w:pPr>
-              <w:pStyle w:val="Compact"/>
-            </w:pPr>
-            <w:r>
-              <w:rPr>
-                <w:i/>
-                <w:iCs/>
-              </w:rPr>
-              <w:t xml:space="preserve">TBD</w:t>
-            </w:r>
-          </w:p>
-        </w:tc>
-        <w:tc>
-          <w:tcPr/>
-          <w:p>
-            <w:pPr>
-              <w:pStyle w:val="Compact"/>
-            </w:pPr>
-            <w:r>
-              <w:t xml:space="preserve">kg·m²</w:t>
-            </w:r>
-          </w:p>
-        </w:tc>
-        <w:tc>
-          <w:tcPr/>
-          <w:p>
-            <w:pPr>
-              <w:pStyle w:val="Compact"/>
-            </w:pPr>
-            <w:r>
-              <w:rPr>
-                <w:i/>
-                <w:iCs/>
-              </w:rPr>
-              <w:t xml:space="preserve">TBD</w:t>
-            </w:r>
-          </w:p>
-        </w:tc>
-        <w:tc>
-          <w:tcPr/>
-          <w:p>
-            <w:pPr>
-              <w:pStyle w:val="Compact"/>
-            </w:pPr>
-            <w:r>
-              <w:rPr>
-                <w:rStyle w:val="VerbatimChar"/>
-              </w:rPr>
-              <w:t xml:space="preserve">bodies.multipole</w:t>
-            </w:r>
-          </w:p>
-        </w:tc>
-        <w:tc>
-          <w:tcPr/>
-          <w:p>
-            <w:pPr>
-              <w:pStyle w:val="Compact"/>
-            </w:pPr>
           </w:p>
         </w:tc>
       </w:tr>
     </w:tbl>
     <w:p>
       <w:pPr>
+        <w:pStyle w:val="BodyText"/>
+      </w:pPr>
+      <w:r>
+        <w:rPr>
+          <w:i/>
+          <w:iCs/>
+        </w:rPr>
+        <w:t xml:space="preserve">Emission gap across the scoping set:</w:t>
+      </w:r>
+      <w:r>
+        <w:rPr>
+          <w:i/>
+          <w:iCs/>
+        </w:rPr>
+        <w:t xml:space="preserve"> </w:t>
+      </w:r>
+      <w:r>
+        <w:rPr>
+          <w:b/>
+          <w:bCs/>
+          <w:i/>
+          <w:iCs/>
+        </w:rPr>
+        <w:t xml:space="preserve">−6.75 to +29.25 decades</w:t>
+      </w:r>
+      <w:r>
+        <w:rPr>
+          <w:i/>
+          <w:iCs/>
+        </w:rPr>
+        <w:t xml:space="preserve">. The negative value is</w:t>
+      </w:r>
+      <w:r>
+        <w:rPr>
+          <w:i/>
+          <w:iCs/>
+        </w:rPr>
+        <w:t xml:space="preserve"> </w:t>
+      </w:r>
+      <w:r>
+        <w:rPr>
+          <w:i/>
+          <w:iCs/>
+        </w:rPr>
+        <w:t xml:space="preserve">the 10⁹ kg / 1 km / 1 MHz configuration, where this wall does not bind; see R5. Quoting a</w:t>
+      </w:r>
+      <w:r>
+        <w:rPr>
+          <w:i/>
+          <w:iCs/>
+        </w:rPr>
+        <w:t xml:space="preserve"> </w:t>
+      </w:r>
+      <w:r>
+        <w:rPr>
+          <w:i/>
+          <w:iCs/>
+        </w:rPr>
+        <w:t xml:space="preserve">single emission number in either direction would misrepresent the result.</w:t>
+      </w:r>
+    </w:p>
+    <w:p>
+      <w:pPr>
         <w:pStyle w:val="NonExpertSummary"/>
       </w:pPr>
       <w:r>
@@ -15236,45 +16794,95 @@
         <w:t xml:space="preserve"> </w:t>
       </w:r>
       <w:r>
-        <w:t xml:space="preserve">The scorecard, currently blank pending the experiments. When</w:t>
-      </w:r>
-      <w:r>
-        <w:t xml:space="preserve"> </w:t>
-      </w:r>
-      <w:r>
-        <w:t xml:space="preserve">filled in, each row will read: here’s what we achieve, here’s what’s required, and here’s</w:t>
-      </w:r>
-      <w:r>
-        <w:t xml:space="preserve"> </w:t>
-      </w:r>
-      <w:r>
-        <w:t xml:space="preserve">the shortfall expressed in powers of ten. The final column records where each number came</w:t>
-      </w:r>
-      <w:r>
-        <w:t xml:space="preserve"> </w:t>
-      </w:r>
-      <w:r>
-        <w:t xml:space="preserve">from, so no figure can appear without a traceable origin.</w:t>
+        <w:t xml:space="preserve">The scorecard. Each row reads: here is what we achieve, here is</w:t>
+      </w:r>
+      <w:r>
+        <w:t xml:space="preserve"> </w:t>
+      </w:r>
+      <w:r>
+        <w:t xml:space="preserve">what is needed, and here is the shortfall in powers of ten. Two things to notice. The</w:t>
+      </w:r>
+      <w:r>
+        <w:t xml:space="preserve"> </w:t>
+      </w:r>
+      <w:r>
+        <w:t xml:space="preserve">worst row is not the one about raw power — it is the body-quadrupole row, meaning the</w:t>
+      </w:r>
+      <w:r>
+        <w:t xml:space="preserve"> </w:t>
+      </w:r>
+      <w:r>
+        <w:t xml:space="preserve">difficulty of making a lump of matter change shape hard enough. And the emission row is</w:t>
+      </w:r>
+      <w:r>
+        <w:t xml:space="preserve"> </w:t>
+      </w:r>
+      <w:r>
+        <w:t xml:space="preserve">given as a</w:t>
+      </w:r>
+      <w:r>
+        <w:t xml:space="preserve"> </w:t>
+      </w:r>
+      <w:r>
+        <w:rPr>
+          <w:i/>
+          <w:iCs/>
+        </w:rPr>
+        <w:t xml:space="preserve">range</w:t>
+      </w:r>
+      <w:r>
+        <w:t xml:space="preserve">, because at one extreme configuration it is not a shortfall at all.</w:t>
+      </w:r>
+      <w:r>
+        <w:t xml:space="preserve"> </w:t>
+      </w:r>
+      <w:r>
+        <w:t xml:space="preserve">Reporting only the flattering end, or only the damning end, would both have been</w:t>
+      </w:r>
+      <w:r>
+        <w:t xml:space="preserve"> </w:t>
+      </w:r>
+      <w:r>
+        <w:t xml:space="preserve">dishonest.</w:t>
       </w:r>
     </w:p>
     <w:bookmarkEnd w:id="43"/>
-    <w:bookmarkStart w:id="44" w:name="Xe2ddf0e31b84930d6cdbd4d1d07e02e50deeeb8"/>
+    <w:bookmarkStart w:id="44" w:name="table-3-coupling-channels-compared"/>
     <w:p>
       <w:pPr>
         <w:pStyle w:val="Heading3"/>
       </w:pPr>
       <w:r>
-        <w:t xml:space="preserve">Table 3 | Coupling channels compared —</w:t>
-      </w:r>
-      <w:r>
-        <w:t xml:space="preserve"> </w:t>
-      </w:r>
-      <w:r>
-        <w:rPr>
-          <w:b/>
-          <w:bCs/>
-        </w:rPr>
-        <w:t xml:space="preserve">STUB, awaiting R6</w:t>
+        <w:t xml:space="preserve">Table 3 | Coupling channels compared</w:t>
+      </w:r>
+    </w:p>
+    <w:p>
+      <w:pPr>
+        <w:pStyle w:val="FirstParagraph"/>
+      </w:pPr>
+      <w:r>
+        <w:t xml:space="preserve">Emitted by</w:t>
+      </w:r>
+      <w:r>
+        <w:t xml:space="preserve"> </w:t>
+      </w:r>
+      <w:r>
+        <w:rPr>
+          <w:rStyle w:val="VerbatimChar"/>
+        </w:rPr>
+        <w:t xml:space="preserve">target.compare_channels</w:t>
+      </w:r>
+      <w:r>
+        <w:t xml:space="preserve"> </w:t>
+      </w:r>
+      <w:r>
+        <w:t xml:space="preserve">on the R6 campaign run. Same configuration, same</w:t>
+      </w:r>
+      <w:r>
+        <w:t xml:space="preserve"> </w:t>
+      </w:r>
+      <w:r>
+        <w:t xml:space="preserve">units, one row per channel.</w:t>
       </w:r>
     </w:p>
     <w:tbl>
@@ -15346,7 +16954,133 @@
               <w:pStyle w:val="Compact"/>
             </w:pPr>
             <w:r>
-              <w:t xml:space="preserve">Notes</w:t>
+              <w:t xml:space="preserve">Gap (decades)</w:t>
+            </w:r>
+          </w:p>
+        </w:tc>
+      </w:tr>
+      <w:tr>
+        <w:tc>
+          <w:tcPr/>
+          <w:p>
+            <w:pPr>
+              <w:pStyle w:val="Compact"/>
+            </w:pPr>
+            <w:r>
+              <w:rPr>
+                <w:b/>
+                <w:bCs/>
+              </w:rPr>
+              <w:t xml:space="preserve">Near-zone gradient</w:t>
+            </w:r>
+          </w:p>
+        </w:tc>
+        <w:tc>
+          <w:tcPr/>
+          <w:p>
+            <w:pPr>
+              <w:pStyle w:val="Compact"/>
+            </w:pPr>
+            <w:r>
+              <w:t xml:space="preserve">Gravity tractor (refs 9,10)</w:t>
+            </w:r>
+          </w:p>
+        </w:tc>
+        <w:tc>
+          <w:tcPr/>
+          <w:p>
+            <w:pPr>
+              <w:pStyle w:val="Compact"/>
+            </w:pPr>
+            <w:r>
+              <w:rPr>
+                <w:b/>
+                <w:bCs/>
+              </w:rPr>
+              <w:t xml:space="preserve">3.32</w:t>
+            </w:r>
+          </w:p>
+        </w:tc>
+        <w:tc>
+          <w:tcPr/>
+          <w:p>
+            <w:pPr>
+              <w:pStyle w:val="Compact"/>
+            </w:pPr>
+            <w:r>
+              <w:t xml:space="preserve">N</w:t>
+            </w:r>
+          </w:p>
+        </w:tc>
+        <w:tc>
+          <w:tcPr/>
+          <w:p>
+            <w:pPr>
+              <w:pStyle w:val="Compact"/>
+            </w:pPr>
+            <w:r>
+              <w:rPr>
+                <w:b/>
+                <w:bCs/>
+              </w:rPr>
+              <w:t xml:space="preserve">1.11</w:t>
+            </w:r>
+          </w:p>
+        </w:tc>
+      </w:tr>
+      <w:tr>
+        <w:tc>
+          <w:tcPr/>
+          <w:p>
+            <w:pPr>
+              <w:pStyle w:val="Compact"/>
+            </w:pPr>
+            <w:r>
+              <w:t xml:space="preserve">Absorption thrust</w:t>
+            </w:r>
+          </w:p>
+        </w:tc>
+        <w:tc>
+          <w:tcPr/>
+          <w:p>
+            <w:pPr>
+              <w:pStyle w:val="Compact"/>
+            </w:pPr>
+            <w:r>
+              <w:t xml:space="preserve">Momentum flux × cross-section</w:t>
+            </w:r>
+          </w:p>
+        </w:tc>
+        <w:tc>
+          <w:tcPr/>
+          <w:p>
+            <w:pPr>
+              <w:pStyle w:val="Compact"/>
+            </w:pPr>
+            <w:r>
+              <w:t xml:space="preserve">4.37 × 10⁻³¹</w:t>
+            </w:r>
+          </w:p>
+        </w:tc>
+        <w:tc>
+          <w:tcPr/>
+          <w:p>
+            <w:pPr>
+              <w:pStyle w:val="Compact"/>
+            </w:pPr>
+            <w:r>
+              <w:t xml:space="preserve">N</w:t>
+            </w:r>
+          </w:p>
+        </w:tc>
+        <w:tc>
+          <w:tcPr/>
+          <w:p>
+            <w:pPr>
+              <w:pStyle w:val="Compact"/>
+            </w:pPr>
+            <w:r>
+              <w:t xml:space="preserve">32.0</w:t>
             </w:r>
           </w:p>
         </w:tc>
@@ -15381,11 +17115,7 @@
               <w:pStyle w:val="Compact"/>
             </w:pPr>
             <w:r>
-              <w:rPr>
-                <w:i/>
-                <w:iCs/>
-              </w:rPr>
-              <w:t xml:space="preserve">TBD</w:t>
+              <w:t xml:space="preserve">2.50 × 10⁻³⁸</w:t>
             </w:r>
           </w:p>
         </w:tc>
@@ -15396,7 +17126,7 @@
               <w:pStyle w:val="Compact"/>
             </w:pPr>
             <w:r>
-              <w:t xml:space="preserve">—</w:t>
+              <w:t xml:space="preserve">— (strain)</w:t>
             </w:r>
           </w:p>
         </w:tc>
@@ -15407,7 +17137,873 @@
               <w:pStyle w:val="Compact"/>
             </w:pPr>
             <w:r>
-              <w:t xml:space="preserve">The honest headline number</w:t>
+              <w:t xml:space="preserve">31.6</w:t>
+            </w:r>
+          </w:p>
+        </w:tc>
+      </w:tr>
+    </w:tbl>
+    <w:p>
+      <w:pPr>
+        <w:pStyle w:val="BodyText"/>
+      </w:pPr>
+      <w:r>
+        <w:rPr>
+          <w:i/>
+          <w:iCs/>
+        </w:rPr>
+        <w:t xml:space="preserve">Radiative coupling is</w:t>
+      </w:r>
+      <w:r>
+        <w:rPr>
+          <w:i/>
+          <w:iCs/>
+        </w:rPr>
+        <w:t xml:space="preserve"> </w:t>
+      </w:r>
+      <w:r>
+        <w:rPr>
+          <w:b/>
+          <w:bCs/>
+          <w:i/>
+          <w:iCs/>
+        </w:rPr>
+        <w:t xml:space="preserve">1.3 × 10⁻³¹</w:t>
+      </w:r>
+      <w:r>
+        <w:rPr>
+          <w:i/>
+          <w:iCs/>
+        </w:rPr>
+        <w:t xml:space="preserve"> </w:t>
+      </w:r>
+      <w:r>
+        <w:rPr>
+          <w:i/>
+          <w:iCs/>
+        </w:rPr>
+        <w:t xml:space="preserve">of the near-zone channel. The pre-registered</w:t>
+      </w:r>
+      <w:r>
+        <w:rPr>
+          <w:i/>
+          <w:iCs/>
+        </w:rPr>
+        <w:t xml:space="preserve"> </w:t>
+      </w:r>
+      <w:r>
+        <w:rPr>
+          <w:i/>
+          <w:iCs/>
+        </w:rPr>
+        <w:t xml:space="preserve">falsifier — radiative exceeding near-zone at any configuration — did not fire, and was</w:t>
+      </w:r>
+      <w:r>
+        <w:rPr>
+          <w:i/>
+          <w:iCs/>
+        </w:rPr>
+        <w:t xml:space="preserve"> </w:t>
+      </w:r>
+      <w:r>
+        <w:rPr>
+          <w:i/>
+          <w:iCs/>
+        </w:rPr>
+        <w:t xml:space="preserve">never close.</w:t>
+      </w:r>
+    </w:p>
+    <w:p>
+      <w:pPr>
+        <w:pStyle w:val="NonExpertSummary"/>
+      </w:pPr>
+      <w:r>
+        <w:rPr>
+          <w:b/>
+          <w:bCs/>
+          <w:i/>
+          <w:iCs/>
+        </w:rPr>
+        <w:t xml:space="preserve">Non-expert summary:</w:t>
+      </w:r>
+      <w:r>
+        <w:t xml:space="preserve"> </w:t>
+      </w:r>
+      <w:r>
+        <w:t xml:space="preserve">Three ways gravity could move an asteroid, measured side by</w:t>
+      </w:r>
+      <w:r>
+        <w:t xml:space="preserve"> </w:t>
+      </w:r>
+      <w:r>
+        <w:t xml:space="preserve">side. The result is not close and not flattering to this project: the boring option — park</w:t>
+      </w:r>
+      <w:r>
+        <w:t xml:space="preserve"> </w:t>
+      </w:r>
+      <w:r>
+        <w:t xml:space="preserve">a heavy spacecraft nearby and let plain gravity pull — is within a factor of thirteen of</w:t>
+      </w:r>
+      <w:r>
+        <w:t xml:space="preserve"> </w:t>
+      </w:r>
+      <w:r>
+        <w:t xml:space="preserve">working, while the exotic wave-based option is short by a factor with thirty-one zeros</w:t>
+      </w:r>
+      <w:r>
+        <w:t xml:space="preserve"> </w:t>
+      </w:r>
+      <w:r>
+        <w:t xml:space="preserve">after it. We report the middle and bottom rows anyway, because quietly omitting the</w:t>
+      </w:r>
+      <w:r>
+        <w:t xml:space="preserve"> </w:t>
+      </w:r>
+      <w:r>
+        <w:t xml:space="preserve">unflattering comparison is exactly how an honest analysis turns into a sales pitch.</w:t>
+      </w:r>
+    </w:p>
+    <w:bookmarkEnd w:id="44"/>
+    <w:bookmarkStart w:id="45" w:name="figure-legends"/>
+    <w:p>
+      <w:pPr>
+        <w:pStyle w:val="Heading3"/>
+      </w:pPr>
+      <w:r>
+        <w:t xml:space="preserve">Figure legends</w:t>
+      </w:r>
+    </w:p>
+    <w:p>
+      <w:pPr>
+        <w:pStyle w:val="FigurePlaceholder"/>
+      </w:pPr>
+      <w:r>
+        <w:t xml:space="preserve">[ FIGURE 1 GOES HERE — Framework architecture ]</w:t>
+      </w:r>
+    </w:p>
+    <w:p>
+      <w:pPr>
+        <w:pStyle w:val="FigurePlaceholder"/>
+      </w:pPr>
+      <w:r>
+        <w:t xml:space="preserve">Delete this frame and Insert ▸ Image in its place.</w:t>
+      </w:r>
+    </w:p>
+    <w:p>
+      <w:pPr>
+        <w:pStyle w:val="BodyText"/>
+      </w:pPr>
+      <w:r>
+        <w:rPr>
+          <w:b/>
+          <w:bCs/>
+        </w:rPr>
+        <w:t xml:space="preserve">Fig. 1 | Framework architecture.</w:t>
+      </w:r>
+      <w:r>
+        <w:t xml:space="preserve"> </w:t>
+      </w:r>
+      <w:r>
+        <w:t xml:space="preserve">Nine-layer dependency graph with the two</w:t>
+      </w:r>
+      <w:r>
+        <w:t xml:space="preserve"> </w:t>
+      </w:r>
+      <w:r>
+        <w:t xml:space="preserve">governance-motivated layers (</w:t>
+      </w:r>
+      <w:r>
+        <w:rPr>
+          <w:rStyle w:val="VerbatimChar"/>
+        </w:rPr>
+        <w:t xml:space="preserve">ledger</w:t>
+      </w:r>
+      <w:r>
+        <w:t xml:space="preserve">, conservation stamping within</w:t>
+      </w:r>
+      <w:r>
+        <w:t xml:space="preserve"> </w:t>
+      </w:r>
+      <w:r>
+        <w:rPr>
+          <w:rStyle w:val="VerbatimChar"/>
+        </w:rPr>
+        <w:t xml:space="preserve">source</w:t>
+      </w:r>
+      <w:r>
+        <w:t xml:space="preserve">) highlighted,</w:t>
+      </w:r>
+      <w:r>
+        <w:t xml:space="preserve"> </w:t>
+      </w:r>
+      <w:r>
+        <w:t xml:space="preserve">annotated with the equation IDs each layer implements.</w:t>
+      </w:r>
+      <w:r>
+        <w:t xml:space="preserve"> </w:t>
+      </w:r>
+      <w:r>
+        <w:rPr>
+          <w:i/>
+          <w:iCs/>
+        </w:rPr>
+        <w:t xml:space="preserve">To be drawn.</w:t>
+      </w:r>
+    </w:p>
+    <w:p>
+      <w:pPr>
+        <w:pStyle w:val="FigurePlaceholder"/>
+      </w:pPr>
+      <w:r>
+        <w:t xml:space="preserve">[ FIGURE 2 GOES HERE — The provenance apparatus ]</w:t>
+      </w:r>
+    </w:p>
+    <w:p>
+      <w:pPr>
+        <w:pStyle w:val="FigurePlaceholder"/>
+      </w:pPr>
+      <w:r>
+        <w:t xml:space="preserve">Delete this frame and Insert ▸ Image in its place.</w:t>
+      </w:r>
+    </w:p>
+    <w:p>
+      <w:pPr>
+        <w:pStyle w:val="BodyText"/>
+      </w:pPr>
+      <w:r>
+        <w:rPr>
+          <w:b/>
+          <w:bCs/>
+        </w:rPr>
+        <w:t xml:space="preserve">Fig. 2 | The provenance apparatus.</w:t>
+      </w:r>
+      <w:r>
+        <w:t xml:space="preserve"> </w:t>
+      </w:r>
+      <w:r>
+        <w:t xml:space="preserve">How citation CI, the claims registry, the assumption</w:t>
+      </w:r>
+      <w:r>
+        <w:t xml:space="preserve"> </w:t>
+      </w:r>
+      <w:r>
+        <w:t xml:space="preserve">ledger, the errata file and the unphysicality stamp interlock, and which failure mode each</w:t>
+      </w:r>
+      <w:r>
+        <w:t xml:space="preserve"> </w:t>
+      </w:r>
+      <w:r>
+        <w:t xml:space="preserve">was added in response to.</w:t>
+      </w:r>
+      <w:r>
+        <w:t xml:space="preserve"> </w:t>
+      </w:r>
+      <w:r>
+        <w:rPr>
+          <w:i/>
+          <w:iCs/>
+        </w:rPr>
+        <w:t xml:space="preserve">To be drawn.</w:t>
+      </w:r>
+    </w:p>
+    <w:p>
+      <w:pPr>
+        <w:pStyle w:val="FigurePlaceholder"/>
+      </w:pPr>
+      <w:r>
+        <w:t xml:space="preserve">[ FIGURE 3 GOES HERE — Element mismatch is a function of 2Δψ, at every N ]</w:t>
+      </w:r>
+    </w:p>
+    <w:p>
+      <w:pPr>
+        <w:pStyle w:val="FigurePlaceholder"/>
+      </w:pPr>
+      <w:r>
+        <w:t xml:space="preserve">Delete this frame and Insert ▸ Image in its place.</w:t>
+      </w:r>
+    </w:p>
+    <w:p>
+      <w:pPr>
+        <w:pStyle w:val="BodyText"/>
+      </w:pPr>
+      <w:r>
+        <w:rPr>
+          <w:b/>
+          <w:bCs/>
+        </w:rPr>
+        <w:t xml:space="preserve">Fig. 3 | Element mismatch is a function of 2Δψ, at every N.</w:t>
+      </w:r>
+      <w:r>
+        <w:t xml:space="preserve"> </w:t>
+      </w:r>
+      <w:r>
+        <w:t xml:space="preserve">Array gain/N² versus relative</w:t>
+      </w:r>
+      <w:r>
+        <w:t xml:space="preserve"> </w:t>
+      </w:r>
+      <w:r>
+        <w:t xml:space="preserve">element orientation for N = 2–1000 (markers), against the spin-2 prediction cos²Δψ (solid) and</w:t>
+      </w:r>
+      <w:r>
+        <w:t xml:space="preserve"> </w:t>
+      </w:r>
+      <w:r>
+        <w:t xml:space="preserve">the spin-1 prediction cos²(Δψ/2) (dotted). Lower panel: residual against cos²Δψ, worst</w:t>
+      </w:r>
+      <w:r>
+        <w:t xml:space="preserve"> </w:t>
+      </w:r>
+      <w:r>
+        <w:t xml:space="preserve">4.5 × 10⁻¹⁴, confirming the law is exact and N-independent. The 90° cancellation is complete</w:t>
+      </w:r>
+      <w:r>
+        <w:t xml:space="preserve"> </w:t>
+      </w:r>
+      <w:r>
+        <w:t xml:space="preserve">at every N (3.75 × 10⁻³³) where spin-1 reasoning predicts 0.5. Source:</w:t>
+      </w:r>
+      <w:r>
+        <w:t xml:space="preserve"> </w:t>
+      </w:r>
+      <w:r>
+        <w:rPr>
+          <w:rStyle w:val="VerbatimChar"/>
+        </w:rPr>
+        <w:t xml:space="preserve">campaign/R2.json</w:t>
+      </w:r>
+      <w:r>
+        <w:t xml:space="preserve">.</w:t>
+      </w:r>
+    </w:p>
+    <w:p>
+      <w:pPr>
+        <w:pStyle w:val="FigurePlaceholder"/>
+      </w:pPr>
+      <w:r>
+        <w:t xml:space="preserve">[ FIGURE 4 GOES HERE — Spin-2 alignment tolerance is exactly twice as tight ]</w:t>
+      </w:r>
+    </w:p>
+    <w:p>
+      <w:pPr>
+        <w:pStyle w:val="FigurePlaceholder"/>
+      </w:pPr>
+      <w:r>
+        <w:t xml:space="preserve">Delete this frame and Insert ▸ Image in its place.</w:t>
+      </w:r>
+    </w:p>
+    <w:p>
+      <w:pPr>
+        <w:pStyle w:val="BodyText"/>
+      </w:pPr>
+      <w:r>
+        <w:rPr>
+          <w:b/>
+          <w:bCs/>
+        </w:rPr>
+        <w:t xml:space="preserve">Fig. 4 | Spin-2 alignment tolerance is exactly twice as tight.</w:t>
+      </w:r>
+      <w:r>
+        <w:t xml:space="preserve"> </w:t>
+      </w:r>
+      <w:r>
+        <w:t xml:space="preserve">Measured gain fraction</w:t>
+      </w:r>
+      <w:r>
+        <w:t xml:space="preserve"> </w:t>
+      </w:r>
+      <w:r>
+        <w:t xml:space="preserve">versus orientation jitter σ (N = 200, 400 realizations, ±5 s.e.), against the spin-2 law with</w:t>
+      </w:r>
+      <w:r>
+        <w:t xml:space="preserve"> </w:t>
+      </w:r>
+      <w:r>
+        <w:t xml:space="preserve">its finite-N bias, the spin-2 limit exp(−4σ²), and the spin-1 law exp(−σ²). The spin-2 form</w:t>
+      </w:r>
+      <w:r>
+        <w:t xml:space="preserve"> </w:t>
+      </w:r>
+      <w:r>
+        <w:t xml:space="preserve">fits 201× better (1.3 × 10⁻³ versus 2.7 × 10⁻¹ worst deviation). 1% loss at σ = 2.87°.</w:t>
+      </w:r>
+      <w:r>
+        <w:t xml:space="preserve"> </w:t>
+      </w:r>
+      <w:r>
+        <w:t xml:space="preserve">Source:</w:t>
+      </w:r>
+      <w:r>
+        <w:t xml:space="preserve"> </w:t>
+      </w:r>
+      <w:r>
+        <w:rPr>
+          <w:rStyle w:val="VerbatimChar"/>
+        </w:rPr>
+        <w:t xml:space="preserve">campaign/R2.json</w:t>
+      </w:r>
+      <w:r>
+        <w:t xml:space="preserve">.</w:t>
+      </w:r>
+    </w:p>
+    <w:p>
+      <w:pPr>
+        <w:pStyle w:val="FigurePlaceholder"/>
+      </w:pPr>
+      <w:r>
+        <w:t xml:space="preserve">[ FIGURE 5 GOES HERE — Degeneracy breaking: only the rigid model is flat ]</w:t>
+      </w:r>
+    </w:p>
+    <w:p>
+      <w:pPr>
+        <w:pStyle w:val="FigurePlaceholder"/>
+      </w:pPr>
+      <w:r>
+        <w:t xml:space="preserve">Delete this frame and Insert ▸ Image in its place.</w:t>
+      </w:r>
+    </w:p>
+    <w:p>
+      <w:pPr>
+        <w:pStyle w:val="BodyText"/>
+      </w:pPr>
+      <w:r>
+        <w:rPr>
+          <w:b/>
+          <w:bCs/>
+        </w:rPr>
+        <w:t xml:space="preserve">Fig. 5 | Degeneracy breaking: only the rigid model is flat.</w:t>
+      </w:r>
+      <w:r>
+        <w:t xml:space="preserve"> </w:t>
+      </w:r>
+      <w:r>
+        <w:t xml:space="preserve">Quadrupole signature versus</w:t>
+      </w:r>
+      <w:r>
+        <w:t xml:space="preserve"> </w:t>
+      </w:r>
+      <w:r>
+        <w:t xml:space="preserve">radius at fixed M = 10¹⁵ kg over two decades. Upper panel (log): elastic response for three</w:t>
+      </w:r>
+      <w:r>
+        <w:t xml:space="preserve"> </w:t>
+      </w:r>
+      <w:r>
+        <w:t xml:space="preserve">materials, varying by 7.6 × 10⁴ – 2.1 × 10⁵ ×, and the geometric finite-size departure.</w:t>
+      </w:r>
+      <w:r>
+        <w:t xml:space="preserve"> </w:t>
+      </w:r>
+      <w:r>
+        <w:t xml:space="preserve">Lower panel (</w:t>
+      </w:r>
+      <w:r>
+        <w:rPr>
+          <w:b/>
+          <w:bCs/>
+        </w:rPr>
+        <w:t xml:space="preserve">linear</w:t>
+      </w:r>
+      <w:r>
+        <w:t xml:space="preserve">): the rigid model, identically 0.0 at all nine radii. The rigid result</w:t>
+      </w:r>
+      <w:r>
+        <w:t xml:space="preserve"> </w:t>
+      </w:r>
+      <w:r>
+        <w:t xml:space="preserve">is plotted linearly because zero is not representable on a logarithmic axis and a clamped line</w:t>
+      </w:r>
+      <w:r>
+        <w:t xml:space="preserve"> </w:t>
+      </w:r>
+      <w:r>
+        <w:t xml:space="preserve">would read as a measurement rather than an exact null. Source:</w:t>
+      </w:r>
+      <w:r>
+        <w:t xml:space="preserve"> </w:t>
+      </w:r>
+      <w:r>
+        <w:rPr>
+          <w:rStyle w:val="VerbatimChar"/>
+        </w:rPr>
+        <w:t xml:space="preserve">campaign/R3.json</w:t>
+      </w:r>
+      <w:r>
+        <w:t xml:space="preserve">.</w:t>
+      </w:r>
+    </w:p>
+    <w:p>
+      <w:pPr>
+        <w:pStyle w:val="FigurePlaceholder"/>
+      </w:pPr>
+      <w:r>
+        <w:t xml:space="preserve">[ FIGURE 6 GOES HERE — Mode-locking signature, against the correct background ]</w:t>
+      </w:r>
+    </w:p>
+    <w:p>
+      <w:pPr>
+        <w:pStyle w:val="FigurePlaceholder"/>
+      </w:pPr>
+      <w:r>
+        <w:t xml:space="preserve">Delete this frame and Insert ▸ Image in its place.</w:t>
+      </w:r>
+    </w:p>
+    <w:p>
+      <w:pPr>
+        <w:pStyle w:val="BodyText"/>
+      </w:pPr>
+      <w:r>
+        <w:rPr>
+          <w:b/>
+          <w:bCs/>
+        </w:rPr>
+        <w:t xml:space="preserve">Fig. 6 | Mode-locking signature, against the correct background.</w:t>
+      </w:r>
+      <w:r>
+        <w:t xml:space="preserve"> </w:t>
+      </w:r>
+      <w:r>
+        <w:t xml:space="preserve">Peak-to-background ratio</w:t>
+      </w:r>
+      <w:r>
+        <w:t xml:space="preserve"> </w:t>
+      </w:r>
+      <w:r>
+        <w:t xml:space="preserve">versus √N at 1 MHz, where the geometry gives D/λ = 17.7, 41.3 and 53.1 for N = 16, 64, 100 —</w:t>
+      </w:r>
+      <w:r>
+        <w:t xml:space="preserve"> </w:t>
+      </w:r>
+      <w:r>
+        <w:t xml:space="preserve">every configuration super-wavelength (ADR-0006 trap 1). Two references are drawn: the naive √N,</w:t>
+      </w:r>
+      <w:r>
+        <w:t xml:space="preserve"> </w:t>
+      </w:r>
+      <w:r>
+        <w:t xml:space="preserve">which the measurements exceed by 12.6%, and the Rayleigh-corrected 2√N/√π = 1.128√N, which they</w:t>
+      </w:r>
+      <w:r>
+        <w:t xml:space="preserve"> </w:t>
+      </w:r>
+      <w:r>
+        <w:t xml:space="preserve">match to 3.1%.</w:t>
+      </w:r>
+      <w:r>
+        <w:t xml:space="preserve"> </w:t>
+      </w:r>
+      <w:r>
+        <w:rPr>
+          <w:b/>
+          <w:bCs/>
+        </w:rPr>
+        <w:t xml:space="preserve">The background mean is √(Nπ)/2, not √N</w:t>
+      </w:r>
+      <w:r>
+        <w:t xml:space="preserve"> </w:t>
+      </w:r>
+      <w:r>
+        <w:t xml:space="preserve">(trap 4); the 12.6% offset is that</w:t>
+      </w:r>
+      <w:r>
+        <w:t xml:space="preserve"> </w:t>
+      </w:r>
+      <w:r>
+        <w:t xml:space="preserve">correction, not a defect. Source:</w:t>
+      </w:r>
+      <w:r>
+        <w:t xml:space="preserve"> </w:t>
+      </w:r>
+      <w:r>
+        <w:rPr>
+          <w:rStyle w:val="VerbatimChar"/>
+        </w:rPr>
+        <w:t xml:space="preserve">campaign/R4.json</w:t>
+      </w:r>
+      <w:r>
+        <w:t xml:space="preserve">.</w:t>
+      </w:r>
+    </w:p>
+    <w:p>
+      <w:pPr>
+        <w:pStyle w:val="FigurePlaceholder"/>
+      </w:pPr>
+      <w:r>
+        <w:t xml:space="preserve">[ FIGURE 7 GOES HERE — The walls, in decades — and which one actually binds ]</w:t>
+      </w:r>
+    </w:p>
+    <w:p>
+      <w:pPr>
+        <w:pStyle w:val="FigurePlaceholder"/>
+      </w:pPr>
+      <w:r>
+        <w:t xml:space="preserve">Delete this frame and Insert ▸ Image in its place.</w:t>
+      </w:r>
+    </w:p>
+    <w:p>
+      <w:pPr>
+        <w:pStyle w:val="BodyText"/>
+      </w:pPr>
+      <w:r>
+        <w:rPr>
+          <w:b/>
+          <w:bCs/>
+        </w:rPr>
+        <w:t xml:space="preserve">Fig. 7 | The walls, in decades — and which one actually binds.</w:t>
+      </w:r>
+      <w:r>
+        <w:t xml:space="preserve"> </w:t>
+      </w:r>
+      <w:r>
+        <w:t xml:space="preserve">Gap between achieved and</w:t>
+      </w:r>
+      <w:r>
+        <w:t xml:space="preserve"> </w:t>
+      </w:r>
+      <w:r>
+        <w:t xml:space="preserve">required per ledger row. Emission is drawn as a</w:t>
+      </w:r>
+      <w:r>
+        <w:t xml:space="preserve"> </w:t>
+      </w:r>
+      <w:r>
+        <w:rPr>
+          <w:b/>
+          <w:bCs/>
+        </w:rPr>
+        <w:t xml:space="preserve">range</w:t>
+      </w:r>
+      <w:r>
+        <w:t xml:space="preserve"> </w:t>
+      </w:r>
+      <w:r>
+        <w:t xml:space="preserve">(−6.75 to +29.25) over the scoping</w:t>
+      </w:r>
+      <w:r>
+        <w:t xml:space="preserve"> </w:t>
+      </w:r>
+      <w:r>
+        <w:t xml:space="preserve">configuration set: at 10⁹ kg / 1 km / 1 MHz that wall does not bind. Coupling is evaluated at</w:t>
+      </w:r>
+      <w:r>
+        <w:t xml:space="preserve"> </w:t>
+      </w:r>
+      <w:r>
+        <w:t xml:space="preserve">that same best-case source and still demands 14.0 decades, with diffraction demanding 8.16 —</w:t>
+      </w:r>
+      <w:r>
+        <w:t xml:space="preserve"> </w:t>
+      </w:r>
+      <w:r>
+        <w:t xml:space="preserve">so beating the emission wall does not make the concept work. The transducer problem is out of</w:t>
+      </w:r>
+      <w:r>
+        <w:t xml:space="preserve"> </w:t>
+      </w:r>
+      <w:r>
+        <w:t xml:space="preserve">scope by charter (conjecture C-1); its absence is a scope statement, not a zero.</w:t>
+      </w:r>
+      <w:r>
+        <w:t xml:space="preserve"> </w:t>
+      </w:r>
+      <w:r>
+        <w:t xml:space="preserve">Source:</w:t>
+      </w:r>
+      <w:r>
+        <w:t xml:space="preserve"> </w:t>
+      </w:r>
+      <w:r>
+        <w:rPr>
+          <w:rStyle w:val="VerbatimChar"/>
+        </w:rPr>
+        <w:t xml:space="preserve">campaign/R5.json</w:t>
+      </w:r>
+      <w:r>
+        <w:t xml:space="preserve">,</w:t>
+      </w:r>
+      <w:r>
+        <w:t xml:space="preserve"> </w:t>
+      </w:r>
+      <w:r>
+        <w:rPr>
+          <w:rStyle w:val="VerbatimChar"/>
+        </w:rPr>
+        <w:t xml:space="preserve">campaign/R6.json</w:t>
+      </w:r>
+      <w:r>
+        <w:t xml:space="preserve">.</w:t>
+      </w:r>
+    </w:p>
+    <w:p>
+      <w:pPr>
+        <w:pStyle w:val="NonExpertSummary"/>
+      </w:pPr>
+      <w:r>
+        <w:rPr>
+          <w:b/>
+          <w:bCs/>
+          <w:i/>
+          <w:iCs/>
+        </w:rPr>
+        <w:t xml:space="preserve">Non-expert summary:</w:t>
+      </w:r>
+      <w:r>
+        <w:t xml:space="preserve"> </w:t>
+      </w:r>
+      <w:r>
+        <w:t xml:space="preserve">The seven planned figures. Two are diagrams of how the software</w:t>
+      </w:r>
+      <w:r>
+        <w:t xml:space="preserve"> </w:t>
+      </w:r>
+      <w:r>
+        <w:t xml:space="preserve">and its safety machinery are put together. Three show the new rotation rules and the</w:t>
+      </w:r>
+      <w:r>
+        <w:t xml:space="preserve"> </w:t>
+      </w:r>
+      <w:r>
+        <w:t xml:space="preserve">alignment requirement. One shows the focusing experiment. The last one is the honest chart:</w:t>
+      </w:r>
+      <w:r>
+        <w:t xml:space="preserve"> </w:t>
+      </w:r>
+      <w:r>
+        <w:t xml:space="preserve">a bar per obstacle, each bar’s height being how many powers of ten we fall short — including</w:t>
+      </w:r>
+      <w:r>
+        <w:t xml:space="preserve"> </w:t>
+      </w:r>
+      <w:r>
+        <w:t xml:space="preserve">a bar for the problem we explicitly refuse to claim we’ve solved.</w:t>
+      </w:r>
+    </w:p>
+    <w:bookmarkEnd w:id="45"/>
+    <w:bookmarkStart w:id="46" w:name="extended-data"/>
+    <w:p>
+      <w:pPr>
+        <w:pStyle w:val="Heading3"/>
+      </w:pPr>
+      <w:r>
+        <w:t xml:space="preserve">Extended Data</w:t>
+      </w:r>
+    </w:p>
+    <w:p>
+      <w:pPr>
+        <w:pStyle w:val="FirstParagraph"/>
+      </w:pPr>
+      <w:r>
+        <w:rPr>
+          <w:b/>
+          <w:bCs/>
+        </w:rPr>
+        <w:t xml:space="preserve">Extended Data Table 1 | Benchmark validation status.</w:t>
+      </w:r>
+      <w:r>
+        <w:t xml:space="preserve"> </w:t>
+      </w:r>
+      <w:r>
+        <w:t xml:space="preserve">Benchmark, quantity, reference,</w:t>
+      </w:r>
+      <w:r>
+        <w:t xml:space="preserve"> </w:t>
+      </w:r>
+      <w:r>
+        <w:t xml:space="preserve">computed, deviation, equation ID, last-run commit.</w:t>
+      </w:r>
+      <w:r>
+        <w:t xml:space="preserve"> </w:t>
+      </w:r>
+      <w:r>
+        <w:rPr>
+          <w:i/>
+          <w:iCs/>
+        </w:rPr>
+        <w:t xml:space="preserve">Partially available.</w:t>
+      </w:r>
+    </w:p>
+    <w:p>
+      <w:pPr>
+        <w:pStyle w:val="BodyText"/>
+      </w:pPr>
+      <w:r>
+        <w:rPr>
+          <w:b/>
+          <w:bCs/>
+        </w:rPr>
+        <w:t xml:space="preserve">Extended Data Table 2 | Degeneracy-breaking factors per mechanism.</w:t>
+      </w:r>
+      <w:r>
+        <w:t xml:space="preserve"> </w:t>
+      </w:r>
+      <w:r>
+        <w:t xml:space="preserve">Measured over nine</w:t>
+      </w:r>
+      <w:r>
+        <w:t xml:space="preserve"> </w:t>
+      </w:r>
+      <w:r>
+        <w:t xml:space="preserve">radii spanning two decades (10 m – 1 km) at fixed M = 10¹⁵ kg. Source:</w:t>
+      </w:r>
+      <w:r>
+        <w:t xml:space="preserve"> </w:t>
+      </w:r>
+      <w:r>
+        <w:rPr>
+          <w:rStyle w:val="VerbatimChar"/>
+        </w:rPr>
+        <w:t xml:space="preserve">campaign/R3.json</w:t>
+      </w:r>
+      <w:r>
+        <w:t xml:space="preserve">.</w:t>
+      </w:r>
+    </w:p>
+    <w:tbl>
+      <w:tblPr>
+        <w:tblStyle w:val="Table"/>
+        <w:tblW w:type="pct" w:w="5000"/>
+        <w:tblLayout w:type="fixed"/>
+        <w:tblLook w:firstRow="1" w:lastRow="0" w:firstColumn="0" w:lastColumn="0" w:noHBand="0" w:noVBand="0" w:val="0020"/>
+      </w:tblPr>
+      <w:tblGrid>
+        <w:gridCol w:w="2640"/>
+        <w:gridCol w:w="2640"/>
+        <w:gridCol w:w="2640"/>
+      </w:tblGrid>
+      <w:tr>
+        <w:trPr>
+          <w:tblHeader w:val="on"/>
+        </w:trPr>
+        <w:tc>
+          <w:tcPr/>
+          <w:p>
+            <w:pPr>
+              <w:pStyle w:val="Compact"/>
+            </w:pPr>
+            <w:r>
+              <w:t xml:space="preserve">Mechanism</w:t>
+            </w:r>
+          </w:p>
+        </w:tc>
+        <w:tc>
+          <w:tcPr/>
+          <w:p>
+            <w:pPr>
+              <w:pStyle w:val="Compact"/>
+            </w:pPr>
+            <w:r>
+              <w:t xml:space="preserve">Variation across the sweep</w:t>
+            </w:r>
+          </w:p>
+        </w:tc>
+        <w:tc>
+          <w:tcPr/>
+          <w:p>
+            <w:pPr>
+              <w:pStyle w:val="Compact"/>
+            </w:pPr>
+            <w:r>
+              <w:t xml:space="preserve">Depends on</w:t>
             </w:r>
           </w:p>
         </w:tc>
@@ -15420,18 +18016,7 @@
               <w:pStyle w:val="Compact"/>
             </w:pPr>
             <w:r>
-              <w:t xml:space="preserve">Absorption thrust</w:t>
-            </w:r>
-          </w:p>
-        </w:tc>
-        <w:tc>
-          <w:tcPr/>
-          <w:p>
-            <w:pPr>
-              <w:pStyle w:val="Compact"/>
-            </w:pPr>
-            <w:r>
-              <w:t xml:space="preserve">Momentum flux × cross-section</w:t>
+              <w:t xml:space="preserve">Rigid (trajectory only)</w:t>
             </w:r>
           </w:p>
         </w:tc>
@@ -15443,10 +18028,16 @@
             </w:pPr>
             <w:r>
               <w:rPr>
-                <w:i/>
-                <w:iCs/>
+                <w:b/>
+                <w:bCs/>
               </w:rPr>
-              <w:t xml:space="preserve">TBD</w:t>
+              <w:t xml:space="preserve">identically 0.0</w:t>
+            </w:r>
+            <w:r>
+              <w:t xml:space="preserve"> </w:t>
+            </w:r>
+            <w:r>
+              <w:t xml:space="preserve">at all nine radii</w:t>
             </w:r>
           </w:p>
         </w:tc>
@@ -15457,18 +18048,7 @@
               <w:pStyle w:val="Compact"/>
             </w:pPr>
             <w:r>
-              <w:t xml:space="preserve">N</w:t>
-            </w:r>
-          </w:p>
-        </w:tc>
-        <w:tc>
-          <w:tcPr/>
-          <w:p>
-            <w:pPr>
-              <w:pStyle w:val="Compact"/>
-            </w:pPr>
-            <w:r>
-              <w:t xml:space="preserve">Expected negligible; reported anyway</w:t>
+              <w:t xml:space="preserve">mass only — R and ρ are degenerate</w:t>
             </w:r>
           </w:p>
         </w:tc>
@@ -15481,18 +18061,7 @@
               <w:pStyle w:val="Compact"/>
             </w:pPr>
             <w:r>
-              <w:t xml:space="preserve">Near-zone gradient</w:t>
-            </w:r>
-          </w:p>
-        </w:tc>
-        <w:tc>
-          <w:tcPr/>
-          <w:p>
-            <w:pPr>
-              <w:pStyle w:val="Compact"/>
-            </w:pPr>
-            <w:r>
-              <w:t xml:space="preserve">Gravity tractor (refs 9,10)</w:t>
+              <w:t xml:space="preserve">Elastic, steel (μ = 79.3 GPa)</w:t>
             </w:r>
           </w:p>
         </w:tc>
@@ -15504,10 +18073,10 @@
             </w:pPr>
             <w:r>
               <w:rPr>
-                <w:i/>
-                <w:iCs/>
+                <w:b/>
+                <w:bCs/>
               </w:rPr>
-              <w:t xml:space="preserve">TBD</w:t>
+              <w:t xml:space="preserve">2.12 × 10⁵ ×</w:t>
             </w:r>
           </w:p>
         </w:tc>
@@ -15518,7 +18087,20 @@
               <w:pStyle w:val="Compact"/>
             </w:pPr>
             <w:r>
-              <w:t xml:space="preserve">N</w:t>
+              <w:t xml:space="preserve">R (as R⁵) and ρ (through μ̃)</w:t>
+            </w:r>
+          </w:p>
+        </w:tc>
+      </w:tr>
+      <w:tr>
+        <w:tc>
+          <w:tcPr/>
+          <w:p>
+            <w:pPr>
+              <w:pStyle w:val="Compact"/>
+            </w:pPr>
+            <w:r>
+              <w:t xml:space="preserve">Elastic, tungsten (μ = 161 GPa)</w:t>
             </w:r>
           </w:p>
         </w:tc>
@@ -15529,7 +18111,98 @@
               <w:pStyle w:val="Compact"/>
             </w:pPr>
             <w:r>
-              <w:t xml:space="preserve">The benchmark any proposal must beat</w:t>
+              <w:t xml:space="preserve">1.04 × 10⁵ ×</w:t>
+            </w:r>
+          </w:p>
+        </w:tc>
+        <w:tc>
+          <w:tcPr/>
+          <w:p>
+            <w:pPr>
+              <w:pStyle w:val="Compact"/>
+            </w:pPr>
+            <w:r>
+              <w:t xml:space="preserve">as above</w:t>
+            </w:r>
+          </w:p>
+        </w:tc>
+      </w:tr>
+      <w:tr>
+        <w:tc>
+          <w:tcPr/>
+          <w:p>
+            <w:pPr>
+              <w:pStyle w:val="Compact"/>
+            </w:pPr>
+            <w:r>
+              <w:t xml:space="preserve">Elastic, osmium (μ = 222 GPa)</w:t>
+            </w:r>
+          </w:p>
+        </w:tc>
+        <w:tc>
+          <w:tcPr/>
+          <w:p>
+            <w:pPr>
+              <w:pStyle w:val="Compact"/>
+            </w:pPr>
+            <w:r>
+              <w:t xml:space="preserve">7.57 × 10⁴ ×</w:t>
+            </w:r>
+          </w:p>
+        </w:tc>
+        <w:tc>
+          <w:tcPr/>
+          <w:p>
+            <w:pPr>
+              <w:pStyle w:val="Compact"/>
+            </w:pPr>
+            <w:r>
+              <w:t xml:space="preserve">as above</w:t>
+            </w:r>
+          </w:p>
+        </w:tc>
+      </w:tr>
+      <w:tr>
+        <w:tc>
+          <w:tcPr/>
+          <w:p>
+            <w:pPr>
+              <w:pStyle w:val="Compact"/>
+            </w:pPr>
+            <w:r>
+              <w:t xml:space="preserve">Finite-size retardation (1 kHz)</w:t>
+            </w:r>
+          </w:p>
+        </w:tc>
+        <w:tc>
+          <w:tcPr/>
+          <w:p>
+            <w:pPr>
+              <w:pStyle w:val="Compact"/>
+            </w:pPr>
+            <w:r>
+              <w:t xml:space="preserve">2.2 × 10⁻⁹ → 2.2 × 10⁻⁵ departure from unity</w:t>
+            </w:r>
+          </w:p>
+        </w:tc>
+        <w:tc>
+          <w:tcPr/>
+          <w:p>
+            <w:pPr>
+              <w:pStyle w:val="Compact"/>
+            </w:pPr>
+            <w:r>
+              <w:rPr>
+                <w:b/>
+                <w:bCs/>
+              </w:rPr>
+              <w:t xml:space="preserve">R only</w:t>
+            </w:r>
+            <w:r>
+              <w:t xml:space="preserve"> </w:t>
+            </w:r>
+            <w:r>
+              <w:t xml:space="preserve">— the form factor is geometric</w:t>
             </w:r>
           </w:p>
         </w:tc>
@@ -15537,596 +18210,57 @@
     </w:tbl>
     <w:p>
       <w:pPr>
-        <w:pStyle w:val="NonExpertSummary"/>
-      </w:pPr>
-      <w:r>
-        <w:rPr>
-          <w:b/>
-          <w:bCs/>
-          <w:i/>
-          <w:iCs/>
-        </w:rPr>
-        <w:t xml:space="preserve">Non-expert summary:</w:t>
-      </w:r>
-      <w:r>
-        <w:t xml:space="preserve"> </w:t>
-      </w:r>
-      <w:r>
-        <w:t xml:space="preserve">Three ways gravity could move an asteroid, to be compared</w:t>
-      </w:r>
-      <w:r>
-        <w:t xml:space="preserve"> </w:t>
-      </w:r>
-      <w:r>
-        <w:t xml:space="preserve">side by side once measured. Note the middle row: we expect it to be so small as to be</w:t>
-      </w:r>
-      <w:r>
-        <w:t xml:space="preserve"> </w:t>
-      </w:r>
-      <w:r>
-        <w:t xml:space="preserve">irrelevant, and we’re reporting it</w:t>
-      </w:r>
-      <w:r>
-        <w:t xml:space="preserve"> </w:t>
-      </w:r>
-      <w:r>
-        <w:rPr>
-          <w:b/>
-          <w:bCs/>
-        </w:rPr>
-        <w:t xml:space="preserve">anyway</w:t>
-      </w:r>
-      <w:r>
-        <w:t xml:space="preserve">, because silently omitting the unflattering</w:t>
-      </w:r>
-      <w:r>
-        <w:t xml:space="preserve"> </w:t>
-      </w:r>
-      <w:r>
-        <w:t xml:space="preserve">option is how honest comparisons turn into sales pitches.</w:t>
-      </w:r>
-    </w:p>
-    <w:bookmarkEnd w:id="44"/>
-    <w:bookmarkStart w:id="45" w:name="figure-legends"/>
-    <w:p>
-      <w:pPr>
-        <w:pStyle w:val="Heading3"/>
-      </w:pPr>
-      <w:r>
-        <w:t xml:space="preserve">Figure legends</w:t>
-      </w:r>
-    </w:p>
-    <w:p>
-      <w:pPr>
-        <w:pStyle w:val="FigurePlaceholder"/>
-      </w:pPr>
-      <w:r>
-        <w:t xml:space="preserve">[ FIGURE 1 GOES HERE — Framework architecture ]</w:t>
-      </w:r>
-    </w:p>
-    <w:p>
-      <w:pPr>
-        <w:pStyle w:val="FigurePlaceholder"/>
-      </w:pPr>
-      <w:r>
-        <w:t xml:space="preserve">Delete this frame and Insert ▸ Image in its place.</w:t>
-      </w:r>
-    </w:p>
-    <w:p>
-      <w:pPr>
         <w:pStyle w:val="BodyText"/>
       </w:pPr>
       <w:r>
         <w:rPr>
-          <w:b/>
-          <w:bCs/>
-        </w:rPr>
-        <w:t xml:space="preserve">Fig. 1 | Framework architecture.</w:t>
-      </w:r>
-      <w:r>
-        <w:t xml:space="preserve"> </w:t>
-      </w:r>
-      <w:r>
-        <w:t xml:space="preserve">Nine-layer dependency graph with the two</w:t>
-      </w:r>
-      <w:r>
-        <w:t xml:space="preserve"> </w:t>
-      </w:r>
-      <w:r>
-        <w:t xml:space="preserve">governance-motivated layers (</w:t>
+          <w:i/>
+          <w:iCs/>
+        </w:rPr>
+        <w:t xml:space="preserve">The rigid row is an exact null, not a small number:</w:t>
+      </w:r>
+      <w:r>
+        <w:rPr>
+          <w:i/>
+          <w:iCs/>
+        </w:rPr>
+        <w:t xml:space="preserve"> </w:t>
       </w:r>
       <w:r>
         <w:rPr>
           <w:rStyle w:val="VerbatimChar"/>
-        </w:rPr>
-        <w:t xml:space="preserve">ledger</w:t>
-      </w:r>
-      <w:r>
-        <w:t xml:space="preserve">, conservation stamping within</w:t>
-      </w:r>
-      <w:r>
-        <w:t xml:space="preserve"> </w:t>
-      </w:r>
-      <w:r>
-        <w:rPr>
-          <w:rStyle w:val="VerbatimChar"/>
-        </w:rPr>
-        <w:t xml:space="preserve">source</w:t>
-      </w:r>
-      <w:r>
-        <w:t xml:space="preserve">) highlighted,</w:t>
-      </w:r>
-      <w:r>
-        <w:t xml:space="preserve"> </w:t>
-      </w:r>
-      <w:r>
-        <w:t xml:space="preserve">annotated with the equation IDs each layer implements.</w:t>
-      </w:r>
-      <w:r>
-        <w:t xml:space="preserve"> </w:t>
-      </w:r>
-      <w:r>
-        <w:rPr>
-          <w:i/>
-          <w:iCs/>
-        </w:rPr>
-        <w:t xml:space="preserve">To be drawn.</w:t>
-      </w:r>
-    </w:p>
-    <w:p>
-      <w:pPr>
-        <w:pStyle w:val="FigurePlaceholder"/>
-      </w:pPr>
-      <w:r>
-        <w:t xml:space="preserve">[ FIGURE 2 GOES HERE — The provenance apparatus ]</w:t>
-      </w:r>
-    </w:p>
-    <w:p>
-      <w:pPr>
-        <w:pStyle w:val="FigurePlaceholder"/>
-      </w:pPr>
-      <w:r>
-        <w:t xml:space="preserve">Delete this frame and Insert ▸ Image in its place.</w:t>
-      </w:r>
-    </w:p>
-    <w:p>
-      <w:pPr>
-        <w:pStyle w:val="BodyText"/>
-      </w:pPr>
-      <w:r>
-        <w:rPr>
-          <w:b/>
-          <w:bCs/>
-        </w:rPr>
-        <w:t xml:space="preserve">Fig. 2 | The provenance apparatus.</w:t>
-      </w:r>
-      <w:r>
-        <w:t xml:space="preserve"> </w:t>
-      </w:r>
-      <w:r>
-        <w:t xml:space="preserve">How citation CI, the claims registry, the assumption</w:t>
-      </w:r>
-      <w:r>
-        <w:t xml:space="preserve"> </w:t>
-      </w:r>
-      <w:r>
-        <w:t xml:space="preserve">ledger, the errata file and the unphysicality stamp interlock, and which failure mode each</w:t>
-      </w:r>
-      <w:r>
-        <w:t xml:space="preserve"> </w:t>
-      </w:r>
-      <w:r>
-        <w:t xml:space="preserve">was added in response to.</w:t>
-      </w:r>
-      <w:r>
-        <w:t xml:space="preserve"> </w:t>
-      </w:r>
-      <w:r>
-        <w:rPr>
-          <w:i/>
-          <w:iCs/>
-        </w:rPr>
-        <w:t xml:space="preserve">To be drawn.</w:t>
-      </w:r>
-    </w:p>
-    <w:p>
-      <w:pPr>
-        <w:pStyle w:val="FigurePlaceholder"/>
-      </w:pPr>
-      <w:r>
-        <w:t xml:space="preserve">[ FIGURE 3 GOES HERE — Element mismatch is cos(2Δψ), not cos(Δψ) ]</w:t>
-      </w:r>
-    </w:p>
-    <w:p>
-      <w:pPr>
-        <w:pStyle w:val="FigurePlaceholder"/>
-      </w:pPr>
-      <w:r>
-        <w:t xml:space="preserve">Delete this frame and Insert ▸ Image in its place.</w:t>
-      </w:r>
-    </w:p>
-    <w:p>
-      <w:pPr>
-        <w:pStyle w:val="BodyText"/>
-      </w:pPr>
-      <w:r>
-        <w:rPr>
-          <w:b/>
-          <w:bCs/>
-        </w:rPr>
-        <w:t xml:space="preserve">Fig. 3 | Element mismatch is cos(2Δψ), not cos(Δψ).</w:t>
-      </w:r>
-      <w:r>
-        <w:t xml:space="preserve"> </w:t>
-      </w:r>
-      <w:r>
-        <w:t xml:space="preserve">Measured array gain versus relative</w:t>
-      </w:r>
-      <w:r>
-        <w:t xml:space="preserve"> </w:t>
-      </w:r>
-      <w:r>
-        <w:t xml:space="preserve">element orientation, with the spin-1 prediction overplotted; the complete cancellation at</w:t>
-      </w:r>
-      <w:r>
-        <w:t xml:space="preserve"> </w:t>
-      </w:r>
-      <w:r>
-        <w:t xml:space="preserve">90° annotated.</w:t>
-      </w:r>
-      <w:r>
-        <w:t xml:space="preserve"> </w:t>
-      </w:r>
-      <w:r>
-        <w:rPr>
-          <w:i/>
-          <w:iCs/>
-        </w:rPr>
-        <w:t xml:space="preserve">Awaiting R2.</w:t>
-      </w:r>
-    </w:p>
-    <w:p>
-      <w:pPr>
-        <w:pStyle w:val="FigurePlaceholder"/>
-      </w:pPr>
-      <w:r>
-        <w:t xml:space="preserve">[ FIGURE 4 GOES HERE — Spin-2 alignment tolerance is exactly twice as tight ]</w:t>
-      </w:r>
-    </w:p>
-    <w:p>
-      <w:pPr>
-        <w:pStyle w:val="FigurePlaceholder"/>
-      </w:pPr>
-      <w:r>
-        <w:t xml:space="preserve">Delete this frame and Insert ▸ Image in its place.</w:t>
-      </w:r>
-    </w:p>
-    <w:p>
-      <w:pPr>
-        <w:pStyle w:val="BodyText"/>
-      </w:pPr>
-      <w:r>
-        <w:rPr>
-          <w:b/>
-          <w:bCs/>
-        </w:rPr>
-        <w:t xml:space="preserve">Fig. 4 | Spin-2 alignment tolerance is exactly twice as tight.</w:t>
-      </w:r>
-      <w:r>
-        <w:t xml:space="preserve"> </w:t>
-      </w:r>
-      <w:r>
-        <w:t xml:space="preserve">Gain fraction versus</w:t>
-      </w:r>
-      <w:r>
-        <w:t xml:space="preserve"> </w:t>
-      </w:r>
-      <w:r>
-        <w:t xml:space="preserve">orientation jitter σ, against exp(−4σ²) and exp(−σ²); the 1% loss points at 2.87° and 5.73°</w:t>
-      </w:r>
-      <w:r>
-        <w:t xml:space="preserve"> </w:t>
-      </w:r>
-      <w:r>
-        <w:t xml:space="preserve">marked.</w:t>
-      </w:r>
-      <w:r>
-        <w:t xml:space="preserve"> </w:t>
-      </w:r>
-      <w:r>
-        <w:rPr>
-          <w:i/>
-          <w:iCs/>
-        </w:rPr>
-        <w:t xml:space="preserve">Awaiting R2.</w:t>
-      </w:r>
-    </w:p>
-    <w:p>
-      <w:pPr>
-        <w:pStyle w:val="FigurePlaceholder"/>
-      </w:pPr>
-      <w:r>
-        <w:t xml:space="preserve">[ FIGURE 5 GOES HERE — Degeneracy breaking ]</w:t>
-      </w:r>
-    </w:p>
-    <w:p>
-      <w:pPr>
-        <w:pStyle w:val="FigurePlaceholder"/>
-      </w:pPr>
-      <w:r>
-        <w:t xml:space="preserve">Delete this frame and Insert ▸ Image in its place.</w:t>
-      </w:r>
-    </w:p>
-    <w:p>
-      <w:pPr>
-        <w:pStyle w:val="BodyText"/>
-      </w:pPr>
-      <w:r>
-        <w:rPr>
-          <w:b/>
-          <w:bCs/>
-        </w:rPr>
-        <w:t xml:space="preserve">Fig. 5 | Degeneracy breaking.</w:t>
-      </w:r>
-      <w:r>
-        <w:t xml:space="preserve"> </w:t>
-      </w:r>
-      <w:r>
-        <w:t xml:space="preserve">Radiated quadrupole amplitude versus radius at fixed mass</w:t>
-      </w:r>
-      <w:r>
-        <w:t xml:space="preserve"> </w:t>
-      </w:r>
-      <w:r>
-        <w:t xml:space="preserve">for the rigid, elastic and finite-size models. The rigid trace should lie on the numerical</w:t>
-      </w:r>
-      <w:r>
-        <w:t xml:space="preserve"> </w:t>
-      </w:r>
-      <w:r>
-        <w:t xml:space="preserve">floor.</w:t>
-      </w:r>
-      <w:r>
-        <w:t xml:space="preserve"> </w:t>
-      </w:r>
-      <w:r>
-        <w:rPr>
-          <w:i/>
-          <w:iCs/>
-        </w:rPr>
-        <w:t xml:space="preserve">Awaiting R3.</w:t>
-      </w:r>
-    </w:p>
-    <w:p>
-      <w:pPr>
-        <w:pStyle w:val="FigurePlaceholder"/>
-      </w:pPr>
-      <w:r>
-        <w:t xml:space="preserve">[ FIGURE 6 GOES HERE — Mode-locked spatiotemporal focus ]</w:t>
-      </w:r>
-    </w:p>
-    <w:p>
-      <w:pPr>
-        <w:pStyle w:val="FigurePlaceholder"/>
-      </w:pPr>
-      <w:r>
-        <w:t xml:space="preserve">Delete this frame and Insert ▸ Image in its place.</w:t>
-      </w:r>
-    </w:p>
-    <w:p>
-      <w:pPr>
-        <w:pStyle w:val="BodyText"/>
-      </w:pPr>
-      <w:r>
-        <w:rPr>
-          <w:b/>
-          <w:bCs/>
-        </w:rPr>
-        <w:t xml:space="preserve">Fig. 6 | Mode-locked spatiotemporal focus.</w:t>
-      </w:r>
-      <w:r>
-        <w:t xml:space="preserve"> </w:t>
-      </w:r>
-      <w:r>
-        <w:t xml:space="preserve">Focal-plane amplitude map and</w:t>
-      </w:r>
-      <w:r>
-        <w:t xml:space="preserve"> </w:t>
-      </w:r>
-      <w:r>
-        <w:t xml:space="preserve">peak-to-background ratio versus √N. Caption</w:t>
-      </w:r>
-      <w:r>
-        <w:t xml:space="preserve"> </w:t>
-      </w:r>
-      <w:r>
-        <w:rPr>
-          <w:b/>
-          <w:bCs/>
-        </w:rPr>
-        <w:t xml:space="preserve">must</w:t>
-      </w:r>
-      <w:r>
-        <w:t xml:space="preserve"> </w:t>
-      </w:r>
-      <w:r>
-        <w:t xml:space="preserve">state the D/λ of the geometry and that</w:t>
-      </w:r>
-      <w:r>
-        <w:t xml:space="preserve"> </w:t>
-      </w:r>
-      <w:r>
-        <w:t xml:space="preserve">the background reference is √(Nπ)/2, not √N.</w:t>
-      </w:r>
-      <w:r>
-        <w:t xml:space="preserve"> </w:t>
-      </w:r>
-      <w:r>
-        <w:rPr>
-          <w:i/>
-          <w:iCs/>
-        </w:rPr>
-        <w:t xml:space="preserve">Awaiting R4.</w:t>
-      </w:r>
-    </w:p>
-    <w:p>
-      <w:pPr>
-        <w:pStyle w:val="FigurePlaceholder"/>
-      </w:pPr>
-      <w:r>
-        <w:t xml:space="preserve">[ FIGURE 7 GOES HERE — The walls, in decades ]</w:t>
-      </w:r>
-    </w:p>
-    <w:p>
-      <w:pPr>
-        <w:pStyle w:val="FigurePlaceholder"/>
-      </w:pPr>
-      <w:r>
-        <w:t xml:space="preserve">Delete this frame and Insert ▸ Image in its place.</w:t>
-      </w:r>
-    </w:p>
-    <w:p>
-      <w:pPr>
-        <w:pStyle w:val="BodyText"/>
-      </w:pPr>
-      <w:r>
-        <w:rPr>
-          <w:b/>
-          <w:bCs/>
-        </w:rPr>
-        <w:t xml:space="preserve">Fig. 7 | The walls, in decades.</w:t>
-      </w:r>
-      <w:r>
-        <w:t xml:space="preserve"> </w:t>
-      </w:r>
-      <w:r>
-        <w:t xml:space="preserve">Gap between achieved and required for each ledger row,</w:t>
-      </w:r>
-      <w:r>
-        <w:t xml:space="preserve"> </w:t>
-      </w:r>
-      <w:r>
-        <w:t xml:space="preserve">sorted, with the transducer problem shown as an explicitly out-of-scope bar.</w:t>
-      </w:r>
-      <w:r>
-        <w:t xml:space="preserve"> </w:t>
-      </w:r>
-      <w:r>
-        <w:rPr>
-          <w:i/>
-          <w:iCs/>
-        </w:rPr>
-        <w:t xml:space="preserve">Awaiting R5.</w:t>
-      </w:r>
-    </w:p>
-    <w:p>
-      <w:pPr>
-        <w:pStyle w:val="NonExpertSummary"/>
-      </w:pPr>
-      <w:r>
-        <w:rPr>
-          <w:b/>
-          <w:bCs/>
-          <w:i/>
-          <w:iCs/>
-        </w:rPr>
-        <w:t xml:space="preserve">Non-expert summary:</w:t>
-      </w:r>
-      <w:r>
-        <w:t xml:space="preserve"> </w:t>
-      </w:r>
-      <w:r>
-        <w:t xml:space="preserve">The seven planned figures. Two are diagrams of how the software</w:t>
-      </w:r>
-      <w:r>
-        <w:t xml:space="preserve"> </w:t>
-      </w:r>
-      <w:r>
-        <w:t xml:space="preserve">and its safety machinery are put together. Three show the new rotation rules and the</w:t>
-      </w:r>
-      <w:r>
-        <w:t xml:space="preserve"> </w:t>
-      </w:r>
-      <w:r>
-        <w:t xml:space="preserve">alignment requirement. One shows the focusing experiment. The last one is the honest chart:</w:t>
-      </w:r>
-      <w:r>
-        <w:t xml:space="preserve"> </w:t>
-      </w:r>
-      <w:r>
-        <w:t xml:space="preserve">a bar per obstacle, each bar’s height being how many powers of ten we fall short — including</w:t>
-      </w:r>
-      <w:r>
-        <w:t xml:space="preserve"> </w:t>
-      </w:r>
-      <w:r>
-        <w:t xml:space="preserve">a bar for the problem we explicitly refuse to claim we’ve solved.</w:t>
-      </w:r>
-    </w:p>
-    <w:bookmarkEnd w:id="45"/>
-    <w:bookmarkStart w:id="46" w:name="extended-data"/>
-    <w:p>
-      <w:pPr>
-        <w:pStyle w:val="Heading3"/>
-      </w:pPr>
-      <w:r>
-        <w:t xml:space="preserve">Extended Data</w:t>
-      </w:r>
-    </w:p>
-    <w:p>
-      <w:pPr>
-        <w:pStyle w:val="FirstParagraph"/>
-      </w:pPr>
-      <w:r>
-        <w:rPr>
-          <w:b/>
-          <w:bCs/>
-        </w:rPr>
-        <w:t xml:space="preserve">Extended Data Table 1 | Benchmark validation status.</w:t>
-      </w:r>
-      <w:r>
-        <w:t xml:space="preserve"> </w:t>
-      </w:r>
-      <w:r>
-        <w:t xml:space="preserve">Benchmark, quantity, reference,</w:t>
-      </w:r>
-      <w:r>
-        <w:t xml:space="preserve"> </w:t>
-      </w:r>
-      <w:r>
-        <w:t xml:space="preserve">computed, deviation, equation ID, last-run commit.</w:t>
-      </w:r>
-      <w:r>
-        <w:t xml:space="preserve"> </w:t>
-      </w:r>
-      <w:r>
-        <w:rPr>
-          <w:i/>
-          <w:iCs/>
-        </w:rPr>
-        <w:t xml:space="preserve">Partially available.</w:t>
-      </w:r>
-    </w:p>
-    <w:p>
-      <w:pPr>
-        <w:pStyle w:val="BodyText"/>
-      </w:pPr>
-      <w:r>
-        <w:rPr>
-          <w:b/>
-          <w:bCs/>
-        </w:rPr>
-        <w:t xml:space="preserve">Extended Data Table 2 | Degeneracy-breaking factors per mechanism.</w:t>
-      </w:r>
-      <w:r>
-        <w:t xml:space="preserve"> </w:t>
-      </w:r>
-      <w:r>
-        <w:rPr>
-          <w:i/>
-          <w:iCs/>
-        </w:rPr>
-        <w:t xml:space="preserve">Awaiting R3.</w:t>
+          <w:i/>
+          <w:iCs/>
+        </w:rPr>
+        <w:t xml:space="preserve">Sphere.self_quadrupole</w:t>
+      </w:r>
+      <w:r>
+        <w:rPr>
+          <w:i/>
+          <w:iCs/>
+        </w:rPr>
+        <w:t xml:space="preserve"> </w:t>
+      </w:r>
+      <w:r>
+        <w:rPr>
+          <w:i/>
+          <w:iCs/>
+        </w:rPr>
+        <w:t xml:space="preserve">returns 0.0 at</w:t>
+      </w:r>
+      <w:r>
+        <w:rPr>
+          <w:i/>
+          <w:iCs/>
+        </w:rPr>
+        <w:t xml:space="preserve"> </w:t>
+      </w:r>
+      <w:r>
+        <w:rPr>
+          <w:i/>
+          <w:iCs/>
+        </w:rPr>
+        <w:t xml:space="preserve">every radius. The falsifier for R3 was any radius dependence at all in that row.</w:t>
       </w:r>
     </w:p>
     <w:p>
@@ -16360,16 +18494,13 @@
         <w:t xml:space="preserve">pytest</w:t>
       </w:r>
       <w:r>
-        <w:t xml:space="preserve"> </w:t>
-      </w:r>
-      <w:r>
-        <w:t xml:space="preserve">or a committed</w:t>
-      </w:r>
-      <w:r>
-        <w:t xml:space="preserve"> </w:t>
-      </w:r>
-      <w:r>
-        <w:t xml:space="preserve">script. All numbers in the Main, Discussion, Methods and Table 1 are of this kind.</w:t>
+        <w:t xml:space="preserve">. All numbers in</w:t>
+      </w:r>
+      <w:r>
+        <w:t xml:space="preserve"> </w:t>
+      </w:r>
+      <w:r>
+        <w:t xml:space="preserve">the Main, Discussion, Methods and Table 1 are of this kind.</w:t>
       </w:r>
     </w:p>
     <w:p>
@@ -16385,35 +18516,46 @@
           <w:b/>
           <w:bCs/>
         </w:rPr>
-        <w:t xml:space="preserve">Pre-registered target</w:t>
-      </w:r>
-      <w:r>
-        <w:t xml:space="preserve"> </w:t>
-      </w:r>
-      <w:r>
-        <w:t xml:space="preserve">— stated in the Results stub as what</w:t>
-      </w:r>
-      <w:r>
-        <w:t xml:space="preserve"> </w:t>
-      </w:r>
-      <w:r>
-        <w:rPr>
-          <w:i/>
-          <w:iCs/>
-        </w:rPr>
-        <w:t xml:space="preserve">will</w:t>
-      </w:r>
-      <w:r>
-        <w:t xml:space="preserve"> </w:t>
-      </w:r>
-      <w:r>
-        <w:t xml:space="preserve">be measured. No</w:t>
-      </w:r>
-      <w:r>
-        <w:t xml:space="preserve"> </w:t>
-      </w:r>
-      <w:r>
-        <w:t xml:space="preserve">value is asserted.</w:t>
+        <w:t xml:space="preserve">Campaign output</w:t>
+      </w:r>
+      <w:r>
+        <w:t xml:space="preserve"> </w:t>
+      </w:r>
+      <w:r>
+        <w:t xml:space="preserve">— produced by</w:t>
+      </w:r>
+      <w:r>
+        <w:t xml:space="preserve"> </w:t>
+      </w:r>
+      <w:r>
+        <w:rPr>
+          <w:rStyle w:val="VerbatimChar"/>
+        </w:rPr>
+        <w:t xml:space="preserve">python tools/run_campaign.py</w:t>
+      </w:r>
+      <w:r>
+        <w:t xml:space="preserve">, recorded in</w:t>
+      </w:r>
+      <w:r>
+        <w:t xml:space="preserve"> </w:t>
+      </w:r>
+      <w:r>
+        <w:rPr>
+          <w:rStyle w:val="VerbatimChar"/>
+        </w:rPr>
+        <w:t xml:space="preserve">docs/paper/campaign/R&lt;n&gt;.json</w:t>
+      </w:r>
+      <w:r>
+        <w:t xml:space="preserve"> </w:t>
+      </w:r>
+      <w:r>
+        <w:t xml:space="preserve">with a run manifest, and reported in Results, Table 2,</w:t>
+      </w:r>
+      <w:r>
+        <w:t xml:space="preserve"> </w:t>
+      </w:r>
+      <w:r>
+        <w:t xml:space="preserve">Table 3 and Figs. 3–7.</w:t>
       </w:r>
     </w:p>
     <w:p>
@@ -16436,7 +18578,17 @@
         <w:t xml:space="preserve"> </w:t>
       </w:r>
       <w:r>
-        <w:t xml:space="preserve">— a hole in a stub display item.</w:t>
+        <w:t xml:space="preserve">— a hole in a display item.</w:t>
+      </w:r>
+      <w:r>
+        <w:t xml:space="preserve"> </w:t>
+      </w:r>
+      <w:r>
+        <w:rPr>
+          <w:b/>
+          <w:bCs/>
+        </w:rPr>
+        <w:t xml:space="preserve">None remain.</w:t>
       </w:r>
     </w:p>
     <w:p>
@@ -16450,7 +18602,31 @@
         <w:t xml:space="preserve"> </w:t>
       </w:r>
       <w:r>
-        <w:t xml:space="preserve">traced to a named test does not belong in this manuscript.</w:t>
+        <w:t xml:space="preserve">traced to a named test or a campaign JSON does not belong in this manuscript. The campaign</w:t>
+      </w:r>
+      <w:r>
+        <w:t xml:space="preserve"> </w:t>
+      </w:r>
+      <w:r>
+        <w:t xml:space="preserve">runner evaluates each pre-registered falsifier itself and returns a verdict, so</w:t>
+      </w:r>
+      <w:r>
+        <w:t xml:space="preserve"> </w:t>
+      </w:r>
+      <w:r>
+        <w:t xml:space="preserve">“the run</w:t>
+      </w:r>
+      <w:r>
+        <w:t xml:space="preserve"> </w:t>
+      </w:r>
+      <w:r>
+        <w:t xml:space="preserve">succeeded”</w:t>
+      </w:r>
+      <w:r>
+        <w:t xml:space="preserve"> </w:t>
+      </w:r>
+      <w:r>
+        <w:t xml:space="preserve">is a machine-checkable claim rather than an editorial one.</w:t>
       </w:r>
     </w:p>
     <w:p>
@@ -17007,8 +19183,7 @@
       </w:pPr>
       <w:r>
         <w:rPr>
-          <w:b/>
-          <w:bCs/>
+          <w:strike/>
         </w:rPr>
         <w:t xml:space="preserve">The Results campaign has not been run.</w:t>
       </w:r>
@@ -17016,13 +19191,115 @@
         <w:t xml:space="preserve"> </w:t>
       </w:r>
       <w:r>
-        <w:t xml:space="preserve">R2–R6 are stubs by design; R1 and R7 could</w:t>
-      </w:r>
-      <w:r>
-        <w:t xml:space="preserve"> </w:t>
-      </w:r>
-      <w:r>
-        <w:t xml:space="preserve">be written today.</w:t>
+        <w:t xml:space="preserve">✅</w:t>
+      </w:r>
+      <w:r>
+        <w:t xml:space="preserve"> </w:t>
+      </w:r>
+      <w:r>
+        <w:rPr>
+          <w:b/>
+          <w:bCs/>
+        </w:rPr>
+        <w:t xml:space="preserve">Run 2026-08-03.</w:t>
+      </w:r>
+      <w:r>
+        <w:t xml:space="preserve"> </w:t>
+      </w:r>
+      <w:r>
+        <w:t xml:space="preserve">R2–R6 confirmed,</w:t>
+      </w:r>
+      <w:r>
+        <w:t xml:space="preserve"> </w:t>
+      </w:r>
+      <w:r>
+        <w:t xml:space="preserve">R5 with a flagged finding. Reproduce with</w:t>
+      </w:r>
+      <w:r>
+        <w:t xml:space="preserve"> </w:t>
+      </w:r>
+      <w:r>
+        <w:rPr>
+          <w:rStyle w:val="VerbatimChar"/>
+        </w:rPr>
+        <w:t xml:space="preserve">python tools/run_campaign.py</w:t>
+      </w:r>
+      <w:r>
+        <w:t xml:space="preserve">. Two items</w:t>
+      </w:r>
+      <w:r>
+        <w:t xml:space="preserve"> </w:t>
+      </w:r>
+      <w:r>
+        <w:t xml:space="preserve">follow from it:</w:t>
+      </w:r>
+      <w:r>
+        <w:t xml:space="preserve"> </w:t>
+      </w:r>
+      <w:r>
+        <w:rPr>
+          <w:b/>
+          <w:bCs/>
+        </w:rPr>
+        <w:t xml:space="preserve">(a)</w:t>
+      </w:r>
+      <w:r>
+        <w:t xml:space="preserve"> </w:t>
+      </w:r>
+      <w:r>
+        <w:t xml:space="preserve">the figures are draft-quality — legible and correct, but the</w:t>
+      </w:r>
+      <w:r>
+        <w:t xml:space="preserve"> </w:t>
+      </w:r>
+      <w:r>
+        <w:t xml:space="preserve">author intends to redraw them, and Figs. 1 and 2 (architecture, provenance apparatus)</w:t>
+      </w:r>
+      <w:r>
+        <w:t xml:space="preserve"> </w:t>
+      </w:r>
+      <w:r>
+        <w:t xml:space="preserve">are diagrams no code produces and remain undrawn;</w:t>
+      </w:r>
+      <w:r>
+        <w:t xml:space="preserve"> </w:t>
+      </w:r>
+      <w:r>
+        <w:rPr>
+          <w:b/>
+          <w:bCs/>
+        </w:rPr>
+        <w:t xml:space="preserve">(b)</w:t>
+      </w:r>
+      <w:r>
+        <w:t xml:space="preserve"> </w:t>
+      </w:r>
+      <w:r>
+        <w:t xml:space="preserve">the campaign contradicted the</w:t>
+      </w:r>
+      <w:r>
+        <w:t xml:space="preserve"> </w:t>
+      </w:r>
+      <w:r>
+        <w:t xml:space="preserve">project’s own</w:t>
+      </w:r>
+      <w:r>
+        <w:t xml:space="preserve"> </w:t>
+      </w:r>
+      <w:r>
+        <w:t xml:space="preserve">“roughly 40 orders of magnitude”</w:t>
+      </w:r>
+      <w:r>
+        <w:t xml:space="preserve"> </w:t>
+      </w:r>
+      <w:r>
+        <w:t xml:space="preserve">figure, which is now corrected to a</w:t>
+      </w:r>
+      <w:r>
+        <w:t xml:space="preserve"> </w:t>
+      </w:r>
+      <w:r>
+        <w:t xml:space="preserve">−6.75 to +29.25 decade range in README.md, Methods and PHYSICS.md §8.</w:t>
       </w:r>
     </w:p>
     <w:p>

--- a/docs/paper/nature-draft.docx
+++ b/docs/paper/nature-draft.docx
@@ -28,7 +28,7 @@
         </w:p>
       </w:sdtContent>
     </w:sdt>
-    <w:bookmarkStart w:id="50" w:name="Xf461e95384ea953e38f74659cc2270f636b595b"/>
+    <w:bookmarkStart w:id="71" w:name="Xf461e95384ea953e38f74659cc2270f636b595b"/>
     <w:p>
       <w:pPr>
         <w:pStyle w:val="Heading1"/>
@@ -9157,7 +9157,202 @@
         <w:t xml:space="preserve">src/gwtb/</w:t>
       </w:r>
       <w:r>
-        <w:t xml:space="preserve">, in dependency order:</w:t>
+        <w:t xml:space="preserve">, listed by dependency depth. ⚠️</w:t>
+      </w:r>
+      <w:r>
+        <w:t xml:space="preserve"> </w:t>
+      </w:r>
+      <w:r>
+        <w:rPr>
+          <w:b/>
+          <w:bCs/>
+        </w:rPr>
+        <w:t xml:space="preserve">The order is not strict:</w:t>
+      </w:r>
+      <w:r>
+        <w:t xml:space="preserve"> </w:t>
+      </w:r>
+      <w:r>
+        <w:rPr>
+          <w:rStyle w:val="VerbatimChar"/>
+        </w:rPr>
+        <w:t xml:space="preserve">propagate.retarded</w:t>
+      </w:r>
+      <w:r>
+        <w:t xml:space="preserve"> </w:t>
+      </w:r>
+      <w:r>
+        <w:t xml:space="preserve">imports</w:t>
+      </w:r>
+      <w:r>
+        <w:t xml:space="preserve"> </w:t>
+      </w:r>
+      <w:r>
+        <w:rPr>
+          <w:rStyle w:val="VerbatimChar"/>
+        </w:rPr>
+        <w:t xml:space="preserve">source.quadrupole</w:t>
+      </w:r>
+      <w:r>
+        <w:t xml:space="preserve"> </w:t>
+      </w:r>
+      <w:r>
+        <w:t xml:space="preserve">while three</w:t>
+      </w:r>
+      <w:r>
+        <w:t xml:space="preserve"> </w:t>
+      </w:r>
+      <w:r>
+        <w:rPr>
+          <w:rStyle w:val="VerbatimChar"/>
+        </w:rPr>
+        <w:t xml:space="preserve">source</w:t>
+      </w:r>
+      <w:r>
+        <w:t xml:space="preserve"> </w:t>
+      </w:r>
+      <w:r>
+        <w:t xml:space="preserve">modules import</w:t>
+      </w:r>
+      <w:r>
+        <w:t xml:space="preserve"> </w:t>
+      </w:r>
+      <w:r>
+        <w:rPr>
+          <w:rStyle w:val="VerbatimChar"/>
+        </w:rPr>
+        <w:t xml:space="preserve">propagate.tt_projection</w:t>
+      </w:r>
+      <w:r>
+        <w:t xml:space="preserve">, so those two packages form a cycle at package granularity — though</w:t>
+      </w:r>
+      <w:r>
+        <w:t xml:space="preserve"> </w:t>
+      </w:r>
+      <w:r>
+        <w:t xml:space="preserve">the</w:t>
+      </w:r>
+      <w:r>
+        <w:t xml:space="preserve"> </w:t>
+      </w:r>
+      <w:r>
+        <w:rPr>
+          <w:i/>
+          <w:iCs/>
+        </w:rPr>
+        <w:t xml:space="preserve">module</w:t>
+      </w:r>
+      <w:r>
+        <w:t xml:space="preserve"> </w:t>
+      </w:r>
+      <w:r>
+        <w:t xml:space="preserve">graph beneath them is a clean DAG with no circular import. Fig. 1 is generated</w:t>
+      </w:r>
+      <w:r>
+        <w:t xml:space="preserve"> </w:t>
+      </w:r>
+      <w:r>
+        <w:t xml:space="preserve">from the import statements rather than from this table, so the two cannot drift apart again.</w:t>
+      </w:r>
+      <w:r>
+        <w:t xml:space="preserve"> </w:t>
+      </w:r>
+      <w:r>
+        <w:t xml:space="preserve">Note also that</w:t>
+      </w:r>
+      <w:r>
+        <w:t xml:space="preserve"> </w:t>
+      </w:r>
+      <w:r>
+        <w:rPr>
+          <w:rStyle w:val="VerbatimChar"/>
+        </w:rPr>
+        <w:t xml:space="preserve">ledger</w:t>
+      </w:r>
+      <w:r>
+        <w:t xml:space="preserve"> </w:t>
+      </w:r>
+      <w:r>
+        <w:t xml:space="preserve">is</w:t>
+      </w:r>
+      <w:r>
+        <w:t xml:space="preserve"> </w:t>
+      </w:r>
+      <w:r>
+        <w:rPr>
+          <w:b/>
+          <w:bCs/>
+        </w:rPr>
+        <w:t xml:space="preserve">upstream</w:t>
+      </w:r>
+      <w:r>
+        <w:t xml:space="preserve"> </w:t>
+      </w:r>
+      <w:r>
+        <w:t xml:space="preserve">of</w:t>
+      </w:r>
+      <w:r>
+        <w:t xml:space="preserve"> </w:t>
+      </w:r>
+      <w:r>
+        <w:rPr>
+          <w:rStyle w:val="VerbatimChar"/>
+        </w:rPr>
+        <w:t xml:space="preserve">target</w:t>
+      </w:r>
+      <w:r>
+        <w:t xml:space="preserve"> </w:t>
+      </w:r>
+      <w:r>
+        <w:t xml:space="preserve">(</w:t>
+      </w:r>
+      <w:r>
+        <w:rPr>
+          <w:rStyle w:val="VerbatimChar"/>
+        </w:rPr>
+        <w:t xml:space="preserve">target.coupling</w:t>
+      </w:r>
+      <w:r>
+        <w:t xml:space="preserve"> </w:t>
+      </w:r>
+      <w:r>
+        <w:t xml:space="preserve">imports it), not a final</w:t>
+      </w:r>
+      <w:r>
+        <w:t xml:space="preserve"> </w:t>
+      </w:r>
+      <w:r>
+        <w:t xml:space="preserve">reporting stage, and that</w:t>
+      </w:r>
+      <w:r>
+        <w:t xml:space="preserve"> </w:t>
+      </w:r>
+      <w:r>
+        <w:rPr>
+          <w:rStyle w:val="VerbatimChar"/>
+        </w:rPr>
+        <w:t xml:space="preserve">viz</w:t>
+      </w:r>
+      <w:r>
+        <w:t xml:space="preserve"> </w:t>
+      </w:r>
+      <w:r>
+        <w:t xml:space="preserve">imports nothing from</w:t>
+      </w:r>
+      <w:r>
+        <w:t xml:space="preserve"> </w:t>
+      </w:r>
+      <w:r>
+        <w:rPr>
+          <w:rStyle w:val="VerbatimChar"/>
+        </w:rPr>
+        <w:t xml:space="preserve">gwtb</w:t>
+      </w:r>
+      <w:r>
+        <w:t xml:space="preserve"> </w:t>
+      </w:r>
+      <w:r>
+        <w:t xml:space="preserve">at all.</w:t>
       </w:r>
     </w:p>
     <w:tbl>
@@ -15583,7 +15778,7 @@
       </w:r>
     </w:p>
     <w:bookmarkEnd w:id="41"/>
-    <w:bookmarkStart w:id="47" w:name="display-items"/>
+    <w:bookmarkStart w:id="68" w:name="display-items"/>
     <w:p>
       <w:pPr>
         <w:pStyle w:val="Heading2"/>
@@ -17264,7 +17459,7 @@
       </w:r>
     </w:p>
     <w:bookmarkEnd w:id="44"/>
-    <w:bookmarkStart w:id="45" w:name="figure-legends"/>
+    <w:bookmarkStart w:id="66" w:name="figure-legends"/>
     <w:p>
       <w:pPr>
         <w:pStyle w:val="Heading3"/>
@@ -17275,10 +17470,800 @@
     </w:p>
     <w:p>
       <w:pPr>
+        <w:pStyle w:val="FirstParagraph"/>
+      </w:pPr>
+      <w:r>
+        <w:drawing>
+          <wp:inline>
+            <wp:extent cx="5334000" cy="4245428"/>
+            <wp:effectExtent b="0" l="0" r="0" t="0"/>
+            <wp:docPr descr="" title="" id="46" name="Picture"/>
+            <a:graphic>
+              <a:graphicData uri="http://schemas.openxmlformats.org/drawingml/2006/picture">
+                <pic:pic>
+                  <pic:nvPicPr>
+                    <pic:cNvPr descr="docs/paper/campaign/fig1_architecture.png" id="47" name="Picture"/>
+                    <pic:cNvPicPr>
+                      <a:picLocks noChangeArrowheads="1" noChangeAspect="1"/>
+                    </pic:cNvPicPr>
+                  </pic:nvPicPr>
+                  <pic:blipFill>
+                    <a:blip r:embed="rId45"/>
+                    <a:stretch>
+                      <a:fillRect/>
+                    </a:stretch>
+                  </pic:blipFill>
+                  <pic:spPr bwMode="auto">
+                    <a:xfrm>
+                      <a:off x="0" y="0"/>
+                      <a:ext cx="5334000" cy="4245428"/>
+                    </a:xfrm>
+                    <a:prstGeom prst="rect">
+                      <a:avLst/>
+                    </a:prstGeom>
+                    <a:noFill/>
+                    <a:ln w="9525">
+                      <a:noFill/>
+                      <a:headEnd/>
+                      <a:tailEnd/>
+                    </a:ln>
+                  </pic:spPr>
+                </pic:pic>
+              </a:graphicData>
+            </a:graphic>
+          </wp:inline>
+        </w:drawing>
+      </w:r>
+    </w:p>
+    <w:p>
+      <w:pPr>
+        <w:pStyle w:val="BodyText"/>
+      </w:pPr>
+      <w:r>
+        <w:rPr>
+          <w:b/>
+          <w:bCs/>
+        </w:rPr>
+        <w:t xml:space="preserve">Fig. 1 | Framework architecture, as it actually is.</w:t>
+      </w:r>
+      <w:r>
+        <w:t xml:space="preserve"> </w:t>
+      </w:r>
+      <w:r>
+        <w:t xml:space="preserve">Package dependency graph extracted</w:t>
+      </w:r>
+      <w:r>
+        <w:t xml:space="preserve"> </w:t>
+      </w:r>
+      <w:r>
+        <w:t xml:space="preserve">from the import statements (not from the documentation), annotated with the equation IDs each</w:t>
+      </w:r>
+      <w:r>
+        <w:t xml:space="preserve"> </w:t>
+      </w:r>
+      <w:r>
+        <w:t xml:space="preserve">package implements. Governance-motivated components are shaded. ⚠️</w:t>
+      </w:r>
+      <w:r>
+        <w:t xml:space="preserve"> </w:t>
+      </w:r>
+      <w:r>
+        <w:rPr>
+          <w:rStyle w:val="VerbatimChar"/>
+          <w:b/>
+          <w:bCs/>
+        </w:rPr>
+        <w:t xml:space="preserve">source</w:t>
+      </w:r>
+      <w:r>
+        <w:rPr>
+          <w:b/>
+          <w:bCs/>
+        </w:rPr>
+        <w:t xml:space="preserve"> </w:t>
+      </w:r>
+      <w:r>
+        <w:rPr>
+          <w:b/>
+          <w:bCs/>
+        </w:rPr>
+        <w:t xml:space="preserve">and</w:t>
+      </w:r>
+      <w:r>
+        <w:rPr>
+          <w:b/>
+          <w:bCs/>
+        </w:rPr>
+        <w:t xml:space="preserve"> </w:t>
+      </w:r>
+      <w:r>
+        <w:rPr>
+          <w:rStyle w:val="VerbatimChar"/>
+          <w:b/>
+          <w:bCs/>
+        </w:rPr>
+        <w:t xml:space="preserve">propagate</w:t>
+      </w:r>
+      <w:r>
+        <w:rPr>
+          <w:b/>
+          <w:bCs/>
+        </w:rPr>
+        <w:t xml:space="preserve"> </w:t>
+      </w:r>
+      <w:r>
+        <w:rPr>
+          <w:b/>
+          <w:bCs/>
+        </w:rPr>
+        <w:t xml:space="preserve">import each other</w:t>
+      </w:r>
+      <w:r>
+        <w:t xml:space="preserve">, so the layering is not strict — see the note below the diagram.</w:t>
+      </w:r>
+    </w:p>
+    <w:p>
+      <w:pPr>
         <w:pStyle w:val="FigurePlaceholder"/>
       </w:pPr>
       <w:r>
-        <w:t xml:space="preserve">[ FIGURE 1 GOES HERE — Framework architecture ]</w:t>
+        <w:t xml:space="preserve">[ diagram source omitted — see the rendered figure above. The Mermaid source lives in docs/paper/nature-draft.md and renders on GitHub; regenerate the image with tools/render_mermaid.py ]</w:t>
+      </w:r>
+    </w:p>
+    <w:p>
+      <w:pPr>
+        <w:pStyle w:val="BodyText"/>
+      </w:pPr>
+      <w:r>
+        <w:rPr>
+          <w:i/>
+          <w:iCs/>
+        </w:rPr>
+        <w:t xml:space="preserve">Edges from</w:t>
+      </w:r>
+      <w:r>
+        <w:rPr>
+          <w:i/>
+          <w:iCs/>
+        </w:rPr>
+        <w:t xml:space="preserve"> </w:t>
+      </w:r>
+      <w:r>
+        <w:rPr>
+          <w:rStyle w:val="VerbatimChar"/>
+          <w:i/>
+          <w:iCs/>
+        </w:rPr>
+        <w:t xml:space="preserve">core</w:t>
+      </w:r>
+      <w:r>
+        <w:rPr>
+          <w:i/>
+          <w:iCs/>
+        </w:rPr>
+        <w:t xml:space="preserve"> </w:t>
+      </w:r>
+      <w:r>
+        <w:rPr>
+          <w:i/>
+          <w:iCs/>
+        </w:rPr>
+        <w:t xml:space="preserve">are omitted:</w:t>
+      </w:r>
+      <w:r>
+        <w:rPr>
+          <w:i/>
+          <w:iCs/>
+        </w:rPr>
+        <w:t xml:space="preserve"> </w:t>
+      </w:r>
+      <w:r>
+        <w:rPr>
+          <w:b/>
+          <w:bCs/>
+          <w:i/>
+          <w:iCs/>
+        </w:rPr>
+        <w:t xml:space="preserve">every</w:t>
+      </w:r>
+      <w:r>
+        <w:rPr>
+          <w:i/>
+          <w:iCs/>
+        </w:rPr>
+        <w:t xml:space="preserve"> </w:t>
+      </w:r>
+      <w:r>
+        <w:rPr>
+          <w:i/>
+          <w:iCs/>
+        </w:rPr>
+        <w:t xml:space="preserve">package except</w:t>
+      </w:r>
+      <w:r>
+        <w:rPr>
+          <w:i/>
+          <w:iCs/>
+        </w:rPr>
+        <w:t xml:space="preserve"> </w:t>
+      </w:r>
+      <w:r>
+        <w:rPr>
+          <w:rStyle w:val="VerbatimChar"/>
+          <w:i/>
+          <w:iCs/>
+        </w:rPr>
+        <w:t xml:space="preserve">viz</w:t>
+      </w:r>
+      <w:r>
+        <w:rPr>
+          <w:i/>
+          <w:iCs/>
+        </w:rPr>
+        <w:t xml:space="preserve"> </w:t>
+      </w:r>
+      <w:r>
+        <w:rPr>
+          <w:i/>
+          <w:iCs/>
+        </w:rPr>
+        <w:t xml:space="preserve">imports it, and drawing all</w:t>
+      </w:r>
+      <w:r>
+        <w:rPr>
+          <w:i/>
+          <w:iCs/>
+        </w:rPr>
+        <w:t xml:space="preserve"> </w:t>
+      </w:r>
+      <w:r>
+        <w:rPr>
+          <w:i/>
+          <w:iCs/>
+        </w:rPr>
+        <w:t xml:space="preserve">seven obscures the structure.</w:t>
+      </w:r>
+      <w:r>
+        <w:rPr>
+          <w:i/>
+          <w:iCs/>
+        </w:rPr>
+        <w:t xml:space="preserve"> </w:t>
+      </w:r>
+      <w:r>
+        <w:rPr>
+          <w:rStyle w:val="VerbatimChar"/>
+          <w:i/>
+          <w:iCs/>
+        </w:rPr>
+        <w:t xml:space="preserve">viz</w:t>
+      </w:r>
+      <w:r>
+        <w:rPr>
+          <w:i/>
+          <w:iCs/>
+        </w:rPr>
+        <w:t xml:space="preserve"> </w:t>
+      </w:r>
+      <w:r>
+        <w:rPr>
+          <w:i/>
+          <w:iCs/>
+        </w:rPr>
+        <w:t xml:space="preserve">imports nothing from</w:t>
+      </w:r>
+      <w:r>
+        <w:rPr>
+          <w:i/>
+          <w:iCs/>
+        </w:rPr>
+        <w:t xml:space="preserve"> </w:t>
+      </w:r>
+      <w:r>
+        <w:rPr>
+          <w:rStyle w:val="VerbatimChar"/>
+          <w:i/>
+          <w:iCs/>
+        </w:rPr>
+        <w:t xml:space="preserve">gwtb</w:t>
+      </w:r>
+      <w:r>
+        <w:rPr>
+          <w:i/>
+          <w:iCs/>
+        </w:rPr>
+        <w:t xml:space="preserve"> </w:t>
+      </w:r>
+      <w:r>
+        <w:rPr>
+          <w:i/>
+          <w:iCs/>
+        </w:rPr>
+        <w:t xml:space="preserve">at all — it takes callables</w:t>
+      </w:r>
+      <w:r>
+        <w:rPr>
+          <w:i/>
+          <w:iCs/>
+        </w:rPr>
+        <w:t xml:space="preserve"> </w:t>
+      </w:r>
+      <w:r>
+        <w:rPr>
+          <w:i/>
+          <w:iCs/>
+        </w:rPr>
+        <w:t xml:space="preserve">and arrays from the caller, which is why it sits at depth 0 beside</w:t>
+      </w:r>
+      <w:r>
+        <w:rPr>
+          <w:i/>
+          <w:iCs/>
+        </w:rPr>
+        <w:t xml:space="preserve"> </w:t>
+      </w:r>
+      <w:r>
+        <w:rPr>
+          <w:rStyle w:val="VerbatimChar"/>
+          <w:i/>
+          <w:iCs/>
+        </w:rPr>
+        <w:t xml:space="preserve">core</w:t>
+      </w:r>
+      <w:r>
+        <w:rPr>
+          <w:i/>
+          <w:iCs/>
+        </w:rPr>
+        <w:t xml:space="preserve"> </w:t>
+      </w:r>
+      <w:r>
+        <w:rPr>
+          <w:i/>
+          <w:iCs/>
+        </w:rPr>
+        <w:t xml:space="preserve">rather than at the</w:t>
+      </w:r>
+      <w:r>
+        <w:rPr>
+          <w:i/>
+          <w:iCs/>
+        </w:rPr>
+        <w:t xml:space="preserve"> </w:t>
+      </w:r>
+      <w:r>
+        <w:rPr>
+          <w:i/>
+          <w:iCs/>
+        </w:rPr>
+        <w:t xml:space="preserve">top.</w:t>
+      </w:r>
+    </w:p>
+    <w:p>
+      <w:pPr>
+        <w:pStyle w:val="BodyText"/>
+      </w:pPr>
+      <w:r>
+        <w:rPr>
+          <w:b/>
+          <w:bCs/>
+        </w:rPr>
+        <w:t xml:space="preserve">Two things this diagram corrects.</w:t>
+      </w:r>
+      <w:r>
+        <w:t xml:space="preserve"> </w:t>
+      </w:r>
+      <w:r>
+        <w:t xml:space="preserve">First, the Methods text describes</w:t>
+      </w:r>
+      <w:r>
+        <w:t xml:space="preserve"> </w:t>
+      </w:r>
+      <w:r>
+        <w:t xml:space="preserve">“nine packages in</w:t>
+      </w:r>
+      <w:r>
+        <w:t xml:space="preserve"> </w:t>
+      </w:r>
+      <w:r>
+        <w:t xml:space="preserve">dependency order”</w:t>
+      </w:r>
+      <w:r>
+        <w:t xml:space="preserve"> </w:t>
+      </w:r>
+      <w:r>
+        <w:t xml:space="preserve">and lists</w:t>
+      </w:r>
+      <w:r>
+        <w:t xml:space="preserve"> </w:t>
+      </w:r>
+      <w:r>
+        <w:rPr>
+          <w:rStyle w:val="VerbatimChar"/>
+        </w:rPr>
+        <w:t xml:space="preserve">ledger</w:t>
+      </w:r>
+      <w:r>
+        <w:t xml:space="preserve"> </w:t>
+      </w:r>
+      <w:r>
+        <w:t xml:space="preserve">after</w:t>
+      </w:r>
+      <w:r>
+        <w:t xml:space="preserve"> </w:t>
+      </w:r>
+      <w:r>
+        <w:rPr>
+          <w:rStyle w:val="VerbatimChar"/>
+        </w:rPr>
+        <w:t xml:space="preserve">target</w:t>
+      </w:r>
+      <w:r>
+        <w:t xml:space="preserve">; the imports run the other way —</w:t>
+      </w:r>
+      <w:r>
+        <w:t xml:space="preserve"> </w:t>
+      </w:r>
+      <w:r>
+        <w:rPr>
+          <w:rStyle w:val="VerbatimChar"/>
+        </w:rPr>
+        <w:t xml:space="preserve">target.coupling</w:t>
+      </w:r>
+      <w:r>
+        <w:t xml:space="preserve"> </w:t>
+      </w:r>
+      <w:r>
+        <w:t xml:space="preserve">imports</w:t>
+      </w:r>
+      <w:r>
+        <w:t xml:space="preserve"> </w:t>
+      </w:r>
+      <w:r>
+        <w:rPr>
+          <w:rStyle w:val="VerbatimChar"/>
+        </w:rPr>
+        <w:t xml:space="preserve">ledger.gap_report</w:t>
+      </w:r>
+      <w:r>
+        <w:t xml:space="preserve">, so the ledger is</w:t>
+      </w:r>
+      <w:r>
+        <w:t xml:space="preserve"> </w:t>
+      </w:r>
+      <w:r>
+        <w:rPr>
+          <w:i/>
+          <w:iCs/>
+        </w:rPr>
+        <w:t xml:space="preserve">upstream</w:t>
+      </w:r>
+      <w:r>
+        <w:t xml:space="preserve"> </w:t>
+      </w:r>
+      <w:r>
+        <w:t xml:space="preserve">of the target</w:t>
+      </w:r>
+      <w:r>
+        <w:t xml:space="preserve"> </w:t>
+      </w:r>
+      <w:r>
+        <w:t xml:space="preserve">layer, not a final reporting stage. Second, and more substantively,</w:t>
+      </w:r>
+      <w:r>
+        <w:t xml:space="preserve"> </w:t>
+      </w:r>
+      <w:r>
+        <w:rPr>
+          <w:b/>
+          <w:bCs/>
+        </w:rPr>
+        <w:t xml:space="preserve">the layering is not</w:t>
+      </w:r>
+      <w:r>
+        <w:rPr>
+          <w:b/>
+          <w:bCs/>
+        </w:rPr>
+        <w:t xml:space="preserve"> </w:t>
+      </w:r>
+      <w:r>
+        <w:rPr>
+          <w:b/>
+          <w:bCs/>
+        </w:rPr>
+        <w:t xml:space="preserve">strict</w:t>
+      </w:r>
+      <w:r>
+        <w:t xml:space="preserve">:</w:t>
+      </w:r>
+      <w:r>
+        <w:t xml:space="preserve"> </w:t>
+      </w:r>
+      <w:r>
+        <w:rPr>
+          <w:rStyle w:val="VerbatimChar"/>
+        </w:rPr>
+        <w:t xml:space="preserve">propagate.retarded</w:t>
+      </w:r>
+      <w:r>
+        <w:t xml:space="preserve"> </w:t>
+      </w:r>
+      <w:r>
+        <w:t xml:space="preserve">imports</w:t>
+      </w:r>
+      <w:r>
+        <w:t xml:space="preserve"> </w:t>
+      </w:r>
+      <w:r>
+        <w:rPr>
+          <w:rStyle w:val="VerbatimChar"/>
+        </w:rPr>
+        <w:t xml:space="preserve">source.quadrupole</w:t>
+      </w:r>
+      <w:r>
+        <w:t xml:space="preserve"> </w:t>
+      </w:r>
+      <w:r>
+        <w:t xml:space="preserve">while</w:t>
+      </w:r>
+      <w:r>
+        <w:t xml:space="preserve"> </w:t>
+      </w:r>
+      <w:r>
+        <w:rPr>
+          <w:rStyle w:val="VerbatimChar"/>
+        </w:rPr>
+        <w:t xml:space="preserve">source.quadrupole</w:t>
+      </w:r>
+      <w:r>
+        <w:t xml:space="preserve">,</w:t>
+      </w:r>
+      <w:r>
+        <w:t xml:space="preserve"> </w:t>
+      </w:r>
+      <w:r>
+        <w:rPr>
+          <w:rStyle w:val="VerbatimChar"/>
+        </w:rPr>
+        <w:t xml:space="preserve">source.memory</w:t>
+      </w:r>
+      <w:r>
+        <w:t xml:space="preserve"> </w:t>
+      </w:r>
+      <w:r>
+        <w:t xml:space="preserve">and</w:t>
+      </w:r>
+      <w:r>
+        <w:t xml:space="preserve"> </w:t>
+      </w:r>
+      <w:r>
+        <w:rPr>
+          <w:rStyle w:val="VerbatimChar"/>
+        </w:rPr>
+        <w:t xml:space="preserve">source.multipole_rad</w:t>
+      </w:r>
+      <w:r>
+        <w:t xml:space="preserve"> </w:t>
+      </w:r>
+      <w:r>
+        <w:t xml:space="preserve">all import</w:t>
+      </w:r>
+      <w:r>
+        <w:t xml:space="preserve"> </w:t>
+      </w:r>
+      <w:r>
+        <w:rPr>
+          <w:rStyle w:val="VerbatimChar"/>
+        </w:rPr>
+        <w:t xml:space="preserve">propagate.tt_projection</w:t>
+      </w:r>
+      <w:r>
+        <w:t xml:space="preserve"> </w:t>
+      </w:r>
+      <w:r>
+        <w:t xml:space="preserve">(dotted</w:t>
+      </w:r>
+      <w:r>
+        <w:t xml:space="preserve"> </w:t>
+      </w:r>
+      <w:r>
+        <w:t xml:space="preserve">edges). At</w:t>
+      </w:r>
+      <w:r>
+        <w:t xml:space="preserve"> </w:t>
+      </w:r>
+      <w:r>
+        <w:rPr>
+          <w:i/>
+          <w:iCs/>
+        </w:rPr>
+        <w:t xml:space="preserve">module</w:t>
+      </w:r>
+      <w:r>
+        <w:t xml:space="preserve"> </w:t>
+      </w:r>
+      <w:r>
+        <w:t xml:space="preserve">granularity the graph is a clean DAG with no circular import; the cycle</w:t>
+      </w:r>
+      <w:r>
+        <w:t xml:space="preserve"> </w:t>
+      </w:r>
+      <w:r>
+        <w:t xml:space="preserve">exists only at</w:t>
+      </w:r>
+      <w:r>
+        <w:t xml:space="preserve"> </w:t>
+      </w:r>
+      <w:r>
+        <w:rPr>
+          <w:i/>
+          <w:iCs/>
+        </w:rPr>
+        <w:t xml:space="preserve">package</w:t>
+      </w:r>
+      <w:r>
+        <w:t xml:space="preserve"> </w:t>
+      </w:r>
+      <w:r>
+        <w:t xml:space="preserve">granularity. It is therefore a description defect rather than a</w:t>
+      </w:r>
+      <w:r>
+        <w:t xml:space="preserve"> </w:t>
+      </w:r>
+      <w:r>
+        <w:t xml:space="preserve">runtime one — but</w:t>
+      </w:r>
+      <w:r>
+        <w:t xml:space="preserve"> </w:t>
+      </w:r>
+      <w:r>
+        <w:t xml:space="preserve">“strict dependency order”</w:t>
+      </w:r>
+      <w:r>
+        <w:t xml:space="preserve"> </w:t>
+      </w:r>
+      <w:r>
+        <w:t xml:space="preserve">is not what the code does, and this figure is</w:t>
+      </w:r>
+      <w:r>
+        <w:t xml:space="preserve"> </w:t>
+      </w:r>
+      <w:r>
+        <w:t xml:space="preserve">generated from the imports precisely so that claim cannot drift again.</w:t>
+      </w:r>
+    </w:p>
+    <w:p>
+      <w:pPr>
+        <w:pStyle w:val="NonExpertSummary"/>
+      </w:pPr>
+      <w:r>
+        <w:rPr>
+          <w:b/>
+          <w:bCs/>
+          <w:i/>
+          <w:iCs/>
+        </w:rPr>
+        <w:t xml:space="preserve">Non-expert summary:</w:t>
+      </w:r>
+      <w:r>
+        <w:t xml:space="preserve"> </w:t>
+      </w:r>
+      <w:r>
+        <w:t xml:space="preserve">The floor plan of the software, drawn from the code itself rather</w:t>
+      </w:r>
+      <w:r>
+        <w:t xml:space="preserve"> </w:t>
+      </w:r>
+      <w:r>
+        <w:t xml:space="preserve">than from our description of it — and the two disagree. We had written that the nine layers</w:t>
+      </w:r>
+      <w:r>
+        <w:t xml:space="preserve"> </w:t>
+      </w:r>
+      <w:r>
+        <w:t xml:space="preserve">stack cleanly, each resting only on the ones below. They very nearly do, but two of them lean</w:t>
+      </w:r>
+      <w:r>
+        <w:t xml:space="preserve"> </w:t>
+      </w:r>
+      <w:r>
+        <w:t xml:space="preserve">on each other: the part that generates waves and the part that propagates them each use</w:t>
+      </w:r>
+      <w:r>
+        <w:t xml:space="preserve"> </w:t>
+      </w:r>
+      <w:r>
+        <w:t xml:space="preserve">something from the other. It causes no malfunction, and the individual files are still</w:t>
+      </w:r>
+      <w:r>
+        <w:t xml:space="preserve"> </w:t>
+      </w:r>
+      <w:r>
+        <w:t xml:space="preserve">properly ordered — it is the tidy summary that was wrong, not the program. We are showing the</w:t>
+      </w:r>
+      <w:r>
+        <w:t xml:space="preserve"> </w:t>
+      </w:r>
+      <w:r>
+        <w:t xml:space="preserve">real shape rather than the one we meant to build.</w:t>
+      </w:r>
+    </w:p>
+    <w:p>
+      <w:pPr>
+        <w:pStyle w:val="BodyText"/>
+      </w:pPr>
+      <w:r>
+        <w:drawing>
+          <wp:inline>
+            <wp:extent cx="5334000" cy="4415517"/>
+            <wp:effectExtent b="0" l="0" r="0" t="0"/>
+            <wp:docPr descr="" title="" id="49" name="Picture"/>
+            <a:graphic>
+              <a:graphicData uri="http://schemas.openxmlformats.org/drawingml/2006/picture">
+                <pic:pic>
+                  <pic:nvPicPr>
+                    <pic:cNvPr descr="docs/paper/campaign/fig2_provenance.png" id="50" name="Picture"/>
+                    <pic:cNvPicPr>
+                      <a:picLocks noChangeArrowheads="1" noChangeAspect="1"/>
+                    </pic:cNvPicPr>
+                  </pic:nvPicPr>
+                  <pic:blipFill>
+                    <a:blip r:embed="rId48"/>
+                    <a:stretch>
+                      <a:fillRect/>
+                    </a:stretch>
+                  </pic:blipFill>
+                  <pic:spPr bwMode="auto">
+                    <a:xfrm>
+                      <a:off x="0" y="0"/>
+                      <a:ext cx="5334000" cy="4415517"/>
+                    </a:xfrm>
+                    <a:prstGeom prst="rect">
+                      <a:avLst/>
+                    </a:prstGeom>
+                    <a:noFill/>
+                    <a:ln w="9525">
+                      <a:noFill/>
+                      <a:headEnd/>
+                      <a:tailEnd/>
+                    </a:ln>
+                  </pic:spPr>
+                </pic:pic>
+              </a:graphicData>
+            </a:graphic>
+          </wp:inline>
+        </w:drawing>
+      </w:r>
+    </w:p>
+    <w:p>
+      <w:pPr>
+        <w:pStyle w:val="BodyText"/>
+      </w:pPr>
+      <w:r>
+        <w:rPr>
+          <w:b/>
+          <w:bCs/>
+        </w:rPr>
+        <w:t xml:space="preserve">Fig. 2 | The provenance apparatus.</w:t>
+      </w:r>
+      <w:r>
+        <w:t xml:space="preserve"> </w:t>
+      </w:r>
+      <w:r>
+        <w:t xml:space="preserve">The five mechanisms, the point in a claim’s life at</w:t>
+      </w:r>
+      <w:r>
+        <w:t xml:space="preserve"> </w:t>
+      </w:r>
+      <w:r>
+        <w:t xml:space="preserve">which each intervenes, and the specific realized or near-miss failure that produced it. Every</w:t>
+      </w:r>
+      <w:r>
+        <w:t xml:space="preserve"> </w:t>
+      </w:r>
+      <w:r>
+        <w:t xml:space="preserve">one was added in response to something that went wrong, not designed in advance.</w:t>
       </w:r>
     </w:p>
     <w:p>
@@ -17286,7 +18271,7 @@
         <w:pStyle w:val="FigurePlaceholder"/>
       </w:pPr>
       <w:r>
-        <w:t xml:space="preserve">Delete this frame and Insert ▸ Image in its place.</w:t>
+        <w:t xml:space="preserve">[ diagram source omitted — see the rendered figure above. The Mermaid source lives in docs/paper/nature-draft.md and renders on GitHub; regenerate the image with tools/render_mermaid.py ]</w:t>
       </w:r>
     </w:p>
     <w:p>
@@ -17294,32 +18279,335 @@
         <w:pStyle w:val="BodyText"/>
       </w:pPr>
       <w:r>
-        <w:rPr>
-          <w:b/>
-          <w:bCs/>
-        </w:rPr>
-        <w:t xml:space="preserve">Fig. 1 | Framework architecture.</w:t>
-      </w:r>
-      <w:r>
-        <w:t xml:space="preserve"> </w:t>
-      </w:r>
-      <w:r>
-        <w:t xml:space="preserve">Nine-layer dependency graph with the two</w:t>
-      </w:r>
-      <w:r>
-        <w:t xml:space="preserve"> </w:t>
-      </w:r>
-      <w:r>
-        <w:t xml:space="preserve">governance-motivated layers (</w:t>
+        <w:t xml:space="preserve">The gate that matters most is the leftward one:</w:t>
+      </w:r>
+      <w:r>
+        <w:t xml:space="preserve"> </w:t>
+      </w:r>
+      <w:r>
+        <w:rPr>
+          <w:b/>
+          <w:bCs/>
+        </w:rPr>
+        <w:t xml:space="preserve">a research pass returning UNVERIFIED blocks</w:t>
+      </w:r>
+      <w:r>
+        <w:rPr>
+          <w:b/>
+          <w:bCs/>
+        </w:rPr>
+        <w:t xml:space="preserve"> </w:t>
+      </w:r>
+      <w:r>
+        <w:rPr>
+          <w:b/>
+          <w:bCs/>
+        </w:rPr>
+        <w:t xml:space="preserve">the task</w:t>
+      </w:r>
+      <w:r>
+        <w:t xml:space="preserve"> </w:t>
+      </w:r>
+      <w:r>
+        <w:t xml:space="preserve">and converts it into a design spike whose only output is a written decision. Three</w:t>
+      </w:r>
+      <w:r>
+        <w:t xml:space="preserve"> </w:t>
+      </w:r>
+      <w:r>
+        <w:t xml:space="preserve">of this project’s Architecture Decision Records exist because that gate fired, and one of them</w:t>
+      </w:r>
+      <w:r>
+        <w:t xml:space="preserve"> </w:t>
+      </w:r>
+      <w:r>
+        <w:t xml:space="preserve">(ADR-0007) records a citation search that</w:t>
+      </w:r>
+      <w:r>
+        <w:t xml:space="preserve"> </w:t>
+      </w:r>
+      <w:r>
+        <w:rPr>
+          <w:i/>
+          <w:iCs/>
+        </w:rPr>
+        <w:t xml:space="preserve">failed</w:t>
+      </w:r>
+      <w:r>
+        <w:t xml:space="preserve"> </w:t>
+      </w:r>
+      <w:r>
+        <w:t xml:space="preserve">— the result was admitted on numerical</w:t>
+      </w:r>
+      <w:r>
+        <w:t xml:space="preserve"> </w:t>
+      </w:r>
+      <w:r>
+        <w:t xml:space="preserve">evidence instead, with the likely primary source deliberately cited without an equation number.</w:t>
+      </w:r>
+    </w:p>
+    <w:p>
+      <w:pPr>
+        <w:pStyle w:val="NonExpertSummary"/>
+      </w:pPr>
+      <w:r>
+        <w:rPr>
+          <w:b/>
+          <w:bCs/>
+          <w:i/>
+          <w:iCs/>
+        </w:rPr>
+        <w:t xml:space="preserve">Non-expert summary:</w:t>
+      </w:r>
+      <w:r>
+        <w:t xml:space="preserve"> </w:t>
+      </w:r>
+      <w:r>
+        <w:t xml:space="preserve">The five safeguards, and what each is guarding against. The</w:t>
+      </w:r>
+      <w:r>
+        <w:t xml:space="preserve"> </w:t>
+      </w:r>
+      <w:r>
+        <w:t xml:space="preserve">important feature is that none was designed in advance out of tidiness — each exists because</w:t>
+      </w:r>
+      <w:r>
+        <w:t xml:space="preserve"> </w:t>
+      </w:r>
+      <w:r>
+        <w:t xml:space="preserve">something went wrong or nearly did, and the red boxes name the specific incident. Read the</w:t>
+      </w:r>
+      <w:r>
+        <w:t xml:space="preserve"> </w:t>
+      </w:r>
+      <w:r>
+        <w:t xml:space="preserve">flow left to right: a proposed claim has to clear a source check before anyone may write code,</w:t>
+      </w:r>
+      <w:r>
+        <w:t xml:space="preserve"> </w:t>
+      </w:r>
+      <w:r>
+        <w:t xml:space="preserve">and if the source cannot be verified the work stops and becomes a research question instead. On</w:t>
+      </w:r>
+      <w:r>
+        <w:t xml:space="preserve"> </w:t>
+      </w:r>
+      <w:r>
+        <w:t xml:space="preserve">three occasions that gate fired and produced a written decision rather than a program. Once,</w:t>
+      </w:r>
+      <w:r>
+        <w:t xml:space="preserve"> </w:t>
+      </w:r>
+      <w:r>
+        <w:t xml:space="preserve">the honest outcome was</w:t>
+      </w:r>
+      <w:r>
+        <w:t xml:space="preserve"> </w:t>
+      </w:r>
+      <w:r>
+        <w:t xml:space="preserve">“no published source for this exists”</w:t>
+      </w:r>
+      <w:r>
+        <w:t xml:space="preserve"> </w:t>
+      </w:r>
+      <w:r>
+        <w:t xml:space="preserve">— which we recorded as the answer</w:t>
+      </w:r>
+      <w:r>
+        <w:t xml:space="preserve"> </w:t>
+      </w:r>
+      <w:r>
+        <w:t xml:space="preserve">rather than quietly picking a plausible-looking reference.</w:t>
+      </w:r>
+    </w:p>
+    <w:p>
+      <w:pPr>
+        <w:pStyle w:val="BodyText"/>
+      </w:pPr>
+      <w:r>
+        <w:drawing>
+          <wp:inline>
+            <wp:extent cx="5334000" cy="4572000"/>
+            <wp:effectExtent b="0" l="0" r="0" t="0"/>
+            <wp:docPr descr="" title="" id="52" name="Picture"/>
+            <a:graphic>
+              <a:graphicData uri="http://schemas.openxmlformats.org/drawingml/2006/picture">
+                <pic:pic>
+                  <pic:nvPicPr>
+                    <pic:cNvPr descr="docs/paper/campaign/fig3_mismatch.png" id="53" name="Picture"/>
+                    <pic:cNvPicPr>
+                      <a:picLocks noChangeArrowheads="1" noChangeAspect="1"/>
+                    </pic:cNvPicPr>
+                  </pic:nvPicPr>
+                  <pic:blipFill>
+                    <a:blip r:embed="rId51"/>
+                    <a:stretch>
+                      <a:fillRect/>
+                    </a:stretch>
+                  </pic:blipFill>
+                  <pic:spPr bwMode="auto">
+                    <a:xfrm>
+                      <a:off x="0" y="0"/>
+                      <a:ext cx="5334000" cy="4572000"/>
+                    </a:xfrm>
+                    <a:prstGeom prst="rect">
+                      <a:avLst/>
+                    </a:prstGeom>
+                    <a:noFill/>
+                    <a:ln w="9525">
+                      <a:noFill/>
+                      <a:headEnd/>
+                      <a:tailEnd/>
+                    </a:ln>
+                  </pic:spPr>
+                </pic:pic>
+              </a:graphicData>
+            </a:graphic>
+          </wp:inline>
+        </w:drawing>
+      </w:r>
+    </w:p>
+    <w:p>
+      <w:pPr>
+        <w:pStyle w:val="BodyText"/>
+      </w:pPr>
+      <w:r>
+        <w:rPr>
+          <w:b/>
+          <w:bCs/>
+        </w:rPr>
+        <w:t xml:space="preserve">Fig. 3 | Element mismatch is a function of 2Δψ, at every N.</w:t>
+      </w:r>
+      <w:r>
+        <w:t xml:space="preserve"> </w:t>
+      </w:r>
+      <w:r>
+        <w:t xml:space="preserve">Array gain/N² versus relative</w:t>
+      </w:r>
+      <w:r>
+        <w:t xml:space="preserve"> </w:t>
+      </w:r>
+      <w:r>
+        <w:t xml:space="preserve">element orientation for N = 2–1000 (markers), against the spin-2 prediction cos²Δψ (solid) and</w:t>
+      </w:r>
+      <w:r>
+        <w:t xml:space="preserve"> </w:t>
+      </w:r>
+      <w:r>
+        <w:t xml:space="preserve">the spin-1 prediction cos²(Δψ/2) (dotted). Lower panel: residual against cos²Δψ, worst</w:t>
+      </w:r>
+      <w:r>
+        <w:t xml:space="preserve"> </w:t>
+      </w:r>
+      <w:r>
+        <w:t xml:space="preserve">4.5 × 10⁻¹⁴, confirming the law is exact and N-independent. The 90° cancellation is complete</w:t>
+      </w:r>
+      <w:r>
+        <w:t xml:space="preserve"> </w:t>
+      </w:r>
+      <w:r>
+        <w:t xml:space="preserve">at every N (3.75 × 10⁻³³) where spin-1 reasoning predicts 0.5. Source:</w:t>
+      </w:r>
+      <w:r>
+        <w:t xml:space="preserve"> </w:t>
       </w:r>
       <w:r>
         <w:rPr>
           <w:rStyle w:val="VerbatimChar"/>
         </w:rPr>
-        <w:t xml:space="preserve">ledger</w:t>
-      </w:r>
-      <w:r>
-        <w:t xml:space="preserve">, conservation stamping within</w:t>
+        <w:t xml:space="preserve">campaign/R2.json</w:t>
+      </w:r>
+      <w:r>
+        <w:t xml:space="preserve">.</w:t>
+      </w:r>
+    </w:p>
+    <w:p>
+      <w:pPr>
+        <w:pStyle w:val="BodyText"/>
+      </w:pPr>
+      <w:r>
+        <w:drawing>
+          <wp:inline>
+            <wp:extent cx="5334000" cy="3429000"/>
+            <wp:effectExtent b="0" l="0" r="0" t="0"/>
+            <wp:docPr descr="" title="" id="55" name="Picture"/>
+            <a:graphic>
+              <a:graphicData uri="http://schemas.openxmlformats.org/drawingml/2006/picture">
+                <pic:pic>
+                  <pic:nvPicPr>
+                    <pic:cNvPr descr="docs/paper/campaign/fig4_alignment.png" id="56" name="Picture"/>
+                    <pic:cNvPicPr>
+                      <a:picLocks noChangeArrowheads="1" noChangeAspect="1"/>
+                    </pic:cNvPicPr>
+                  </pic:nvPicPr>
+                  <pic:blipFill>
+                    <a:blip r:embed="rId54"/>
+                    <a:stretch>
+                      <a:fillRect/>
+                    </a:stretch>
+                  </pic:blipFill>
+                  <pic:spPr bwMode="auto">
+                    <a:xfrm>
+                      <a:off x="0" y="0"/>
+                      <a:ext cx="5334000" cy="3429000"/>
+                    </a:xfrm>
+                    <a:prstGeom prst="rect">
+                      <a:avLst/>
+                    </a:prstGeom>
+                    <a:noFill/>
+                    <a:ln w="9525">
+                      <a:noFill/>
+                      <a:headEnd/>
+                      <a:tailEnd/>
+                    </a:ln>
+                  </pic:spPr>
+                </pic:pic>
+              </a:graphicData>
+            </a:graphic>
+          </wp:inline>
+        </w:drawing>
+      </w:r>
+    </w:p>
+    <w:p>
+      <w:pPr>
+        <w:pStyle w:val="BodyText"/>
+      </w:pPr>
+      <w:r>
+        <w:rPr>
+          <w:b/>
+          <w:bCs/>
+        </w:rPr>
+        <w:t xml:space="preserve">Fig. 4 | Spin-2 alignment tolerance is exactly twice as tight.</w:t>
+      </w:r>
+      <w:r>
+        <w:t xml:space="preserve"> </w:t>
+      </w:r>
+      <w:r>
+        <w:t xml:space="preserve">Measured gain fraction</w:t>
+      </w:r>
+      <w:r>
+        <w:t xml:space="preserve"> </w:t>
+      </w:r>
+      <w:r>
+        <w:t xml:space="preserve">versus orientation jitter σ (N = 200, 400 realizations, ±5 s.e.), against the spin-2 law with</w:t>
+      </w:r>
+      <w:r>
+        <w:t xml:space="preserve"> </w:t>
+      </w:r>
+      <w:r>
+        <w:t xml:space="preserve">its finite-N bias, the spin-2 limit exp(−4σ²), and the spin-1 law exp(−σ²). The spin-2 form</w:t>
+      </w:r>
+      <w:r>
+        <w:t xml:space="preserve"> </w:t>
+      </w:r>
+      <w:r>
+        <w:t xml:space="preserve">fits 201× better (1.3 × 10⁻³ versus 2.7 × 10⁻¹ worst deviation). 1% loss at σ = 2.87°.</w:t>
+      </w:r>
+      <w:r>
+        <w:t xml:space="preserve"> </w:t>
+      </w:r>
+      <w:r>
+        <w:t xml:space="preserve">Source:</w:t>
       </w:r>
       <w:r>
         <w:t xml:space="preserve"> </w:t>
@@ -17328,42 +18616,10 @@
         <w:rPr>
           <w:rStyle w:val="VerbatimChar"/>
         </w:rPr>
-        <w:t xml:space="preserve">source</w:t>
-      </w:r>
-      <w:r>
-        <w:t xml:space="preserve">) highlighted,</w:t>
-      </w:r>
-      <w:r>
-        <w:t xml:space="preserve"> </w:t>
-      </w:r>
-      <w:r>
-        <w:t xml:space="preserve">annotated with the equation IDs each layer implements.</w:t>
-      </w:r>
-      <w:r>
-        <w:t xml:space="preserve"> </w:t>
-      </w:r>
-      <w:r>
-        <w:rPr>
-          <w:i/>
-          <w:iCs/>
-        </w:rPr>
-        <w:t xml:space="preserve">To be drawn.</w:t>
-      </w:r>
-    </w:p>
-    <w:p>
-      <w:pPr>
-        <w:pStyle w:val="FigurePlaceholder"/>
-      </w:pPr>
-      <w:r>
-        <w:t xml:space="preserve">[ FIGURE 2 GOES HERE — The provenance apparatus ]</w:t>
-      </w:r>
-    </w:p>
-    <w:p>
-      <w:pPr>
-        <w:pStyle w:val="FigurePlaceholder"/>
-      </w:pPr>
-      <w:r>
-        <w:t xml:space="preserve">Delete this frame and Insert ▸ Image in its place.</w:t>
+        <w:t xml:space="preserve">campaign/R2.json</w:t>
+      </w:r>
+      <w:r>
+        <w:t xml:space="preserve">.</w:t>
       </w:r>
     </w:p>
     <w:p>
@@ -17371,55 +18627,46 @@
         <w:pStyle w:val="BodyText"/>
       </w:pPr>
       <w:r>
-        <w:rPr>
-          <w:b/>
-          <w:bCs/>
-        </w:rPr>
-        <w:t xml:space="preserve">Fig. 2 | The provenance apparatus.</w:t>
-      </w:r>
-      <w:r>
-        <w:t xml:space="preserve"> </w:t>
-      </w:r>
-      <w:r>
-        <w:t xml:space="preserve">How citation CI, the claims registry, the assumption</w:t>
-      </w:r>
-      <w:r>
-        <w:t xml:space="preserve"> </w:t>
-      </w:r>
-      <w:r>
-        <w:t xml:space="preserve">ledger, the errata file and the unphysicality stamp interlock, and which failure mode each</w:t>
-      </w:r>
-      <w:r>
-        <w:t xml:space="preserve"> </w:t>
-      </w:r>
-      <w:r>
-        <w:t xml:space="preserve">was added in response to.</w:t>
-      </w:r>
-      <w:r>
-        <w:t xml:space="preserve"> </w:t>
-      </w:r>
-      <w:r>
-        <w:rPr>
-          <w:i/>
-          <w:iCs/>
-        </w:rPr>
-        <w:t xml:space="preserve">To be drawn.</w:t>
-      </w:r>
-    </w:p>
-    <w:p>
-      <w:pPr>
-        <w:pStyle w:val="FigurePlaceholder"/>
-      </w:pPr>
-      <w:r>
-        <w:t xml:space="preserve">[ FIGURE 3 GOES HERE — Element mismatch is a function of 2Δψ, at every N ]</w:t>
-      </w:r>
-    </w:p>
-    <w:p>
-      <w:pPr>
-        <w:pStyle w:val="FigurePlaceholder"/>
-      </w:pPr>
-      <w:r>
-        <w:t xml:space="preserve">Delete this frame and Insert ▸ Image in its place.</w:t>
+        <w:drawing>
+          <wp:inline>
+            <wp:extent cx="5334000" cy="4572000"/>
+            <wp:effectExtent b="0" l="0" r="0" t="0"/>
+            <wp:docPr descr="" title="" id="58" name="Picture"/>
+            <a:graphic>
+              <a:graphicData uri="http://schemas.openxmlformats.org/drawingml/2006/picture">
+                <pic:pic>
+                  <pic:nvPicPr>
+                    <pic:cNvPr descr="docs/paper/campaign/fig5_degeneracy.png" id="59" name="Picture"/>
+                    <pic:cNvPicPr>
+                      <a:picLocks noChangeArrowheads="1" noChangeAspect="1"/>
+                    </pic:cNvPicPr>
+                  </pic:nvPicPr>
+                  <pic:blipFill>
+                    <a:blip r:embed="rId57"/>
+                    <a:stretch>
+                      <a:fillRect/>
+                    </a:stretch>
+                  </pic:blipFill>
+                  <pic:spPr bwMode="auto">
+                    <a:xfrm>
+                      <a:off x="0" y="0"/>
+                      <a:ext cx="5334000" cy="4572000"/>
+                    </a:xfrm>
+                    <a:prstGeom prst="rect">
+                      <a:avLst/>
+                    </a:prstGeom>
+                    <a:noFill/>
+                    <a:ln w="9525">
+                      <a:noFill/>
+                      <a:headEnd/>
+                      <a:tailEnd/>
+                    </a:ln>
+                  </pic:spPr>
+                </pic:pic>
+              </a:graphicData>
+            </a:graphic>
+          </wp:inline>
+        </w:drawing>
       </w:r>
     </w:p>
     <w:p>
@@ -17431,37 +18678,53 @@
           <w:b/>
           <w:bCs/>
         </w:rPr>
-        <w:t xml:space="preserve">Fig. 3 | Element mismatch is a function of 2Δψ, at every N.</w:t>
-      </w:r>
-      <w:r>
-        <w:t xml:space="preserve"> </w:t>
-      </w:r>
-      <w:r>
-        <w:t xml:space="preserve">Array gain/N² versus relative</w:t>
-      </w:r>
-      <w:r>
-        <w:t xml:space="preserve"> </w:t>
-      </w:r>
-      <w:r>
-        <w:t xml:space="preserve">element orientation for N = 2–1000 (markers), against the spin-2 prediction cos²Δψ (solid) and</w:t>
-      </w:r>
-      <w:r>
-        <w:t xml:space="preserve"> </w:t>
-      </w:r>
-      <w:r>
-        <w:t xml:space="preserve">the spin-1 prediction cos²(Δψ/2) (dotted). Lower panel: residual against cos²Δψ, worst</w:t>
-      </w:r>
-      <w:r>
-        <w:t xml:space="preserve"> </w:t>
-      </w:r>
-      <w:r>
-        <w:t xml:space="preserve">4.5 × 10⁻¹⁴, confirming the law is exact and N-independent. The 90° cancellation is complete</w:t>
-      </w:r>
-      <w:r>
-        <w:t xml:space="preserve"> </w:t>
-      </w:r>
-      <w:r>
-        <w:t xml:space="preserve">at every N (3.75 × 10⁻³³) where spin-1 reasoning predicts 0.5. Source:</w:t>
+        <w:t xml:space="preserve">Fig. 5 | Degeneracy breaking: only the rigid model is flat.</w:t>
+      </w:r>
+      <w:r>
+        <w:t xml:space="preserve"> </w:t>
+      </w:r>
+      <w:r>
+        <w:t xml:space="preserve">Quadrupole signature versus</w:t>
+      </w:r>
+      <w:r>
+        <w:t xml:space="preserve"> </w:t>
+      </w:r>
+      <w:r>
+        <w:t xml:space="preserve">radius at fixed M = 10¹⁵ kg over two decades. Upper panel (log): elastic response for three</w:t>
+      </w:r>
+      <w:r>
+        <w:t xml:space="preserve"> </w:t>
+      </w:r>
+      <w:r>
+        <w:t xml:space="preserve">materials, varying by 7.6 × 10⁴ – 2.1 × 10⁵ ×, and the geometric finite-size departure.</w:t>
+      </w:r>
+      <w:r>
+        <w:t xml:space="preserve"> </w:t>
+      </w:r>
+      <w:r>
+        <w:t xml:space="preserve">Lower panel (</w:t>
+      </w:r>
+      <w:r>
+        <w:rPr>
+          <w:b/>
+          <w:bCs/>
+        </w:rPr>
+        <w:t xml:space="preserve">linear</w:t>
+      </w:r>
+      <w:r>
+        <w:t xml:space="preserve">): the rigid model, identically 0.0 at all nine radii. The rigid result</w:t>
+      </w:r>
+      <w:r>
+        <w:t xml:space="preserve"> </w:t>
+      </w:r>
+      <w:r>
+        <w:t xml:space="preserve">is plotted linearly because zero is not representable on a logarithmic axis and a clamped line</w:t>
+      </w:r>
+      <w:r>
+        <w:t xml:space="preserve"> </w:t>
+      </w:r>
+      <w:r>
+        <w:t xml:space="preserve">would read as a measurement rather than an exact null. Source:</w:t>
       </w:r>
       <w:r>
         <w:t xml:space="preserve"> </w:t>
@@ -17470,7 +18733,7 @@
         <w:rPr>
           <w:rStyle w:val="VerbatimChar"/>
         </w:rPr>
-        <w:t xml:space="preserve">campaign/R2.json</w:t>
+        <w:t xml:space="preserve">campaign/R3.json</w:t>
       </w:r>
       <w:r>
         <w:t xml:space="preserve">.</w:t>
@@ -17478,54 +18741,236 @@
     </w:p>
     <w:p>
       <w:pPr>
-        <w:pStyle w:val="FigurePlaceholder"/>
-      </w:pPr>
-      <w:r>
-        <w:t xml:space="preserve">[ FIGURE 4 GOES HERE — Spin-2 alignment tolerance is exactly twice as tight ]</w:t>
-      </w:r>
-    </w:p>
-    <w:p>
-      <w:pPr>
-        <w:pStyle w:val="FigurePlaceholder"/>
-      </w:pPr>
-      <w:r>
-        <w:t xml:space="preserve">Delete this frame and Insert ▸ Image in its place.</w:t>
-      </w:r>
-    </w:p>
-    <w:p>
-      <w:pPr>
         <w:pStyle w:val="BodyText"/>
       </w:pPr>
       <w:r>
-        <w:rPr>
-          <w:b/>
-          <w:bCs/>
-        </w:rPr>
-        <w:t xml:space="preserve">Fig. 4 | Spin-2 alignment tolerance is exactly twice as tight.</w:t>
-      </w:r>
-      <w:r>
-        <w:t xml:space="preserve"> </w:t>
-      </w:r>
-      <w:r>
-        <w:t xml:space="preserve">Measured gain fraction</w:t>
-      </w:r>
-      <w:r>
-        <w:t xml:space="preserve"> </w:t>
-      </w:r>
-      <w:r>
-        <w:t xml:space="preserve">versus orientation jitter σ (N = 200, 400 realizations, ±5 s.e.), against the spin-2 law with</w:t>
-      </w:r>
-      <w:r>
-        <w:t xml:space="preserve"> </w:t>
-      </w:r>
-      <w:r>
-        <w:t xml:space="preserve">its finite-N bias, the spin-2 limit exp(−4σ²), and the spin-1 law exp(−σ²). The spin-2 form</w:t>
-      </w:r>
-      <w:r>
-        <w:t xml:space="preserve"> </w:t>
-      </w:r>
-      <w:r>
-        <w:t xml:space="preserve">fits 201× better (1.3 × 10⁻³ versus 2.7 × 10⁻¹ worst deviation). 1% loss at σ = 2.87°.</w:t>
+        <w:drawing>
+          <wp:inline>
+            <wp:extent cx="5334000" cy="3505200"/>
+            <wp:effectExtent b="0" l="0" r="0" t="0"/>
+            <wp:docPr descr="" title="" id="61" name="Picture"/>
+            <a:graphic>
+              <a:graphicData uri="http://schemas.openxmlformats.org/drawingml/2006/picture">
+                <pic:pic>
+                  <pic:nvPicPr>
+                    <pic:cNvPr descr="docs/paper/campaign/fig6_focus.png" id="62" name="Picture"/>
+                    <pic:cNvPicPr>
+                      <a:picLocks noChangeArrowheads="1" noChangeAspect="1"/>
+                    </pic:cNvPicPr>
+                  </pic:nvPicPr>
+                  <pic:blipFill>
+                    <a:blip r:embed="rId60"/>
+                    <a:stretch>
+                      <a:fillRect/>
+                    </a:stretch>
+                  </pic:blipFill>
+                  <pic:spPr bwMode="auto">
+                    <a:xfrm>
+                      <a:off x="0" y="0"/>
+                      <a:ext cx="5334000" cy="3505200"/>
+                    </a:xfrm>
+                    <a:prstGeom prst="rect">
+                      <a:avLst/>
+                    </a:prstGeom>
+                    <a:noFill/>
+                    <a:ln w="9525">
+                      <a:noFill/>
+                      <a:headEnd/>
+                      <a:tailEnd/>
+                    </a:ln>
+                  </pic:spPr>
+                </pic:pic>
+              </a:graphicData>
+            </a:graphic>
+          </wp:inline>
+        </w:drawing>
+      </w:r>
+    </w:p>
+    <w:p>
+      <w:pPr>
+        <w:pStyle w:val="BodyText"/>
+      </w:pPr>
+      <w:r>
+        <w:rPr>
+          <w:b/>
+          <w:bCs/>
+        </w:rPr>
+        <w:t xml:space="preserve">Fig. 6 | Mode-locking signature, against the correct background.</w:t>
+      </w:r>
+      <w:r>
+        <w:t xml:space="preserve"> </w:t>
+      </w:r>
+      <w:r>
+        <w:t xml:space="preserve">Peak-to-background ratio</w:t>
+      </w:r>
+      <w:r>
+        <w:t xml:space="preserve"> </w:t>
+      </w:r>
+      <w:r>
+        <w:t xml:space="preserve">versus √N at 1 MHz, where the geometry gives D/λ = 17.7, 41.3 and 53.1 for N = 16, 64, 100 —</w:t>
+      </w:r>
+      <w:r>
+        <w:t xml:space="preserve"> </w:t>
+      </w:r>
+      <w:r>
+        <w:t xml:space="preserve">every configuration super-wavelength (ADR-0006 trap 1). Two references are drawn: the naive √N,</w:t>
+      </w:r>
+      <w:r>
+        <w:t xml:space="preserve"> </w:t>
+      </w:r>
+      <w:r>
+        <w:t xml:space="preserve">which the measurements exceed by 12.6%, and the Rayleigh-corrected 2√N/√π = 1.128√N, which they</w:t>
+      </w:r>
+      <w:r>
+        <w:t xml:space="preserve"> </w:t>
+      </w:r>
+      <w:r>
+        <w:t xml:space="preserve">match to 3.1%.</w:t>
+      </w:r>
+      <w:r>
+        <w:t xml:space="preserve"> </w:t>
+      </w:r>
+      <w:r>
+        <w:rPr>
+          <w:b/>
+          <w:bCs/>
+        </w:rPr>
+        <w:t xml:space="preserve">The background mean is √(Nπ)/2, not √N</w:t>
+      </w:r>
+      <w:r>
+        <w:t xml:space="preserve"> </w:t>
+      </w:r>
+      <w:r>
+        <w:t xml:space="preserve">(trap 4); the 12.6% offset is that</w:t>
+      </w:r>
+      <w:r>
+        <w:t xml:space="preserve"> </w:t>
+      </w:r>
+      <w:r>
+        <w:t xml:space="preserve">correction, not a defect. Source:</w:t>
+      </w:r>
+      <w:r>
+        <w:t xml:space="preserve"> </w:t>
+      </w:r>
+      <w:r>
+        <w:rPr>
+          <w:rStyle w:val="VerbatimChar"/>
+        </w:rPr>
+        <w:t xml:space="preserve">campaign/R4.json</w:t>
+      </w:r>
+      <w:r>
+        <w:t xml:space="preserve">.</w:t>
+      </w:r>
+    </w:p>
+    <w:p>
+      <w:pPr>
+        <w:pStyle w:val="BodyText"/>
+      </w:pPr>
+      <w:r>
+        <w:drawing>
+          <wp:inline>
+            <wp:extent cx="5334000" cy="3429000"/>
+            <wp:effectExtent b="0" l="0" r="0" t="0"/>
+            <wp:docPr descr="" title="" id="64" name="Picture"/>
+            <a:graphic>
+              <a:graphicData uri="http://schemas.openxmlformats.org/drawingml/2006/picture">
+                <pic:pic>
+                  <pic:nvPicPr>
+                    <pic:cNvPr descr="docs/paper/campaign/fig7_walls.png" id="65" name="Picture"/>
+                    <pic:cNvPicPr>
+                      <a:picLocks noChangeArrowheads="1" noChangeAspect="1"/>
+                    </pic:cNvPicPr>
+                  </pic:nvPicPr>
+                  <pic:blipFill>
+                    <a:blip r:embed="rId63"/>
+                    <a:stretch>
+                      <a:fillRect/>
+                    </a:stretch>
+                  </pic:blipFill>
+                  <pic:spPr bwMode="auto">
+                    <a:xfrm>
+                      <a:off x="0" y="0"/>
+                      <a:ext cx="5334000" cy="3429000"/>
+                    </a:xfrm>
+                    <a:prstGeom prst="rect">
+                      <a:avLst/>
+                    </a:prstGeom>
+                    <a:noFill/>
+                    <a:ln w="9525">
+                      <a:noFill/>
+                      <a:headEnd/>
+                      <a:tailEnd/>
+                    </a:ln>
+                  </pic:spPr>
+                </pic:pic>
+              </a:graphicData>
+            </a:graphic>
+          </wp:inline>
+        </w:drawing>
+      </w:r>
+    </w:p>
+    <w:p>
+      <w:pPr>
+        <w:pStyle w:val="BodyText"/>
+      </w:pPr>
+      <w:r>
+        <w:rPr>
+          <w:b/>
+          <w:bCs/>
+        </w:rPr>
+        <w:t xml:space="preserve">Fig. 7 | The walls, in decades — and which one actually binds.</w:t>
+      </w:r>
+      <w:r>
+        <w:t xml:space="preserve"> </w:t>
+      </w:r>
+      <w:r>
+        <w:t xml:space="preserve">Gap between achieved and</w:t>
+      </w:r>
+      <w:r>
+        <w:t xml:space="preserve"> </w:t>
+      </w:r>
+      <w:r>
+        <w:t xml:space="preserve">required per ledger row. Emission is drawn as a</w:t>
+      </w:r>
+      <w:r>
+        <w:t xml:space="preserve"> </w:t>
+      </w:r>
+      <w:r>
+        <w:rPr>
+          <w:b/>
+          <w:bCs/>
+        </w:rPr>
+        <w:t xml:space="preserve">range</w:t>
+      </w:r>
+      <w:r>
+        <w:t xml:space="preserve"> </w:t>
+      </w:r>
+      <w:r>
+        <w:t xml:space="preserve">(−6.75 to +29.25) over the scoping</w:t>
+      </w:r>
+      <w:r>
+        <w:t xml:space="preserve"> </w:t>
+      </w:r>
+      <w:r>
+        <w:t xml:space="preserve">configuration set: at 10⁹ kg / 1 km / 1 MHz that wall does not bind. Coupling is evaluated at</w:t>
+      </w:r>
+      <w:r>
+        <w:t xml:space="preserve"> </w:t>
+      </w:r>
+      <w:r>
+        <w:t xml:space="preserve">that same best-case source and still demands 14.0 decades, with diffraction demanding 8.16 —</w:t>
+      </w:r>
+      <w:r>
+        <w:t xml:space="preserve"> </w:t>
+      </w:r>
+      <w:r>
+        <w:t xml:space="preserve">so beating the emission wall does not make the concept work. The transducer problem is out of</w:t>
+      </w:r>
+      <w:r>
+        <w:t xml:space="preserve"> </w:t>
+      </w:r>
+      <w:r>
+        <w:t xml:space="preserve">scope by charter (conjecture C-1); its absence is a scope statement, not a zero.</w:t>
       </w:r>
       <w:r>
         <w:t xml:space="preserve"> </w:t>
@@ -17540,7 +18985,19 @@
         <w:rPr>
           <w:rStyle w:val="VerbatimChar"/>
         </w:rPr>
-        <w:t xml:space="preserve">campaign/R2.json</w:t>
+        <w:t xml:space="preserve">campaign/R5.json</w:t>
+      </w:r>
+      <w:r>
+        <w:t xml:space="preserve">,</w:t>
+      </w:r>
+      <w:r>
+        <w:t xml:space="preserve"> </w:t>
+      </w:r>
+      <w:r>
+        <w:rPr>
+          <w:rStyle w:val="VerbatimChar"/>
+        </w:rPr>
+        <w:t xml:space="preserve">campaign/R6.json</w:t>
       </w:r>
       <w:r>
         <w:t xml:space="preserve">.</w:t>
@@ -17548,294 +19005,6 @@
     </w:p>
     <w:p>
       <w:pPr>
-        <w:pStyle w:val="FigurePlaceholder"/>
-      </w:pPr>
-      <w:r>
-        <w:t xml:space="preserve">[ FIGURE 5 GOES HERE — Degeneracy breaking: only the rigid model is flat ]</w:t>
-      </w:r>
-    </w:p>
-    <w:p>
-      <w:pPr>
-        <w:pStyle w:val="FigurePlaceholder"/>
-      </w:pPr>
-      <w:r>
-        <w:t xml:space="preserve">Delete this frame and Insert ▸ Image in its place.</w:t>
-      </w:r>
-    </w:p>
-    <w:p>
-      <w:pPr>
-        <w:pStyle w:val="BodyText"/>
-      </w:pPr>
-      <w:r>
-        <w:rPr>
-          <w:b/>
-          <w:bCs/>
-        </w:rPr>
-        <w:t xml:space="preserve">Fig. 5 | Degeneracy breaking: only the rigid model is flat.</w:t>
-      </w:r>
-      <w:r>
-        <w:t xml:space="preserve"> </w:t>
-      </w:r>
-      <w:r>
-        <w:t xml:space="preserve">Quadrupole signature versus</w:t>
-      </w:r>
-      <w:r>
-        <w:t xml:space="preserve"> </w:t>
-      </w:r>
-      <w:r>
-        <w:t xml:space="preserve">radius at fixed M = 10¹⁵ kg over two decades. Upper panel (log): elastic response for three</w:t>
-      </w:r>
-      <w:r>
-        <w:t xml:space="preserve"> </w:t>
-      </w:r>
-      <w:r>
-        <w:t xml:space="preserve">materials, varying by 7.6 × 10⁴ – 2.1 × 10⁵ ×, and the geometric finite-size departure.</w:t>
-      </w:r>
-      <w:r>
-        <w:t xml:space="preserve"> </w:t>
-      </w:r>
-      <w:r>
-        <w:t xml:space="preserve">Lower panel (</w:t>
-      </w:r>
-      <w:r>
-        <w:rPr>
-          <w:b/>
-          <w:bCs/>
-        </w:rPr>
-        <w:t xml:space="preserve">linear</w:t>
-      </w:r>
-      <w:r>
-        <w:t xml:space="preserve">): the rigid model, identically 0.0 at all nine radii. The rigid result</w:t>
-      </w:r>
-      <w:r>
-        <w:t xml:space="preserve"> </w:t>
-      </w:r>
-      <w:r>
-        <w:t xml:space="preserve">is plotted linearly because zero is not representable on a logarithmic axis and a clamped line</w:t>
-      </w:r>
-      <w:r>
-        <w:t xml:space="preserve"> </w:t>
-      </w:r>
-      <w:r>
-        <w:t xml:space="preserve">would read as a measurement rather than an exact null. Source:</w:t>
-      </w:r>
-      <w:r>
-        <w:t xml:space="preserve"> </w:t>
-      </w:r>
-      <w:r>
-        <w:rPr>
-          <w:rStyle w:val="VerbatimChar"/>
-        </w:rPr>
-        <w:t xml:space="preserve">campaign/R3.json</w:t>
-      </w:r>
-      <w:r>
-        <w:t xml:space="preserve">.</w:t>
-      </w:r>
-    </w:p>
-    <w:p>
-      <w:pPr>
-        <w:pStyle w:val="FigurePlaceholder"/>
-      </w:pPr>
-      <w:r>
-        <w:t xml:space="preserve">[ FIGURE 6 GOES HERE — Mode-locking signature, against the correct background ]</w:t>
-      </w:r>
-    </w:p>
-    <w:p>
-      <w:pPr>
-        <w:pStyle w:val="FigurePlaceholder"/>
-      </w:pPr>
-      <w:r>
-        <w:t xml:space="preserve">Delete this frame and Insert ▸ Image in its place.</w:t>
-      </w:r>
-    </w:p>
-    <w:p>
-      <w:pPr>
-        <w:pStyle w:val="BodyText"/>
-      </w:pPr>
-      <w:r>
-        <w:rPr>
-          <w:b/>
-          <w:bCs/>
-        </w:rPr>
-        <w:t xml:space="preserve">Fig. 6 | Mode-locking signature, against the correct background.</w:t>
-      </w:r>
-      <w:r>
-        <w:t xml:space="preserve"> </w:t>
-      </w:r>
-      <w:r>
-        <w:t xml:space="preserve">Peak-to-background ratio</w:t>
-      </w:r>
-      <w:r>
-        <w:t xml:space="preserve"> </w:t>
-      </w:r>
-      <w:r>
-        <w:t xml:space="preserve">versus √N at 1 MHz, where the geometry gives D/λ = 17.7, 41.3 and 53.1 for N = 16, 64, 100 —</w:t>
-      </w:r>
-      <w:r>
-        <w:t xml:space="preserve"> </w:t>
-      </w:r>
-      <w:r>
-        <w:t xml:space="preserve">every configuration super-wavelength (ADR-0006 trap 1). Two references are drawn: the naive √N,</w:t>
-      </w:r>
-      <w:r>
-        <w:t xml:space="preserve"> </w:t>
-      </w:r>
-      <w:r>
-        <w:t xml:space="preserve">which the measurements exceed by 12.6%, and the Rayleigh-corrected 2√N/√π = 1.128√N, which they</w:t>
-      </w:r>
-      <w:r>
-        <w:t xml:space="preserve"> </w:t>
-      </w:r>
-      <w:r>
-        <w:t xml:space="preserve">match to 3.1%.</w:t>
-      </w:r>
-      <w:r>
-        <w:t xml:space="preserve"> </w:t>
-      </w:r>
-      <w:r>
-        <w:rPr>
-          <w:b/>
-          <w:bCs/>
-        </w:rPr>
-        <w:t xml:space="preserve">The background mean is √(Nπ)/2, not √N</w:t>
-      </w:r>
-      <w:r>
-        <w:t xml:space="preserve"> </w:t>
-      </w:r>
-      <w:r>
-        <w:t xml:space="preserve">(trap 4); the 12.6% offset is that</w:t>
-      </w:r>
-      <w:r>
-        <w:t xml:space="preserve"> </w:t>
-      </w:r>
-      <w:r>
-        <w:t xml:space="preserve">correction, not a defect. Source:</w:t>
-      </w:r>
-      <w:r>
-        <w:t xml:space="preserve"> </w:t>
-      </w:r>
-      <w:r>
-        <w:rPr>
-          <w:rStyle w:val="VerbatimChar"/>
-        </w:rPr>
-        <w:t xml:space="preserve">campaign/R4.json</w:t>
-      </w:r>
-      <w:r>
-        <w:t xml:space="preserve">.</w:t>
-      </w:r>
-    </w:p>
-    <w:p>
-      <w:pPr>
-        <w:pStyle w:val="FigurePlaceholder"/>
-      </w:pPr>
-      <w:r>
-        <w:t xml:space="preserve">[ FIGURE 7 GOES HERE — The walls, in decades — and which one actually binds ]</w:t>
-      </w:r>
-    </w:p>
-    <w:p>
-      <w:pPr>
-        <w:pStyle w:val="FigurePlaceholder"/>
-      </w:pPr>
-      <w:r>
-        <w:t xml:space="preserve">Delete this frame and Insert ▸ Image in its place.</w:t>
-      </w:r>
-    </w:p>
-    <w:p>
-      <w:pPr>
-        <w:pStyle w:val="BodyText"/>
-      </w:pPr>
-      <w:r>
-        <w:rPr>
-          <w:b/>
-          <w:bCs/>
-        </w:rPr>
-        <w:t xml:space="preserve">Fig. 7 | The walls, in decades — and which one actually binds.</w:t>
-      </w:r>
-      <w:r>
-        <w:t xml:space="preserve"> </w:t>
-      </w:r>
-      <w:r>
-        <w:t xml:space="preserve">Gap between achieved and</w:t>
-      </w:r>
-      <w:r>
-        <w:t xml:space="preserve"> </w:t>
-      </w:r>
-      <w:r>
-        <w:t xml:space="preserve">required per ledger row. Emission is drawn as a</w:t>
-      </w:r>
-      <w:r>
-        <w:t xml:space="preserve"> </w:t>
-      </w:r>
-      <w:r>
-        <w:rPr>
-          <w:b/>
-          <w:bCs/>
-        </w:rPr>
-        <w:t xml:space="preserve">range</w:t>
-      </w:r>
-      <w:r>
-        <w:t xml:space="preserve"> </w:t>
-      </w:r>
-      <w:r>
-        <w:t xml:space="preserve">(−6.75 to +29.25) over the scoping</w:t>
-      </w:r>
-      <w:r>
-        <w:t xml:space="preserve"> </w:t>
-      </w:r>
-      <w:r>
-        <w:t xml:space="preserve">configuration set: at 10⁹ kg / 1 km / 1 MHz that wall does not bind. Coupling is evaluated at</w:t>
-      </w:r>
-      <w:r>
-        <w:t xml:space="preserve"> </w:t>
-      </w:r>
-      <w:r>
-        <w:t xml:space="preserve">that same best-case source and still demands 14.0 decades, with diffraction demanding 8.16 —</w:t>
-      </w:r>
-      <w:r>
-        <w:t xml:space="preserve"> </w:t>
-      </w:r>
-      <w:r>
-        <w:t xml:space="preserve">so beating the emission wall does not make the concept work. The transducer problem is out of</w:t>
-      </w:r>
-      <w:r>
-        <w:t xml:space="preserve"> </w:t>
-      </w:r>
-      <w:r>
-        <w:t xml:space="preserve">scope by charter (conjecture C-1); its absence is a scope statement, not a zero.</w:t>
-      </w:r>
-      <w:r>
-        <w:t xml:space="preserve"> </w:t>
-      </w:r>
-      <w:r>
-        <w:t xml:space="preserve">Source:</w:t>
-      </w:r>
-      <w:r>
-        <w:t xml:space="preserve"> </w:t>
-      </w:r>
-      <w:r>
-        <w:rPr>
-          <w:rStyle w:val="VerbatimChar"/>
-        </w:rPr>
-        <w:t xml:space="preserve">campaign/R5.json</w:t>
-      </w:r>
-      <w:r>
-        <w:t xml:space="preserve">,</w:t>
-      </w:r>
-      <w:r>
-        <w:t xml:space="preserve"> </w:t>
-      </w:r>
-      <w:r>
-        <w:rPr>
-          <w:rStyle w:val="VerbatimChar"/>
-        </w:rPr>
-        <w:t xml:space="preserve">campaign/R6.json</w:t>
-      </w:r>
-      <w:r>
-        <w:t xml:space="preserve">.</w:t>
-      </w:r>
-    </w:p>
-    <w:p>
-      <w:pPr>
         <w:pStyle w:val="NonExpertSummary"/>
       </w:pPr>
       <w:r>
@@ -17878,8 +19047,8 @@
         <w:t xml:space="preserve">a bar for the problem we explicitly refuse to claim we’ve solved.</w:t>
       </w:r>
     </w:p>
-    <w:bookmarkEnd w:id="45"/>
-    <w:bookmarkStart w:id="46" w:name="extended-data"/>
+    <w:bookmarkEnd w:id="66"/>
+    <w:bookmarkStart w:id="67" w:name="extended-data"/>
     <w:p>
       <w:pPr>
         <w:pStyle w:val="Heading3"/>
@@ -18444,9 +19613,9 @@
         </w:pict>
       </w:r>
     </w:p>
-    <w:bookmarkEnd w:id="46"/>
-    <w:bookmarkEnd w:id="47"/>
-    <w:bookmarkStart w:id="48" w:name="numbers-in-this-draft"/>
+    <w:bookmarkEnd w:id="67"/>
+    <w:bookmarkEnd w:id="68"/>
+    <w:bookmarkStart w:id="69" w:name="numbers-in-this-draft"/>
     <w:p>
       <w:pPr>
         <w:pStyle w:val="Heading2"/>
@@ -18692,8 +19861,8 @@
         </w:pict>
       </w:r>
     </w:p>
-    <w:bookmarkEnd w:id="48"/>
-    <w:bookmarkStart w:id="49" w:name="X0eb8261bb79f11682b3b6f6d6a62116e6743752"/>
+    <w:bookmarkEnd w:id="69"/>
+    <w:bookmarkStart w:id="70" w:name="X0eb8261bb79f11682b3b6f6d6a62116e6743752"/>
     <w:p>
       <w:pPr>
         <w:pStyle w:val="Heading2"/>
@@ -20410,8 +21579,8 @@
         <w:t xml:space="preserve">reason we publish the near-misses rather than quietly patching them.</w:t>
       </w:r>
     </w:p>
-    <w:bookmarkEnd w:id="49"/>
-    <w:bookmarkEnd w:id="50"/>
+    <w:bookmarkEnd w:id="70"/>
+    <w:bookmarkEnd w:id="71"/>
     <w:sectPr>
       <w:footnotePr>
         <w:numRestart w:val="eachSect"/>

--- a/docs/paper/nature-draft.docx
+++ b/docs/paper/nature-draft.docx
@@ -28,7 +28,7 @@
         </w:p>
       </w:sdtContent>
     </w:sdt>
-    <w:bookmarkStart w:id="71" w:name="Xf461e95384ea953e38f74659cc2270f636b595b"/>
+    <w:bookmarkStart w:id="72" w:name="Xf461e95384ea953e38f74659cc2270f636b595b"/>
     <w:p>
       <w:pPr>
         <w:pStyle w:val="Heading1"/>
@@ -444,11 +444,10 @@
         <w:pStyle w:val="FirstParagraph"/>
       </w:pPr>
       <w:r>
-        <w:rPr>
-          <w:i/>
-          <w:iCs/>
-        </w:rPr>
-        <w:t xml:space="preserve">Placeholder — to be completed before submission.</w:t>
+        <w:t xml:space="preserve">Paul Day</w:t>
+      </w:r>
+      <w:r>
+        <w:t xml:space="preserve">1</w:t>
       </w:r>
     </w:p>
     <w:p>
@@ -456,13 +455,10 @@
         <w:pStyle w:val="BodyText"/>
       </w:pPr>
       <w:r>
-        <w:t xml:space="preserve">Author 1</w:t>
-      </w:r>
-      <w:r>
         <w:t xml:space="preserve">1</w:t>
       </w:r>
       <w:r>
-        <w:t xml:space="preserve">, …</w:t>
+        <w:t xml:space="preserve">Independent researcher.</w:t>
       </w:r>
     </w:p>
     <w:p>
@@ -470,10 +466,7 @@
         <w:pStyle w:val="BodyText"/>
       </w:pPr>
       <w:r>
-        <w:t xml:space="preserve">1</w:t>
-      </w:r>
-      <w:r>
-        <w:t xml:space="preserve">Affiliation.</w:t>
+        <w:t xml:space="preserve">Correspondence: dpaulday@protonmail.com</w:t>
       </w:r>
     </w:p>
     <w:p>
@@ -481,92 +474,29 @@
         <w:pStyle w:val="BodyText"/>
       </w:pPr>
       <w:r>
-        <w:t xml:space="preserve">Correspondence: dpaulday@protonmail.com</w:t>
-      </w:r>
-    </w:p>
-    <w:p>
-      <w:pPr>
-        <w:pStyle w:val="BodyText"/>
-      </w:pPr>
-      <w:r>
-        <w:rPr>
-          <w:i/>
-          <w:iCs/>
-        </w:rPr>
-        <w:t xml:space="preserve">Note for the author list:</w:t>
-      </w:r>
-      <w:r>
-        <w:t xml:space="preserve"> </w:t>
-      </w:r>
-      <w:r>
-        <w:t xml:space="preserve">the repository’s contributor model is a long-horizon</w:t>
-      </w:r>
-      <w:r>
-        <w:t xml:space="preserve"> </w:t>
-      </w:r>
-      <w:r>
-        <w:t xml:space="preserve">(</w:t>
-      </w:r>
-      <w:r>
-        <w:t xml:space="preserve">“cathedral”</w:t>
-      </w:r>
-      <w:r>
-        <w:t xml:space="preserve">) one in which authorship will accrue across cohorts. A CRediT-style</w:t>
-      </w:r>
-      <w:r>
-        <w:t xml:space="preserve"> </w:t>
-      </w:r>
-      <w:r>
-        <w:t xml:space="preserve">contribution table plus a machine-readable</w:t>
-      </w:r>
-      <w:r>
-        <w:t xml:space="preserve"> </w:t>
-      </w:r>
-      <w:r>
-        <w:rPr>
-          <w:rStyle w:val="VerbatimChar"/>
-        </w:rPr>
-        <w:t xml:space="preserve">CITATION.cff</w:t>
-      </w:r>
-      <w:r>
-        <w:t xml:space="preserve"> </w:t>
-      </w:r>
-      <w:r>
-        <w:t xml:space="preserve">should be added to the</w:t>
-      </w:r>
-      <w:r>
-        <w:t xml:space="preserve"> </w:t>
-      </w:r>
-      <w:r>
-        <w:t xml:space="preserve">repository before submission so that the author list and the code’s own provenance</w:t>
-      </w:r>
-      <w:r>
-        <w:t xml:space="preserve"> </w:t>
-      </w:r>
-      <w:r>
-        <w:t xml:space="preserve">record cannot drift apart. This is currently</w:t>
-      </w:r>
-      <w:r>
-        <w:t xml:space="preserve"> </w:t>
-      </w:r>
-      <w:r>
-        <w:rPr>
-          <w:b/>
-          <w:bCs/>
-        </w:rPr>
-        <w:t xml:space="preserve">not</w:t>
-      </w:r>
-      <w:r>
-        <w:t xml:space="preserve"> </w:t>
-      </w:r>
-      <w:r>
-        <w:t xml:space="preserve">in place and is a submission</w:t>
-      </w:r>
-      <w:r>
-        <w:t xml:space="preserve"> </w:t>
-      </w:r>
-      <w:r>
-        <w:t xml:space="preserve">blocker, not an editorial nicety.</w:t>
+        <w:rPr>
+          <w:b/>
+          <w:bCs/>
+        </w:rPr>
+        <w:t xml:space="preserve">ORCID: to be registered before submission.</w:t>
+      </w:r>
+      <w:r>
+        <w:t xml:space="preserve"> </w:t>
+      </w:r>
+      <w:r>
+        <w:t xml:space="preserve">A project intended to outlive its authors</w:t>
+      </w:r>
+      <w:r>
+        <w:t xml:space="preserve"> </w:t>
+      </w:r>
+      <w:r>
+        <w:t xml:space="preserve">needs a durable identifier that survives an email address and a code-hosting handle; a</w:t>
+      </w:r>
+      <w:r>
+        <w:t xml:space="preserve"> </w:t>
+      </w:r>
+      <w:r>
+        <w:t xml:space="preserve">GitHub username is not one.</w:t>
       </w:r>
     </w:p>
     <w:p>
@@ -586,49 +516,19 @@
         <w:t xml:space="preserve"> </w:t>
       </w:r>
       <w:r>
-        <w:t xml:space="preserve">We haven’t finished the author list. This project is designed</w:t>
-      </w:r>
-      <w:r>
-        <w:t xml:space="preserve"> </w:t>
-      </w:r>
-      <w:r>
-        <w:t xml:space="preserve">to outlive the people who started it, so contributors will keep joining for years, and we</w:t>
-      </w:r>
-      <w:r>
-        <w:t xml:space="preserve"> </w:t>
-      </w:r>
-      <w:r>
-        <w:t xml:space="preserve">need a formal, machine-readable record of who did what — kept in the code itself, so it</w:t>
-      </w:r>
-      <w:r>
-        <w:t xml:space="preserve"> </w:t>
-      </w:r>
-      <w:r>
-        <w:t xml:space="preserve">can’t drift out of sync with the paper. That file doesn’t exist yet, and we’re calling</w:t>
-      </w:r>
-      <w:r>
-        <w:t xml:space="preserve"> </w:t>
-      </w:r>
-      <w:r>
-        <w:t xml:space="preserve">that a genuine blocker rather than paperwork, because a paper whose whole argument is</w:t>
-      </w:r>
-      <w:r>
-        <w:t xml:space="preserve"> </w:t>
-      </w:r>
-      <w:r>
-        <w:t xml:space="preserve">“track where everything came from”</w:t>
-      </w:r>
-      <w:r>
-        <w:t xml:space="preserve"> </w:t>
-      </w:r>
-      <w:r>
-        <w:t xml:space="preserve">would look ridiculous if it couldn’t track its own</w:t>
-      </w:r>
-      <w:r>
-        <w:t xml:space="preserve"> </w:t>
-      </w:r>
-      <w:r>
-        <w:t xml:space="preserve">authors.</w:t>
+        <w:t xml:space="preserve">Who wrote this, and how to reach them. One outstanding item: a</w:t>
+      </w:r>
+      <w:r>
+        <w:t xml:space="preserve"> </w:t>
+      </w:r>
+      <w:r>
+        <w:t xml:space="preserve">permanent researcher ID number, which matters more here than usual because the project is</w:t>
+      </w:r>
+      <w:r>
+        <w:t xml:space="preserve"> </w:t>
+      </w:r>
+      <w:r>
+        <w:t xml:space="preserve">meant to continue long after the people who started it have stopped.</w:t>
       </w:r>
     </w:p>
     <w:p>
@@ -639,13 +539,13 @@
       </w:r>
     </w:p>
     <w:bookmarkEnd w:id="9"/>
-    <w:bookmarkStart w:id="10" w:name="abstract"/>
+    <w:bookmarkStart w:id="10" w:name="author-contributions"/>
     <w:p>
       <w:pPr>
         <w:pStyle w:val="Heading2"/>
       </w:pPr>
       <w:r>
-        <w:t xml:space="preserve">Abstract</w:t>
+        <w:t xml:space="preserve">Author contributions</w:t>
       </w:r>
     </w:p>
     <w:p>
@@ -654,10 +554,34 @@
       </w:pPr>
       <w:r>
         <w:rPr>
-          <w:i/>
-          <w:iCs/>
-        </w:rPr>
-        <w:t xml:space="preserve">(target 150–200 words; current draft ≈ 195)</w:t>
+          <w:b/>
+          <w:bCs/>
+        </w:rPr>
+        <w:t xml:space="preserve">P.D.</w:t>
+      </w:r>
+      <w:r>
+        <w:t xml:space="preserve"> </w:t>
+      </w:r>
+      <w:r>
+        <w:t xml:space="preserve">conceived the project, set its scope and governance rules, made every scoping and</w:t>
+      </w:r>
+      <w:r>
+        <w:t xml:space="preserve"> </w:t>
+      </w:r>
+      <w:r>
+        <w:t xml:space="preserve">acceptance decision, and is accountable for all claims herein. CRediT: conceptualization,</w:t>
+      </w:r>
+      <w:r>
+        <w:t xml:space="preserve"> </w:t>
+      </w:r>
+      <w:r>
+        <w:t xml:space="preserve">methodology, software, validation, formal analysis, investigation, data curation,</w:t>
+      </w:r>
+      <w:r>
+        <w:t xml:space="preserve"> </w:t>
+      </w:r>
+      <w:r>
+        <w:t xml:space="preserve">writing — original draft, writing — review and editing, supervision, project administration.</w:t>
       </w:r>
     </w:p>
     <w:p>
@@ -665,13 +589,29 @@
         <w:pStyle w:val="BodyText"/>
       </w:pPr>
       <w:r>
-        <w:t xml:space="preserve">Gravitational radiation is a spin-2 field, and the phased-array formalism that governs</w:t>
-      </w:r>
-      <w:r>
-        <w:t xml:space="preserve"> </w:t>
-      </w:r>
-      <w:r>
-        <w:t xml:space="preserve">coherent electromagnetic apertures does not carry over to it unchanged. We present</w:t>
+        <w:rPr>
+          <w:b/>
+          <w:bCs/>
+        </w:rPr>
+        <w:t xml:space="preserve">AI assistance, disclosed.</w:t>
+      </w:r>
+      <w:r>
+        <w:t xml:space="preserve"> </w:t>
+      </w:r>
+      <w:r>
+        <w:t xml:space="preserve">This work was produced with extensive assistance from</w:t>
+      </w:r>
+      <w:r>
+        <w:t xml:space="preserve"> </w:t>
+      </w:r>
+      <w:r>
+        <w:t xml:space="preserve">Anthropic’s Claude, used for implementation, derivation, literature verification, review and</w:t>
+      </w:r>
+      <w:r>
+        <w:t xml:space="preserve"> </w:t>
+      </w:r>
+      <w:r>
+        <w:t xml:space="preserve">drafting. As of commit</w:t>
       </w:r>
       <w:r>
         <w:t xml:space="preserve"> </w:t>
@@ -680,88 +620,13 @@
         <w:rPr>
           <w:rStyle w:val="VerbatimChar"/>
         </w:rPr>
-        <w:t xml:space="preserve">gwtb</w:t>
-      </w:r>
-      <w:r>
-        <w:t xml:space="preserve">, an open-source framework that models the generation, propagation, coherent</w:t>
-      </w:r>
-      <w:r>
-        <w:t xml:space="preserve"> </w:t>
-      </w:r>
-      <w:r>
-        <w:t xml:space="preserve">superposition and target coupling of gravitational radiation from arrays of</w:t>
-      </w:r>
-      <w:r>
-        <w:t xml:space="preserve"> </w:t>
-      </w:r>
-      <w:r>
-        <w:t xml:space="preserve">controllably accelerated masses, together with the first systematic derivation of</w:t>
-      </w:r>
-      <w:r>
-        <w:t xml:space="preserve"> </w:t>
-      </w:r>
-      <w:r>
-        <w:t xml:space="preserve">array-theoretic quantities — element mismatch, array gain, alignment tolerance,</w:t>
-      </w:r>
-      <w:r>
-        <w:t xml:space="preserve"> </w:t>
-      </w:r>
-      <w:r>
-        <w:t xml:space="preserve">focusing phase — for a spin-2 rather than a spin-1 field. Polarization rotates as</w:t>
-      </w:r>
-      <w:r>
-        <w:t xml:space="preserve"> </w:t>
-      </w:r>
-      <w:r>
-        <w:t xml:space="preserve">e^(2iψ), so the element-to-element mismatch factor is cos(2Δψ) rather than cos(Δψ);</w:t>
-      </w:r>
-      <w:r>
-        <w:t xml:space="preserve"> </w:t>
-      </w:r>
-      <w:r>
-        <w:t xml:space="preserve">elements 90° apart cancel completely where electromagnetic intuition predicts a</w:t>
-      </w:r>
-      <w:r>
-        <w:t xml:space="preserve"> </w:t>
-      </w:r>
-      <w:r>
-        <w:t xml:space="preserve">doubling of power, and the orientation tolerance for 1% gain loss is exactly twice as</w:t>
-      </w:r>
-      <w:r>
-        <w:t xml:space="preserve"> </w:t>
-      </w:r>
-      <w:r>
-        <w:t xml:space="preserve">tight. Because such results have no external reference implementation to check against,</w:t>
-      </w:r>
-      <w:r>
-        <w:t xml:space="preserve"> </w:t>
-      </w:r>
-      <w:r>
-        <w:t xml:space="preserve">the framework’s second contribution is architectural: every implemented equation carries</w:t>
-      </w:r>
-      <w:r>
-        <w:t xml:space="preserve"> </w:t>
-      </w:r>
-      <w:r>
-        <w:t xml:space="preserve">a machine-checked citation to a numbered equation in an open-access source, every claim</w:t>
-      </w:r>
-      <w:r>
-        <w:t xml:space="preserve"> </w:t>
-      </w:r>
-      <w:r>
-        <w:t xml:space="preserve">is registered as established, derived or conjectural, every approximation is recorded</w:t>
-      </w:r>
-      <w:r>
-        <w:t xml:space="preserve"> </w:t>
-      </w:r>
-      <w:r>
-        <w:t xml:space="preserve">with the regime in which it fails, and results computed from momentum-non-conserving</w:t>
-      </w:r>
-      <w:r>
-        <w:t xml:space="preserve"> </w:t>
-      </w:r>
-      <w:r>
-        <w:t xml:space="preserve">sources are cryptographically inseparable from an</w:t>
+        <w:t xml:space="preserve">93f215c</w:t>
+      </w:r>
+      <w:r>
+        <w:t xml:space="preserve"> </w:t>
+      </w:r>
+      <w:r>
+        <w:t xml:space="preserve">(2026-08-06), 55 of 61 commits carry a</w:t>
       </w:r>
       <w:r>
         <w:t xml:space="preserve"> </w:t>
@@ -770,13 +635,19 @@
         <w:rPr>
           <w:rStyle w:val="VerbatimChar"/>
         </w:rPr>
-        <w:t xml:space="preserve">UNPHYSICAL</w:t>
-      </w:r>
-      <w:r>
-        <w:t xml:space="preserve"> </w:t>
-      </w:r>
-      <w:r>
-        <w:t xml:space="preserve">provenance stamp.</w:t>
+        <w:t xml:space="preserve">Co-Authored-By</w:t>
+      </w:r>
+      <w:r>
+        <w:t xml:space="preserve"> </w:t>
+      </w:r>
+      <w:r>
+        <w:t xml:space="preserve">trailer naming the model — 35 Claude Opus 5, 20 Claude Sonnet 5 — and those trailers, not</w:t>
+      </w:r>
+      <w:r>
+        <w:t xml:space="preserve"> </w:t>
+      </w:r>
+      <w:r>
+        <w:t xml:space="preserve">this paragraph, are the authoritative record.</w:t>
       </w:r>
     </w:p>
     <w:p>
@@ -788,19 +659,127 @@
           <w:b/>
           <w:bCs/>
         </w:rPr>
-        <w:t xml:space="preserve">Keywords:</w:t>
-      </w:r>
-      <w:r>
-        <w:t xml:space="preserve"> </w:t>
-      </w:r>
-      <w:r>
-        <w:t xml:space="preserve">gravitational waves; linearized gravity; phased arrays; spin-2 fields;</w:t>
-      </w:r>
-      <w:r>
-        <w:t xml:space="preserve"> </w:t>
-      </w:r>
-      <w:r>
-        <w:t xml:space="preserve">research software engineering; computational reproducibility; planetary defence.</w:t>
+        <w:t xml:space="preserve">The models are not authors and are not eligible to be.</w:t>
+      </w:r>
+      <w:r>
+        <w:t xml:space="preserve"> </w:t>
+      </w:r>
+      <w:r>
+        <w:t xml:space="preserve">Nature, Science and all</w:t>
+      </w:r>
+      <w:r>
+        <w:t xml:space="preserve"> </w:t>
+      </w:r>
+      <w:r>
+        <w:t xml:space="preserve">Springer-Nature journals hold that Large Language Models do not satisfy authorship</w:t>
+      </w:r>
+      <w:r>
+        <w:t xml:space="preserve"> </w:t>
+      </w:r>
+      <w:r>
+        <w:t xml:space="preserve">criteria, because authorship carries accountability that cannot be assigned to a</w:t>
+      </w:r>
+      <w:r>
+        <w:t xml:space="preserve"> </w:t>
+      </w:r>
+      <w:r>
+        <w:t xml:space="preserve">tool</w:t>
+      </w:r>
+      <w:r>
+        <w:t xml:space="preserve">26</w:t>
+      </w:r>
+      <w:r>
+        <w:t xml:space="preserve">. Disclosure is required; authorship is prohibited. Accountability for</w:t>
+      </w:r>
+      <w:r>
+        <w:t xml:space="preserve"> </w:t>
+      </w:r>
+      <w:r>
+        <w:t xml:space="preserve">every claim here rests with the human author.</w:t>
+      </w:r>
+    </w:p>
+    <w:p>
+      <w:pPr>
+        <w:pStyle w:val="BodyText"/>
+      </w:pPr>
+      <w:r>
+        <w:t xml:space="preserve">We report this in unusual detail because the project’s own README states a falsifiable</w:t>
+      </w:r>
+      <w:r>
+        <w:t xml:space="preserve"> </w:t>
+      </w:r>
+      <w:r>
+        <w:t xml:space="preserve">hypothesis about whether AI tooling lets an educated amateur produce work consistent with</w:t>
+      </w:r>
+      <w:r>
+        <w:t xml:space="preserve"> </w:t>
+      </w:r>
+      <w:r>
+        <w:t xml:space="preserve">the literature — and because the honest answer includes the failures. Over the development</w:t>
+      </w:r>
+      <w:r>
+        <w:t xml:space="preserve"> </w:t>
+      </w:r>
+      <w:r>
+        <w:t xml:space="preserve">period the framework’s own audit machinery found</w:t>
+      </w:r>
+      <w:r>
+        <w:t xml:space="preserve"> </w:t>
+      </w:r>
+      <w:r>
+        <w:rPr>
+          <w:b/>
+          <w:bCs/>
+        </w:rPr>
+        <w:t xml:space="preserve">seven defects in its own records</w:t>
+      </w:r>
+      <w:r>
+        <w:t xml:space="preserve">,</w:t>
+      </w:r>
+      <w:r>
+        <w:t xml:space="preserve"> </w:t>
+      </w:r>
+      <w:r>
+        <w:t xml:space="preserve">including a citation that pointed at the wrong equation for the manuscript’s central claim</w:t>
+      </w:r>
+      <w:r>
+        <w:t xml:space="preserve"> </w:t>
+      </w:r>
+      <w:r>
+        <w:t xml:space="preserve">(EQ-040), an alignment-precision figure quoted more tightly than any test enforced, and an</w:t>
+      </w:r>
+      <w:r>
+        <w:t xml:space="preserve"> </w:t>
+      </w:r>
+      <w:r>
+        <w:t xml:space="preserve">architecture description contradicted by the import graph. Each is logged with a date and a</w:t>
+      </w:r>
+      <w:r>
+        <w:t xml:space="preserve"> </w:t>
+      </w:r>
+      <w:r>
+        <w:t xml:space="preserve">reason in</w:t>
+      </w:r>
+      <w:r>
+        <w:t xml:space="preserve"> </w:t>
+      </w:r>
+      <w:r>
+        <w:rPr>
+          <w:rStyle w:val="VerbatimChar"/>
+        </w:rPr>
+        <w:t xml:space="preserve">docs/CLAIMS.md</w:t>
+      </w:r>
+      <w:r>
+        <w:t xml:space="preserve"> </w:t>
+      </w:r>
+      <w:r>
+        <w:t xml:space="preserve">rather than silently corrected. A case study that reported only</w:t>
+      </w:r>
+      <w:r>
+        <w:t xml:space="preserve"> </w:t>
+      </w:r>
+      <w:r>
+        <w:t xml:space="preserve">the successes would be measuring the wrong thing.</w:t>
       </w:r>
     </w:p>
     <w:p>
@@ -820,117 +799,71 @@
         <w:t xml:space="preserve"> </w:t>
       </w:r>
       <w:r>
-        <w:t xml:space="preserve">Radio engineers know how to combine many antennas so their</w:t>
-      </w:r>
-      <w:r>
-        <w:t xml:space="preserve"> </w:t>
-      </w:r>
-      <w:r>
-        <w:t xml:space="preserve">signals reinforce each other in one direction — that’s a</w:t>
-      </w:r>
-      <w:r>
-        <w:t xml:space="preserve"> </w:t>
-      </w:r>
-      <w:r>
-        <w:t xml:space="preserve">“phased array,”</w:t>
-      </w:r>
-      <w:r>
-        <w:t xml:space="preserve"> </w:t>
-      </w:r>
-      <w:r>
-        <w:t xml:space="preserve">the technology</w:t>
-      </w:r>
-      <w:r>
-        <w:t xml:space="preserve"> </w:t>
-      </w:r>
-      <w:r>
-        <w:t xml:space="preserve">behind radar and 5G. We asked whether the same trick works for gravitational waves</w:t>
-      </w:r>
-      <w:r>
-        <w:t xml:space="preserve"> </w:t>
-      </w:r>
-      <w:r>
-        <w:t xml:space="preserve">(ripples in space itself). The answer is</w:t>
-      </w:r>
-      <w:r>
-        <w:t xml:space="preserve"> </w:t>
-      </w:r>
-      <w:r>
-        <w:rPr>
-          <w:b/>
-          <w:bCs/>
-        </w:rPr>
-        <w:t xml:space="preserve">yes, but the rules are different</w:t>
-      </w:r>
-      <w:r>
-        <w:t xml:space="preserve">, because</w:t>
-      </w:r>
-      <w:r>
-        <w:t xml:space="preserve"> </w:t>
-      </w:r>
-      <w:r>
-        <w:t xml:space="preserve">gravity’s waves have a different symmetry from radio waves. Concretely: two gravitational</w:t>
-      </w:r>
-      <w:r>
-        <w:t xml:space="preserve"> </w:t>
-      </w:r>
-      <w:r>
-        <w:t xml:space="preserve">emitters turned 90° apart from each other</w:t>
-      </w:r>
-      <w:r>
-        <w:t xml:space="preserve"> </w:t>
-      </w:r>
-      <w:r>
-        <w:rPr>
-          <w:b/>
-          <w:bCs/>
-        </w:rPr>
-        <w:t xml:space="preserve">cancel out to nothing</w:t>
-      </w:r>
-      <w:r>
-        <w:t xml:space="preserve">, whereas two radio</w:t>
-      </w:r>
-      <w:r>
-        <w:t xml:space="preserve"> </w:t>
-      </w:r>
-      <w:r>
-        <w:t xml:space="preserve">antennas in the same arrangement would give you double the power. Get that wrong and your</w:t>
-      </w:r>
-      <w:r>
-        <w:t xml:space="preserve"> </w:t>
-      </w:r>
-      <w:r>
-        <w:t xml:space="preserve">array radiates silence while you confidently expect twice the output. Since nobody has</w:t>
-      </w:r>
-      <w:r>
-        <w:t xml:space="preserve"> </w:t>
-      </w:r>
-      <w:r>
-        <w:t xml:space="preserve">built one of these, there’s no existing software to check our answers against — so the</w:t>
-      </w:r>
-      <w:r>
-        <w:t xml:space="preserve"> </w:t>
-      </w:r>
-      <w:r>
-        <w:t xml:space="preserve">paper’s second half is about making the code itself auditable: every formula must cite a</w:t>
-      </w:r>
-      <w:r>
-        <w:t xml:space="preserve"> </w:t>
-      </w:r>
-      <w:r>
-        <w:t xml:space="preserve">specific numbered equation in a paper anyone can open, and any result computed from a</w:t>
-      </w:r>
-      <w:r>
-        <w:t xml:space="preserve"> </w:t>
-      </w:r>
-      <w:r>
-        <w:t xml:space="preserve">physically impossible setup gets permanently branded as such, in a way the software will</w:t>
-      </w:r>
-      <w:r>
-        <w:t xml:space="preserve"> </w:t>
-      </w:r>
-      <w:r>
-        <w:t xml:space="preserve">not let you remove.</w:t>
+        <w:t xml:space="preserve">Who did what, and an unusually detailed account of how much of</w:t>
+      </w:r>
+      <w:r>
+        <w:t xml:space="preserve"> </w:t>
+      </w:r>
+      <w:r>
+        <w:t xml:space="preserve">this was done with AI help. The short version: a lot — roughly nine commits in ten involved</w:t>
+      </w:r>
+      <w:r>
+        <w:t xml:space="preserve"> </w:t>
+      </w:r>
+      <w:r>
+        <w:t xml:space="preserve">it. The AI is deliberately</w:t>
+      </w:r>
+      <w:r>
+        <w:t xml:space="preserve"> </w:t>
+      </w:r>
+      <w:r>
+        <w:rPr>
+          <w:b/>
+          <w:bCs/>
+        </w:rPr>
+        <w:t xml:space="preserve">not</w:t>
+      </w:r>
+      <w:r>
+        <w:t xml:space="preserve"> </w:t>
+      </w:r>
+      <w:r>
+        <w:t xml:space="preserve">listed as an author, because every major scientific</w:t>
+      </w:r>
+      <w:r>
+        <w:t xml:space="preserve"> </w:t>
+      </w:r>
+      <w:r>
+        <w:t xml:space="preserve">publisher forbids it: being an author means being answerable for the work, and a tool</w:t>
+      </w:r>
+      <w:r>
+        <w:t xml:space="preserve"> </w:t>
+      </w:r>
+      <w:r>
+        <w:t xml:space="preserve">cannot be answerable. So the human is accountable for all of it, and the AI use is</w:t>
+      </w:r>
+      <w:r>
+        <w:t xml:space="preserve"> </w:t>
+      </w:r>
+      <w:r>
+        <w:t xml:space="preserve">disclosed instead. We give the numbers rather than a vague acknowledgement because this</w:t>
+      </w:r>
+      <w:r>
+        <w:t xml:space="preserve"> </w:t>
+      </w:r>
+      <w:r>
+        <w:t xml:space="preserve">project has publicly bet that this way of working can produce sound results — and a bet</w:t>
+      </w:r>
+      <w:r>
+        <w:t xml:space="preserve"> </w:t>
+      </w:r>
+      <w:r>
+        <w:t xml:space="preserve">you report selectively isn’t a bet. That includes listing the seven mistakes the project</w:t>
+      </w:r>
+      <w:r>
+        <w:t xml:space="preserve"> </w:t>
+      </w:r>
+      <w:r>
+        <w:t xml:space="preserve">caught in its own paperwork.</w:t>
       </w:r>
     </w:p>
     <w:p>
@@ -940,13 +873,322 @@
         </w:pict>
       </w:r>
     </w:p>
+    <w:p>
+      <w:r>
+        <w:pict>
+          <v:rect style="width:0;height:1.5pt" o:hralign="center" o:hrstd="t" o:hr="t"/>
+        </w:pict>
+      </w:r>
+    </w:p>
     <w:bookmarkEnd w:id="10"/>
-    <w:bookmarkStart w:id="15" w:name="main"/>
+    <w:bookmarkStart w:id="11" w:name="abstract"/>
     <w:p>
       <w:pPr>
         <w:pStyle w:val="Heading2"/>
       </w:pPr>
       <w:r>
+        <w:t xml:space="preserve">Abstract</w:t>
+      </w:r>
+    </w:p>
+    <w:p>
+      <w:pPr>
+        <w:pStyle w:val="FirstParagraph"/>
+      </w:pPr>
+      <w:r>
+        <w:rPr>
+          <w:i/>
+          <w:iCs/>
+        </w:rPr>
+        <w:t xml:space="preserve">(target 150–200 words; current draft ≈ 195)</w:t>
+      </w:r>
+    </w:p>
+    <w:p>
+      <w:pPr>
+        <w:pStyle w:val="BodyText"/>
+      </w:pPr>
+      <w:r>
+        <w:t xml:space="preserve">Gravitational radiation is a spin-2 field, and the phased-array formalism that governs</w:t>
+      </w:r>
+      <w:r>
+        <w:t xml:space="preserve"> </w:t>
+      </w:r>
+      <w:r>
+        <w:t xml:space="preserve">coherent electromagnetic apertures does not carry over to it unchanged. We present</w:t>
+      </w:r>
+      <w:r>
+        <w:t xml:space="preserve"> </w:t>
+      </w:r>
+      <w:r>
+        <w:rPr>
+          <w:rStyle w:val="VerbatimChar"/>
+        </w:rPr>
+        <w:t xml:space="preserve">gwtb</w:t>
+      </w:r>
+      <w:r>
+        <w:t xml:space="preserve">, an open-source framework that models the generation, propagation, coherent</w:t>
+      </w:r>
+      <w:r>
+        <w:t xml:space="preserve"> </w:t>
+      </w:r>
+      <w:r>
+        <w:t xml:space="preserve">superposition and target coupling of gravitational radiation from arrays of</w:t>
+      </w:r>
+      <w:r>
+        <w:t xml:space="preserve"> </w:t>
+      </w:r>
+      <w:r>
+        <w:t xml:space="preserve">controllably accelerated masses, together with the first systematic derivation of</w:t>
+      </w:r>
+      <w:r>
+        <w:t xml:space="preserve"> </w:t>
+      </w:r>
+      <w:r>
+        <w:t xml:space="preserve">array-theoretic quantities — element mismatch, array gain, alignment tolerance,</w:t>
+      </w:r>
+      <w:r>
+        <w:t xml:space="preserve"> </w:t>
+      </w:r>
+      <w:r>
+        <w:t xml:space="preserve">focusing phase — for a spin-2 rather than a spin-1 field. Polarization rotates as</w:t>
+      </w:r>
+      <w:r>
+        <w:t xml:space="preserve"> </w:t>
+      </w:r>
+      <w:r>
+        <w:t xml:space="preserve">e^(2iψ), so the element-to-element mismatch factor is cos(2Δψ) rather than cos(Δψ);</w:t>
+      </w:r>
+      <w:r>
+        <w:t xml:space="preserve"> </w:t>
+      </w:r>
+      <w:r>
+        <w:t xml:space="preserve">elements 90° apart cancel completely where electromagnetic intuition predicts a</w:t>
+      </w:r>
+      <w:r>
+        <w:t xml:space="preserve"> </w:t>
+      </w:r>
+      <w:r>
+        <w:t xml:space="preserve">doubling of power, and the orientation tolerance for 1% gain loss is exactly twice as</w:t>
+      </w:r>
+      <w:r>
+        <w:t xml:space="preserve"> </w:t>
+      </w:r>
+      <w:r>
+        <w:t xml:space="preserve">tight. Because such results have no external reference implementation to check against,</w:t>
+      </w:r>
+      <w:r>
+        <w:t xml:space="preserve"> </w:t>
+      </w:r>
+      <w:r>
+        <w:t xml:space="preserve">the framework’s second contribution is architectural: every implemented equation carries</w:t>
+      </w:r>
+      <w:r>
+        <w:t xml:space="preserve"> </w:t>
+      </w:r>
+      <w:r>
+        <w:t xml:space="preserve">a machine-checked citation to a numbered equation in an open-access source, every claim</w:t>
+      </w:r>
+      <w:r>
+        <w:t xml:space="preserve"> </w:t>
+      </w:r>
+      <w:r>
+        <w:t xml:space="preserve">is registered as established, derived or conjectural, every approximation is recorded</w:t>
+      </w:r>
+      <w:r>
+        <w:t xml:space="preserve"> </w:t>
+      </w:r>
+      <w:r>
+        <w:t xml:space="preserve">with the regime in which it fails, and results computed from momentum-non-conserving</w:t>
+      </w:r>
+      <w:r>
+        <w:t xml:space="preserve"> </w:t>
+      </w:r>
+      <w:r>
+        <w:t xml:space="preserve">sources are cryptographically inseparable from an</w:t>
+      </w:r>
+      <w:r>
+        <w:t xml:space="preserve"> </w:t>
+      </w:r>
+      <w:r>
+        <w:rPr>
+          <w:rStyle w:val="VerbatimChar"/>
+        </w:rPr>
+        <w:t xml:space="preserve">UNPHYSICAL</w:t>
+      </w:r>
+      <w:r>
+        <w:t xml:space="preserve"> </w:t>
+      </w:r>
+      <w:r>
+        <w:t xml:space="preserve">provenance stamp.</w:t>
+      </w:r>
+    </w:p>
+    <w:p>
+      <w:pPr>
+        <w:pStyle w:val="BodyText"/>
+      </w:pPr>
+      <w:r>
+        <w:rPr>
+          <w:b/>
+          <w:bCs/>
+        </w:rPr>
+        <w:t xml:space="preserve">Keywords:</w:t>
+      </w:r>
+      <w:r>
+        <w:t xml:space="preserve"> </w:t>
+      </w:r>
+      <w:r>
+        <w:t xml:space="preserve">gravitational waves; linearized gravity; phased arrays; spin-2 fields;</w:t>
+      </w:r>
+      <w:r>
+        <w:t xml:space="preserve"> </w:t>
+      </w:r>
+      <w:r>
+        <w:t xml:space="preserve">research software engineering; computational reproducibility; planetary defence.</w:t>
+      </w:r>
+    </w:p>
+    <w:p>
+      <w:pPr>
+        <w:pStyle w:val="NonExpertSummary"/>
+      </w:pPr>
+      <w:r>
+        <w:rPr>
+          <w:b/>
+          <w:bCs/>
+          <w:i/>
+          <w:iCs/>
+        </w:rPr>
+        <w:t xml:space="preserve">Non-expert summary:</w:t>
+      </w:r>
+      <w:r>
+        <w:t xml:space="preserve"> </w:t>
+      </w:r>
+      <w:r>
+        <w:t xml:space="preserve">Radio engineers know how to combine many antennas so their</w:t>
+      </w:r>
+      <w:r>
+        <w:t xml:space="preserve"> </w:t>
+      </w:r>
+      <w:r>
+        <w:t xml:space="preserve">signals reinforce each other in one direction — that’s a</w:t>
+      </w:r>
+      <w:r>
+        <w:t xml:space="preserve"> </w:t>
+      </w:r>
+      <w:r>
+        <w:t xml:space="preserve">“phased array,”</w:t>
+      </w:r>
+      <w:r>
+        <w:t xml:space="preserve"> </w:t>
+      </w:r>
+      <w:r>
+        <w:t xml:space="preserve">the technology</w:t>
+      </w:r>
+      <w:r>
+        <w:t xml:space="preserve"> </w:t>
+      </w:r>
+      <w:r>
+        <w:t xml:space="preserve">behind radar and 5G. We asked whether the same trick works for gravitational waves</w:t>
+      </w:r>
+      <w:r>
+        <w:t xml:space="preserve"> </w:t>
+      </w:r>
+      <w:r>
+        <w:t xml:space="preserve">(ripples in space itself). The answer is</w:t>
+      </w:r>
+      <w:r>
+        <w:t xml:space="preserve"> </w:t>
+      </w:r>
+      <w:r>
+        <w:rPr>
+          <w:b/>
+          <w:bCs/>
+        </w:rPr>
+        <w:t xml:space="preserve">yes, but the rules are different</w:t>
+      </w:r>
+      <w:r>
+        <w:t xml:space="preserve">, because</w:t>
+      </w:r>
+      <w:r>
+        <w:t xml:space="preserve"> </w:t>
+      </w:r>
+      <w:r>
+        <w:t xml:space="preserve">gravity’s waves have a different symmetry from radio waves. Concretely: two gravitational</w:t>
+      </w:r>
+      <w:r>
+        <w:t xml:space="preserve"> </w:t>
+      </w:r>
+      <w:r>
+        <w:t xml:space="preserve">emitters turned 90° apart from each other</w:t>
+      </w:r>
+      <w:r>
+        <w:t xml:space="preserve"> </w:t>
+      </w:r>
+      <w:r>
+        <w:rPr>
+          <w:b/>
+          <w:bCs/>
+        </w:rPr>
+        <w:t xml:space="preserve">cancel out to nothing</w:t>
+      </w:r>
+      <w:r>
+        <w:t xml:space="preserve">, whereas two radio</w:t>
+      </w:r>
+      <w:r>
+        <w:t xml:space="preserve"> </w:t>
+      </w:r>
+      <w:r>
+        <w:t xml:space="preserve">antennas in the same arrangement would give you double the power. Get that wrong and your</w:t>
+      </w:r>
+      <w:r>
+        <w:t xml:space="preserve"> </w:t>
+      </w:r>
+      <w:r>
+        <w:t xml:space="preserve">array radiates silence while you confidently expect twice the output. Since nobody has</w:t>
+      </w:r>
+      <w:r>
+        <w:t xml:space="preserve"> </w:t>
+      </w:r>
+      <w:r>
+        <w:t xml:space="preserve">built one of these, there’s no existing software to check our answers against — so the</w:t>
+      </w:r>
+      <w:r>
+        <w:t xml:space="preserve"> </w:t>
+      </w:r>
+      <w:r>
+        <w:t xml:space="preserve">paper’s second half is about making the code itself auditable: every formula must cite a</w:t>
+      </w:r>
+      <w:r>
+        <w:t xml:space="preserve"> </w:t>
+      </w:r>
+      <w:r>
+        <w:t xml:space="preserve">specific numbered equation in a paper anyone can open, and any result computed from a</w:t>
+      </w:r>
+      <w:r>
+        <w:t xml:space="preserve"> </w:t>
+      </w:r>
+      <w:r>
+        <w:t xml:space="preserve">physically impossible setup gets permanently branded as such, in a way the software will</w:t>
+      </w:r>
+      <w:r>
+        <w:t xml:space="preserve"> </w:t>
+      </w:r>
+      <w:r>
+        <w:t xml:space="preserve">not let you remove.</w:t>
+      </w:r>
+    </w:p>
+    <w:p>
+      <w:r>
+        <w:pict>
+          <v:rect style="width:0;height:1.5pt" o:hralign="center" o:hrstd="t" o:hr="t"/>
+        </w:pict>
+      </w:r>
+    </w:p>
+    <w:bookmarkEnd w:id="11"/>
+    <w:bookmarkStart w:id="16" w:name="main"/>
+    <w:p>
+      <w:pPr>
+        <w:pStyle w:val="Heading2"/>
+      </w:pPr>
+      <w:r>
         <w:t xml:space="preserve">Main</w:t>
       </w:r>
     </w:p>
@@ -1455,7 +1697,7 @@
         <w:t xml:space="preserve">run prints a scorecard of how far the design is from actually working.</w:t>
       </w:r>
     </w:p>
-    <w:bookmarkStart w:id="11" w:name="X503e849f44b167e82c572d12356e3704fd023e6"/>
+    <w:bookmarkStart w:id="12" w:name="X503e849f44b167e82c572d12356e3704fd023e6"/>
     <w:p>
       <w:pPr>
         <w:pStyle w:val="Heading3"/>
@@ -2146,8 +2388,8 @@
         <w:t xml:space="preserve">everything built on top of it.</w:t>
       </w:r>
     </w:p>
-    <w:bookmarkEnd w:id="11"/>
-    <w:bookmarkStart w:id="12" w:name="what-the-framework-computes"/>
+    <w:bookmarkEnd w:id="12"/>
+    <w:bookmarkStart w:id="13" w:name="what-the-framework-computes"/>
     <w:p>
       <w:pPr>
         <w:pStyle w:val="Heading3"/>
@@ -2544,8 +2786,8 @@
         <w:t xml:space="preserve">, not merely discouraged.</w:t>
       </w:r>
     </w:p>
-    <w:bookmarkEnd w:id="12"/>
-    <w:bookmarkStart w:id="13" w:name="the-spin-2-extension-of-array-theory"/>
+    <w:bookmarkEnd w:id="13"/>
+    <w:bookmarkStart w:id="14" w:name="the-spin-2-extension-of-array-theory"/>
     <w:p>
       <w:pPr>
         <w:pStyle w:val="Heading3"/>
@@ -3136,8 +3378,8 @@
         <w:t xml:space="preserve">old theory carefully rather than just replacing it with something new and unchecked.</w:t>
       </w:r>
     </w:p>
-    <w:bookmarkEnd w:id="13"/>
-    <w:bookmarkStart w:id="14" w:name="provenance-as-an-architectural-feature"/>
+    <w:bookmarkEnd w:id="14"/>
+    <w:bookmarkStart w:id="15" w:name="provenance-as-an-architectural-feature"/>
     <w:p>
       <w:pPr>
         <w:pStyle w:val="Heading3"/>
@@ -3845,9 +4087,9 @@
         </w:pict>
       </w:r>
     </w:p>
-    <w:bookmarkEnd w:id="14"/>
     <w:bookmarkEnd w:id="15"/>
-    <w:bookmarkStart w:id="24" w:name="results"/>
+    <w:bookmarkEnd w:id="16"/>
+    <w:bookmarkStart w:id="25" w:name="results"/>
     <w:p>
       <w:pPr>
         <w:pStyle w:val="Heading2"/>
@@ -3860,11 +4102,11 @@
       <w:pPr>
         <w:pStyle w:val="Heading3"/>
       </w:pPr>
-      <w:bookmarkStart w:id="16" w:name="Xc0913c212bb8b0c1730e82d1901b32c267d1df6"/>
+      <w:bookmarkStart w:id="17" w:name="Xc0913c212bb8b0c1730e82d1901b32c267d1df6"/>
       <w:r>
         <w:t xml:space="preserve">✅ Campaign run 2026-08-03 — pre-registration honoured</w:t>
       </w:r>
-      <w:bookmarkEnd w:id="16"/>
+      <w:bookmarkEnd w:id="17"/>
     </w:p>
     <w:p>
       <w:pPr>
@@ -4273,7 +4515,7 @@
         <w:t xml:space="preserve">exists and can be regenerated from scratch by anyone.</w:t>
       </w:r>
     </w:p>
-    <w:bookmarkStart w:id="17" w:name="r1-validation-against-known-systems"/>
+    <w:bookmarkStart w:id="18" w:name="r1-validation-against-known-systems"/>
     <w:p>
       <w:pPr>
         <w:pStyle w:val="Heading3"/>
@@ -4587,8 +4829,8 @@
         <w:t xml:space="preserve">testing anything.</w:t>
       </w:r>
     </w:p>
-    <w:bookmarkEnd w:id="17"/>
-    <w:bookmarkStart w:id="18" w:name="Xd8c850938c941443aef64082d7295da96dca15e"/>
+    <w:bookmarkEnd w:id="18"/>
+    <w:bookmarkStart w:id="19" w:name="Xd8c850938c941443aef64082d7295da96dca15e"/>
     <w:p>
       <w:pPr>
         <w:pStyle w:val="Heading3"/>
@@ -4984,8 +5226,8 @@
         <w:t xml:space="preserve">claim, and it survived every way we set out in advance to break it.</w:t>
       </w:r>
     </w:p>
-    <w:bookmarkEnd w:id="18"/>
-    <w:bookmarkStart w:id="19" w:name="X5575678f2424231dc7f5f1cda81eb96ddfef7d7"/>
+    <w:bookmarkEnd w:id="19"/>
+    <w:bookmarkStart w:id="20" w:name="X5575678f2424231dc7f5f1cda81eb96ddfef7d7"/>
     <w:p>
       <w:pPr>
         <w:pStyle w:val="Heading3"/>
@@ -5401,8 +5643,8 @@
         <w:t xml:space="preserve">cosmetic and becomes one of the few levers that actually exists.</w:t>
       </w:r>
     </w:p>
-    <w:bookmarkEnd w:id="19"/>
-    <w:bookmarkStart w:id="20" w:name="X6dbbc7438e1a93b60d03d81cf297e4072a15f1f"/>
+    <w:bookmarkEnd w:id="20"/>
+    <w:bookmarkStart w:id="21" w:name="X6dbbc7438e1a93b60d03d81cf297e4072a15f1f"/>
     <w:p>
       <w:pPr>
         <w:pStyle w:val="Heading3"/>
@@ -5886,8 +6128,8 @@
         <w:t xml:space="preserve">exact number we’d warned about, which is a satisfying way to be right about being wrong.</w:t>
       </w:r>
     </w:p>
-    <w:bookmarkEnd w:id="20"/>
-    <w:bookmarkStart w:id="21" w:name="r5-the-walls-quantified"/>
+    <w:bookmarkEnd w:id="21"/>
+    <w:bookmarkStart w:id="22" w:name="r5-the-walls-quantified"/>
     <w:p>
       <w:pPr>
         <w:pStyle w:val="Heading3"/>
@@ -6779,6 +7021,295 @@
         <w:t xml:space="preserve">what the ledger says rather than what we remembered.</w:t>
       </w:r>
     </w:p>
+    <w:bookmarkEnd w:id="22"/>
+    <w:bookmarkStart w:id="23" w:name="X66ab02a6fc0c284c8a947b9ebdeb740e39cb2c6"/>
+    <w:p>
+      <w:pPr>
+        <w:pStyle w:val="Heading3"/>
+      </w:pPr>
+      <w:r>
+        <w:t xml:space="preserve">R6 — Cross-channel comparison at the target</w:t>
+      </w:r>
+    </w:p>
+    <w:p>
+      <w:pPr>
+        <w:pStyle w:val="FirstParagraph"/>
+      </w:pPr>
+      <w:r>
+        <w:rPr>
+          <w:b/>
+          <w:bCs/>
+        </w:rPr>
+        <w:t xml:space="preserve">Q.</w:t>
+      </w:r>
+      <w:r>
+        <w:t xml:space="preserve"> </w:t>
+      </w:r>
+      <w:r>
+        <w:t xml:space="preserve">How does radiative coupling compare, quantitatively, against the one</w:t>
+      </w:r>
+      <w:r>
+        <w:t xml:space="preserve"> </w:t>
+      </w:r>
+      <w:r>
+        <w:t xml:space="preserve">gravity-based deflection mechanism that demonstrably works?</w:t>
+      </w:r>
+    </w:p>
+    <w:p>
+      <w:pPr>
+        <w:pStyle w:val="BodyText"/>
+      </w:pPr>
+      <w:r>
+        <w:rPr>
+          <w:b/>
+          <w:bCs/>
+        </w:rPr>
+        <w:t xml:space="preserve">Run.</w:t>
+      </w:r>
+      <w:r>
+        <w:t xml:space="preserve"> </w:t>
+      </w:r>
+      <w:r>
+        <w:rPr>
+          <w:rStyle w:val="VerbatimChar"/>
+        </w:rPr>
+        <w:t xml:space="preserve">compare_channels</w:t>
+      </w:r>
+      <w:r>
+        <w:t xml:space="preserve"> </w:t>
+      </w:r>
+      <w:r>
+        <w:t xml:space="preserve">across the scoping set: tidal strain, absorption thrust, and</w:t>
+      </w:r>
+      <w:r>
+        <w:t xml:space="preserve"> </w:t>
+      </w:r>
+      <w:r>
+        <w:t xml:space="preserve">near-zone gravitational gradient (the gravity-tractor mechanism</w:t>
+      </w:r>
+      <w:r>
+        <w:t xml:space="preserve">9,10</w:t>
+      </w:r>
+      <w:r>
+        <w:t xml:space="preserve">).</w:t>
+      </w:r>
+    </w:p>
+    <w:p>
+      <w:pPr>
+        <w:pStyle w:val="BodyText"/>
+      </w:pPr>
+      <w:r>
+        <w:rPr>
+          <w:b/>
+          <w:bCs/>
+        </w:rPr>
+        <w:t xml:space="preserve">Report.</w:t>
+      </w:r>
+      <w:r>
+        <w:t xml:space="preserve"> </w:t>
+      </w:r>
+      <w:r>
+        <w:t xml:space="preserve">Table 3: all three channels side by side, same units, same configuration.</w:t>
+      </w:r>
+    </w:p>
+    <w:p>
+      <w:pPr>
+        <w:pStyle w:val="BodyText"/>
+      </w:pPr>
+      <w:r>
+        <w:rPr>
+          <w:b/>
+          <w:bCs/>
+        </w:rPr>
+        <w:t xml:space="preserve">Falsifier.</w:t>
+      </w:r>
+      <w:r>
+        <w:t xml:space="preserve"> </w:t>
+      </w:r>
+      <w:r>
+        <w:t xml:space="preserve">Radiative coupling exceeding the near-zone channel at any modelled</w:t>
+      </w:r>
+      <w:r>
+        <w:t xml:space="preserve"> </w:t>
+      </w:r>
+      <w:r>
+        <w:t xml:space="preserve">configuration would contradict the framework’s stated expectation and must be</w:t>
+      </w:r>
+      <w:r>
+        <w:t xml:space="preserve"> </w:t>
+      </w:r>
+      <w:r>
+        <w:t xml:space="preserve">investigated as a defect before being reported as a result.</w:t>
+      </w:r>
+    </w:p>
+    <w:p>
+      <w:pPr>
+        <w:pStyle w:val="BodyText"/>
+      </w:pPr>
+      <w:r>
+        <w:rPr>
+          <w:b/>
+          <w:bCs/>
+        </w:rPr>
+        <w:t xml:space="preserve">Status.</w:t>
+      </w:r>
+      <w:r>
+        <w:t xml:space="preserve"> </w:t>
+      </w:r>
+      <w:r>
+        <w:t xml:space="preserve">✅</w:t>
+      </w:r>
+      <w:r>
+        <w:t xml:space="preserve"> </w:t>
+      </w:r>
+      <w:r>
+        <w:rPr>
+          <w:b/>
+          <w:bCs/>
+        </w:rPr>
+        <w:t xml:space="preserve">CONFIRMED</w:t>
+      </w:r>
+      <w:r>
+        <w:t xml:space="preserve"> </w:t>
+      </w:r>
+      <w:r>
+        <w:t xml:space="preserve">(</w:t>
+      </w:r>
+      <w:r>
+        <w:rPr>
+          <w:rStyle w:val="VerbatimChar"/>
+        </w:rPr>
+        <w:t xml:space="preserve">campaign/R6.json</w:t>
+      </w:r>
+      <w:r>
+        <w:t xml:space="preserve">; Table 3).</w:t>
+      </w:r>
+    </w:p>
+    <w:p>
+      <w:pPr>
+        <w:pStyle w:val="BodyText"/>
+      </w:pPr>
+      <w:r>
+        <w:t xml:space="preserve">The three channels, same configuration, same units. The</w:t>
+      </w:r>
+      <w:r>
+        <w:t xml:space="preserve"> </w:t>
+      </w:r>
+      <w:r>
+        <w:rPr>
+          <w:b/>
+          <w:bCs/>
+        </w:rPr>
+        <w:t xml:space="preserve">near-zone gravity tractor</w:t>
+      </w:r>
+      <w:r>
+        <w:rPr>
+          <w:b/>
+          <w:bCs/>
+        </w:rPr>
+        <w:t xml:space="preserve"> </w:t>
+      </w:r>
+      <w:r>
+        <w:rPr>
+          <w:b/>
+          <w:bCs/>
+        </w:rPr>
+        <w:t xml:space="preserve">delivers 3.32 N</w:t>
+      </w:r>
+      <w:r>
+        <w:t xml:space="preserve"> </w:t>
+      </w:r>
+      <w:r>
+        <w:t xml:space="preserve">against the ~43 N requirement — short by</w:t>
+      </w:r>
+      <w:r>
+        <w:t xml:space="preserve"> </w:t>
+      </w:r>
+      <w:r>
+        <w:rPr>
+          <w:b/>
+          <w:bCs/>
+        </w:rPr>
+        <w:t xml:space="preserve">1.11 decades</w:t>
+      </w:r>
+      <w:r>
+        <w:t xml:space="preserve">. Radiative</w:t>
+      </w:r>
+      <w:r>
+        <w:t xml:space="preserve"> </w:t>
+      </w:r>
+      <w:r>
+        <w:t xml:space="preserve">absorption delivers</w:t>
+      </w:r>
+      <w:r>
+        <w:t xml:space="preserve"> </w:t>
+      </w:r>
+      <w:r>
+        <w:rPr>
+          <w:b/>
+          <w:bCs/>
+        </w:rPr>
+        <w:t xml:space="preserve">4.4 × 10⁻³¹ N</w:t>
+      </w:r>
+      <w:r>
+        <w:t xml:space="preserve">, short by</w:t>
+      </w:r>
+      <w:r>
+        <w:t xml:space="preserve"> </w:t>
+      </w:r>
+      <w:r>
+        <w:rPr>
+          <w:b/>
+          <w:bCs/>
+        </w:rPr>
+        <w:t xml:space="preserve">32.0 decades</w:t>
+      </w:r>
+      <w:r>
+        <w:t xml:space="preserve">, and the tidal channel</w:t>
+      </w:r>
+      <w:r>
+        <w:t xml:space="preserve"> </w:t>
+      </w:r>
+      <w:r>
+        <w:t xml:space="preserve">produces a strain rather than a force at all, short by 31.6 decades on its own terms.</w:t>
+      </w:r>
+    </w:p>
+    <w:p>
+      <w:pPr>
+        <w:pStyle w:val="BodyText"/>
+      </w:pPr>
+      <w:r>
+        <w:rPr>
+          <w:b/>
+          <w:bCs/>
+        </w:rPr>
+        <w:t xml:space="preserve">The ratio is the result: radiative coupling is 1.3 × 10⁻³¹ of the near-zone channel.</w:t>
+      </w:r>
+      <w:r>
+        <w:t xml:space="preserve"> </w:t>
+      </w:r>
+      <w:r>
+        <w:t xml:space="preserve">The falsifier — radiative exceeding near-zone anywhere — did not fire, and it was never</w:t>
+      </w:r>
+      <w:r>
+        <w:t xml:space="preserve"> </w:t>
+      </w:r>
+      <w:r>
+        <w:t xml:space="preserve">close. A 2005-vintage spacecraft parked next to the rock, using nothing but Newtonian</w:t>
+      </w:r>
+      <w:r>
+        <w:t xml:space="preserve"> </w:t>
+      </w:r>
+      <w:r>
+        <w:t xml:space="preserve">attraction, outperforms the entire radiative apparatus by thirty-one orders of magnitude</w:t>
+      </w:r>
+      <w:r>
+        <w:t xml:space="preserve"> </w:t>
+      </w:r>
+      <w:r>
+        <w:t xml:space="preserve">and sits within a factor of thirteen of actually working.</w:t>
+      </w:r>
+    </w:p>
     <w:p>
       <w:pPr>
         <w:pStyle w:val="NonExpertSummary"/>
@@ -6796,197 +7327,37 @@
         <w:t xml:space="preserve"> </w:t>
       </w:r>
       <w:r>
-        <w:t xml:space="preserve">This is the section that says how badly the idea fails, on</w:t>
-      </w:r>
-      <w:r>
-        <w:t xml:space="preserve"> </w:t>
-      </w:r>
-      <w:r>
-        <w:t xml:space="preserve">purpose and in detail. Three walls stand in the way.</w:t>
-      </w:r>
-      <w:r>
-        <w:t xml:space="preserve"> </w:t>
-      </w:r>
-      <w:r>
-        <w:rPr>
-          <w:b/>
-          <w:bCs/>
-        </w:rPr>
-        <w:t xml:space="preserve">Focus:</w:t>
-      </w:r>
-      <w:r>
-        <w:t xml:space="preserve"> </w:t>
-      </w:r>
-      <w:r>
-        <w:t xml:space="preserve">to concentrate the beam</w:t>
-      </w:r>
-      <w:r>
-        <w:t xml:space="preserve"> </w:t>
-      </w:r>
-      <w:r>
-        <w:t xml:space="preserve">onto a 1 km target at the distance of Pluto, your transmitter must be about six billion</w:t>
-      </w:r>
-      <w:r>
-        <w:t xml:space="preserve"> </w:t>
-      </w:r>
-      <w:r>
-        <w:t xml:space="preserve">wavelengths across — and cranking the frequency up doesn’t rescue you, it just changes</w:t>
-      </w:r>
-      <w:r>
-        <w:t xml:space="preserve"> </w:t>
-      </w:r>
-      <w:r>
-        <w:t xml:space="preserve">what that means in metres, from absurd to merely impossible.</w:t>
-      </w:r>
-      <w:r>
-        <w:t xml:space="preserve"> </w:t>
-      </w:r>
-      <w:r>
-        <w:rPr>
-          <w:b/>
-          <w:bCs/>
-        </w:rPr>
-        <w:t xml:space="preserve">Grip:</w:t>
-      </w:r>
-      <w:r>
-        <w:t xml:space="preserve"> </w:t>
-      </w:r>
-      <w:r>
-        <w:t xml:space="preserve">a gravitational</w:t>
-      </w:r>
-      <w:r>
-        <w:t xml:space="preserve"> </w:t>
-      </w:r>
-      <w:r>
-        <w:t xml:space="preserve">wave stretches and squeezes things, it doesn’t</w:t>
-      </w:r>
-      <w:r>
-        <w:t xml:space="preserve"> </w:t>
-      </w:r>
-      <w:r>
-        <w:rPr>
-          <w:i/>
-          <w:iCs/>
-        </w:rPr>
-        <w:t xml:space="preserve">push</w:t>
-      </w:r>
-      <w:r>
-        <w:t xml:space="preserve"> </w:t>
-      </w:r>
-      <w:r>
-        <w:t xml:space="preserve">them; to push, the asteroid would</w:t>
-      </w:r>
-      <w:r>
-        <w:t xml:space="preserve"> </w:t>
-      </w:r>
-      <w:r>
-        <w:t xml:space="preserve">have to absorb the wave, and it barely absorbs any.</w:t>
-      </w:r>
-      <w:r>
-        <w:t xml:space="preserve"> </w:t>
-      </w:r>
-      <w:r>
-        <w:rPr>
-          <w:b/>
-          <w:bCs/>
-        </w:rPr>
-        <w:t xml:space="preserve">Strength:</w:t>
-      </w:r>
-      <w:r>
-        <w:t xml:space="preserve"> </w:t>
-      </w:r>
-      <w:r>
-        <w:t xml:space="preserve">we’re roughly forty</w:t>
-      </w:r>
-      <w:r>
-        <w:t xml:space="preserve"> </w:t>
-      </w:r>
-      <w:r>
-        <w:t xml:space="preserve">orders of magnitude short on raw power. For scale, NASA’s DART mission actually shifted an</w:t>
-      </w:r>
-      <w:r>
-        <w:t xml:space="preserve"> </w:t>
-      </w:r>
-      <w:r>
-        <w:t xml:space="preserve">asteroid in 2022 by flying a spacecraft into it, and even that delivered about a thousand</w:t>
-      </w:r>
-      <w:r>
-        <w:t xml:space="preserve"> </w:t>
-      </w:r>
-      <w:r>
-        <w:t xml:space="preserve">times less push than the job needs. The rule we’ve written into the project:</w:t>
-      </w:r>
-      <w:r>
-        <w:t xml:space="preserve"> </w:t>
-      </w:r>
-      <w:r>
-        <w:rPr>
-          <w:b/>
-          <w:bCs/>
-        </w:rPr>
-        <w:t xml:space="preserve">if a code</w:t>
-      </w:r>
-      <w:r>
-        <w:rPr>
-          <w:b/>
-          <w:bCs/>
-        </w:rPr>
-        <w:t xml:space="preserve"> </w:t>
-      </w:r>
-      <w:r>
-        <w:rPr>
-          <w:b/>
-          <w:bCs/>
-        </w:rPr>
-        <w:t xml:space="preserve">change ever makes one of these walls vanish, we assume the change is broken, not that we</w:t>
-      </w:r>
-      <w:r>
-        <w:rPr>
-          <w:b/>
-          <w:bCs/>
-        </w:rPr>
-        <w:t xml:space="preserve"> </w:t>
-      </w:r>
-      <w:r>
-        <w:rPr>
-          <w:b/>
-          <w:bCs/>
-        </w:rPr>
-        <w:t xml:space="preserve">solved it.</w:t>
-      </w:r>
-    </w:p>
-    <w:bookmarkEnd w:id="21"/>
-    <w:bookmarkStart w:id="22" w:name="X66ab02a6fc0c284c8a947b9ebdeb740e39cb2c6"/>
-    <w:p>
-      <w:pPr>
-        <w:pStyle w:val="Heading3"/>
-      </w:pPr>
-      <w:r>
-        <w:t xml:space="preserve">R6 — Cross-channel comparison at the target</w:t>
-      </w:r>
-    </w:p>
-    <w:p>
-      <w:pPr>
-        <w:pStyle w:val="FirstParagraph"/>
-      </w:pPr>
-      <w:r>
-        <w:rPr>
-          <w:b/>
-          <w:bCs/>
-        </w:rPr>
-        <w:t xml:space="preserve">Q.</w:t>
-      </w:r>
-      <w:r>
-        <w:t xml:space="preserve"> </w:t>
-      </w:r>
-      <w:r>
-        <w:t xml:space="preserve">How does radiative coupling compare, quantitatively, against the one</w:t>
-      </w:r>
-      <w:r>
-        <w:t xml:space="preserve"> </w:t>
-      </w:r>
-      <w:r>
-        <w:t xml:space="preserve">gravity-based deflection mechanism that demonstrably works?</w:t>
+        <w:t xml:space="preserve">There is already a respectable, boring way to nudge an asteroid</w:t>
+      </w:r>
+      <w:r>
+        <w:t xml:space="preserve"> </w:t>
+      </w:r>
+      <w:r>
+        <w:t xml:space="preserve">with gravity: park a heavy spacecraft next to it and let ordinary gravitational attraction</w:t>
+      </w:r>
+      <w:r>
+        <w:t xml:space="preserve"> </w:t>
+      </w:r>
+      <w:r>
+        <w:t xml:space="preserve">tow it, very slowly. That’s the</w:t>
+      </w:r>
+      <w:r>
+        <w:t xml:space="preserve"> </w:t>
+      </w:r>
+      <w:r>
+        <w:t xml:space="preserve">“gravity tractor,”</w:t>
+      </w:r>
+      <w:r>
+        <w:t xml:space="preserve"> </w:t>
+      </w:r>
+      <w:r>
+        <w:t xml:space="preserve">and it is the benchmark any exotic</w:t>
+      </w:r>
+      <w:r>
+        <w:t xml:space="preserve"> </w:t>
+      </w:r>
+      <w:r>
+        <w:t xml:space="preserve">proposal must beat.</w:t>
       </w:r>
     </w:p>
     <w:p>
@@ -6994,38 +7365,49 @@
         <w:pStyle w:val="BodyText"/>
       </w:pPr>
       <w:r>
-        <w:rPr>
-          <w:b/>
-          <w:bCs/>
-        </w:rPr>
-        <w:t xml:space="preserve">Run.</w:t>
-      </w:r>
-      <w:r>
-        <w:t xml:space="preserve"> </w:t>
-      </w:r>
-      <w:r>
-        <w:rPr>
-          <w:rStyle w:val="VerbatimChar"/>
-        </w:rPr>
-        <w:t xml:space="preserve">compare_channels</w:t>
-      </w:r>
-      <w:r>
-        <w:t xml:space="preserve"> </w:t>
-      </w:r>
-      <w:r>
-        <w:t xml:space="preserve">across the scoping set: tidal strain, absorption thrust, and</w:t>
-      </w:r>
-      <w:r>
-        <w:t xml:space="preserve"> </w:t>
-      </w:r>
-      <w:r>
-        <w:t xml:space="preserve">near-zone gravitational gradient (the gravity-tractor mechanism</w:t>
-      </w:r>
-      <w:r>
-        <w:t xml:space="preserve">9,10</w:t>
-      </w:r>
-      <w:r>
-        <w:t xml:space="preserve">).</w:t>
+        <w:t xml:space="preserve">It is not close. The boring option delivers about 3 newtons — roughly the weight of a bag</w:t>
+      </w:r>
+      <w:r>
+        <w:t xml:space="preserve"> </w:t>
+      </w:r>
+      <w:r>
+        <w:t xml:space="preserve">of sugar — against a requirement of 43, so it is short by a factor of thirteen and is</w:t>
+      </w:r>
+      <w:r>
+        <w:t xml:space="preserve"> </w:t>
+      </w:r>
+      <w:r>
+        <w:t xml:space="preserve">essentially an engineering problem. Our radiative method is short by a factor of a hundred</w:t>
+      </w:r>
+      <w:r>
+        <w:t xml:space="preserve"> </w:t>
+      </w:r>
+      <w:r>
+        <w:t xml:space="preserve">million trillion trillion. Stated the other way round:</w:t>
+      </w:r>
+      <w:r>
+        <w:t xml:space="preserve"> </w:t>
+      </w:r>
+      <w:r>
+        <w:rPr>
+          <w:b/>
+          <w:bCs/>
+        </w:rPr>
+        <w:t xml:space="preserve">the dull spacecraft beats the</w:t>
+      </w:r>
+      <w:r>
+        <w:rPr>
+          <w:b/>
+          <w:bCs/>
+        </w:rPr>
+        <w:t xml:space="preserve"> </w:t>
+      </w:r>
+      <w:r>
+        <w:rPr>
+          <w:b/>
+          <w:bCs/>
+        </w:rPr>
+        <w:t xml:space="preserve">gravitational-wave apparatus by thirty-one orders of magnitude.</w:t>
       </w:r>
     </w:p>
     <w:p>
@@ -7033,322 +7415,6 @@
         <w:pStyle w:val="BodyText"/>
       </w:pPr>
       <w:r>
-        <w:rPr>
-          <w:b/>
-          <w:bCs/>
-        </w:rPr>
-        <w:t xml:space="preserve">Report.</w:t>
-      </w:r>
-      <w:r>
-        <w:t xml:space="preserve"> </w:t>
-      </w:r>
-      <w:r>
-        <w:t xml:space="preserve">Table 3: all three channels side by side, same units, same configuration.</w:t>
-      </w:r>
-    </w:p>
-    <w:p>
-      <w:pPr>
-        <w:pStyle w:val="BodyText"/>
-      </w:pPr>
-      <w:r>
-        <w:rPr>
-          <w:b/>
-          <w:bCs/>
-        </w:rPr>
-        <w:t xml:space="preserve">Falsifier.</w:t>
-      </w:r>
-      <w:r>
-        <w:t xml:space="preserve"> </w:t>
-      </w:r>
-      <w:r>
-        <w:t xml:space="preserve">Radiative coupling exceeding the near-zone channel at any modelled</w:t>
-      </w:r>
-      <w:r>
-        <w:t xml:space="preserve"> </w:t>
-      </w:r>
-      <w:r>
-        <w:t xml:space="preserve">configuration would contradict the framework’s stated expectation and must be</w:t>
-      </w:r>
-      <w:r>
-        <w:t xml:space="preserve"> </w:t>
-      </w:r>
-      <w:r>
-        <w:t xml:space="preserve">investigated as a defect before being reported as a result.</w:t>
-      </w:r>
-    </w:p>
-    <w:p>
-      <w:pPr>
-        <w:pStyle w:val="BodyText"/>
-      </w:pPr>
-      <w:r>
-        <w:rPr>
-          <w:b/>
-          <w:bCs/>
-        </w:rPr>
-        <w:t xml:space="preserve">Status.</w:t>
-      </w:r>
-      <w:r>
-        <w:t xml:space="preserve"> </w:t>
-      </w:r>
-      <w:r>
-        <w:t xml:space="preserve">✅</w:t>
-      </w:r>
-      <w:r>
-        <w:t xml:space="preserve"> </w:t>
-      </w:r>
-      <w:r>
-        <w:rPr>
-          <w:b/>
-          <w:bCs/>
-        </w:rPr>
-        <w:t xml:space="preserve">CONFIRMED</w:t>
-      </w:r>
-      <w:r>
-        <w:t xml:space="preserve"> </w:t>
-      </w:r>
-      <w:r>
-        <w:t xml:space="preserve">(</w:t>
-      </w:r>
-      <w:r>
-        <w:rPr>
-          <w:rStyle w:val="VerbatimChar"/>
-        </w:rPr>
-        <w:t xml:space="preserve">campaign/R6.json</w:t>
-      </w:r>
-      <w:r>
-        <w:t xml:space="preserve">; Table 3).</w:t>
-      </w:r>
-    </w:p>
-    <w:p>
-      <w:pPr>
-        <w:pStyle w:val="BodyText"/>
-      </w:pPr>
-      <w:r>
-        <w:t xml:space="preserve">The three channels, same configuration, same units. The</w:t>
-      </w:r>
-      <w:r>
-        <w:t xml:space="preserve"> </w:t>
-      </w:r>
-      <w:r>
-        <w:rPr>
-          <w:b/>
-          <w:bCs/>
-        </w:rPr>
-        <w:t xml:space="preserve">near-zone gravity tractor</w:t>
-      </w:r>
-      <w:r>
-        <w:rPr>
-          <w:b/>
-          <w:bCs/>
-        </w:rPr>
-        <w:t xml:space="preserve"> </w:t>
-      </w:r>
-      <w:r>
-        <w:rPr>
-          <w:b/>
-          <w:bCs/>
-        </w:rPr>
-        <w:t xml:space="preserve">delivers 3.32 N</w:t>
-      </w:r>
-      <w:r>
-        <w:t xml:space="preserve"> </w:t>
-      </w:r>
-      <w:r>
-        <w:t xml:space="preserve">against the ~43 N requirement — short by</w:t>
-      </w:r>
-      <w:r>
-        <w:t xml:space="preserve"> </w:t>
-      </w:r>
-      <w:r>
-        <w:rPr>
-          <w:b/>
-          <w:bCs/>
-        </w:rPr>
-        <w:t xml:space="preserve">1.11 decades</w:t>
-      </w:r>
-      <w:r>
-        <w:t xml:space="preserve">. Radiative</w:t>
-      </w:r>
-      <w:r>
-        <w:t xml:space="preserve"> </w:t>
-      </w:r>
-      <w:r>
-        <w:t xml:space="preserve">absorption delivers</w:t>
-      </w:r>
-      <w:r>
-        <w:t xml:space="preserve"> </w:t>
-      </w:r>
-      <w:r>
-        <w:rPr>
-          <w:b/>
-          <w:bCs/>
-        </w:rPr>
-        <w:t xml:space="preserve">4.4 × 10⁻³¹ N</w:t>
-      </w:r>
-      <w:r>
-        <w:t xml:space="preserve">, short by</w:t>
-      </w:r>
-      <w:r>
-        <w:t xml:space="preserve"> </w:t>
-      </w:r>
-      <w:r>
-        <w:rPr>
-          <w:b/>
-          <w:bCs/>
-        </w:rPr>
-        <w:t xml:space="preserve">32.0 decades</w:t>
-      </w:r>
-      <w:r>
-        <w:t xml:space="preserve">, and the tidal channel</w:t>
-      </w:r>
-      <w:r>
-        <w:t xml:space="preserve"> </w:t>
-      </w:r>
-      <w:r>
-        <w:t xml:space="preserve">produces a strain rather than a force at all, short by 31.6 decades on its own terms.</w:t>
-      </w:r>
-    </w:p>
-    <w:p>
-      <w:pPr>
-        <w:pStyle w:val="BodyText"/>
-      </w:pPr>
-      <w:r>
-        <w:rPr>
-          <w:b/>
-          <w:bCs/>
-        </w:rPr>
-        <w:t xml:space="preserve">The ratio is the result: radiative coupling is 1.3 × 10⁻³¹ of the near-zone channel.</w:t>
-      </w:r>
-      <w:r>
-        <w:t xml:space="preserve"> </w:t>
-      </w:r>
-      <w:r>
-        <w:t xml:space="preserve">The falsifier — radiative exceeding near-zone anywhere — did not fire, and it was never</w:t>
-      </w:r>
-      <w:r>
-        <w:t xml:space="preserve"> </w:t>
-      </w:r>
-      <w:r>
-        <w:t xml:space="preserve">close. A 2005-vintage spacecraft parked next to the rock, using nothing but Newtonian</w:t>
-      </w:r>
-      <w:r>
-        <w:t xml:space="preserve"> </w:t>
-      </w:r>
-      <w:r>
-        <w:t xml:space="preserve">attraction, outperforms the entire radiative apparatus by thirty-one orders of magnitude</w:t>
-      </w:r>
-      <w:r>
-        <w:t xml:space="preserve"> </w:t>
-      </w:r>
-      <w:r>
-        <w:t xml:space="preserve">and sits within a factor of thirteen of actually working.</w:t>
-      </w:r>
-    </w:p>
-    <w:p>
-      <w:pPr>
-        <w:pStyle w:val="NonExpertSummary"/>
-      </w:pPr>
-      <w:r>
-        <w:rPr>
-          <w:b/>
-          <w:bCs/>
-          <w:i/>
-          <w:iCs/>
-        </w:rPr>
-        <w:t xml:space="preserve">Non-expert summary:</w:t>
-      </w:r>
-      <w:r>
-        <w:t xml:space="preserve"> </w:t>
-      </w:r>
-      <w:r>
-        <w:t xml:space="preserve">There is already a respectable, boring way to nudge an asteroid</w:t>
-      </w:r>
-      <w:r>
-        <w:t xml:space="preserve"> </w:t>
-      </w:r>
-      <w:r>
-        <w:t xml:space="preserve">with gravity: park a heavy spacecraft next to it and let ordinary gravitational attraction</w:t>
-      </w:r>
-      <w:r>
-        <w:t xml:space="preserve"> </w:t>
-      </w:r>
-      <w:r>
-        <w:t xml:space="preserve">tow it, very slowly. That’s the</w:t>
-      </w:r>
-      <w:r>
-        <w:t xml:space="preserve"> </w:t>
-      </w:r>
-      <w:r>
-        <w:t xml:space="preserve">“gravity tractor,”</w:t>
-      </w:r>
-      <w:r>
-        <w:t xml:space="preserve"> </w:t>
-      </w:r>
-      <w:r>
-        <w:t xml:space="preserve">and it is the benchmark any exotic</w:t>
-      </w:r>
-      <w:r>
-        <w:t xml:space="preserve"> </w:t>
-      </w:r>
-      <w:r>
-        <w:t xml:space="preserve">proposal must beat.</w:t>
-      </w:r>
-    </w:p>
-    <w:p>
-      <w:pPr>
-        <w:pStyle w:val="BodyText"/>
-      </w:pPr>
-      <w:r>
-        <w:t xml:space="preserve">It is not close. The boring option delivers about 3 newtons — roughly the weight of a bag</w:t>
-      </w:r>
-      <w:r>
-        <w:t xml:space="preserve"> </w:t>
-      </w:r>
-      <w:r>
-        <w:t xml:space="preserve">of sugar — against a requirement of 43, so it is short by a factor of thirteen and is</w:t>
-      </w:r>
-      <w:r>
-        <w:t xml:space="preserve"> </w:t>
-      </w:r>
-      <w:r>
-        <w:t xml:space="preserve">essentially an engineering problem. Our radiative method is short by a factor of a hundred</w:t>
-      </w:r>
-      <w:r>
-        <w:t xml:space="preserve"> </w:t>
-      </w:r>
-      <w:r>
-        <w:t xml:space="preserve">million trillion trillion. Stated the other way round:</w:t>
-      </w:r>
-      <w:r>
-        <w:t xml:space="preserve"> </w:t>
-      </w:r>
-      <w:r>
-        <w:rPr>
-          <w:b/>
-          <w:bCs/>
-        </w:rPr>
-        <w:t xml:space="preserve">the dull spacecraft beats the</w:t>
-      </w:r>
-      <w:r>
-        <w:rPr>
-          <w:b/>
-          <w:bCs/>
-        </w:rPr>
-        <w:t xml:space="preserve"> </w:t>
-      </w:r>
-      <w:r>
-        <w:rPr>
-          <w:b/>
-          <w:bCs/>
-        </w:rPr>
-        <w:t xml:space="preserve">gravitational-wave apparatus by thirty-one orders of magnitude.</w:t>
-      </w:r>
-    </w:p>
-    <w:p>
-      <w:pPr>
-        <w:pStyle w:val="BodyText"/>
-      </w:pPr>
-      <w:r>
         <w:t xml:space="preserve">We include this comparison precisely because it is unflattering. A framework that reported</w:t>
       </w:r>
       <w:r>
@@ -7358,8 +7424,8 @@
         <w:t xml:space="preserve">only its own channel would look far more promising and would be worthless.</w:t>
       </w:r>
     </w:p>
-    <w:bookmarkEnd w:id="22"/>
-    <w:bookmarkStart w:id="23" w:name="r7-numerical-regime-findings"/>
+    <w:bookmarkEnd w:id="23"/>
+    <w:bookmarkStart w:id="24" w:name="r7-numerical-regime-findings"/>
     <w:p>
       <w:pPr>
         <w:pStyle w:val="Heading3"/>
@@ -7633,9 +7699,9 @@
         </w:pict>
       </w:r>
     </w:p>
-    <w:bookmarkEnd w:id="23"/>
     <w:bookmarkEnd w:id="24"/>
-    <w:bookmarkStart w:id="25" w:name="discussion"/>
+    <w:bookmarkEnd w:id="25"/>
+    <w:bookmarkStart w:id="26" w:name="discussion"/>
     <w:p>
       <w:pPr>
         <w:pStyle w:val="Heading2"/>
@@ -8582,8 +8648,8 @@
         </w:pict>
       </w:r>
     </w:p>
-    <w:bookmarkEnd w:id="25"/>
-    <w:bookmarkStart w:id="35" w:name="methods"/>
+    <w:bookmarkEnd w:id="26"/>
+    <w:bookmarkStart w:id="36" w:name="methods"/>
     <w:p>
       <w:pPr>
         <w:pStyle w:val="Heading2"/>
@@ -8592,7 +8658,7 @@
         <w:t xml:space="preserve">Methods</w:t>
       </w:r>
     </w:p>
-    <w:bookmarkStart w:id="26" w:name="physical-formulation"/>
+    <w:bookmarkStart w:id="27" w:name="physical-formulation"/>
     <w:p>
       <w:pPr>
         <w:pStyle w:val="Heading3"/>
@@ -9130,8 +9196,8 @@
         <w:t xml:space="preserve">algebraic answer to sixteen decimal places.</w:t>
       </w:r>
     </w:p>
-    <w:bookmarkEnd w:id="26"/>
-    <w:bookmarkStart w:id="27" w:name="software-architecture"/>
+    <w:bookmarkEnd w:id="27"/>
+    <w:bookmarkStart w:id="28" w:name="software-architecture"/>
     <w:p>
       <w:pPr>
         <w:pStyle w:val="Heading3"/>
@@ -10976,8 +11042,8 @@
         <w:t xml:space="preserve">reasonable and are wrong.</w:t>
       </w:r>
     </w:p>
-    <w:bookmarkEnd w:id="27"/>
-    <w:bookmarkStart w:id="28" w:name="spin-2-tensor-superposition"/>
+    <w:bookmarkEnd w:id="28"/>
+    <w:bookmarkStart w:id="29" w:name="spin-2-tensor-superposition"/>
     <w:p>
       <w:pPr>
         <w:pStyle w:val="Heading3"/>
@@ -11367,8 +11433,8 @@
         <w:t xml:space="preserve">producing a confident wrong answer.</w:t>
       </w:r>
     </w:p>
-    <w:bookmarkEnd w:id="28"/>
-    <w:bookmarkStart w:id="29" w:name="X2c3b4a7248dcb1708b36ccef1150514ba8539c2"/>
+    <w:bookmarkEnd w:id="29"/>
+    <w:bookmarkStart w:id="30" w:name="X2c3b4a7248dcb1708b36ccef1150514ba8539c2"/>
     <w:p>
       <w:pPr>
         <w:pStyle w:val="Heading3"/>
@@ -12320,8 +12386,8 @@
         <w:t xml:space="preserve">confidence. Only one specific test does the real work.</w:t>
       </w:r>
     </w:p>
-    <w:bookmarkEnd w:id="29"/>
-    <w:bookmarkStart w:id="30" w:name="Xf77ab830b7763616c10de7a4f1594f1c9b21f00"/>
+    <w:bookmarkEnd w:id="30"/>
+    <w:bookmarkStart w:id="31" w:name="Xf77ab830b7763616c10de7a4f1594f1c9b21f00"/>
     <w:p>
       <w:pPr>
         <w:pStyle w:val="Heading3"/>
@@ -13247,8 +13313,8 @@
         <w:t xml:space="preserve">nothing yet depended on it.</w:t>
       </w:r>
     </w:p>
-    <w:bookmarkEnd w:id="30"/>
-    <w:bookmarkStart w:id="31" w:name="numerical-methods-at-astronomical-scale"/>
+    <w:bookmarkEnd w:id="31"/>
+    <w:bookmarkStart w:id="32" w:name="numerical-methods-at-astronomical-scale"/>
     <w:p>
       <w:pPr>
         <w:pStyle w:val="Heading3"/>
@@ -13681,8 +13747,8 @@
         <w:t xml:space="preserve">carry it in rescaled units and convert only at the very end.</w:t>
       </w:r>
     </w:p>
-    <w:bookmarkEnd w:id="31"/>
-    <w:bookmarkStart w:id="32" w:name="governance-mechanisms"/>
+    <w:bookmarkEnd w:id="32"/>
+    <w:bookmarkStart w:id="33" w:name="governance-mechanisms"/>
     <w:p>
       <w:pPr>
         <w:pStyle w:val="Heading3"/>
@@ -14247,8 +14313,8 @@
         <w:t xml:space="preserve">not in prose it can’t read.</w:t>
       </w:r>
     </w:p>
-    <w:bookmarkEnd w:id="32"/>
-    <w:bookmarkStart w:id="33" w:name="validation-suite"/>
+    <w:bookmarkEnd w:id="33"/>
+    <w:bookmarkStart w:id="34" w:name="validation-suite"/>
     <w:p>
       <w:pPr>
         <w:pStyle w:val="Heading3"/>
@@ -14585,8 +14651,8 @@
         <w:t xml:space="preserve">few digits’ slack elsewhere, rather than pretending either result is more exact than it is.</w:t>
       </w:r>
     </w:p>
-    <w:bookmarkEnd w:id="33"/>
-    <w:bookmarkStart w:id="34" w:name="the-epistemic-firewall"/>
+    <w:bookmarkEnd w:id="34"/>
+    <w:bookmarkStart w:id="35" w:name="the-epistemic-firewall"/>
     <w:p>
       <w:pPr>
         <w:pStyle w:val="Heading3"/>
@@ -14724,9 +14790,9 @@
         </w:pict>
       </w:r>
     </w:p>
-    <w:bookmarkEnd w:id="34"/>
     <w:bookmarkEnd w:id="35"/>
-    <w:bookmarkStart w:id="36" w:name="data-availability"/>
+    <w:bookmarkEnd w:id="36"/>
+    <w:bookmarkStart w:id="37" w:name="data-availability"/>
     <w:p>
       <w:pPr>
         <w:pStyle w:val="Heading2"/>
@@ -14824,8 +14890,8 @@
         <w:t xml:space="preserve">result rather than take our word for it.</w:t>
       </w:r>
     </w:p>
-    <w:bookmarkEnd w:id="36"/>
-    <w:bookmarkStart w:id="37" w:name="code-availability"/>
+    <w:bookmarkEnd w:id="37"/>
+    <w:bookmarkStart w:id="38" w:name="code-availability"/>
     <w:p>
       <w:pPr>
         <w:pStyle w:val="Heading2"/>
@@ -14956,8 +15022,8 @@
         </w:pict>
       </w:r>
     </w:p>
-    <w:bookmarkEnd w:id="37"/>
-    <w:bookmarkStart w:id="38" w:name="references"/>
+    <w:bookmarkEnd w:id="38"/>
+    <w:bookmarkStart w:id="39" w:name="references"/>
     <w:p>
       <w:pPr>
         <w:pStyle w:val="Heading2"/>
@@ -16247,6 +16313,56 @@
     </w:p>
     <w:p>
       <w:pPr>
+        <w:pStyle w:val="Compact"/>
+        <w:numPr>
+          <w:ilvl w:val="0"/>
+          <w:numId w:val="1005"/>
+        </w:numPr>
+      </w:pPr>
+      <w:r>
+        <w:rPr>
+          <w:i/>
+          <w:iCs/>
+        </w:rPr>
+        <w:t xml:space="preserve">Nature</w:t>
+      </w:r>
+      <w:r>
+        <w:t xml:space="preserve"> </w:t>
+      </w:r>
+      <w:r>
+        <w:t xml:space="preserve">editorial policy on artificial intelligence: Large Language Models do not</w:t>
+      </w:r>
+      <w:r>
+        <w:t xml:space="preserve"> </w:t>
+      </w:r>
+      <w:r>
+        <w:t xml:space="preserve">satisfy authorship criteria, since authorship carries accountability that cannot be</w:t>
+      </w:r>
+      <w:r>
+        <w:t xml:space="preserve"> </w:t>
+      </w:r>
+      <w:r>
+        <w:t xml:space="preserve">assigned to an AI tool; their use must instead be documented. Springer Nature and</w:t>
+      </w:r>
+      <w:r>
+        <w:t xml:space="preserve"> </w:t>
+      </w:r>
+      <w:r>
+        <w:t xml:space="preserve">Science apply the same prohibition. https://www.nature.com/nature-portfolio/editorial-policies/ai</w:t>
+      </w:r>
+      <w:r>
+        <w:t xml:space="preserve"> </w:t>
+      </w:r>
+      <w:r>
+        <w:rPr>
+          <w:i/>
+          <w:iCs/>
+        </w:rPr>
+        <w:t xml:space="preserve">(Verified 2026-08-06.)</w:t>
+      </w:r>
+    </w:p>
+    <w:p>
+      <w:pPr>
         <w:pStyle w:val="NonExpertSummary"/>
       </w:pPr>
       <w:r>
@@ -16350,8 +16466,8 @@
         </w:pict>
       </w:r>
     </w:p>
-    <w:bookmarkEnd w:id="38"/>
-    <w:bookmarkStart w:id="39" w:name="acknowledgements"/>
+    <w:bookmarkEnd w:id="39"/>
+    <w:bookmarkStart w:id="40" w:name="acknowledgements"/>
     <w:p>
       <w:pPr>
         <w:pStyle w:val="Heading2"/>
@@ -16365,15 +16481,81 @@
         <w:pStyle w:val="FirstParagraph"/>
       </w:pPr>
       <w:r>
-        <w:rPr>
-          <w:i/>
-          <w:iCs/>
-        </w:rPr>
-        <w:t xml:space="preserve">Placeholder.</w:t>
-      </w:r>
-    </w:p>
-    <w:bookmarkEnd w:id="39"/>
-    <w:bookmarkStart w:id="40" w:name="author-contributions"/>
+        <w:t xml:space="preserve">The author thanks the maintainers of the open-access sources this framework is built on —</w:t>
+      </w:r>
+      <w:r>
+        <w:t xml:space="preserve"> </w:t>
+      </w:r>
+      <w:r>
+        <w:t xml:space="preserve">in particular Blanchet’s</w:t>
+      </w:r>
+      <w:r>
+        <w:t xml:space="preserve"> </w:t>
+      </w:r>
+      <w:r>
+        <w:rPr>
+          <w:i/>
+          <w:iCs/>
+        </w:rPr>
+        <w:t xml:space="preserve">Living Reviews</w:t>
+      </w:r>
+      <w:r>
+        <w:t xml:space="preserve"> </w:t>
+      </w:r>
+      <w:r>
+        <w:t xml:space="preserve">article, whose numbered equations made the</w:t>
+      </w:r>
+      <w:r>
+        <w:t xml:space="preserve"> </w:t>
+      </w:r>
+      <w:r>
+        <w:t xml:space="preserve">project’s citation discipline enforceable at all. A framework that requires every formula</w:t>
+      </w:r>
+      <w:r>
+        <w:t xml:space="preserve"> </w:t>
+      </w:r>
+      <w:r>
+        <w:t xml:space="preserve">to name a checkable equation can only exist where such sources are freely available.</w:t>
+      </w:r>
+    </w:p>
+    <w:p>
+      <w:pPr>
+        <w:pStyle w:val="BodyText"/>
+      </w:pPr>
+      <w:r>
+        <w:rPr>
+          <w:i/>
+          <w:iCs/>
+        </w:rPr>
+        <w:t xml:space="preserve">Institutional and individual acknowledgements to be added.</w:t>
+      </w:r>
+      <w:r>
+        <w:t xml:space="preserve"> </w:t>
+      </w:r>
+      <w:r>
+        <w:t xml:space="preserve">Per the README’s stated</w:t>
+      </w:r>
+      <w:r>
+        <w:t xml:space="preserve"> </w:t>
+      </w:r>
+      <w:r>
+        <w:t xml:space="preserve">intent, any assistance received from people or institutions with more formal training than</w:t>
+      </w:r>
+      <w:r>
+        <w:t xml:space="preserve"> </w:t>
+      </w:r>
+      <w:r>
+        <w:t xml:space="preserve">the author will be logged explicitly rather than absorbed into a general thank-you — the</w:t>
+      </w:r>
+      <w:r>
+        <w:t xml:space="preserve"> </w:t>
+      </w:r>
+      <w:r>
+        <w:t xml:space="preserve">degree of expert intervention required is itself one of this work’s reported quantities.</w:t>
+      </w:r>
+    </w:p>
+    <w:bookmarkEnd w:id="40"/>
+    <w:bookmarkStart w:id="41" w:name="author-contributions-1"/>
     <w:p>
       <w:pPr>
         <w:pStyle w:val="Heading2"/>
@@ -16387,58 +16569,33 @@
         <w:pStyle w:val="FirstParagraph"/>
       </w:pPr>
       <w:r>
-        <w:rPr>
-          <w:i/>
-          <w:iCs/>
-        </w:rPr>
-        <w:t xml:space="preserve">Placeholder — use CRediT taxonomy. Must be reconciled with the repository’s commit</w:t>
-      </w:r>
-      <w:r>
-        <w:rPr>
-          <w:i/>
-          <w:iCs/>
-        </w:rPr>
-        <w:t xml:space="preserve"> </w:t>
-      </w:r>
-      <w:r>
-        <w:rPr>
-          <w:i/>
-          <w:iCs/>
-        </w:rPr>
-        <w:t xml:space="preserve">provenance and</w:t>
-      </w:r>
-      <w:r>
-        <w:rPr>
-          <w:i/>
-          <w:iCs/>
-        </w:rPr>
-        <w:t xml:space="preserve"> </w:t>
-      </w:r>
-      <w:r>
-        <w:rPr>
-          <w:rStyle w:val="VerbatimChar"/>
-          <w:i/>
-          <w:iCs/>
-        </w:rPr>
-        <w:t xml:space="preserve">CITATION.cff</w:t>
-      </w:r>
-      <w:r>
-        <w:rPr>
-          <w:i/>
-          <w:iCs/>
-        </w:rPr>
-        <w:t xml:space="preserve"> </w:t>
-      </w:r>
-      <w:r>
-        <w:rPr>
-          <w:i/>
-          <w:iCs/>
-        </w:rPr>
-        <w:t xml:space="preserve">before submission.</w:t>
-      </w:r>
-    </w:p>
-    <w:bookmarkEnd w:id="40"/>
-    <w:bookmarkStart w:id="41" w:name="competing-interests"/>
+        <w:t xml:space="preserve">See</w:t>
+      </w:r>
+      <w:r>
+        <w:t xml:space="preserve"> </w:t>
+      </w:r>
+      <w:r>
+        <w:rPr>
+          <w:b/>
+          <w:bCs/>
+        </w:rPr>
+        <w:t xml:space="preserve">Author contributions</w:t>
+      </w:r>
+      <w:r>
+        <w:t xml:space="preserve"> </w:t>
+      </w:r>
+      <w:r>
+        <w:t xml:space="preserve">following the author list, which states the CRediT roles and</w:t>
+      </w:r>
+      <w:r>
+        <w:t xml:space="preserve"> </w:t>
+      </w:r>
+      <w:r>
+        <w:t xml:space="preserve">the AI-assistance disclosure in full.</w:t>
+      </w:r>
+    </w:p>
+    <w:bookmarkEnd w:id="41"/>
+    <w:bookmarkStart w:id="42" w:name="competing-interests"/>
     <w:p>
       <w:pPr>
         <w:pStyle w:val="Heading2"/>
@@ -16452,31 +16609,47 @@
         <w:pStyle w:val="FirstParagraph"/>
       </w:pPr>
       <w:r>
-        <w:t xml:space="preserve">The authors declare no competing interests.</w:t>
-      </w:r>
-      <w:r>
-        <w:t xml:space="preserve"> </w:t>
-      </w:r>
-      <w:r>
-        <w:rPr>
-          <w:i/>
-          <w:iCs/>
-        </w:rPr>
-        <w:t xml:space="preserve">(Confirm before submission; note the</w:t>
-      </w:r>
-      <w:r>
-        <w:rPr>
-          <w:i/>
-          <w:iCs/>
-        </w:rPr>
-        <w:t xml:space="preserve"> </w:t>
-      </w:r>
-      <w:r>
-        <w:rPr>
-          <w:i/>
-          <w:iCs/>
-        </w:rPr>
-        <w:t xml:space="preserve">Apache-2.0 patent grant in Code availability.)</w:t>
+        <w:t xml:space="preserve">The author declares no competing financial interests. Two non-financial disclosures are</w:t>
+      </w:r>
+      <w:r>
+        <w:t xml:space="preserve"> </w:t>
+      </w:r>
+      <w:r>
+        <w:t xml:space="preserve">made in the interest of completeness: the software is released under Apache-2.0 with an</w:t>
+      </w:r>
+      <w:r>
+        <w:t xml:space="preserve"> </w:t>
+      </w:r>
+      <w:r>
+        <w:rPr>
+          <w:b/>
+          <w:bCs/>
+        </w:rPr>
+        <w:t xml:space="preserve">explicit patent grant</w:t>
+      </w:r>
+      <w:r>
+        <w:t xml:space="preserve"> </w:t>
+      </w:r>
+      <w:r>
+        <w:t xml:space="preserve">(see Code availability), which is a deliberate choice to let</w:t>
+      </w:r>
+      <w:r>
+        <w:t xml:space="preserve"> </w:t>
+      </w:r>
+      <w:r>
+        <w:t xml:space="preserve">outside groups develop hardware against the framework without exposure; and the work was</w:t>
+      </w:r>
+      <w:r>
+        <w:t xml:space="preserve"> </w:t>
+      </w:r>
+      <w:r>
+        <w:t xml:space="preserve">produced with extensive commercial AI assistance, disclosed with per-model commit counts</w:t>
+      </w:r>
+      <w:r>
+        <w:t xml:space="preserve"> </w:t>
+      </w:r>
+      <w:r>
+        <w:t xml:space="preserve">under Author contributions.</w:t>
       </w:r>
     </w:p>
     <w:p>
@@ -16496,19 +16669,31 @@
         <w:t xml:space="preserve"> </w:t>
       </w:r>
       <w:r>
-        <w:t xml:space="preserve">Standard journal declarations, not yet filled in. The last one</w:t>
-      </w:r>
-      <w:r>
-        <w:t xml:space="preserve"> </w:t>
-      </w:r>
-      <w:r>
-        <w:t xml:space="preserve">states that nobody stands to profit in a way that might bias the results — flagged for</w:t>
-      </w:r>
-      <w:r>
-        <w:t xml:space="preserve"> </w:t>
-      </w:r>
-      <w:r>
-        <w:t xml:space="preserve">confirmation before submission, given the patent grant mentioned above.</w:t>
+        <w:t xml:space="preserve">The standard end-of-paper declarations. Nobody stands to profit</w:t>
+      </w:r>
+      <w:r>
+        <w:t xml:space="preserve"> </w:t>
+      </w:r>
+      <w:r>
+        <w:t xml:space="preserve">in a way that could bias the results. Two things are disclosed anyway because they could</w:t>
+      </w:r>
+      <w:r>
+        <w:t xml:space="preserve"> </w:t>
+      </w:r>
+      <w:r>
+        <w:t xml:space="preserve">reasonably be asked about: the software licence deliberately gives away patent rights so</w:t>
+      </w:r>
+      <w:r>
+        <w:t xml:space="preserve"> </w:t>
+      </w:r>
+      <w:r>
+        <w:t xml:space="preserve">that others can build hardware freely, and the work leaned heavily on commercial AI tools,</w:t>
+      </w:r>
+      <w:r>
+        <w:t xml:space="preserve"> </w:t>
+      </w:r>
+      <w:r>
+        <w:t xml:space="preserve">which we quantify rather than gesture at.</w:t>
       </w:r>
     </w:p>
     <w:p>
@@ -16518,8 +16703,8 @@
         </w:pict>
       </w:r>
     </w:p>
-    <w:bookmarkEnd w:id="41"/>
-    <w:bookmarkStart w:id="68" w:name="display-items"/>
+    <w:bookmarkEnd w:id="42"/>
+    <w:bookmarkStart w:id="69" w:name="display-items"/>
     <w:p>
       <w:pPr>
         <w:pStyle w:val="Heading2"/>
@@ -16528,7 +16713,7 @@
         <w:t xml:space="preserve">Display items</w:t>
       </w:r>
     </w:p>
-    <w:bookmarkStart w:id="42" w:name="Xfd4a15b31695f732755ac714ad5daa3e3680b23"/>
+    <w:bookmarkStart w:id="43" w:name="Xfd4a15b31695f732755ac714ad5daa3e3680b23"/>
     <w:p>
       <w:pPr>
         <w:pStyle w:val="Heading3"/>
@@ -17121,8 +17306,8 @@
         <w:t xml:space="preserve">something that emits nothing and have no idea why.</w:t>
       </w:r>
     </w:p>
-    <w:bookmarkEnd w:id="42"/>
-    <w:bookmarkStart w:id="43" w:name="table-2-feasibility-ledger"/>
+    <w:bookmarkEnd w:id="43"/>
+    <w:bookmarkStart w:id="44" w:name="table-2-feasibility-ledger"/>
     <w:p>
       <w:pPr>
         <w:pStyle w:val="Heading3"/>
@@ -17782,8 +17967,8 @@
         <w:t xml:space="preserve">dishonest.</w:t>
       </w:r>
     </w:p>
-    <w:bookmarkEnd w:id="43"/>
-    <w:bookmarkStart w:id="44" w:name="table-3-coupling-channels-compared"/>
+    <w:bookmarkEnd w:id="44"/>
+    <w:bookmarkStart w:id="45" w:name="table-3-coupling-channels-compared"/>
     <w:p>
       <w:pPr>
         <w:pStyle w:val="Heading3"/>
@@ -18199,8 +18384,8 @@
         <w:t xml:space="preserve">unflattering comparison is exactly how an honest analysis turns into a sales pitch.</w:t>
       </w:r>
     </w:p>
-    <w:bookmarkEnd w:id="44"/>
-    <w:bookmarkStart w:id="66" w:name="figure-legends"/>
+    <w:bookmarkEnd w:id="45"/>
+    <w:bookmarkStart w:id="67" w:name="figure-legends"/>
     <w:p>
       <w:pPr>
         <w:pStyle w:val="Heading3"/>
@@ -18218,18 +18403,18 @@
           <wp:inline>
             <wp:extent cx="5334000" cy="5354410"/>
             <wp:effectExtent b="0" l="0" r="0" t="0"/>
-            <wp:docPr descr="" title="" id="46" name="Picture"/>
+            <wp:docPr descr="" title="" id="47" name="Picture"/>
             <a:graphic>
               <a:graphicData uri="http://schemas.openxmlformats.org/drawingml/2006/picture">
                 <pic:pic>
                   <pic:nvPicPr>
-                    <pic:cNvPr descr="docs/paper/campaign/fig1_architecture.png" id="47" name="Picture"/>
+                    <pic:cNvPr descr="docs/paper/campaign/fig1_architecture.png" id="48" name="Picture"/>
                     <pic:cNvPicPr>
                       <a:picLocks noChangeArrowheads="1" noChangeAspect="1"/>
                     </pic:cNvPicPr>
                   </pic:nvPicPr>
                   <pic:blipFill>
-                    <a:blip r:embed="rId45"/>
+                    <a:blip r:embed="rId46"/>
                     <a:stretch>
                       <a:fillRect/>
                     </a:stretch>
@@ -18939,18 +19124,18 @@
           <wp:inline>
             <wp:extent cx="5334000" cy="4415517"/>
             <wp:effectExtent b="0" l="0" r="0" t="0"/>
-            <wp:docPr descr="" title="" id="49" name="Picture"/>
+            <wp:docPr descr="" title="" id="50" name="Picture"/>
             <a:graphic>
               <a:graphicData uri="http://schemas.openxmlformats.org/drawingml/2006/picture">
                 <pic:pic>
                   <pic:nvPicPr>
-                    <pic:cNvPr descr="docs/paper/campaign/fig2_provenance.png" id="50" name="Picture"/>
+                    <pic:cNvPr descr="docs/paper/campaign/fig2_provenance.png" id="51" name="Picture"/>
                     <pic:cNvPicPr>
                       <a:picLocks noChangeArrowheads="1" noChangeAspect="1"/>
                     </pic:cNvPicPr>
                   </pic:nvPicPr>
                   <pic:blipFill>
-                    <a:blip r:embed="rId48"/>
+                    <a:blip r:embed="rId49"/>
                     <a:stretch>
                       <a:fillRect/>
                     </a:stretch>
@@ -19170,18 +19355,18 @@
           <wp:inline>
             <wp:extent cx="5334000" cy="4572000"/>
             <wp:effectExtent b="0" l="0" r="0" t="0"/>
-            <wp:docPr descr="" title="" id="52" name="Picture"/>
+            <wp:docPr descr="" title="" id="53" name="Picture"/>
             <a:graphic>
               <a:graphicData uri="http://schemas.openxmlformats.org/drawingml/2006/picture">
                 <pic:pic>
                   <pic:nvPicPr>
-                    <pic:cNvPr descr="docs/paper/campaign/fig3_mismatch.png" id="53" name="Picture"/>
+                    <pic:cNvPr descr="docs/paper/campaign/fig3_mismatch.png" id="54" name="Picture"/>
                     <pic:cNvPicPr>
                       <a:picLocks noChangeArrowheads="1" noChangeAspect="1"/>
                     </pic:cNvPicPr>
                   </pic:nvPicPr>
                   <pic:blipFill>
-                    <a:blip r:embed="rId51"/>
+                    <a:blip r:embed="rId52"/>
                     <a:stretch>
                       <a:fillRect/>
                     </a:stretch>
@@ -19271,18 +19456,18 @@
           <wp:inline>
             <wp:extent cx="5334000" cy="3429000"/>
             <wp:effectExtent b="0" l="0" r="0" t="0"/>
-            <wp:docPr descr="" title="" id="55" name="Picture"/>
+            <wp:docPr descr="" title="" id="56" name="Picture"/>
             <a:graphic>
               <a:graphicData uri="http://schemas.openxmlformats.org/drawingml/2006/picture">
                 <pic:pic>
                   <pic:nvPicPr>
-                    <pic:cNvPr descr="docs/paper/campaign/fig4_alignment.png" id="56" name="Picture"/>
+                    <pic:cNvPr descr="docs/paper/campaign/fig4_alignment.png" id="57" name="Picture"/>
                     <pic:cNvPicPr>
                       <a:picLocks noChangeArrowheads="1" noChangeAspect="1"/>
                     </pic:cNvPicPr>
                   </pic:nvPicPr>
                   <pic:blipFill>
-                    <a:blip r:embed="rId54"/>
+                    <a:blip r:embed="rId55"/>
                     <a:stretch>
                       <a:fillRect/>
                     </a:stretch>
@@ -19372,18 +19557,18 @@
           <wp:inline>
             <wp:extent cx="5334000" cy="4572000"/>
             <wp:effectExtent b="0" l="0" r="0" t="0"/>
-            <wp:docPr descr="" title="" id="58" name="Picture"/>
+            <wp:docPr descr="" title="" id="59" name="Picture"/>
             <a:graphic>
               <a:graphicData uri="http://schemas.openxmlformats.org/drawingml/2006/picture">
                 <pic:pic>
                   <pic:nvPicPr>
-                    <pic:cNvPr descr="docs/paper/campaign/fig5_degeneracy.png" id="59" name="Picture"/>
+                    <pic:cNvPr descr="docs/paper/campaign/fig5_degeneracy.png" id="60" name="Picture"/>
                     <pic:cNvPicPr>
                       <a:picLocks noChangeArrowheads="1" noChangeAspect="1"/>
                     </pic:cNvPicPr>
                   </pic:nvPicPr>
                   <pic:blipFill>
-                    <a:blip r:embed="rId57"/>
+                    <a:blip r:embed="rId58"/>
                     <a:stretch>
                       <a:fillRect/>
                     </a:stretch>
@@ -19489,18 +19674,18 @@
           <wp:inline>
             <wp:extent cx="5334000" cy="3505200"/>
             <wp:effectExtent b="0" l="0" r="0" t="0"/>
-            <wp:docPr descr="" title="" id="61" name="Picture"/>
+            <wp:docPr descr="" title="" id="62" name="Picture"/>
             <a:graphic>
               <a:graphicData uri="http://schemas.openxmlformats.org/drawingml/2006/picture">
                 <pic:pic>
                   <pic:nvPicPr>
-                    <pic:cNvPr descr="docs/paper/campaign/fig6_focus.png" id="62" name="Picture"/>
+                    <pic:cNvPr descr="docs/paper/campaign/fig6_focus.png" id="63" name="Picture"/>
                     <pic:cNvPicPr>
                       <a:picLocks noChangeArrowheads="1" noChangeAspect="1"/>
                     </pic:cNvPicPr>
                   </pic:nvPicPr>
                   <pic:blipFill>
-                    <a:blip r:embed="rId60"/>
+                    <a:blip r:embed="rId61"/>
                     <a:stretch>
                       <a:fillRect/>
                     </a:stretch>
@@ -19612,18 +19797,18 @@
           <wp:inline>
             <wp:extent cx="5334000" cy="3429000"/>
             <wp:effectExtent b="0" l="0" r="0" t="0"/>
-            <wp:docPr descr="" title="" id="64" name="Picture"/>
+            <wp:docPr descr="" title="" id="65" name="Picture"/>
             <a:graphic>
               <a:graphicData uri="http://schemas.openxmlformats.org/drawingml/2006/picture">
                 <pic:pic>
                   <pic:nvPicPr>
-                    <pic:cNvPr descr="docs/paper/campaign/fig7_walls.png" id="65" name="Picture"/>
+                    <pic:cNvPr descr="docs/paper/campaign/fig7_walls.png" id="66" name="Picture"/>
                     <pic:cNvPicPr>
                       <a:picLocks noChangeArrowheads="1" noChangeAspect="1"/>
                     </pic:cNvPicPr>
                   </pic:nvPicPr>
                   <pic:blipFill>
-                    <a:blip r:embed="rId63"/>
+                    <a:blip r:embed="rId64"/>
                     <a:stretch>
                       <a:fillRect/>
                     </a:stretch>
@@ -19788,8 +19973,8 @@
         <w:t xml:space="preserve">a bar for the problem we explicitly refuse to claim we’ve solved.</w:t>
       </w:r>
     </w:p>
-    <w:bookmarkEnd w:id="66"/>
-    <w:bookmarkStart w:id="67" w:name="extended-data"/>
+    <w:bookmarkEnd w:id="67"/>
+    <w:bookmarkStart w:id="68" w:name="extended-data"/>
     <w:p>
       <w:pPr>
         <w:pStyle w:val="Heading3"/>
@@ -20354,9 +20539,9 @@
         </w:pict>
       </w:r>
     </w:p>
-    <w:bookmarkEnd w:id="67"/>
     <w:bookmarkEnd w:id="68"/>
-    <w:bookmarkStart w:id="69" w:name="numbers-in-this-draft"/>
+    <w:bookmarkEnd w:id="69"/>
+    <w:bookmarkStart w:id="70" w:name="numbers-in-this-draft"/>
     <w:p>
       <w:pPr>
         <w:pStyle w:val="Heading2"/>
@@ -20602,8 +20787,8 @@
         </w:pict>
       </w:r>
     </w:p>
-    <w:bookmarkEnd w:id="69"/>
-    <w:bookmarkStart w:id="70" w:name="X0eb8261bb79f11682b3b6f6d6a62116e6743752"/>
+    <w:bookmarkEnd w:id="70"/>
+    <w:bookmarkStart w:id="71" w:name="X0eb8261bb79f11682b3b6f6d6a62116e6743752"/>
     <w:p>
       <w:pPr>
         <w:pStyle w:val="Heading2"/>
@@ -21043,30 +21228,26 @@
       </w:pPr>
       <w:r>
         <w:rPr>
-          <w:b/>
-          <w:bCs/>
+          <w:strike/>
         </w:rPr>
         <w:t xml:space="preserve">No</w:t>
       </w:r>
       <w:r>
         <w:rPr>
-          <w:b/>
-          <w:bCs/>
+          <w:strike/>
         </w:rPr>
         <w:t xml:space="preserve"> </w:t>
       </w:r>
       <w:r>
         <w:rPr>
           <w:rStyle w:val="VerbatimChar"/>
-          <w:b/>
-          <w:bCs/>
+          <w:strike/>
         </w:rPr>
         <w:t xml:space="preserve">CITATION.cff</w:t>
       </w:r>
       <w:r>
         <w:rPr>
-          <w:b/>
-          <w:bCs/>
+          <w:strike/>
         </w:rPr>
         <w:t xml:space="preserve">, no author list, no CRediT table.</w:t>
       </w:r>
@@ -21074,13 +21255,89 @@
         <w:t xml:space="preserve"> </w:t>
       </w:r>
       <w:r>
-        <w:t xml:space="preserve">A manuscript about provenance</w:t>
-      </w:r>
-      <w:r>
-        <w:t xml:space="preserve"> </w:t>
-      </w:r>
-      <w:r>
-        <w:t xml:space="preserve">discipline that cannot state its own authorship provenance is self-refuting.</w:t>
+        <w:t xml:space="preserve">✅</w:t>
+      </w:r>
+      <w:r>
+        <w:t xml:space="preserve"> </w:t>
+      </w:r>
+      <w:r>
+        <w:rPr>
+          <w:b/>
+          <w:bCs/>
+        </w:rPr>
+        <w:t xml:space="preserve">Done 2026-08-06.</w:t>
+      </w:r>
+      <w:r>
+        <w:t xml:space="preserve"> </w:t>
+      </w:r>
+      <w:r>
+        <w:t xml:space="preserve">Author</w:t>
+      </w:r>
+      <w:r>
+        <w:t xml:space="preserve"> </w:t>
+      </w:r>
+      <w:r>
+        <w:t xml:space="preserve">list, CRediT statement and a schema-validated</w:t>
+      </w:r>
+      <w:r>
+        <w:t xml:space="preserve"> </w:t>
+      </w:r>
+      <w:r>
+        <w:rPr>
+          <w:rStyle w:val="VerbatimChar"/>
+        </w:rPr>
+        <w:t xml:space="preserve">CITATION.cff</w:t>
+      </w:r>
+      <w:r>
+        <w:t xml:space="preserve"> </w:t>
+      </w:r>
+      <w:r>
+        <w:t xml:space="preserve">are in place, with the</w:t>
+      </w:r>
+      <w:r>
+        <w:t xml:space="preserve"> </w:t>
+      </w:r>
+      <w:r>
+        <w:t xml:space="preserve">AI-assistance disclosure carrying per-model commit counts (35 Opus 5, 20 Sonnet 5, of 61</w:t>
+      </w:r>
+      <w:r>
+        <w:t xml:space="preserve"> </w:t>
+      </w:r>
+      <w:r>
+        <w:t xml:space="preserve">commits) and pointing at the git trailers as the authoritative record.</w:t>
+      </w:r>
+      <w:r>
+        <w:t xml:space="preserve"> </w:t>
+      </w:r>
+      <w:r>
+        <w:rPr>
+          <w:b/>
+          <w:bCs/>
+        </w:rPr>
+        <w:t xml:space="preserve">One item</w:t>
+      </w:r>
+      <w:r>
+        <w:rPr>
+          <w:b/>
+          <w:bCs/>
+        </w:rPr>
+        <w:t xml:space="preserve"> </w:t>
+      </w:r>
+      <w:r>
+        <w:rPr>
+          <w:b/>
+          <w:bCs/>
+        </w:rPr>
+        <w:t xml:space="preserve">remains: an ORCID</w:t>
+      </w:r>
+      <w:r>
+        <w:t xml:space="preserve">, which is free to register and is the only durable identifier for a</w:t>
+      </w:r>
+      <w:r>
+        <w:t xml:space="preserve"> </w:t>
+      </w:r>
+      <w:r>
+        <w:t xml:space="preserve">project meant to outlive its authors.</w:t>
       </w:r>
     </w:p>
     <w:p>
@@ -22133,16 +22390,165 @@
       </w:pPr>
       <w:r>
         <w:rPr>
-          <w:b/>
-          <w:bCs/>
-        </w:rPr>
-        <w:t xml:space="preserve">Reference 8</w:t>
-      </w:r>
-      <w:r>
-        <w:t xml:space="preserve"> </w:t>
-      </w:r>
-      <w:r>
-        <w:t xml:space="preserve">(DART) and any other</w:t>
+          <w:strike/>
+        </w:rPr>
+        <w:t xml:space="preserve">Reference 8 (DART) needs volume/page verification.</w:t>
+      </w:r>
+      <w:r>
+        <w:t xml:space="preserve"> </w:t>
+      </w:r>
+      <w:r>
+        <w:t xml:space="preserve">✅</w:t>
+      </w:r>
+      <w:r>
+        <w:t xml:space="preserve"> </w:t>
+      </w:r>
+      <w:r>
+        <w:rPr>
+          <w:b/>
+          <w:bCs/>
+        </w:rPr>
+        <w:t xml:space="preserve">Verified 2026-08-03</w:t>
+      </w:r>
+      <w:r>
+        <w:t xml:space="preserve"> </w:t>
+      </w:r>
+      <w:r>
+        <w:t xml:space="preserve">against Crossref (doi:10.1038/s41586-023-05810-5; British</w:t>
+      </w:r>
+      <w:r>
+        <w:t xml:space="preserve"> </w:t>
+      </w:r>
+      <w:r>
+        <w:t xml:space="preserve">“defence”</w:t>
+      </w:r>
+      <w:r>
+        <w:t xml:space="preserve"> </w:t>
+      </w:r>
+      <w:r>
+        <w:t xml:space="preserve">as published).</w:t>
+      </w:r>
+    </w:p>
+    <w:p>
+      <w:pPr>
+        <w:pStyle w:val="Compact"/>
+        <w:numPr>
+          <w:ilvl w:val="0"/>
+          <w:numId w:val="1008"/>
+        </w:numPr>
+      </w:pPr>
+      <w:r>
+        <w:t xml:space="preserve">⚠️</w:t>
+      </w:r>
+      <w:r>
+        <w:t xml:space="preserve"> </w:t>
+      </w:r>
+      <w:r>
+        <w:rPr>
+          <w:b/>
+          <w:bCs/>
+        </w:rPr>
+        <w:t xml:space="preserve">Ten references are listed but never cited in the text</w:t>
+      </w:r>
+      <w:r>
+        <w:t xml:space="preserve">: refs 13, 14, 15, 16, 17,</w:t>
+      </w:r>
+      <w:r>
+        <w:t xml:space="preserve"> </w:t>
+      </w:r>
+      <w:r>
+        <w:t xml:space="preserve">18, 19, 20, 21, 22 (Hinderer; Cheng, Lee &amp; Peale; Thorne 1980; Orfanidis; MTW; Born &amp;</w:t>
+      </w:r>
+      <w:r>
+        <w:t xml:space="preserve"> </w:t>
+      </w:r>
+      <w:r>
+        <w:t xml:space="preserve">Wolf; Zel’dovich &amp; Polnarev; Braginsky &amp; Thorne; Dolph; Taylor). They are carried over</w:t>
+      </w:r>
+      <w:r>
+        <w:t xml:space="preserve"> </w:t>
+      </w:r>
+      <w:r>
+        <w:t xml:space="preserve">from the</w:t>
+      </w:r>
+      <w:r>
+        <w:t xml:space="preserve"> </w:t>
+      </w:r>
+      <w:r>
+        <w:rPr>
+          <w:i/>
+          <w:iCs/>
+        </w:rPr>
+        <w:t xml:space="preserve">codebase’s</w:t>
+      </w:r>
+      <w:r>
+        <w:t xml:space="preserve"> </w:t>
+      </w:r>
+      <w:r>
+        <w:t xml:space="preserve">equation registry, where they are genuinely used, rather than</w:t>
+      </w:r>
+      <w:r>
+        <w:t xml:space="preserve"> </w:t>
+      </w:r>
+      <w:r>
+        <w:t xml:space="preserve">cited by this manuscript — the body mentions</w:t>
+      </w:r>
+      <w:r>
+        <w:t xml:space="preserve"> </w:t>
+      </w:r>
+      <w:r>
+        <w:t xml:space="preserve">“Braginsky–Thorne”</w:t>
+      </w:r>
+      <w:r>
+        <w:t xml:space="preserve"> </w:t>
+      </w:r>
+      <w:r>
+        <w:t xml:space="preserve">only inside</w:t>
+      </w:r>
+      <w:r>
+        <w:t xml:space="preserve"> </w:t>
+      </w:r>
+      <w:r>
+        <w:t xml:space="preserve">“Braginsky–Thorne/Favata”</w:t>
+      </w:r>
+      <w:r>
+        <w:t xml:space="preserve">, which resolves to ref 12.</w:t>
+      </w:r>
+      <w:r>
+        <w:t xml:space="preserve"> </w:t>
+      </w:r>
+      <w:r>
+        <w:rPr>
+          <w:b/>
+          <w:bCs/>
+        </w:rPr>
+        <w:t xml:space="preserve">An uncited reference list is</w:t>
+      </w:r>
+      <w:r>
+        <w:rPr>
+          <w:b/>
+          <w:bCs/>
+        </w:rPr>
+        <w:t xml:space="preserve"> </w:t>
+      </w:r>
+      <w:r>
+        <w:rPr>
+          <w:b/>
+          <w:bCs/>
+        </w:rPr>
+        <w:t xml:space="preserve">padding, and this project should not ship it.</w:t>
+      </w:r>
+      <w:r>
+        <w:t xml:space="preserve"> </w:t>
+      </w:r>
+      <w:r>
+        <w:t xml:space="preserve">Each needs either a real citation in</w:t>
+      </w:r>
+      <w:r>
+        <w:t xml:space="preserve"> </w:t>
+      </w:r>
+      <w:r>
+        <w:t xml:space="preserve">Methods where its result is used, or removal to</w:t>
       </w:r>
       <w:r>
         <w:t xml:space="preserve"> </w:t>
@@ -22151,19 +22557,77 @@
         <w:rPr>
           <w:rStyle w:val="VerbatimChar"/>
         </w:rPr>
-        <w:t xml:space="preserve">[complete]</w:t>
-      </w:r>
-      <w:r>
-        <w:t xml:space="preserve"> </w:t>
-      </w:r>
-      <w:r>
-        <w:t xml:space="preserve">marker need volume/page verification</w:t>
-      </w:r>
-      <w:r>
-        <w:t xml:space="preserve"> </w:t>
-      </w:r>
-      <w:r>
-        <w:t xml:space="preserve">against the published record, not against memory.</w:t>
+        <w:t xml:space="preserve">docs/INDEX.md</w:t>
+      </w:r>
+      <w:r>
+        <w:t xml:space="preserve">, where it already lives.</w:t>
+      </w:r>
+      <w:r>
+        <w:t xml:space="preserve"> </w:t>
+      </w:r>
+      <w:r>
+        <w:t xml:space="preserve">This is a decision about what the manuscript claims to rest on, so it is flagged rather</w:t>
+      </w:r>
+      <w:r>
+        <w:t xml:space="preserve"> </w:t>
+      </w:r>
+      <w:r>
+        <w:t xml:space="preserve">than resolved automatically.</w:t>
+      </w:r>
+    </w:p>
+    <w:p>
+      <w:pPr>
+        <w:pStyle w:val="Compact"/>
+        <w:numPr>
+          <w:ilvl w:val="0"/>
+          <w:numId w:val="1008"/>
+        </w:numPr>
+      </w:pPr>
+      <w:r>
+        <w:rPr>
+          <w:b/>
+          <w:bCs/>
+        </w:rPr>
+        <w:t xml:space="preserve">Figures are draft-quality.</w:t>
+      </w:r>
+      <w:r>
+        <w:t xml:space="preserve"> </w:t>
+      </w:r>
+      <w:r>
+        <w:t xml:space="preserve">Legible, correct, and regenerable</w:t>
+      </w:r>
+      <w:r>
+        <w:t xml:space="preserve"> </w:t>
+      </w:r>
+      <w:r>
+        <w:t xml:space="preserve">(</w:t>
+      </w:r>
+      <w:r>
+        <w:rPr>
+          <w:rStyle w:val="VerbatimChar"/>
+        </w:rPr>
+        <w:t xml:space="preserve">tools/run_campaign.py</w:t>
+      </w:r>
+      <w:r>
+        <w:t xml:space="preserve">,</w:t>
+      </w:r>
+      <w:r>
+        <w:t xml:space="preserve"> </w:t>
+      </w:r>
+      <w:r>
+        <w:rPr>
+          <w:rStyle w:val="VerbatimChar"/>
+        </w:rPr>
+        <w:t xml:space="preserve">tools/render_mermaid.py</w:t>
+      </w:r>
+      <w:r>
+        <w:t xml:space="preserve">), but the author intends to redraw</w:t>
+      </w:r>
+      <w:r>
+        <w:t xml:space="preserve"> </w:t>
+      </w:r>
+      <w:r>
+        <w:t xml:space="preserve">them for submission.</w:t>
       </w:r>
     </w:p>
     <w:p>
@@ -22183,7 +22647,7 @@
         <w:t xml:space="preserve"> </w:t>
       </w:r>
       <w:r>
-        <w:t xml:space="preserve">Six things that must be fixed before this can be submitted</w:t>
+        <w:t xml:space="preserve">Eight things that must be fixed before this can be submitted</w:t>
       </w:r>
       <w:r>
         <w:t xml:space="preserve"> </w:t>
@@ -22320,8 +22784,8 @@
         <w:t xml:space="preserve">reason we publish the near-misses rather than quietly patching them.</w:t>
       </w:r>
     </w:p>
-    <w:bookmarkEnd w:id="70"/>
     <w:bookmarkEnd w:id="71"/>
+    <w:bookmarkEnd w:id="72"/>
     <w:sectPr>
       <w:footnotePr>
         <w:numRestart w:val="eachSect"/>

--- a/docs/paper/nature-draft.docx
+++ b/docs/paper/nature-draft.docx
@@ -686,7 +686,7 @@
         <w:t xml:space="preserve">tool</w:t>
       </w:r>
       <w:r>
-        <w:t xml:space="preserve">26</w:t>
+        <w:t xml:space="preserve">23</w:t>
       </w:r>
       <w:r>
         <w:t xml:space="preserve">. Disclosure is required; authorship is prohibited. Accountability for</w:t>
@@ -2264,7 +2264,13 @@
         <w:t xml:space="preserve"> </w:t>
       </w:r>
       <w:r>
-        <w:t xml:space="preserve">library implements the spin-1 case. Code adapted from antenna, radar or acoustics</w:t>
+        <w:t xml:space="preserve">library implements the spin-1 case</w:t>
+      </w:r>
+      <w:r>
+        <w:t xml:space="preserve">16</w:t>
+      </w:r>
+      <w:r>
+        <w:t xml:space="preserve">. Code adapted from antenna, radar or acoustics</w:t>
       </w:r>
       <w:r>
         <w:t xml:space="preserve"> </w:t>
@@ -5281,7 +5287,13 @@
         <w:t xml:space="preserve"> </w:t>
       </w:r>
       <w:r>
-        <w:t xml:space="preserve">elastic (Love-number) and finite-size-retardation models; materials spanning</w:t>
+        <w:t xml:space="preserve">elastic (Love-number</w:t>
+      </w:r>
+      <w:r>
+        <w:t xml:space="preserve">13,14</w:t>
+      </w:r>
+      <w:r>
+        <w:t xml:space="preserve">) and finite-size-retardation models; materials spanning</w:t>
       </w:r>
       <w:r>
         <w:t xml:space="preserve"> </w:t>
@@ -6361,7 +6373,19 @@
         <w:t xml:space="preserve"> </w:t>
       </w:r>
       <w:r>
-        <w:t xml:space="preserve">can place at 40 AU is 1.5 × 10¹¹ m against a 1 km target.</w:t>
+        <w:t xml:space="preserve">can place at 40 AU is 1.5 × 10¹¹ m against a 1 km target — the −3 dB extent of a</w:t>
+      </w:r>
+      <w:r>
+        <w:t xml:space="preserve"> </w:t>
+      </w:r>
+      <w:r>
+        <w:t xml:space="preserve">uniformly illuminated circular aperture</w:t>
+      </w:r>
+      <w:r>
+        <w:t xml:space="preserve">17</w:t>
+      </w:r>
+      <w:r>
+        <w:t xml:space="preserve">.</w:t>
       </w:r>
     </w:p>
     <w:p>
@@ -6607,7 +6631,16 @@
         <w:t xml:space="preserve"> </w:t>
       </w:r>
       <w:r>
-        <w:t xml:space="preserve">the ~43 N requirement by</w:t>
+        <w:t xml:space="preserve">the ~43 N requirement — the sustained force needed to impart 0.01 m s⁻¹ to a 1 km asteroid over a decade, against which the DART impactor’s demonstrated ~1.2 × 10⁷ N·s is the only flown calibration</w:t>
+      </w:r>
+      <w:r>
+        <w:t xml:space="preserve">8</w:t>
+      </w:r>
+      <w:r>
+        <w:t xml:space="preserve"> </w:t>
+      </w:r>
+      <w:r>
+        <w:t xml:space="preserve">— by</w:t>
       </w:r>
       <w:r>
         <w:t xml:space="preserve"> </w:t>
@@ -8051,7 +8084,16 @@
         <w:t xml:space="preserve"> </w:t>
       </w:r>
       <w:r>
-        <w:t xml:space="preserve">1.7 × 10⁻¹², with the likely primary source cited</w:t>
+        <w:t xml:space="preserve">1.7 × 10⁻¹², with the likely primary source</w:t>
+      </w:r>
+      <w:r>
+        <w:t xml:space="preserve">15</w:t>
+      </w:r>
+      <w:r>
+        <w:t xml:space="preserve"> </w:t>
+      </w:r>
+      <w:r>
+        <w:t xml:space="preserve">cited</w:t>
       </w:r>
       <w:r>
         <w:t xml:space="preserve"> </w:t>
@@ -11899,7 +11941,16 @@
         <w:t xml:space="preserve"> </w:t>
       </w:r>
       <w:r>
-        <w:t xml:space="preserve">be applied to the tidal Love-number or Maclaurin-oblateness quadrupoles, which are</w:t>
+        <w:t xml:space="preserve">be applied to the tidal Love-number or Maclaurin-oblateness</w:t>
+      </w:r>
+      <w:r>
+        <w:t xml:space="preserve">20</w:t>
+      </w:r>
+      <w:r>
+        <w:t xml:space="preserve"> </w:t>
+      </w:r>
+      <w:r>
+        <w:t xml:space="preserve">quadrupoles, which are</w:t>
       </w:r>
       <w:r>
         <w:t xml:space="preserve"> </w:t>
@@ -14495,7 +14546,7 @@
         <w:t xml:space="preserve">existed. Linear memory computed from the Braginsky–Thorne/Favata formula</w:t>
       </w:r>
       <w:r>
-        <w:t xml:space="preserve">12</w:t>
+        <w:t xml:space="preserve">18,19,12</w:t>
       </w:r>
       <w:r>
         <w:t xml:space="preserve"> </w:t>
@@ -15798,23 +15849,23 @@
         </w:numPr>
       </w:pPr>
       <w:r>
-        <w:t xml:space="preserve">Misner, C. W., Thorne, K. S. &amp; Wheeler, J. A.</w:t>
-      </w:r>
-      <w:r>
-        <w:t xml:space="preserve"> </w:t>
-      </w:r>
-      <w:r>
-        <w:rPr>
-          <w:i/>
-          <w:iCs/>
-        </w:rPr>
-        <w:t xml:space="preserve">Gravitation</w:t>
-      </w:r>
-      <w:r>
-        <w:t xml:space="preserve"> </w:t>
-      </w:r>
-      <w:r>
-        <w:t xml:space="preserve">(Freeman, 1973).</w:t>
+        <w:t xml:space="preserve">Born, M. &amp; Wolf, E.</w:t>
+      </w:r>
+      <w:r>
+        <w:t xml:space="preserve"> </w:t>
+      </w:r>
+      <w:r>
+        <w:rPr>
+          <w:i/>
+          <w:iCs/>
+        </w:rPr>
+        <w:t xml:space="preserve">Principles of Optics</w:t>
+      </w:r>
+      <w:r>
+        <w:t xml:space="preserve"> </w:t>
+      </w:r>
+      <w:r>
+        <w:t xml:space="preserve">§8.5.2 (Cambridge Univ. Press, 1999).</w:t>
       </w:r>
     </w:p>
     <w:p>
@@ -15826,23 +15877,36 @@
         </w:numPr>
       </w:pPr>
       <w:r>
-        <w:t xml:space="preserve">Born, M. &amp; Wolf, E.</w:t>
-      </w:r>
-      <w:r>
-        <w:t xml:space="preserve"> </w:t>
-      </w:r>
-      <w:r>
-        <w:rPr>
-          <w:i/>
-          <w:iCs/>
-        </w:rPr>
-        <w:t xml:space="preserve">Principles of Optics</w:t>
-      </w:r>
-      <w:r>
-        <w:t xml:space="preserve"> </w:t>
-      </w:r>
-      <w:r>
-        <w:t xml:space="preserve">§8.5.2 (Cambridge Univ. Press, 1999).</w:t>
+        <w:t xml:space="preserve">Zel’dovich, Ya. B. &amp; Polnarev, A. G. Radiation of gravitational waves by a cluster of</w:t>
+      </w:r>
+      <w:r>
+        <w:t xml:space="preserve"> </w:t>
+      </w:r>
+      <w:r>
+        <w:t xml:space="preserve">superdense stars.</w:t>
+      </w:r>
+      <w:r>
+        <w:t xml:space="preserve"> </w:t>
+      </w:r>
+      <w:r>
+        <w:rPr>
+          <w:i/>
+          <w:iCs/>
+        </w:rPr>
+        <w:t xml:space="preserve">Sov. Astron.</w:t>
+      </w:r>
+      <w:r>
+        <w:t xml:space="preserve"> </w:t>
+      </w:r>
+      <w:r>
+        <w:rPr>
+          <w:b/>
+          <w:bCs/>
+        </w:rPr>
+        <w:t xml:space="preserve">18</w:t>
+      </w:r>
+      <w:r>
+        <w:t xml:space="preserve">, 17 (1974).</w:t>
       </w:r>
     </w:p>
     <w:p>
@@ -15854,47 +15918,6 @@
         </w:numPr>
       </w:pPr>
       <w:r>
-        <w:t xml:space="preserve">Zel’dovich, Ya. B. &amp; Polnarev, A. G. Radiation of gravitational waves by a cluster of</w:t>
-      </w:r>
-      <w:r>
-        <w:t xml:space="preserve"> </w:t>
-      </w:r>
-      <w:r>
-        <w:t xml:space="preserve">superdense stars.</w:t>
-      </w:r>
-      <w:r>
-        <w:t xml:space="preserve"> </w:t>
-      </w:r>
-      <w:r>
-        <w:rPr>
-          <w:i/>
-          <w:iCs/>
-        </w:rPr>
-        <w:t xml:space="preserve">Sov. Astron.</w:t>
-      </w:r>
-      <w:r>
-        <w:t xml:space="preserve"> </w:t>
-      </w:r>
-      <w:r>
-        <w:rPr>
-          <w:b/>
-          <w:bCs/>
-        </w:rPr>
-        <w:t xml:space="preserve">18</w:t>
-      </w:r>
-      <w:r>
-        <w:t xml:space="preserve">, 17 (1974).</w:t>
-      </w:r>
-    </w:p>
-    <w:p>
-      <w:pPr>
-        <w:pStyle w:val="Compact"/>
-        <w:numPr>
-          <w:ilvl w:val="0"/>
-          <w:numId w:val="1005"/>
-        </w:numPr>
-      </w:pPr>
-      <w:r>
         <w:t xml:space="preserve">Braginsky, V. B. &amp; Thorne, K. S. Gravitational-wave bursts with memory and experimental</w:t>
       </w:r>
       <w:r>
@@ -15949,124 +15972,6 @@
           <w:iCs/>
         </w:rPr>
         <w:t xml:space="preserve">with no numbered equations; ref. 12 is cited for the implemented form.)</w:t>
-      </w:r>
-    </w:p>
-    <w:p>
-      <w:pPr>
-        <w:pStyle w:val="Compact"/>
-        <w:numPr>
-          <w:ilvl w:val="0"/>
-          <w:numId w:val="1005"/>
-        </w:numPr>
-      </w:pPr>
-      <w:r>
-        <w:t xml:space="preserve">Dolph, C. L. A current distribution for broadside arrays.</w:t>
-      </w:r>
-      <w:r>
-        <w:t xml:space="preserve"> </w:t>
-      </w:r>
-      <w:r>
-        <w:rPr>
-          <w:i/>
-          <w:iCs/>
-        </w:rPr>
-        <w:t xml:space="preserve">Proc. IRE</w:t>
-      </w:r>
-      <w:r>
-        <w:t xml:space="preserve"> </w:t>
-      </w:r>
-      <w:r>
-        <w:rPr>
-          <w:b/>
-          <w:bCs/>
-        </w:rPr>
-        <w:t xml:space="preserve">34</w:t>
-      </w:r>
-      <w:r>
-        <w:t xml:space="preserve">, 335–348</w:t>
-      </w:r>
-      <w:r>
-        <w:t xml:space="preserve"> </w:t>
-      </w:r>
-      <w:r>
-        <w:t xml:space="preserve">(1946).</w:t>
-      </w:r>
-      <w:r>
-        <w:t xml:space="preserve"> </w:t>
-      </w:r>
-      <w:r>
-        <w:rPr>
-          <w:i/>
-          <w:iCs/>
-        </w:rPr>
-        <w:t xml:space="preserve">(In-paper equation numbers unconfirmed; implemented via</w:t>
-      </w:r>
-      <w:r>
-        <w:rPr>
-          <w:i/>
-          <w:iCs/>
-        </w:rPr>
-        <w:t xml:space="preserve"> </w:t>
-      </w:r>
-      <w:r>
-        <w:rPr>
-          <w:rStyle w:val="VerbatimChar"/>
-          <w:i/>
-          <w:iCs/>
-        </w:rPr>
-        <w:t xml:space="preserve">scipy.signal.windows</w:t>
-      </w:r>
-      <w:r>
-        <w:rPr>
-          <w:i/>
-          <w:iCs/>
-        </w:rPr>
-        <w:t xml:space="preserve">.)</w:t>
-      </w:r>
-    </w:p>
-    <w:p>
-      <w:pPr>
-        <w:pStyle w:val="Compact"/>
-        <w:numPr>
-          <w:ilvl w:val="0"/>
-          <w:numId w:val="1005"/>
-        </w:numPr>
-      </w:pPr>
-      <w:r>
-        <w:t xml:space="preserve">Taylor, T. T. Design of line-source antennas for narrow beamwidth and low side lobes.</w:t>
-      </w:r>
-      <w:r>
-        <w:t xml:space="preserve"> </w:t>
-      </w:r>
-      <w:r>
-        <w:rPr>
-          <w:i/>
-          <w:iCs/>
-        </w:rPr>
-        <w:t xml:space="preserve">IRE Trans. Antennas Propag.</w:t>
-      </w:r>
-      <w:r>
-        <w:t xml:space="preserve"> </w:t>
-      </w:r>
-      <w:r>
-        <w:rPr>
-          <w:b/>
-          <w:bCs/>
-        </w:rPr>
-        <w:t xml:space="preserve">3</w:t>
-      </w:r>
-      <w:r>
-        <w:t xml:space="preserve">, 16–28 (1955).</w:t>
-      </w:r>
-      <w:r>
-        <w:t xml:space="preserve"> </w:t>
-      </w:r>
-      <w:r>
-        <w:rPr>
-          <w:i/>
-          <w:iCs/>
-        </w:rPr>
-        <w:t xml:space="preserve">(As ref. 21.)</w:t>
       </w:r>
     </w:p>
     <w:p>
@@ -22199,7 +22104,7 @@
           <w:b/>
           <w:bCs/>
         </w:rPr>
-        <w:t xml:space="preserve">24</w:t>
+        <w:t xml:space="preserve">21</w:t>
       </w:r>
       <w:r>
         <w:rPr>
@@ -22359,7 +22264,7 @@
         <w:t xml:space="preserve">Ruze — the finite-N form is D’Addario</w:t>
       </w:r>
       <w:r>
-        <w:t xml:space="preserve">25</w:t>
+        <w:t xml:space="preserve">22</w:t>
       </w:r>
       <w:r>
         <w:t xml:space="preserve"> </w:t>
@@ -22438,38 +22343,109 @@
         </w:numPr>
       </w:pPr>
       <w:r>
-        <w:t xml:space="preserve">⚠️</w:t>
-      </w:r>
-      <w:r>
-        <w:t xml:space="preserve"> </w:t>
-      </w:r>
-      <w:r>
-        <w:rPr>
-          <w:b/>
-          <w:bCs/>
-        </w:rPr>
-        <w:t xml:space="preserve">Ten references are listed but never cited in the text</w:t>
-      </w:r>
-      <w:r>
-        <w:t xml:space="preserve">: refs 13, 14, 15, 16, 17,</w:t>
-      </w:r>
-      <w:r>
-        <w:t xml:space="preserve"> </w:t>
-      </w:r>
-      <w:r>
-        <w:t xml:space="preserve">18, 19, 20, 21, 22 (Hinderer; Cheng, Lee &amp; Peale; Thorne 1980; Orfanidis; MTW; Born &amp;</w:t>
-      </w:r>
-      <w:r>
-        <w:t xml:space="preserve"> </w:t>
-      </w:r>
-      <w:r>
-        <w:t xml:space="preserve">Wolf; Zel’dovich &amp; Polnarev; Braginsky &amp; Thorne; Dolph; Taylor). They are carried over</w:t>
-      </w:r>
-      <w:r>
-        <w:t xml:space="preserve"> </w:t>
-      </w:r>
-      <w:r>
-        <w:t xml:space="preserve">from the</w:t>
+        <w:rPr>
+          <w:strike/>
+        </w:rPr>
+        <w:t xml:space="preserve">Ten references are listed but never cited in the text.</w:t>
+      </w:r>
+      <w:r>
+        <w:t xml:space="preserve"> </w:t>
+      </w:r>
+      <w:r>
+        <w:t xml:space="preserve">✅</w:t>
+      </w:r>
+      <w:r>
+        <w:t xml:space="preserve"> </w:t>
+      </w:r>
+      <w:r>
+        <w:rPr>
+          <w:b/>
+          <w:bCs/>
+        </w:rPr>
+        <w:t xml:space="preserve">Resolved 2026-08-06.</w:t>
+      </w:r>
+      <w:r>
+        <w:t xml:space="preserve"> </w:t>
+      </w:r>
+      <w:r>
+        <w:t xml:space="preserve">Seven were genuinely relied upon and are now cited where the manuscript uses them:</w:t>
+      </w:r>
+      <w:r>
+        <w:t xml:space="preserve"> </w:t>
+      </w:r>
+      <w:r>
+        <w:t xml:space="preserve">Hinderer and Cheng</w:t>
+      </w:r>
+      <w:r>
+        <w:t xml:space="preserve"> </w:t>
+      </w:r>
+      <w:r>
+        <w:rPr>
+          <w:i/>
+          <w:iCs/>
+        </w:rPr>
+        <w:t xml:space="preserve">et al.</w:t>
+      </w:r>
+      <w:r>
+        <w:t xml:space="preserve"> </w:t>
+      </w:r>
+      <w:r>
+        <w:t xml:space="preserve">at R3’s Love-number model, Thorne 1980 at the Discussion’s</w:t>
+      </w:r>
+      <w:r>
+        <w:t xml:space="preserve"> </w:t>
+      </w:r>
+      <w:r>
+        <w:t xml:space="preserve">“likely primary source”</w:t>
+      </w:r>
+      <w:r>
+        <w:t xml:space="preserve">, Orfanidis where the spin-1 baseline is named, Born &amp; Wolf at</w:t>
+      </w:r>
+      <w:r>
+        <w:t xml:space="preserve"> </w:t>
+      </w:r>
+      <w:r>
+        <w:t xml:space="preserve">R5’s Airy-limited spot size, Zel’dovich &amp; Polnarev and Braginsky &amp; Thorne alongside</w:t>
+      </w:r>
+      <w:r>
+        <w:t xml:space="preserve"> </w:t>
+      </w:r>
+      <w:r>
+        <w:t xml:space="preserve">Favata for linear memory, DART at the ~43 N requirement it calibrates, and Fitzpatrick</w:t>
+      </w:r>
+      <w:r>
+        <w:t xml:space="preserve"> </w:t>
+      </w:r>
+      <w:r>
+        <w:t xml:space="preserve">at the Maclaurin-oblateness mechanism.</w:t>
+      </w:r>
+      <w:r>
+        <w:t xml:space="preserve"> </w:t>
+      </w:r>
+      <w:r>
+        <w:rPr>
+          <w:b/>
+          <w:bCs/>
+        </w:rPr>
+        <w:t xml:space="preserve">Three were removed</w:t>
+      </w:r>
+      <w:r>
+        <w:t xml:space="preserve"> </w:t>
+      </w:r>
+      <w:r>
+        <w:t xml:space="preserve">— MTW (superseded as the</w:t>
+      </w:r>
+      <w:r>
+        <w:t xml:space="preserve"> </w:t>
+      </w:r>
+      <w:r>
+        <w:t xml:space="preserve">e^(2iψ) source by ref. 21), Dolph and Taylor (amplitude tapering, which the manuscript</w:t>
+      </w:r>
+      <w:r>
+        <w:t xml:space="preserve"> </w:t>
+      </w:r>
+      <w:r>
+        <w:t xml:space="preserve">never discusses) — because they belong to the</w:t>
       </w:r>
       <w:r>
         <w:t xml:space="preserve"> </w:t>
@@ -22485,70 +22461,7 @@
         <w:t xml:space="preserve"> </w:t>
       </w:r>
       <w:r>
-        <w:t xml:space="preserve">equation registry, where they are genuinely used, rather than</w:t>
-      </w:r>
-      <w:r>
-        <w:t xml:space="preserve"> </w:t>
-      </w:r>
-      <w:r>
-        <w:t xml:space="preserve">cited by this manuscript — the body mentions</w:t>
-      </w:r>
-      <w:r>
-        <w:t xml:space="preserve"> </w:t>
-      </w:r>
-      <w:r>
-        <w:t xml:space="preserve">“Braginsky–Thorne”</w:t>
-      </w:r>
-      <w:r>
-        <w:t xml:space="preserve"> </w:t>
-      </w:r>
-      <w:r>
-        <w:t xml:space="preserve">only inside</w:t>
-      </w:r>
-      <w:r>
-        <w:t xml:space="preserve"> </w:t>
-      </w:r>
-      <w:r>
-        <w:t xml:space="preserve">“Braginsky–Thorne/Favata”</w:t>
-      </w:r>
-      <w:r>
-        <w:t xml:space="preserve">, which resolves to ref 12.</w:t>
-      </w:r>
-      <w:r>
-        <w:t xml:space="preserve"> </w:t>
-      </w:r>
-      <w:r>
-        <w:rPr>
-          <w:b/>
-          <w:bCs/>
-        </w:rPr>
-        <w:t xml:space="preserve">An uncited reference list is</w:t>
-      </w:r>
-      <w:r>
-        <w:rPr>
-          <w:b/>
-          <w:bCs/>
-        </w:rPr>
-        <w:t xml:space="preserve"> </w:t>
-      </w:r>
-      <w:r>
-        <w:rPr>
-          <w:b/>
-          <w:bCs/>
-        </w:rPr>
-        <w:t xml:space="preserve">padding, and this project should not ship it.</w:t>
-      </w:r>
-      <w:r>
-        <w:t xml:space="preserve"> </w:t>
-      </w:r>
-      <w:r>
-        <w:t xml:space="preserve">Each needs either a real citation in</w:t>
-      </w:r>
-      <w:r>
-        <w:t xml:space="preserve"> </w:t>
-      </w:r>
-      <w:r>
-        <w:t xml:space="preserve">Methods where its result is used, or removal to</w:t>
+        <w:t xml:space="preserve">equation registry in</w:t>
       </w:r>
       <w:r>
         <w:t xml:space="preserve"> </w:t>
@@ -22560,19 +22473,13 @@
         <w:t xml:space="preserve">docs/INDEX.md</w:t>
       </w:r>
       <w:r>
-        <w:t xml:space="preserve">, where it already lives.</w:t>
-      </w:r>
-      <w:r>
-        <w:t xml:space="preserve"> </w:t>
-      </w:r>
-      <w:r>
-        <w:t xml:space="preserve">This is a decision about what the manuscript claims to rest on, so it is flagged rather</w:t>
-      </w:r>
-      <w:r>
-        <w:t xml:space="preserve"> </w:t>
-      </w:r>
-      <w:r>
-        <w:t xml:space="preserve">than resolved automatically.</w:t>
+        <w:t xml:space="preserve">, not to this reference list. The list renumbered 26 → 23, and every</w:t>
+      </w:r>
+      <w:r>
+        <w:t xml:space="preserve"> </w:t>
+      </w:r>
+      <w:r>
+        <w:t xml:space="preserve">reference is now cited exactly where its result is used.</w:t>
       </w:r>
     </w:p>
     <w:p>

--- a/docs/paper/nature-draft.docx
+++ b/docs/paper/nature-draft.docx
@@ -18304,6 +18304,145 @@
         <w:pStyle w:val="FirstParagraph"/>
       </w:pPr>
       <w:r>
+        <w:rPr>
+          <w:i/>
+          <w:iCs/>
+        </w:rPr>
+        <w:t xml:space="preserve">Figures 3–7 are generated by</w:t>
+      </w:r>
+      <w:r>
+        <w:rPr>
+          <w:i/>
+          <w:iCs/>
+        </w:rPr>
+        <w:t xml:space="preserve"> </w:t>
+      </w:r>
+      <w:r>
+        <w:rPr>
+          <w:rStyle w:val="VerbatimChar"/>
+          <w:i/>
+          <w:iCs/>
+        </w:rPr>
+        <w:t xml:space="preserve">tools/run_campaign.py</w:t>
+      </w:r>
+      <w:r>
+        <w:rPr>
+          <w:i/>
+          <w:iCs/>
+        </w:rPr>
+        <w:t xml:space="preserve">; Figures 1–2 by</w:t>
+      </w:r>
+      <w:r>
+        <w:rPr>
+          <w:i/>
+          <w:iCs/>
+        </w:rPr>
+        <w:t xml:space="preserve"> </w:t>
+      </w:r>
+      <w:r>
+        <w:rPr>
+          <w:rStyle w:val="VerbatimChar"/>
+          <w:i/>
+          <w:iCs/>
+        </w:rPr>
+        <w:t xml:space="preserve">tools/render_mermaid.py</w:t>
+      </w:r>
+      <w:r>
+        <w:rPr>
+          <w:i/>
+          <w:iCs/>
+        </w:rPr>
+        <w:t xml:space="preserve">.</w:t>
+      </w:r>
+      <w:r>
+        <w:rPr>
+          <w:i/>
+          <w:iCs/>
+        </w:rPr>
+        <w:t xml:space="preserve"> </w:t>
+      </w:r>
+      <w:r>
+        <w:rPr>
+          <w:b/>
+          <w:bCs/>
+          <w:i/>
+          <w:iCs/>
+        </w:rPr>
+        <w:t xml:space="preserve">Explanatory prose lives in these legends rather than inside the</w:t>
+      </w:r>
+      <w:r>
+        <w:rPr>
+          <w:b/>
+          <w:bCs/>
+          <w:i/>
+          <w:iCs/>
+        </w:rPr>
+        <w:t xml:space="preserve"> </w:t>
+      </w:r>
+      <w:r>
+        <w:rPr>
+          <w:b/>
+          <w:bCs/>
+          <w:i/>
+          <w:iCs/>
+        </w:rPr>
+        <w:t xml:space="preserve">figures</w:t>
+      </w:r>
+      <w:r>
+        <w:rPr>
+          <w:i/>
+          <w:iCs/>
+        </w:rPr>
+        <w:t xml:space="preserve">, so each panel carries only feature labels — a rule line, a ringed point, an axis</w:t>
+      </w:r>
+      <w:r>
+        <w:rPr>
+          <w:i/>
+          <w:iCs/>
+        </w:rPr>
+        <w:t xml:space="preserve"> </w:t>
+      </w:r>
+      <w:r>
+        <w:rPr>
+          <w:i/>
+          <w:iCs/>
+        </w:rPr>
+        <w:t xml:space="preserve">marker. A figure that lectures is a figure whose caption was not trusted to do its job. All</w:t>
+      </w:r>
+      <w:r>
+        <w:rPr>
+          <w:i/>
+          <w:iCs/>
+        </w:rPr>
+        <w:t xml:space="preserve"> </w:t>
+      </w:r>
+      <w:r>
+        <w:rPr>
+          <w:i/>
+          <w:iCs/>
+        </w:rPr>
+        <w:t xml:space="preserve">five data figures share one colourblind-safe palette (Okabe-Ito), in which black is always</w:t>
+      </w:r>
+      <w:r>
+        <w:rPr>
+          <w:i/>
+          <w:iCs/>
+        </w:rPr>
+        <w:t xml:space="preserve"> </w:t>
+      </w:r>
+      <w:r>
+        <w:rPr>
+          <w:i/>
+          <w:iCs/>
+        </w:rPr>
+        <w:t xml:space="preserve">the correct prediction and vermillion always the spin-1 or naive one.</w:t>
+      </w:r>
+    </w:p>
+    <w:p>
+      <w:pPr>
+        <w:pStyle w:val="BodyText"/>
+      </w:pPr>
+      <w:r>
         <w:drawing>
           <wp:inline>
             <wp:extent cx="5334000" cy="5354410"/>
@@ -19258,7 +19397,7 @@
       <w:r>
         <w:drawing>
           <wp:inline>
-            <wp:extent cx="5334000" cy="4572000"/>
+            <wp:extent cx="5334000" cy="4555195"/>
             <wp:effectExtent b="0" l="0" r="0" t="0"/>
             <wp:docPr descr="" title="" id="53" name="Picture"/>
             <a:graphic>
@@ -19279,7 +19418,7 @@
                   <pic:spPr bwMode="auto">
                     <a:xfrm>
                       <a:off x="0" y="0"/>
-                      <a:ext cx="5334000" cy="4572000"/>
+                      <a:ext cx="5334000" cy="4555195"/>
                     </a:xfrm>
                     <a:prstGeom prst="rect">
                       <a:avLst/>
@@ -19331,13 +19470,23 @@
         <w:t xml:space="preserve"> </w:t>
       </w:r>
       <w:r>
-        <w:t xml:space="preserve">4.5 × 10⁻¹⁴, confirming the law is exact and N-independent. The 90° cancellation is complete</w:t>
-      </w:r>
-      <w:r>
-        <w:t xml:space="preserve"> </w:t>
-      </w:r>
-      <w:r>
-        <w:t xml:space="preserve">at every N (3.75 × 10⁻³³) where spin-1 reasoning predicts 0.5. Source:</w:t>
+        <w:t xml:space="preserve">4.5 × 10⁻¹⁴, confirming the law is exact and N-independent. The 90° cancellation (</w:t>
+      </w:r>
+      <w:r>
+        <w:rPr>
+          <w:b/>
+          <w:bCs/>
+        </w:rPr>
+        <w:t xml:space="preserve">ringed</w:t>
+      </w:r>
+      <w:r>
+        <w:t xml:space="preserve">) is complete at every N</w:t>
+      </w:r>
+      <w:r>
+        <w:t xml:space="preserve"> </w:t>
+      </w:r>
+      <w:r>
+        <w:t xml:space="preserve">(3.75 × 10⁻³³) where spin-1 reasoning predicts 0.5. Source:</w:t>
       </w:r>
       <w:r>
         <w:t xml:space="preserve"> </w:t>
@@ -19359,7 +19508,7 @@
       <w:r>
         <w:drawing>
           <wp:inline>
-            <wp:extent cx="5334000" cy="3429000"/>
+            <wp:extent cx="5334000" cy="3779639"/>
             <wp:effectExtent b="0" l="0" r="0" t="0"/>
             <wp:docPr descr="" title="" id="56" name="Picture"/>
             <a:graphic>
@@ -19380,7 +19529,7 @@
                   <pic:spPr bwMode="auto">
                     <a:xfrm>
                       <a:off x="0" y="0"/>
-                      <a:ext cx="5334000" cy="3429000"/>
+                      <a:ext cx="5334000" cy="3779639"/>
                     </a:xfrm>
                     <a:prstGeom prst="rect">
                       <a:avLst/>
@@ -19460,7 +19609,7 @@
       <w:r>
         <w:drawing>
           <wp:inline>
-            <wp:extent cx="5334000" cy="4572000"/>
+            <wp:extent cx="5334000" cy="4445000"/>
             <wp:effectExtent b="0" l="0" r="0" t="0"/>
             <wp:docPr descr="" title="" id="59" name="Picture"/>
             <a:graphic>
@@ -19481,7 +19630,7 @@
                   <pic:spPr bwMode="auto">
                     <a:xfrm>
                       <a:off x="0" y="0"/>
-                      <a:ext cx="5334000" cy="4572000"/>
+                      <a:ext cx="5334000" cy="4445000"/>
                     </a:xfrm>
                     <a:prstGeom prst="rect">
                       <a:avLst/>
@@ -19577,7 +19726,7 @@
       <w:r>
         <w:drawing>
           <wp:inline>
-            <wp:extent cx="5334000" cy="3505200"/>
+            <wp:extent cx="5334000" cy="3916155"/>
             <wp:effectExtent b="0" l="0" r="0" t="0"/>
             <wp:docPr descr="" title="" id="62" name="Picture"/>
             <a:graphic>
@@ -19598,7 +19747,7 @@
                   <pic:spPr bwMode="auto">
                     <a:xfrm>
                       <a:off x="0" y="0"/>
-                      <a:ext cx="5334000" cy="3505200"/>
+                      <a:ext cx="5334000" cy="3916155"/>
                     </a:xfrm>
                     <a:prstGeom prst="rect">
                       <a:avLst/>
@@ -19700,7 +19849,7 @@
       <w:r>
         <w:drawing>
           <wp:inline>
-            <wp:extent cx="5334000" cy="3429000"/>
+            <wp:extent cx="5334000" cy="2728421"/>
             <wp:effectExtent b="0" l="0" r="0" t="0"/>
             <wp:docPr descr="" title="" id="65" name="Picture"/>
             <a:graphic>
@@ -19721,7 +19870,7 @@
                   <pic:spPr bwMode="auto">
                     <a:xfrm>
                       <a:off x="0" y="0"/>
-                      <a:ext cx="5334000" cy="3429000"/>
+                      <a:ext cx="5334000" cy="2728421"/>
                     </a:xfrm>
                     <a:prstGeom prst="rect">
                       <a:avLst/>

--- a/docs/paper/nature-draft.docx
+++ b/docs/paper/nature-draft.docx
@@ -13823,6 +13823,67 @@
         <w:t xml:space="preserve"> </w:t>
       </w:r>
       <w:r>
+        <w:t xml:space="preserve">⚠️</w:t>
+      </w:r>
+      <w:r>
+        <w:t xml:space="preserve"> </w:t>
+      </w:r>
+      <w:r>
+        <w:rPr>
+          <w:b/>
+          <w:bCs/>
+        </w:rPr>
+        <w:t xml:space="preserve">Stated precisely, because the repository’s CI has never run</w:t>
+      </w:r>
+      <w:r>
+        <w:t xml:space="preserve"> </w:t>
+      </w:r>
+      <w:r>
+        <w:t xml:space="preserve">(BACKLOG T-2.9): the check below is a real, enforcing gate — it is one of five that must pass</w:t>
+      </w:r>
+      <w:r>
+        <w:t xml:space="preserve"> </w:t>
+      </w:r>
+      <w:r>
+        <w:t xml:space="preserve">before any commit, and it has run on every commit in this project’s history — but it has run</w:t>
+      </w:r>
+      <w:r>
+        <w:t xml:space="preserve"> </w:t>
+      </w:r>
+      <w:r>
+        <w:rPr>
+          <w:b/>
+          <w:bCs/>
+        </w:rPr>
+        <w:t xml:space="preserve">locally</w:t>
+      </w:r>
+      <w:r>
+        <w:t xml:space="preserve">, not in GitHub Actions. Calling it</w:t>
+      </w:r>
+      <w:r>
+        <w:t xml:space="preserve"> </w:t>
+      </w:r>
+      <w:r>
+        <w:t xml:space="preserve">“continuous integration”</w:t>
+      </w:r>
+      <w:r>
+        <w:t xml:space="preserve"> </w:t>
+      </w:r>
+      <w:r>
+        <w:t xml:space="preserve">overstates where the</w:t>
+      </w:r>
+      <w:r>
+        <w:t xml:space="preserve"> </w:t>
+      </w:r>
+      <w:r>
+        <w:t xml:space="preserve">enforcement happens, and that wording is flagged for correction rather than left standing.</w:t>
+      </w:r>
+    </w:p>
+    <w:p>
+      <w:pPr>
+        <w:pStyle w:val="BodyText"/>
+      </w:pPr>
+      <w:r>
         <w:rPr>
           <w:rStyle w:val="VerbatimChar"/>
         </w:rPr>
@@ -14989,37 +15050,53 @@
         <w:t xml:space="preserve">https://github.com/sudo-install-gravity/tractor-beam-cathedral</w:t>
       </w:r>
       <w:r>
-        <w:t xml:space="preserve">.</w:t>
-      </w:r>
-      <w:r>
-        <w:t xml:space="preserve"> </w:t>
-      </w:r>
-      <w:r>
-        <w:rPr>
-          <w:b/>
-          <w:bCs/>
-        </w:rPr>
-        <w:t xml:space="preserve">The repository must be</w:t>
-      </w:r>
-      <w:r>
-        <w:rPr>
-          <w:b/>
-          <w:bCs/>
-        </w:rPr>
-        <w:t xml:space="preserve"> </w:t>
-      </w:r>
-      <w:r>
-        <w:rPr>
-          <w:b/>
-          <w:bCs/>
-        </w:rPr>
-        <w:t xml:space="preserve">public before submission</w:t>
-      </w:r>
-      <w:r>
-        <w:t xml:space="preserve"> </w:t>
-      </w:r>
-      <w:r>
-        <w:t xml:space="preserve">— this is a tracked, currently-open blocker.</w:t>
+        <w:t xml:space="preserve"> </w:t>
+      </w:r>
+      <w:r>
+        <w:t xml:space="preserve">—</w:t>
+      </w:r>
+      <w:r>
+        <w:t xml:space="preserve"> </w:t>
+      </w:r>
+      <w:r>
+        <w:rPr>
+          <w:b/>
+          <w:bCs/>
+        </w:rPr>
+        <w:t xml:space="preserve">public</w:t>
+      </w:r>
+      <w:r>
+        <w:t xml:space="preserve">, verified</w:t>
+      </w:r>
+      <w:r>
+        <w:t xml:space="preserve"> </w:t>
+      </w:r>
+      <w:r>
+        <w:t xml:space="preserve">2026-08-06 without credentials. Every figure and number in the Results section is</w:t>
+      </w:r>
+      <w:r>
+        <w:t xml:space="preserve"> </w:t>
+      </w:r>
+      <w:r>
+        <w:t xml:space="preserve">regenerated by</w:t>
+      </w:r>
+      <w:r>
+        <w:t xml:space="preserve"> </w:t>
+      </w:r>
+      <w:r>
+        <w:rPr>
+          <w:rStyle w:val="VerbatimChar"/>
+        </w:rPr>
+        <w:t xml:space="preserve">python tools/run_campaign.py</w:t>
+      </w:r>
+      <w:r>
+        <w:t xml:space="preserve">, whose run manifest pins the code version,</w:t>
+      </w:r>
+      <w:r>
+        <w:t xml:space="preserve"> </w:t>
+      </w:r>
+      <w:r>
+        <w:t xml:space="preserve">parameters and seeds.</w:t>
       </w:r>
     </w:p>
     <w:p>
@@ -21254,8 +21331,7 @@
       </w:pPr>
       <w:r>
         <w:rPr>
-          <w:b/>
-          <w:bCs/>
+          <w:strike/>
         </w:rPr>
         <w:t xml:space="preserve">The repository is not public.</w:t>
       </w:r>
@@ -21263,13 +21339,212 @@
         <w:t xml:space="preserve"> </w:t>
       </w:r>
       <w:r>
-        <w:t xml:space="preserve">Code availability cannot be satisfied. This is</w:t>
-      </w:r>
-      <w:r>
-        <w:t xml:space="preserve"> </w:t>
-      </w:r>
-      <w:r>
-        <w:t xml:space="preserve">tracked in the backlog and is the project’s sole remaining externally-blocked item.</w:t>
+        <w:t xml:space="preserve">✅</w:t>
+      </w:r>
+      <w:r>
+        <w:t xml:space="preserve"> </w:t>
+      </w:r>
+      <w:r>
+        <w:rPr>
+          <w:b/>
+          <w:bCs/>
+        </w:rPr>
+        <w:t xml:space="preserve">Public as of 2026-08-06</w:t>
+      </w:r>
+      <w:r>
+        <w:t xml:space="preserve">, verified without</w:t>
+      </w:r>
+      <w:r>
+        <w:t xml:space="preserve"> </w:t>
+      </w:r>
+      <w:r>
+        <w:t xml:space="preserve">credentials (</w:t>
+      </w:r>
+      <w:r>
+        <w:rPr>
+          <w:rStyle w:val="VerbatimChar"/>
+        </w:rPr>
+        <w:t xml:space="preserve">private: false</w:t>
+      </w:r>
+      <w:r>
+        <w:t xml:space="preserve">,</w:t>
+      </w:r>
+      <w:r>
+        <w:t xml:space="preserve"> </w:t>
+      </w:r>
+      <w:r>
+        <w:rPr>
+          <w:rStyle w:val="VerbatimChar"/>
+        </w:rPr>
+        <w:t xml:space="preserve">visibility: public</w:t>
+      </w:r>
+      <w:r>
+        <w:t xml:space="preserve">, and an unauthenticated</w:t>
+      </w:r>
+      <w:r>
+        <w:t xml:space="preserve"> </w:t>
+      </w:r>
+      <w:r>
+        <w:rPr>
+          <w:rStyle w:val="VerbatimChar"/>
+        </w:rPr>
+        <w:t xml:space="preserve">git ls-remote</w:t>
+      </w:r>
+      <w:r>
+        <w:t xml:space="preserve"> </w:t>
+      </w:r>
+      <w:r>
+        <w:t xml:space="preserve">returns HEAD). Code availability is satisfied.</w:t>
+      </w:r>
+      <w:r>
+        <w:t xml:space="preserve"> </w:t>
+      </w:r>
+      <w:r>
+        <w:t xml:space="preserve">⚠️</w:t>
+      </w:r>
+      <w:r>
+        <w:t xml:space="preserve"> </w:t>
+      </w:r>
+      <w:r>
+        <w:rPr>
+          <w:b/>
+          <w:bCs/>
+        </w:rPr>
+        <w:t xml:space="preserve">But a related claim in Methods is not.</w:t>
+      </w:r>
+      <w:r>
+        <w:t xml:space="preserve"> </w:t>
+      </w:r>
+      <w:r>
+        <w:t xml:space="preserve">Methods states that citation discipline is</w:t>
+      </w:r>
+      <w:r>
+        <w:t xml:space="preserve"> </w:t>
+      </w:r>
+      <w:r>
+        <w:t xml:space="preserve">“enforced in continuous integration”</w:t>
+      </w:r>
+      <w:r>
+        <w:t xml:space="preserve"> </w:t>
+      </w:r>
+      <w:r>
+        <w:t xml:space="preserve">and that the build fails without it. The repository’s</w:t>
+      </w:r>
+      <w:r>
+        <w:t xml:space="preserve"> </w:t>
+      </w:r>
+      <w:r>
+        <w:t xml:space="preserve">CI workflow has</w:t>
+      </w:r>
+      <w:r>
+        <w:t xml:space="preserve"> </w:t>
+      </w:r>
+      <w:r>
+        <w:rPr>
+          <w:b/>
+          <w:bCs/>
+        </w:rPr>
+        <w:t xml:space="preserve">never run —</w:t>
+      </w:r>
+      <w:r>
+        <w:rPr>
+          <w:b/>
+          <w:bCs/>
+        </w:rPr>
+        <w:t xml:space="preserve"> </w:t>
+      </w:r>
+      <w:r>
+        <w:rPr>
+          <w:rStyle w:val="VerbatimChar"/>
+          <w:b/>
+          <w:bCs/>
+        </w:rPr>
+        <w:t xml:space="preserve">total_count: 0</w:t>
+      </w:r>
+      <w:r>
+        <w:rPr>
+          <w:b/>
+          <w:bCs/>
+        </w:rPr>
+        <w:t xml:space="preserve"> </w:t>
+      </w:r>
+      <w:r>
+        <w:rPr>
+          <w:b/>
+          <w:bCs/>
+        </w:rPr>
+        <w:t xml:space="preserve">across its entire history</w:t>
+      </w:r>
+      <w:r>
+        <w:t xml:space="preserve">, despite</w:t>
+      </w:r>
+      <w:r>
+        <w:t xml:space="preserve"> </w:t>
+      </w:r>
+      <w:r>
+        <w:rPr>
+          <w:rStyle w:val="VerbatimChar"/>
+        </w:rPr>
+        <w:t xml:space="preserve">.github/workflows/ci.yml</w:t>
+      </w:r>
+      <w:r>
+        <w:t xml:space="preserve"> </w:t>
+      </w:r>
+      <w:r>
+        <w:t xml:space="preserve">being present, correct, and committed 63 commits ago. The</w:t>
+      </w:r>
+      <w:r>
+        <w:t xml:space="preserve"> </w:t>
+      </w:r>
+      <w:r>
+        <w:t xml:space="preserve">check</w:t>
+      </w:r>
+      <w:r>
+        <w:t xml:space="preserve"> </w:t>
+      </w:r>
+      <w:r>
+        <w:rPr>
+          <w:i/>
+          <w:iCs/>
+        </w:rPr>
+        <w:t xml:space="preserve">script</w:t>
+      </w:r>
+      <w:r>
+        <w:t xml:space="preserve"> </w:t>
+      </w:r>
+      <w:r>
+        <w:t xml:space="preserve">is real and does run: it is gate 4 of the five-gate local check and has run</w:t>
+      </w:r>
+      <w:r>
+        <w:t xml:space="preserve"> </w:t>
+      </w:r>
+      <w:r>
+        <w:t xml:space="preserve">on every commit.</w:t>
+      </w:r>
+      <w:r>
+        <w:t xml:space="preserve"> </w:t>
+      </w:r>
+      <w:r>
+        <w:rPr>
+          <w:b/>
+          <w:bCs/>
+        </w:rPr>
+        <w:t xml:space="preserve">So the enforcement claim is true locally and false on the remote</w:t>
+      </w:r>
+      <w:r>
+        <w:t xml:space="preserve">, and</w:t>
+      </w:r>
+      <w:r>
+        <w:t xml:space="preserve"> </w:t>
+      </w:r>
+      <w:r>
+        <w:t xml:space="preserve">the Methods wording must be corrected or the CI made to run before submission. See</w:t>
+      </w:r>
+      <w:r>
+        <w:t xml:space="preserve"> </w:t>
+      </w:r>
+      <w:r>
+        <w:t xml:space="preserve">BACKLOG T-2.9.</w:t>
       </w:r>
     </w:p>
     <w:p>

--- a/docs/paper/nature-draft.docx
+++ b/docs/paper/nature-draft.docx
@@ -28,7 +28,7 @@
         </w:p>
       </w:sdtContent>
     </w:sdt>
-    <w:bookmarkStart w:id="72" w:name="Xf461e95384ea953e38f74659cc2270f636b595b"/>
+    <w:bookmarkStart w:id="77" w:name="Xf461e95384ea953e38f74659cc2270f636b595b"/>
     <w:p>
       <w:pPr>
         <w:pStyle w:val="Heading1"/>
@@ -4095,7 +4095,7 @@
     </w:p>
     <w:bookmarkEnd w:id="15"/>
     <w:bookmarkEnd w:id="16"/>
-    <w:bookmarkStart w:id="25" w:name="results"/>
+    <w:bookmarkStart w:id="26" w:name="results"/>
     <w:p>
       <w:pPr>
         <w:pStyle w:val="Heading2"/>
@@ -7725,6 +7725,896 @@
         <w:t xml:space="preserve">this same trap, which is why we’re reporting it separately.</w:t>
       </w:r>
     </w:p>
+    <w:bookmarkEnd w:id="24"/>
+    <w:bookmarkStart w:id="25" w:name="r8-the-deflection-tradespace"/>
+    <w:p>
+      <w:pPr>
+        <w:pStyle w:val="Heading3"/>
+      </w:pPr>
+      <w:r>
+        <w:t xml:space="preserve">R8 — The deflection tradespace</w:t>
+      </w:r>
+    </w:p>
+    <w:p>
+      <w:pPr>
+        <w:pStyle w:val="FirstParagraph"/>
+      </w:pPr>
+      <w:r>
+        <w:rPr>
+          <w:b/>
+          <w:bCs/>
+        </w:rPr>
+        <w:t xml:space="preserve">Q.</w:t>
+      </w:r>
+      <w:r>
+        <w:t xml:space="preserve"> </w:t>
+      </w:r>
+      <w:r>
+        <w:t xml:space="preserve">Across the tradespace of detection distance, closure velocity, threat-object</w:t>
+      </w:r>
+      <w:r>
+        <w:t xml:space="preserve"> </w:t>
+      </w:r>
+      <w:r>
+        <w:t xml:space="preserve">diameter and density, is any cell feasible — and does detection distance actually cancel</w:t>
+      </w:r>
+      <w:r>
+        <w:t xml:space="preserve"> </w:t>
+      </w:r>
+      <w:r>
+        <w:t xml:space="preserve">out of the required luminosity, as the closed-form derivation predicts?</w:t>
+      </w:r>
+    </w:p>
+    <w:p>
+      <w:pPr>
+        <w:pStyle w:val="BodyText"/>
+      </w:pPr>
+      <w:r>
+        <w:rPr>
+          <w:b/>
+          <w:bCs/>
+        </w:rPr>
+        <w:t xml:space="preserve">Run.</w:t>
+      </w:r>
+      <w:r>
+        <w:t xml:space="preserve"> </w:t>
+      </w:r>
+      <w:r>
+        <w:rPr>
+          <w:rStyle w:val="VerbatimChar"/>
+        </w:rPr>
+        <w:t xml:space="preserve">tradespace</w:t>
+      </w:r>
+      <w:r>
+        <w:t xml:space="preserve"> </w:t>
+      </w:r>
+      <w:r>
+        <w:t xml:space="preserve">over a 6×6×6×2 grid (432 cells): detection distance 0.1–40 AU</w:t>
+      </w:r>
+      <w:r>
+        <w:t xml:space="preserve"> </w:t>
+      </w:r>
+      <w:r>
+        <w:t xml:space="preserve">(Earth’s nominal radius and mass parameter throughout are the IAU 2015 values</w:t>
+      </w:r>
+      <w:r>
+        <w:t xml:space="preserve">30</w:t>
+      </w:r>
+      <w:r>
+        <w:t xml:space="preserve">),</w:t>
+      </w:r>
+      <w:r>
+        <w:t xml:space="preserve"> </w:t>
+      </w:r>
+      <w:r>
+        <w:t xml:space="preserve">closure speed 5–72 km/s (5 and 10 km/s span slow encounters; 17.3 km/s is the debiased</w:t>
+      </w:r>
+      <w:r>
+        <w:t xml:space="preserve"> </w:t>
+      </w:r>
+      <w:r>
+        <w:t xml:space="preserve">mean Earth-impact speed of 20.6 km/s</w:t>
+      </w:r>
+      <w:r>
+        <w:t xml:space="preserve">25</w:t>
+      </w:r>
+      <w:r>
+        <w:t xml:space="preserve"> </w:t>
+      </w:r>
+      <w:r>
+        <w:t xml:space="preserve">with gravitational focusing removed; 72 km/s</w:t>
+      </w:r>
+      <w:r>
+        <w:t xml:space="preserve"> </w:t>
+      </w:r>
+      <w:r>
+        <w:t xml:space="preserve">is a retrograde long-period-comet closure), diameter 20 m – 10 km, and the two measured</w:t>
+      </w:r>
+      <w:r>
+        <w:t xml:space="preserve"> </w:t>
+      </w:r>
+      <w:r>
+        <w:t xml:space="preserve">threat-body densities in this manuscript’s own anchor set (1190 kg m⁻³, Bennu</w:t>
+      </w:r>
+      <w:r>
+        <w:t xml:space="preserve">28</w:t>
+      </w:r>
+      <w:r>
+        <w:t xml:space="preserve">;</w:t>
+      </w:r>
+      <w:r>
+        <w:t xml:space="preserve"> </w:t>
+      </w:r>
+      <w:r>
+        <w:t xml:space="preserve">2400 kg m⁻³, Dimorphos</w:t>
+      </w:r>
+      <w:r>
+        <w:t xml:space="preserve">8</w:t>
+      </w:r>
+      <w:r>
+        <w:t xml:space="preserve">). For each cell: the required miss distance from</w:t>
+      </w:r>
+      <w:r>
+        <w:t xml:space="preserve"> </w:t>
+      </w:r>
+      <w:r>
+        <w:t xml:space="preserve">gravitational focusing (elementary two-body mechanics — no citable numbered source was</w:t>
+      </w:r>
+      <w:r>
+        <w:t xml:space="preserve"> </w:t>
+      </w:r>
+      <w:r>
+        <w:t xml:space="preserve">found despite four documented search attempts, so this is admitted as our derivation, the</w:t>
+      </w:r>
+      <w:r>
+        <w:t xml:space="preserve"> </w:t>
+      </w:r>
+      <w:r>
+        <w:t xml:space="preserve">same treatment Methods gives the uniform-sphere finite-size form factor); the required Δv</w:t>
+      </w:r>
+      <w:r>
+        <w:t xml:space="preserve"> </w:t>
+      </w:r>
+      <w:r>
+        <w:t xml:space="preserve">in two published regimes, an impulsive floor and a secular estimate</w:t>
+      </w:r>
+      <w:r>
+        <w:t xml:space="preserve">24</w:t>
+      </w:r>
+      <w:r>
+        <w:t xml:space="preserve">; the force</w:t>
+      </w:r>
+      <w:r>
+        <w:t xml:space="preserve"> </w:t>
+      </w:r>
+      <w:r>
+        <w:t xml:space="preserve">implied by applying that Δv continuously over the full lead time; and the luminosity the</w:t>
+      </w:r>
+      <w:r>
+        <w:t xml:space="preserve"> </w:t>
+      </w:r>
+      <w:r>
+        <w:t xml:space="preserve">absorption channel (R6) would need to deliver that force, at the source-target distance.</w:t>
+      </w:r>
+    </w:p>
+    <w:p>
+      <w:pPr>
+        <w:pStyle w:val="BodyText"/>
+      </w:pPr>
+      <w:r>
+        <w:rPr>
+          <w:b/>
+          <w:bCs/>
+        </w:rPr>
+        <w:t xml:space="preserve">Report.</w:t>
+      </w:r>
+      <w:r>
+        <w:t xml:space="preserve"> </w:t>
+      </w:r>
+      <w:r>
+        <w:t xml:space="preserve">Fig. 8. Panel a: required-luminosity gap in decades over (closure speed,</w:t>
+      </w:r>
+      <w:r>
+        <w:t xml:space="preserve"> </w:t>
+      </w:r>
+      <w:r>
+        <w:t xml:space="preserve">diameter) at the stony density, evaluated at the largest grid distance (40 AU), with this</w:t>
+      </w:r>
+      <w:r>
+        <w:t xml:space="preserve"> </w:t>
+      </w:r>
+      <w:r>
+        <w:t xml:space="preserve">manuscript’s own three mass anchors marked. Panel b: required Δv against lead time, both</w:t>
+      </w:r>
+      <w:r>
+        <w:t xml:space="preserve"> </w:t>
+      </w:r>
+      <w:r>
+        <w:t xml:space="preserve">regimes, bracketing the five published medians</w:t>
+      </w:r>
+      <w:r>
+        <w:t xml:space="preserve">26</w:t>
+      </w:r>
+      <w:r>
+        <w:t xml:space="preserve"> </w:t>
+      </w:r>
+      <w:r>
+        <w:t xml:space="preserve">exactly as reported, with the</w:t>
+      </w:r>
+      <w:r>
+        <w:t xml:space="preserve"> </w:t>
+      </w:r>
+      <w:r>
+        <w:t xml:space="preserve">discovery-literature warning-time reality check</w:t>
+      </w:r>
+      <w:r>
+        <w:t xml:space="preserve">29</w:t>
+      </w:r>
+      <w:r>
+        <w:t xml:space="preserve"> </w:t>
+      </w:r>
+      <w:r>
+        <w:t xml:space="preserve">shaded.</w:t>
+      </w:r>
+    </w:p>
+    <w:p>
+      <w:pPr>
+        <w:pStyle w:val="BodyText"/>
+      </w:pPr>
+      <w:r>
+        <w:rPr>
+          <w:b/>
+          <w:bCs/>
+        </w:rPr>
+        <w:t xml:space="preserve">Falsifier.</w:t>
+      </w:r>
+      <w:r>
+        <w:t xml:space="preserve"> </w:t>
+      </w:r>
+      <w:r>
+        <w:t xml:space="preserve">Any cell reporting</w:t>
+      </w:r>
+      <w:r>
+        <w:t xml:space="preserve"> </w:t>
+      </w:r>
+      <w:r>
+        <w:rPr>
+          <w:rStyle w:val="VerbatimChar"/>
+        </w:rPr>
+        <w:t xml:space="preserve">gap_decades ≤ 0</w:t>
+      </w:r>
+      <w:r>
+        <w:t xml:space="preserve"> </w:t>
+      </w:r>
+      <w:r>
+        <w:t xml:space="preserve">anywhere in the grid — a vanished wall</w:t>
+      </w:r>
+      <w:r>
+        <w:t xml:space="preserve"> </w:t>
+      </w:r>
+      <w:r>
+        <w:t xml:space="preserve">is a defect until proven a discovery, per this project’s standing rule — or the derived</w:t>
+      </w:r>
+      <w:r>
+        <w:t xml:space="preserve"> </w:t>
+      </w:r>
+      <w:r>
+        <w:t xml:space="preserve">d-cancellation failing to hold to within 10⁻⁹ decades.</w:t>
+      </w:r>
+    </w:p>
+    <w:p>
+      <w:pPr>
+        <w:pStyle w:val="BodyText"/>
+      </w:pPr>
+      <w:r>
+        <w:rPr>
+          <w:b/>
+          <w:bCs/>
+        </w:rPr>
+        <w:t xml:space="preserve">Status.</w:t>
+      </w:r>
+      <w:r>
+        <w:t xml:space="preserve"> </w:t>
+      </w:r>
+      <w:r>
+        <w:t xml:space="preserve">✅</w:t>
+      </w:r>
+      <w:r>
+        <w:t xml:space="preserve"> </w:t>
+      </w:r>
+      <w:r>
+        <w:rPr>
+          <w:b/>
+          <w:bCs/>
+        </w:rPr>
+        <w:t xml:space="preserve">CONFIRMED</w:t>
+      </w:r>
+      <w:r>
+        <w:t xml:space="preserve"> </w:t>
+      </w:r>
+      <w:r>
+        <w:t xml:space="preserve">(</w:t>
+      </w:r>
+      <w:r>
+        <w:rPr>
+          <w:rStyle w:val="VerbatimChar"/>
+        </w:rPr>
+        <w:t xml:space="preserve">campaign/R8.json</w:t>
+      </w:r>
+      <w:r>
+        <w:t xml:space="preserve">; Fig. 8).</w:t>
+      </w:r>
+    </w:p>
+    <w:p>
+      <w:pPr>
+        <w:pStyle w:val="BodyText"/>
+      </w:pPr>
+      <w:r>
+        <w:rPr>
+          <w:b/>
+          <w:bCs/>
+        </w:rPr>
+        <w:t xml:space="preserve">The detection-distance dependence cancels exactly.</w:t>
+      </w:r>
+      <w:r>
+        <w:t xml:space="preserve"> </w:t>
+      </w:r>
+      <w:r>
+        <w:t xml:space="preserve">With the lead time fixed by radial</w:t>
+      </w:r>
+      <w:r>
+        <w:t xml:space="preserve"> </w:t>
+      </w:r>
+      <w:r>
+        <w:t xml:space="preserve">closing (t = d/v</w:t>
+      </w:r>
+      <w:r>
+        <w:t xml:space="preserve">∞</w:t>
+      </w:r>
+      <w:r>
+        <w:t xml:space="preserve">), the deflecting force applied over the full lead time, and the</w:t>
+      </w:r>
+      <w:r>
+        <w:t xml:space="preserve"> </w:t>
+      </w:r>
+      <w:r>
+        <w:t xml:space="preserve">absorption channel’s force sized at the source-target distance, the required luminosity</w:t>
+      </w:r>
+      <w:r>
+        <w:t xml:space="preserve"> </w:t>
+      </w:r>
+      <w:r>
+        <w:t xml:space="preserve">reduces algebraically to</w:t>
+      </w:r>
+    </w:p>
+    <w:p>
+      <w:pPr>
+        <w:pStyle w:val="BodyText"/>
+      </w:pPr>
+      <w:r>
+        <w:t xml:space="preserve">L</w:t>
+      </w:r>
+      <w:r>
+        <w:t xml:space="preserve">req</w:t>
+      </w:r>
+      <w:r>
+        <w:t xml:space="preserve"> </w:t>
+      </w:r>
+      <w:r>
+        <w:t xml:space="preserve">= 4π c · m · b</w:t>
+      </w:r>
+      <w:r>
+        <w:t xml:space="preserve">req</w:t>
+      </w:r>
+      <w:r>
+        <w:t xml:space="preserve"> </w:t>
+      </w:r>
+      <w:r>
+        <w:t xml:space="preserve">· v</w:t>
+      </w:r>
+      <w:r>
+        <w:t xml:space="preserve">∞</w:t>
+      </w:r>
+      <w:r>
+        <w:t xml:space="preserve">² / (k σ),</w:t>
+      </w:r>
+    </w:p>
+    <w:p>
+      <w:pPr>
+        <w:pStyle w:val="BodyText"/>
+      </w:pPr>
+      <w:r>
+        <w:t xml:space="preserve">where k is 1 (impulsive floor) or 3 (secular) and b</w:t>
+      </w:r>
+      <w:r>
+        <w:t xml:space="preserve">req</w:t>
+      </w:r>
+      <w:r>
+        <w:t xml:space="preserve"> </w:t>
+      </w:r>
+      <w:r>
+        <w:t xml:space="preserve">is the focusing-corrected</w:t>
+      </w:r>
+      <w:r>
+        <w:t xml:space="preserve"> </w:t>
+      </w:r>
+      <w:r>
+        <w:t xml:space="preserve">miss distance —</w:t>
+      </w:r>
+      <w:r>
+        <w:t xml:space="preserve"> </w:t>
+      </w:r>
+      <w:r>
+        <w:rPr>
+          <w:b/>
+          <w:bCs/>
+        </w:rPr>
+        <w:t xml:space="preserve">detection distance d does not appear.</w:t>
+      </w:r>
+      <w:r>
+        <w:t xml:space="preserve"> </w:t>
+      </w:r>
+      <w:r>
+        <w:t xml:space="preserve">Detecting a threat farther away</w:t>
+      </w:r>
+      <w:r>
+        <w:t xml:space="preserve"> </w:t>
+      </w:r>
+      <w:r>
+        <w:t xml:space="preserve">buys a longer lead time and therefore a smaller required Δv and force, exactly as</w:t>
+      </w:r>
+      <w:r>
+        <w:t xml:space="preserve"> </w:t>
+      </w:r>
+      <w:r>
+        <w:t xml:space="preserve">intuition expects, but it buys</w:t>
+      </w:r>
+      <w:r>
+        <w:t xml:space="preserve"> </w:t>
+      </w:r>
+      <w:r>
+        <w:rPr>
+          <w:b/>
+          <w:bCs/>
+        </w:rPr>
+        <w:t xml:space="preserve">no reduction in the required luminosity</w:t>
+      </w:r>
+      <w:r>
+        <w:t xml:space="preserve">: the inverse-</w:t>
+      </w:r>
+      <w:r>
+        <w:t xml:space="preserve"> </w:t>
+      </w:r>
+      <w:r>
+        <w:t xml:space="preserve">square dilution over the longer path exactly cancels what the longer lead time saves. The</w:t>
+      </w:r>
+      <w:r>
+        <w:t xml:space="preserve"> </w:t>
+      </w:r>
+      <w:r>
+        <w:t xml:space="preserve">432-cell grid confirms this to floating-point precision (maximum spread across detection</w:t>
+      </w:r>
+      <w:r>
+        <w:t xml:space="preserve"> </w:t>
+      </w:r>
+      <w:r>
+        <w:t xml:space="preserve">distance at fixed closure speed, diameter and density: 3.6 × 10⁻¹⁵ decades, eleven orders</w:t>
+      </w:r>
+      <w:r>
+        <w:t xml:space="preserve"> </w:t>
+      </w:r>
+      <w:r>
+        <w:t xml:space="preserve">of magnitude inside the 10⁻⁹-decade falsifier bound) — this is not an approximate</w:t>
+      </w:r>
+      <w:r>
+        <w:t xml:space="preserve"> </w:t>
+      </w:r>
+      <w:r>
+        <w:t xml:space="preserve">tendency, it is an identity the numerics were never going to disagree with once the model</w:t>
+      </w:r>
+      <w:r>
+        <w:t xml:space="preserve"> </w:t>
+      </w:r>
+      <w:r>
+        <w:t xml:space="preserve">was fixed, and it is reported as a structural fact about the coupling channel rather than</w:t>
+      </w:r>
+      <w:r>
+        <w:t xml:space="preserve"> </w:t>
+      </w:r>
+      <w:r>
+        <w:t xml:space="preserve">a measurement with error bars.</w:t>
+      </w:r>
+    </w:p>
+    <w:p>
+      <w:pPr>
+        <w:pStyle w:val="BodyText"/>
+      </w:pPr>
+      <w:r>
+        <w:rPr>
+          <w:b/>
+          <w:bCs/>
+        </w:rPr>
+        <w:t xml:space="preserve">The best case in the entire grid is still 29.0 decades short.</w:t>
+      </w:r>
+      <w:r>
+        <w:t xml:space="preserve"> </w:t>
+      </w:r>
+      <w:r>
+        <w:t xml:space="preserve">The most favourable</w:t>
+      </w:r>
+      <w:r>
+        <w:t xml:space="preserve"> </w:t>
+      </w:r>
+      <w:r>
+        <w:t xml:space="preserve">cell — the smallest, lightest object (20 m, rubble-pile density) approached most slowly</w:t>
+      </w:r>
+      <w:r>
+        <w:t xml:space="preserve"> </w:t>
+      </w:r>
+      <w:r>
+        <w:t xml:space="preserve">(5 km/s), in the secular regime — requires 7.8 × 10²⁷ W of luminosity against the 7.5 × 10⁻²</w:t>
+      </w:r>
+      <w:r>
+        <w:t xml:space="preserve"> </w:t>
+      </w:r>
+      <w:r>
+        <w:t xml:space="preserve">W the R6 configuration achieves: a shortfall of</w:t>
+      </w:r>
+      <w:r>
+        <w:t xml:space="preserve"> </w:t>
+      </w:r>
+      <w:r>
+        <w:rPr>
+          <w:b/>
+          <w:bCs/>
+        </w:rPr>
+        <w:t xml:space="preserve">29.0 decades</w:t>
+      </w:r>
+      <w:r>
+        <w:t xml:space="preserve">, indistinguishable at this</w:t>
+      </w:r>
+      <w:r>
+        <w:t xml:space="preserve"> </w:t>
+      </w:r>
+      <w:r>
+        <w:t xml:space="preserve">scale from every other cell in the grid (every cell falls between 29.0 and 34.4 decades —</w:t>
+      </w:r>
+      <w:r>
+        <w:t xml:space="preserve"> </w:t>
+      </w:r>
+      <w:r>
+        <w:t xml:space="preserve">a band about five decades wide, dominated entirely by mass and closure speed and not at</w:t>
+      </w:r>
+      <w:r>
+        <w:t xml:space="preserve"> </w:t>
+      </w:r>
+      <w:r>
+        <w:t xml:space="preserve">all by how far away the object is first seen). Extending the detection network does not open a path</w:t>
+      </w:r>
+      <w:r>
+        <w:t xml:space="preserve"> </w:t>
+      </w:r>
+      <w:r>
+        <w:t xml:space="preserve">through this wall; it only trades one already-small quantity (Δv) for another quantity</w:t>
+      </w:r>
+      <w:r>
+        <w:t xml:space="preserve"> </w:t>
+      </w:r>
+      <w:r>
+        <w:t xml:space="preserve">this framework has already shown, independently, to be short by 29–32 decades under R6.</w:t>
+      </w:r>
+    </w:p>
+    <w:p>
+      <w:pPr>
+        <w:pStyle w:val="BodyText"/>
+      </w:pPr>
+      <w:r>
+        <w:rPr>
+          <w:b/>
+          <w:bCs/>
+        </w:rPr>
+        <w:t xml:space="preserve">Detection distance is nonetheless the quantity that determines whether any of this is</w:t>
+      </w:r>
+      <w:r>
+        <w:rPr>
+          <w:b/>
+          <w:bCs/>
+        </w:rPr>
+        <w:t xml:space="preserve"> </w:t>
+      </w:r>
+      <w:r>
+        <w:rPr>
+          <w:b/>
+          <w:bCs/>
+        </w:rPr>
+        <w:t xml:space="preserve">academic.</w:t>
+      </w:r>
+      <w:r>
+        <w:t xml:space="preserve"> </w:t>
+      </w:r>
+      <w:r>
+        <w:t xml:space="preserve">The Δv literature</w:t>
+      </w:r>
+      <w:r>
+        <w:t xml:space="preserve">24,26</w:t>
+      </w:r>
+      <w:r>
+        <w:t xml:space="preserve"> </w:t>
+      </w:r>
+      <w:r>
+        <w:t xml:space="preserve">is usually quoted at decades of warning, but a</w:t>
+      </w:r>
+      <w:r>
+        <w:t xml:space="preserve"> </w:t>
+      </w:r>
+      <w:r>
+        <w:t xml:space="preserve">2026 simulated-discovery study of the Vera Rubin Observatory</w:t>
+      </w:r>
+      <w:r>
+        <w:t xml:space="preserve">29</w:t>
+      </w:r>
+      <w:r>
+        <w:t xml:space="preserve"> </w:t>
+      </w:r>
+      <w:r>
+        <w:t xml:space="preserve">finds a median</w:t>
+      </w:r>
+      <w:r>
+        <w:t xml:space="preserve"> </w:t>
+      </w:r>
+      <w:r>
+        <w:t xml:space="preserve">warning of 12.4 days for 10–20 m impactors, 21.5 days for 20–50 m, and 106.2 days for</w:t>
+      </w:r>
+      <w:r>
+        <w:t xml:space="preserve"> </w:t>
+      </w:r>
+      <w:r>
+        <w:t xml:space="preserve">50–140 m — even above 140 m, only 39% of impactors are found more than a year out. Fig. 8b</w:t>
+      </w:r>
+      <w:r>
+        <w:t xml:space="preserve"> </w:t>
+      </w:r>
+      <w:r>
+        <w:t xml:space="preserve">makes this concrete: the region the discovery literature actually delivers sits at the</w:t>
+      </w:r>
+      <w:r>
+        <w:t xml:space="preserve"> </w:t>
+      </w:r>
+      <w:r>
+        <w:t xml:space="preserve">extreme short-lead edge of the plot, far to the left of where the five published Δv</w:t>
+      </w:r>
+      <w:r>
+        <w:t xml:space="preserve"> </w:t>
+      </w:r>
+      <w:r>
+        <w:t xml:space="preserve">medians land. A detection system reaching 40 AU converts a Chelyabinsk-class</w:t>
+      </w:r>
+      <w:r>
+        <w:t xml:space="preserve">27</w:t>
+      </w:r>
+      <w:r>
+        <w:t xml:space="preserve"> </w:t>
+      </w:r>
+      <w:r>
+        <w:t xml:space="preserve">“zero warning”</w:t>
+      </w:r>
+      <w:r>
+        <w:t xml:space="preserve"> </w:t>
+      </w:r>
+      <w:r>
+        <w:t xml:space="preserve">event into roughly a decade of lead time (t = d/v</w:t>
+      </w:r>
+      <w:r>
+        <w:t xml:space="preserve">∞</w:t>
+      </w:r>
+      <w:r>
+        <w:t xml:space="preserve"> </w:t>
+      </w:r>
+      <w:r>
+        <w:t xml:space="preserve">≈ 9.5 yr at</w:t>
+      </w:r>
+      <w:r>
+        <w:t xml:space="preserve"> </w:t>
+      </w:r>
+      <w:r>
+        <w:t xml:space="preserve">20 km/s) — which is precisely the regime in which the published cm/s-class Δv figures</w:t>
+      </w:r>
+      <w:r>
+        <w:t xml:space="preserve"> </w:t>
+      </w:r>
+      <w:r>
+        <w:t xml:space="preserve">apply at all. This section therefore</w:t>
+      </w:r>
+      <w:r>
+        <w:t xml:space="preserve"> </w:t>
+      </w:r>
+      <w:r>
+        <w:rPr>
+          <w:b/>
+          <w:bCs/>
+        </w:rPr>
+        <w:t xml:space="preserve">quantifies the wall rather than removing it</w:t>
+      </w:r>
+      <w:r>
+        <w:t xml:space="preserve">: the</w:t>
+      </w:r>
+      <w:r>
+        <w:t xml:space="preserve"> </w:t>
+      </w:r>
+      <w:r>
+        <w:t xml:space="preserve">luminosity gap does not move with detection distance, but the question of whether a</w:t>
+      </w:r>
+      <w:r>
+        <w:t xml:space="preserve"> </w:t>
+      </w:r>
+      <w:r>
+        <w:t xml:space="preserve">smaller, more tractable Δv gap is even reachable in time is answered almost entirely by</w:t>
+      </w:r>
+      <w:r>
+        <w:t xml:space="preserve"> </w:t>
+      </w:r>
+      <w:r>
+        <w:t xml:space="preserve">how far away the object is first seen.</w:t>
+      </w:r>
+    </w:p>
+    <w:p>
+      <w:pPr>
+        <w:pStyle w:val="NonExpertSummary"/>
+      </w:pPr>
+      <w:r>
+        <w:rPr>
+          <w:b/>
+          <w:bCs/>
+          <w:i/>
+          <w:iCs/>
+        </w:rPr>
+        <w:t xml:space="preserve">Non-expert summary:</w:t>
+      </w:r>
+      <w:r>
+        <w:t xml:space="preserve"> </w:t>
+      </w:r>
+      <w:r>
+        <w:t xml:space="preserve">We asked a natural follow-up question: across every realistic</w:t>
+      </w:r>
+      <w:r>
+        <w:t xml:space="preserve"> </w:t>
+      </w:r>
+      <w:r>
+        <w:t xml:space="preserve">combination of how far away we spot the threat, how fast it’s closing, and how big and</w:t>
+      </w:r>
+      <w:r>
+        <w:t xml:space="preserve"> </w:t>
+      </w:r>
+      <w:r>
+        <w:t xml:space="preserve">dense it is, does the gravity-wave approach ever get within reach — and does spotting it</w:t>
+      </w:r>
+      <w:r>
+        <w:t xml:space="preserve"> </w:t>
+      </w:r>
+      <w:r>
+        <w:t xml:space="preserve">earlier actually help? The answer to the first question is no, by a wide and remarkably</w:t>
+      </w:r>
+      <w:r>
+        <w:t xml:space="preserve"> </w:t>
+      </w:r>
+      <w:r>
+        <w:t xml:space="preserve">consistent margin: the best case anywhere in 432 different scenarios is still short by</w:t>
+      </w:r>
+      <w:r>
+        <w:t xml:space="preserve"> </w:t>
+      </w:r>
+      <w:r>
+        <w:t xml:space="preserve">about 29 orders of magnitude, roughly the same shortfall no matter which scenario you</w:t>
+      </w:r>
+      <w:r>
+        <w:t xml:space="preserve"> </w:t>
+      </w:r>
+      <w:r>
+        <w:t xml:space="preserve">pick. The answer to the second question is more interesting and is the real finding here:</w:t>
+      </w:r>
+      <w:r>
+        <w:t xml:space="preserve"> </w:t>
+      </w:r>
+      <w:r>
+        <w:t xml:space="preserve">detecting the threat earlier makes the</w:t>
+      </w:r>
+      <w:r>
+        <w:t xml:space="preserve"> </w:t>
+      </w:r>
+      <w:r>
+        <w:rPr>
+          <w:i/>
+          <w:iCs/>
+        </w:rPr>
+        <w:t xml:space="preserve">push</w:t>
+      </w:r>
+      <w:r>
+        <w:t xml:space="preserve"> </w:t>
+      </w:r>
+      <w:r>
+        <w:t xml:space="preserve">required smaller — exactly what you’d</w:t>
+      </w:r>
+      <w:r>
+        <w:t xml:space="preserve"> </w:t>
+      </w:r>
+      <w:r>
+        <w:t xml:space="preserve">expect — but it makes</w:t>
+      </w:r>
+      <w:r>
+        <w:t xml:space="preserve"> </w:t>
+      </w:r>
+      <w:r>
+        <w:rPr>
+          <w:b/>
+          <w:bCs/>
+        </w:rPr>
+        <w:t xml:space="preserve">no difference at all</w:t>
+      </w:r>
+      <w:r>
+        <w:t xml:space="preserve"> </w:t>
+      </w:r>
+      <w:r>
+        <w:t xml:space="preserve">to how much power the wave-emitting</w:t>
+      </w:r>
+      <w:r>
+        <w:t xml:space="preserve"> </w:t>
+      </w:r>
+      <w:r>
+        <w:t xml:space="preserve">apparatus would need, because the benefit of extra warning time is exactly cancelled by</w:t>
+      </w:r>
+      <w:r>
+        <w:t xml:space="preserve"> </w:t>
+      </w:r>
+      <w:r>
+        <w:t xml:space="preserve">the object being farther away when you first see it. That is a clean, provable fact about</w:t>
+      </w:r>
+      <w:r>
+        <w:t xml:space="preserve"> </w:t>
+      </w:r>
+      <w:r>
+        <w:t xml:space="preserve">the physics, not a rough tendency. What earlier detection</w:t>
+      </w:r>
+      <w:r>
+        <w:t xml:space="preserve"> </w:t>
+      </w:r>
+      <w:r>
+        <w:rPr>
+          <w:i/>
+          <w:iCs/>
+        </w:rPr>
+        <w:t xml:space="preserve">does</w:t>
+      </w:r>
+      <w:r>
+        <w:t xml:space="preserve"> </w:t>
+      </w:r>
+      <w:r>
+        <w:t xml:space="preserve">buy is relevant to a</w:t>
+      </w:r>
+      <w:r>
+        <w:t xml:space="preserve"> </w:t>
+      </w:r>
+      <w:r>
+        <w:t xml:space="preserve">completely different, much more down-to-earth problem: real asteroid surveys typically</w:t>
+      </w:r>
+      <w:r>
+        <w:t xml:space="preserve"> </w:t>
+      </w:r>
+      <w:r>
+        <w:t xml:space="preserve">give only days to weeks of warning, not decades, and the modest nudge methods the field</w:t>
+      </w:r>
+      <w:r>
+        <w:t xml:space="preserve"> </w:t>
+      </w:r>
+      <w:r>
+        <w:t xml:space="preserve">already relies on only work with decades of notice. So better detection remains valuable —</w:t>
+      </w:r>
+      <w:r>
+        <w:t xml:space="preserve"> </w:t>
+      </w:r>
+      <w:r>
+        <w:t xml:space="preserve">just not for the reason this framework was built to explore.</w:t>
+      </w:r>
+    </w:p>
     <w:p>
       <w:r>
         <w:pict>
@@ -7732,9 +8622,9 @@
         </w:pict>
       </w:r>
     </w:p>
-    <w:bookmarkEnd w:id="24"/>
     <w:bookmarkEnd w:id="25"/>
-    <w:bookmarkStart w:id="26" w:name="discussion"/>
+    <w:bookmarkEnd w:id="26"/>
+    <w:bookmarkStart w:id="27" w:name="discussion"/>
     <w:p>
       <w:pPr>
         <w:pStyle w:val="Heading2"/>
@@ -8690,8 +9580,8 @@
         </w:pict>
       </w:r>
     </w:p>
-    <w:bookmarkEnd w:id="26"/>
-    <w:bookmarkStart w:id="36" w:name="methods"/>
+    <w:bookmarkEnd w:id="27"/>
+    <w:bookmarkStart w:id="38" w:name="methods"/>
     <w:p>
       <w:pPr>
         <w:pStyle w:val="Heading2"/>
@@ -8700,7 +9590,7 @@
         <w:t xml:space="preserve">Methods</w:t>
       </w:r>
     </w:p>
-    <w:bookmarkStart w:id="27" w:name="physical-formulation"/>
+    <w:bookmarkStart w:id="28" w:name="physical-formulation"/>
     <w:p>
       <w:pPr>
         <w:pStyle w:val="Heading3"/>
@@ -9238,8 +10128,8 @@
         <w:t xml:space="preserve">algebraic answer to sixteen decimal places.</w:t>
       </w:r>
     </w:p>
-    <w:bookmarkEnd w:id="27"/>
-    <w:bookmarkStart w:id="28" w:name="software-architecture"/>
+    <w:bookmarkEnd w:id="28"/>
+    <w:bookmarkStart w:id="29" w:name="software-architecture"/>
     <w:p>
       <w:pPr>
         <w:pStyle w:val="Heading3"/>
@@ -11084,8 +11974,8 @@
         <w:t xml:space="preserve">reasonable and are wrong.</w:t>
       </w:r>
     </w:p>
-    <w:bookmarkEnd w:id="28"/>
-    <w:bookmarkStart w:id="29" w:name="spin-2-tensor-superposition"/>
+    <w:bookmarkEnd w:id="29"/>
+    <w:bookmarkStart w:id="30" w:name="spin-2-tensor-superposition"/>
     <w:p>
       <w:pPr>
         <w:pStyle w:val="Heading3"/>
@@ -11475,8 +12365,8 @@
         <w:t xml:space="preserve">producing a confident wrong answer.</w:t>
       </w:r>
     </w:p>
-    <w:bookmarkEnd w:id="29"/>
-    <w:bookmarkStart w:id="30" w:name="X2c3b4a7248dcb1708b36ccef1150514ba8539c2"/>
+    <w:bookmarkEnd w:id="30"/>
+    <w:bookmarkStart w:id="31" w:name="X2c3b4a7248dcb1708b36ccef1150514ba8539c2"/>
     <w:p>
       <w:pPr>
         <w:pStyle w:val="Heading3"/>
@@ -12437,8 +13327,8 @@
         <w:t xml:space="preserve">confidence. Only one specific test does the real work.</w:t>
       </w:r>
     </w:p>
-    <w:bookmarkEnd w:id="30"/>
-    <w:bookmarkStart w:id="31" w:name="Xf77ab830b7763616c10de7a4f1594f1c9b21f00"/>
+    <w:bookmarkEnd w:id="31"/>
+    <w:bookmarkStart w:id="32" w:name="Xf77ab830b7763616c10de7a4f1594f1c9b21f00"/>
     <w:p>
       <w:pPr>
         <w:pStyle w:val="Heading3"/>
@@ -13364,13 +14254,553 @@
         <w:t xml:space="preserve">nothing yet depended on it.</w:t>
       </w:r>
     </w:p>
-    <w:bookmarkEnd w:id="31"/>
-    <w:bookmarkStart w:id="32" w:name="numerical-methods-at-astronomical-scale"/>
+    <w:bookmarkEnd w:id="32"/>
+    <w:bookmarkStart w:id="33" w:name="the-deflection-tradespace"/>
     <w:p>
       <w:pPr>
         <w:pStyle w:val="Heading3"/>
       </w:pPr>
       <w:r>
+        <w:t xml:space="preserve">The deflection tradespace</w:t>
+      </w:r>
+    </w:p>
+    <w:p>
+      <w:pPr>
+        <w:pStyle w:val="FirstParagraph"/>
+      </w:pPr>
+      <w:r>
+        <w:t xml:space="preserve">R8 chains six decisions, each fixed before the grid was run and each independently</w:t>
+      </w:r>
+      <w:r>
+        <w:t xml:space="preserve"> </w:t>
+      </w:r>
+      <w:r>
+        <w:t xml:space="preserve">citable or, where the literature offered nothing checkable, explicitly admitted as this</w:t>
+      </w:r>
+      <w:r>
+        <w:t xml:space="preserve"> </w:t>
+      </w:r>
+      <w:r>
+        <w:t xml:space="preserve">project’s own elementary derivation rather than left unstated.</w:t>
+      </w:r>
+    </w:p>
+    <w:p>
+      <w:pPr>
+        <w:pStyle w:val="BodyText"/>
+      </w:pPr>
+      <w:r>
+        <w:rPr>
+          <w:b/>
+          <w:bCs/>
+        </w:rPr>
+        <w:t xml:space="preserve">Miss criterion.</w:t>
+      </w:r>
+      <w:r>
+        <w:t xml:space="preserve"> </w:t>
+      </w:r>
+      <w:r>
+        <w:t xml:space="preserve">An object misses Earth if its unperturbed impact parameter exceeds</w:t>
+      </w:r>
+      <w:r>
+        <w:t xml:space="preserve"> </w:t>
+      </w:r>
+      <w:r>
+        <w:t xml:space="preserve">b</w:t>
+      </w:r>
+      <w:r>
+        <w:t xml:space="preserve">req</w:t>
+      </w:r>
+      <w:r>
+        <w:t xml:space="preserve">(v</w:t>
+      </w:r>
+      <w:r>
+        <w:t xml:space="preserve">∞</w:t>
+      </w:r>
+      <w:r>
+        <w:t xml:space="preserve">) = R</w:t>
+      </w:r>
+      <w:r>
+        <w:t xml:space="preserve">⊕</w:t>
+      </w:r>
+      <w:r>
+        <w:t xml:space="preserve">√(1 + v</w:t>
+      </w:r>
+      <w:r>
+        <w:t xml:space="preserve">esc</w:t>
+      </w:r>
+      <w:r>
+        <w:t xml:space="preserve">²/v</w:t>
+      </w:r>
+      <w:r>
+        <w:t xml:space="preserve">∞</w:t>
+      </w:r>
+      <w:r>
+        <w:t xml:space="preserve">²) — gravitational focusing, an</w:t>
+      </w:r>
+      <w:r>
+        <w:t xml:space="preserve"> </w:t>
+      </w:r>
+      <w:r>
+        <w:t xml:space="preserve">elementary consequence of energy and angular-momentum conservation in an unperturbed</w:t>
+      </w:r>
+      <w:r>
+        <w:t xml:space="preserve"> </w:t>
+      </w:r>
+      <w:r>
+        <w:t xml:space="preserve">hyperbolic encounter. No open source with a citable equation</w:t>
+      </w:r>
+      <w:r>
+        <w:t xml:space="preserve"> </w:t>
+      </w:r>
+      <w:r>
+        <w:rPr>
+          <w:i/>
+          <w:iCs/>
+        </w:rPr>
+        <w:t xml:space="preserve">number</w:t>
+      </w:r>
+      <w:r>
+        <w:t xml:space="preserve"> </w:t>
+      </w:r>
+      <w:r>
+        <w:t xml:space="preserve">for this exact</w:t>
+      </w:r>
+      <w:r>
+        <w:t xml:space="preserve"> </w:t>
+      </w:r>
+      <w:r>
+        <w:t xml:space="preserve">combination was found despite four documented search attempts; per this project’s rule 1</w:t>
+      </w:r>
+      <w:r>
+        <w:t xml:space="preserve"> </w:t>
+      </w:r>
+      <w:r>
+        <w:t xml:space="preserve">a chapter reference is not a citation, so this is admitted as our own derivation rather</w:t>
+      </w:r>
+      <w:r>
+        <w:t xml:space="preserve"> </w:t>
+      </w:r>
+      <w:r>
+        <w:t xml:space="preserve">than attached to a guessed source, the same treatment Methods gives the uniform-sphere</w:t>
+      </w:r>
+      <w:r>
+        <w:t xml:space="preserve"> </w:t>
+      </w:r>
+      <w:r>
+        <w:t xml:space="preserve">finite-size form factor above.</w:t>
+      </w:r>
+    </w:p>
+    <w:p>
+      <w:pPr>
+        <w:pStyle w:val="BodyText"/>
+      </w:pPr>
+      <w:r>
+        <w:rPr>
+          <w:b/>
+          <w:bCs/>
+        </w:rPr>
+        <w:t xml:space="preserve">Lead time.</w:t>
+      </w:r>
+      <w:r>
+        <w:t xml:space="preserve"> </w:t>
+      </w:r>
+      <w:r>
+        <w:t xml:space="preserve">t = d/v</w:t>
+      </w:r>
+      <w:r>
+        <w:t xml:space="preserve">∞</w:t>
+      </w:r>
+      <w:r>
+        <w:t xml:space="preserve">, radial closing at the hyperbolic excess speed from a</w:t>
+      </w:r>
+      <w:r>
+        <w:t xml:space="preserve"> </w:t>
+      </w:r>
+      <w:r>
+        <w:t xml:space="preserve">detection distance d measured from Earth. Heliocentric encounter geometry is a stated</w:t>
+      </w:r>
+      <w:r>
+        <w:t xml:space="preserve"> </w:t>
+      </w:r>
+      <w:r>
+        <w:t xml:space="preserve">approximation, carried in the assumption ledger.</w:t>
+      </w:r>
+    </w:p>
+    <w:p>
+      <w:pPr>
+        <w:pStyle w:val="BodyText"/>
+      </w:pPr>
+      <w:r>
+        <w:rPr>
+          <w:b/>
+          <w:bCs/>
+        </w:rPr>
+        <w:t xml:space="preserve">Required Δv, two published bounds.</w:t>
+      </w:r>
+      <w:r>
+        <w:t xml:space="preserve"> </w:t>
+      </w:r>
+      <w:r>
+        <w:t xml:space="preserve">The impulsive-floor estimate Δv = b</w:t>
+      </w:r>
+      <w:r>
+        <w:t xml:space="preserve">req</w:t>
+      </w:r>
+      <w:r>
+        <w:t xml:space="preserve">/t is</w:t>
+      </w:r>
+      <w:r>
+        <w:t xml:space="preserve"> </w:t>
+      </w:r>
+      <w:r>
+        <w:t xml:space="preserve">an upper bound valid at every lead time. The secular estimate Δv = b</w:t>
+      </w:r>
+      <w:r>
+        <w:t xml:space="preserve">req</w:t>
+      </w:r>
+      <w:r>
+        <w:t xml:space="preserve">/(3t) follows</w:t>
+      </w:r>
+      <w:r>
+        <w:t xml:space="preserve"> </w:t>
+      </w:r>
+      <w:r>
+        <w:t xml:space="preserve">ref. 24’s eq. (2)–(3) for a tangential impulse on a near-circular orbit, with the paper’s</w:t>
+      </w:r>
+      <w:r>
+        <w:t xml:space="preserve"> </w:t>
+      </w:r>
+      <w:r>
+        <w:t xml:space="preserve">geometry factor γ set to 1 (real encounters have γ ∈ [0.65, 1] per its Table 1, making</w:t>
+      </w:r>
+      <w:r>
+        <w:t xml:space="preserve"> </w:t>
+      </w:r>
+      <w:r>
+        <w:t xml:space="preserve">this estimate optimistic by at most 0.19 decades — negligible against the ~30-decade gaps</w:t>
+      </w:r>
+      <w:r>
+        <w:t xml:space="preserve"> </w:t>
+      </w:r>
+      <w:r>
+        <w:t xml:space="preserve">this section reports, and recorded in the assumption ledger rather than silently ignored).</w:t>
+      </w:r>
+      <w:r>
+        <w:t xml:space="preserve"> </w:t>
+      </w:r>
+      <w:r>
+        <w:t xml:space="preserve">The secular regime requires multiple orbits for the drift to accumulate and is not</w:t>
+      </w:r>
+      <w:r>
+        <w:t xml:space="preserve"> </w:t>
+      </w:r>
+      <w:r>
+        <w:t xml:space="preserve">evaluated below one orbital period of lead time. Both bounds are checked directly against</w:t>
+      </w:r>
+      <w:r>
+        <w:t xml:space="preserve"> </w:t>
+      </w:r>
+      <w:r>
+        <w:t xml:space="preserve">ref. 26’s five published medians (10–50 yr before impact, 1 R</w:t>
+      </w:r>
+      <w:r>
+        <w:t xml:space="preserve">⊕</w:t>
+      </w:r>
+      <w:r>
+        <w:t xml:space="preserve"> </w:t>
+      </w:r>
+      <w:r>
+        <w:t xml:space="preserve">miss target): every</w:t>
+      </w:r>
+      <w:r>
+        <w:t xml:space="preserve"> </w:t>
+      </w:r>
+      <w:r>
+        <w:t xml:space="preserve">published value falls between the two bounds, at every lead time, with zero tolerance.</w:t>
+      </w:r>
+    </w:p>
+    <w:p>
+      <w:pPr>
+        <w:pStyle w:val="BodyText"/>
+      </w:pPr>
+      <w:r>
+        <w:rPr>
+          <w:b/>
+          <w:bCs/>
+        </w:rPr>
+        <w:t xml:space="preserve">Thrust duration and coupling channel.</w:t>
+      </w:r>
+      <w:r>
+        <w:t xml:space="preserve"> </w:t>
+      </w:r>
+      <w:r>
+        <w:t xml:space="preserve">The deflecting force is applied continuously</w:t>
+      </w:r>
+      <w:r>
+        <w:t xml:space="preserve"> </w:t>
+      </w:r>
+      <w:r>
+        <w:t xml:space="preserve">over the full lead time — the best case for the spike, recorded in the assumption ledger.</w:t>
+      </w:r>
+      <w:r>
+        <w:t xml:space="preserve"> </w:t>
+      </w:r>
+      <w:r>
+        <w:t xml:space="preserve">Absorption thrust (R6) is the only net-force radiative channel modelled here — R6</w:t>
+      </w:r>
+      <w:r>
+        <w:t xml:space="preserve"> </w:t>
+      </w:r>
+      <w:r>
+        <w:t xml:space="preserve">established that the tidal channel produces strain, not force, and cannot alter a</w:t>
+      </w:r>
+      <w:r>
+        <w:t xml:space="preserve"> </w:t>
+      </w:r>
+      <w:r>
+        <w:t xml:space="preserve">trajectory — and the required luminosity is sized at the source-target distance with a</w:t>
+      </w:r>
+      <w:r>
+        <w:t xml:space="preserve"> </w:t>
+      </w:r>
+      <w:r>
+        <w:t xml:space="preserve">geometric cross-section πD²/4.</w:t>
+      </w:r>
+    </w:p>
+    <w:p>
+      <w:pPr>
+        <w:pStyle w:val="BodyText"/>
+      </w:pPr>
+      <w:r>
+        <w:rPr>
+          <w:b/>
+          <w:bCs/>
+        </w:rPr>
+        <w:t xml:space="preserve">The d-cancellation follows algebraically, not numerically</w:t>
+      </w:r>
+      <w:r>
+        <w:t xml:space="preserve">, from those four decisions.</w:t>
+      </w:r>
+      <w:r>
+        <w:t xml:space="preserve"> </w:t>
+      </w:r>
+      <w:r>
+        <w:t xml:space="preserve">Writing F</w:t>
+      </w:r>
+      <w:r>
+        <w:t xml:space="preserve">req</w:t>
+      </w:r>
+      <w:r>
+        <w:t xml:space="preserve"> </w:t>
+      </w:r>
+      <w:r>
+        <w:t xml:space="preserve">= m b</w:t>
+      </w:r>
+      <w:r>
+        <w:t xml:space="preserve">req</w:t>
+      </w:r>
+      <w:r>
+        <w:t xml:space="preserve">/(k t²) and L</w:t>
+      </w:r>
+      <w:r>
+        <w:t xml:space="preserve">req</w:t>
+      </w:r>
+      <w:r>
+        <w:t xml:space="preserve"> </w:t>
+      </w:r>
+      <w:r>
+        <w:t xml:space="preserve">= F</w:t>
+      </w:r>
+      <w:r>
+        <w:t xml:space="preserve">req</w:t>
+      </w:r>
+      <w:r>
+        <w:t xml:space="preserve">·4πd²c/σ, then substituting</w:t>
+      </w:r>
+      <w:r>
+        <w:t xml:space="preserve"> </w:t>
+      </w:r>
+      <w:r>
+        <w:t xml:space="preserve">t = d/v</w:t>
+      </w:r>
+      <w:r>
+        <w:t xml:space="preserve">∞</w:t>
+      </w:r>
+      <w:r>
+        <w:t xml:space="preserve">, gives L</w:t>
+      </w:r>
+      <w:r>
+        <w:t xml:space="preserve">req</w:t>
+      </w:r>
+      <w:r>
+        <w:t xml:space="preserve"> </w:t>
+      </w:r>
+      <w:r>
+        <w:t xml:space="preserve">= 4π c · m · b</w:t>
+      </w:r>
+      <w:r>
+        <w:t xml:space="preserve">req</w:t>
+      </w:r>
+      <w:r>
+        <w:t xml:space="preserve"> </w:t>
+      </w:r>
+      <w:r>
+        <w:t xml:space="preserve">· v</w:t>
+      </w:r>
+      <w:r>
+        <w:t xml:space="preserve">∞</w:t>
+      </w:r>
+      <w:r>
+        <w:t xml:space="preserve">²/(k σ) — d cancels exactly, for</w:t>
+      </w:r>
+      <w:r>
+        <w:t xml:space="preserve"> </w:t>
+      </w:r>
+      <w:r>
+        <w:t xml:space="preserve">either value of k. The grid confirms this to floating-point precision (Results, R8)</w:t>
+      </w:r>
+      <w:r>
+        <w:t xml:space="preserve"> </w:t>
+      </w:r>
+      <w:r>
+        <w:t xml:space="preserve">rather than merely asserting it, but the cancellation itself is a property of the</w:t>
+      </w:r>
+      <w:r>
+        <w:t xml:space="preserve"> </w:t>
+      </w:r>
+      <w:r>
+        <w:t xml:space="preserve">equations, established once, not re-derived per cell.</w:t>
+      </w:r>
+    </w:p>
+    <w:p>
+      <w:pPr>
+        <w:pStyle w:val="NonExpertSummary"/>
+      </w:pPr>
+      <w:r>
+        <w:rPr>
+          <w:b/>
+          <w:bCs/>
+          <w:i/>
+          <w:iCs/>
+        </w:rPr>
+        <w:t xml:space="preserve">Non-expert summary:</w:t>
+      </w:r>
+      <w:r>
+        <w:t xml:space="preserve"> </w:t>
+      </w:r>
+      <w:r>
+        <w:t xml:space="preserve">The chain of assumptions behind the tradespace section, made</w:t>
+      </w:r>
+      <w:r>
+        <w:t xml:space="preserve"> </w:t>
+      </w:r>
+      <w:r>
+        <w:t xml:space="preserve">explicit rather than buried in code. How close does an object have to pass to still hit</w:t>
+      </w:r>
+      <w:r>
+        <w:t xml:space="preserve"> </w:t>
+      </w:r>
+      <w:r>
+        <w:t xml:space="preserve">Earth — that’s elementary orbital mechanics, and we couldn’t find a textbook equation</w:t>
+      </w:r>
+      <w:r>
+        <w:t xml:space="preserve"> </w:t>
+      </w:r>
+      <w:r>
+        <w:t xml:space="preserve">number for the exact combination we needed, so we worked it out ourselves and say so</w:t>
+      </w:r>
+      <w:r>
+        <w:t xml:space="preserve"> </w:t>
+      </w:r>
+      <w:r>
+        <w:t xml:space="preserve">plainly rather than attaching a guessed citation. How much warning time we get from a</w:t>
+      </w:r>
+      <w:r>
+        <w:t xml:space="preserve"> </w:t>
+      </w:r>
+      <w:r>
+        <w:t xml:space="preserve">detection distance — a simple</w:t>
+      </w:r>
+      <w:r>
+        <w:t xml:space="preserve"> </w:t>
+      </w:r>
+      <w:r>
+        <w:t xml:space="preserve">“distance over speed”</w:t>
+      </w:r>
+      <w:r>
+        <w:t xml:space="preserve"> </w:t>
+      </w:r>
+      <w:r>
+        <w:t xml:space="preserve">approximation, flagged as an</w:t>
+      </w:r>
+      <w:r>
+        <w:t xml:space="preserve"> </w:t>
+      </w:r>
+      <w:r>
+        <w:t xml:space="preserve">approximation. How hard a push that warning time requires — we use two different published</w:t>
+      </w:r>
+      <w:r>
+        <w:t xml:space="preserve"> </w:t>
+      </w:r>
+      <w:r>
+        <w:t xml:space="preserve">formulas that bracket the true answer from both sides, and checked our bracket against five</w:t>
+      </w:r>
+      <w:r>
+        <w:t xml:space="preserve"> </w:t>
+      </w:r>
+      <w:r>
+        <w:t xml:space="preserve">real published numbers rather than just our own arithmetic. And how much wave power a</w:t>
+      </w:r>
+      <w:r>
+        <w:t xml:space="preserve"> </w:t>
+      </w:r>
+      <w:r>
+        <w:t xml:space="preserve">push translates to — reusing the same</w:t>
+      </w:r>
+      <w:r>
+        <w:t xml:space="preserve"> </w:t>
+      </w:r>
+      <w:r>
+        <w:t xml:space="preserve">“does gravity radiation exert force”</w:t>
+      </w:r>
+      <w:r>
+        <w:t xml:space="preserve"> </w:t>
+      </w:r>
+      <w:r>
+        <w:t xml:space="preserve">calculation</w:t>
+      </w:r>
+      <w:r>
+        <w:t xml:space="preserve"> </w:t>
+      </w:r>
+      <w:r>
+        <w:t xml:space="preserve">from earlier in the paper. The interesting mathematical fact, which we prove with algebra</w:t>
+      </w:r>
+      <w:r>
+        <w:t xml:space="preserve"> </w:t>
+      </w:r>
+      <w:r>
+        <w:t xml:space="preserve">rather than just observe in the numbers, is that detection distance drops out of the very</w:t>
+      </w:r>
+      <w:r>
+        <w:t xml:space="preserve"> </w:t>
+      </w:r>
+      <w:r>
+        <w:t xml:space="preserve">last step completely — which is why farther-out detection helps the push but not the power</w:t>
+      </w:r>
+      <w:r>
+        <w:t xml:space="preserve"> </w:t>
+      </w:r>
+      <w:r>
+        <w:t xml:space="preserve">requirement, no matter how carefully you set up the numbers.</w:t>
+      </w:r>
+    </w:p>
+    <w:bookmarkEnd w:id="33"/>
+    <w:bookmarkStart w:id="34" w:name="numerical-methods-at-astronomical-scale"/>
+    <w:p>
+      <w:pPr>
+        <w:pStyle w:val="Heading3"/>
+      </w:pPr>
+      <w:r>
         <w:t xml:space="preserve">Numerical methods at astronomical scale</w:t>
       </w:r>
     </w:p>
@@ -13798,8 +15228,8 @@
         <w:t xml:space="preserve">carry it in rescaled units and convert only at the very end.</w:t>
       </w:r>
     </w:p>
-    <w:bookmarkEnd w:id="32"/>
-    <w:bookmarkStart w:id="33" w:name="governance-mechanisms"/>
+    <w:bookmarkEnd w:id="34"/>
+    <w:bookmarkStart w:id="35" w:name="governance-mechanisms"/>
     <w:p>
       <w:pPr>
         <w:pStyle w:val="Heading3"/>
@@ -14425,8 +15855,8 @@
         <w:t xml:space="preserve">not in prose it can’t read.</w:t>
       </w:r>
     </w:p>
-    <w:bookmarkEnd w:id="33"/>
-    <w:bookmarkStart w:id="34" w:name="validation-suite"/>
+    <w:bookmarkEnd w:id="35"/>
+    <w:bookmarkStart w:id="36" w:name="validation-suite"/>
     <w:p>
       <w:pPr>
         <w:pStyle w:val="Heading3"/>
@@ -14763,8 +16193,8 @@
         <w:t xml:space="preserve">few digits’ slack elsewhere, rather than pretending either result is more exact than it is.</w:t>
       </w:r>
     </w:p>
-    <w:bookmarkEnd w:id="34"/>
-    <w:bookmarkStart w:id="35" w:name="the-epistemic-firewall"/>
+    <w:bookmarkEnd w:id="36"/>
+    <w:bookmarkStart w:id="37" w:name="the-epistemic-firewall"/>
     <w:p>
       <w:pPr>
         <w:pStyle w:val="Heading3"/>
@@ -14902,9 +16332,9 @@
         </w:pict>
       </w:r>
     </w:p>
-    <w:bookmarkEnd w:id="35"/>
-    <w:bookmarkEnd w:id="36"/>
-    <w:bookmarkStart w:id="37" w:name="data-availability"/>
+    <w:bookmarkEnd w:id="37"/>
+    <w:bookmarkEnd w:id="38"/>
+    <w:bookmarkStart w:id="39" w:name="data-availability"/>
     <w:p>
       <w:pPr>
         <w:pStyle w:val="Heading2"/>
@@ -15002,8 +16432,8 @@
         <w:t xml:space="preserve">result rather than take our word for it.</w:t>
       </w:r>
     </w:p>
-    <w:bookmarkEnd w:id="37"/>
-    <w:bookmarkStart w:id="38" w:name="code-availability"/>
+    <w:bookmarkEnd w:id="39"/>
+    <w:bookmarkStart w:id="40" w:name="code-availability"/>
     <w:p>
       <w:pPr>
         <w:pStyle w:val="Heading2"/>
@@ -15150,8 +16580,8 @@
         </w:pict>
       </w:r>
     </w:p>
-    <w:bookmarkEnd w:id="38"/>
-    <w:bookmarkStart w:id="39" w:name="references"/>
+    <w:bookmarkEnd w:id="40"/>
+    <w:bookmarkStart w:id="41" w:name="references"/>
     <w:p>
       <w:pPr>
         <w:pStyle w:val="Heading2"/>
@@ -16345,6 +17775,407 @@
     </w:p>
     <w:p>
       <w:pPr>
+        <w:pStyle w:val="Compact"/>
+        <w:numPr>
+          <w:ilvl w:val="0"/>
+          <w:numId w:val="1005"/>
+        </w:numPr>
+      </w:pPr>
+      <w:r>
+        <w:t xml:space="preserve">Izzo, D. On the deflection of potentially hazardous objects. AAS 05-141 (15th</w:t>
+      </w:r>
+      <w:r>
+        <w:t xml:space="preserve"> </w:t>
+      </w:r>
+      <w:r>
+        <w:t xml:space="preserve">AAS/AIAA Space Flight Mechanics Conference, 2005).</w:t>
+      </w:r>
+      <w:r>
+        <w:t xml:space="preserve"> </w:t>
+      </w:r>
+      <w:r>
+        <w:t xml:space="preserve">https://www.esa.int/gsp/ACT/doc/MAD/pub/ACT-RPR-MAD-2005-OnTheDeflectionOfPotentiallyHazardousObjects.pdf</w:t>
+      </w:r>
+      <w:r>
+        <w:t xml:space="preserve"> </w:t>
+      </w:r>
+      <w:r>
+        <w:rPr>
+          <w:i/>
+          <w:iCs/>
+        </w:rPr>
+        <w:t xml:space="preserve">(Open access. Eqs. (1)–(3) confirmed by eye 2026-08-08 — the PDF’s own metadata</w:t>
+      </w:r>
+      <w:r>
+        <w:rPr>
+          <w:i/>
+          <w:iCs/>
+        </w:rPr>
+        <w:t xml:space="preserve"> </w:t>
+      </w:r>
+      <w:r>
+        <w:rPr>
+          <w:i/>
+          <w:iCs/>
+        </w:rPr>
+        <w:t xml:space="preserve">title is stale and names an unrelated debris-cloud paper; the content is correct.)</w:t>
+      </w:r>
+    </w:p>
+    <w:p>
+      <w:pPr>
+        <w:pStyle w:val="Compact"/>
+        <w:numPr>
+          <w:ilvl w:val="0"/>
+          <w:numId w:val="1005"/>
+        </w:numPr>
+      </w:pPr>
+      <w:r>
+        <w:t xml:space="preserve">Greenstreet, S., Ngo, H. &amp; Gladman, B. The orbital distribution of Near-Earth</w:t>
+      </w:r>
+      <w:r>
+        <w:t xml:space="preserve"> </w:t>
+      </w:r>
+      <w:r>
+        <w:t xml:space="preserve">Objects inside Earth’s orbit.</w:t>
+      </w:r>
+      <w:r>
+        <w:t xml:space="preserve"> </w:t>
+      </w:r>
+      <w:r>
+        <w:rPr>
+          <w:i/>
+          <w:iCs/>
+        </w:rPr>
+        <w:t xml:space="preserve">Icarus</w:t>
+      </w:r>
+      <w:r>
+        <w:t xml:space="preserve"> </w:t>
+      </w:r>
+      <w:r>
+        <w:rPr>
+          <w:b/>
+          <w:bCs/>
+        </w:rPr>
+        <w:t xml:space="preserve">217</w:t>
+      </w:r>
+      <w:r>
+        <w:t xml:space="preserve">, 355–366 (2012).</w:t>
+      </w:r>
+    </w:p>
+    <w:p>
+      <w:pPr>
+        <w:pStyle w:val="Compact"/>
+        <w:numPr>
+          <w:ilvl w:val="0"/>
+          <w:numId w:val="1005"/>
+        </w:numPr>
+      </w:pPr>
+      <w:r>
+        <w:t xml:space="preserve">Greenstreet, S., Lu, E. T., Loucks, M., Carrico, J., Kichkaylo, T. &amp; Jurić, M.</w:t>
+      </w:r>
+      <w:r>
+        <w:t xml:space="preserve"> </w:t>
+      </w:r>
+      <w:r>
+        <w:t xml:space="preserve">Required deflection impulses as a function of time before impact for Earth-impacting</w:t>
+      </w:r>
+      <w:r>
+        <w:t xml:space="preserve"> </w:t>
+      </w:r>
+      <w:r>
+        <w:t xml:space="preserve">asteroids.</w:t>
+      </w:r>
+      <w:r>
+        <w:t xml:space="preserve"> </w:t>
+      </w:r>
+      <w:r>
+        <w:rPr>
+          <w:i/>
+          <w:iCs/>
+        </w:rPr>
+        <w:t xml:space="preserve">Icarus</w:t>
+      </w:r>
+      <w:r>
+        <w:t xml:space="preserve"> </w:t>
+      </w:r>
+      <w:r>
+        <w:rPr>
+          <w:b/>
+          <w:bCs/>
+        </w:rPr>
+        <w:t xml:space="preserve">347</w:t>
+      </w:r>
+      <w:r>
+        <w:t xml:space="preserve">, 113792 (2020).</w:t>
+      </w:r>
+    </w:p>
+    <w:p>
+      <w:pPr>
+        <w:pStyle w:val="Compact"/>
+        <w:numPr>
+          <w:ilvl w:val="0"/>
+          <w:numId w:val="1005"/>
+        </w:numPr>
+      </w:pPr>
+      <w:r>
+        <w:t xml:space="preserve">Popova, O. P.</w:t>
+      </w:r>
+      <w:r>
+        <w:t xml:space="preserve"> </w:t>
+      </w:r>
+      <w:r>
+        <w:rPr>
+          <w:i/>
+          <w:iCs/>
+        </w:rPr>
+        <w:t xml:space="preserve">et al.</w:t>
+      </w:r>
+      <w:r>
+        <w:t xml:space="preserve"> </w:t>
+      </w:r>
+      <w:r>
+        <w:t xml:space="preserve">Chelyabinsk airburst, damage assessment, meteorite recovery,</w:t>
+      </w:r>
+      <w:r>
+        <w:t xml:space="preserve"> </w:t>
+      </w:r>
+      <w:r>
+        <w:t xml:space="preserve">and characterization.</w:t>
+      </w:r>
+      <w:r>
+        <w:t xml:space="preserve"> </w:t>
+      </w:r>
+      <w:r>
+        <w:rPr>
+          <w:i/>
+          <w:iCs/>
+        </w:rPr>
+        <w:t xml:space="preserve">Science</w:t>
+      </w:r>
+      <w:r>
+        <w:t xml:space="preserve"> </w:t>
+      </w:r>
+      <w:r>
+        <w:rPr>
+          <w:b/>
+          <w:bCs/>
+        </w:rPr>
+        <w:t xml:space="preserve">342</w:t>
+      </w:r>
+      <w:r>
+        <w:t xml:space="preserve">, 1069–1073 (2013).</w:t>
+      </w:r>
+    </w:p>
+    <w:p>
+      <w:pPr>
+        <w:pStyle w:val="Compact"/>
+        <w:numPr>
+          <w:ilvl w:val="0"/>
+          <w:numId w:val="1005"/>
+        </w:numPr>
+      </w:pPr>
+      <w:r>
+        <w:t xml:space="preserve">Scheeres, D. J.</w:t>
+      </w:r>
+      <w:r>
+        <w:t xml:space="preserve"> </w:t>
+      </w:r>
+      <w:r>
+        <w:rPr>
+          <w:i/>
+          <w:iCs/>
+        </w:rPr>
+        <w:t xml:space="preserve">et al.</w:t>
+      </w:r>
+      <w:r>
+        <w:t xml:space="preserve"> </w:t>
+      </w:r>
+      <w:r>
+        <w:t xml:space="preserve">The dynamic geophysical environment of (101955) Bennu based</w:t>
+      </w:r>
+      <w:r>
+        <w:t xml:space="preserve"> </w:t>
+      </w:r>
+      <w:r>
+        <w:t xml:space="preserve">on OSIRIS-REx measurements.</w:t>
+      </w:r>
+      <w:r>
+        <w:t xml:space="preserve"> </w:t>
+      </w:r>
+      <w:r>
+        <w:rPr>
+          <w:i/>
+          <w:iCs/>
+        </w:rPr>
+        <w:t xml:space="preserve">Nature Astron.</w:t>
+      </w:r>
+      <w:r>
+        <w:t xml:space="preserve"> </w:t>
+      </w:r>
+      <w:r>
+        <w:rPr>
+          <w:b/>
+          <w:bCs/>
+        </w:rPr>
+        <w:t xml:space="preserve">3</w:t>
+      </w:r>
+      <w:r>
+        <w:t xml:space="preserve">, 352–361 (2019).</w:t>
+      </w:r>
+      <w:r>
+        <w:t xml:space="preserve"> </w:t>
+      </w:r>
+      <w:r>
+        <w:rPr>
+          <w:i/>
+          <w:iCs/>
+        </w:rPr>
+        <w:t xml:space="preserve">(Not to be</w:t>
+      </w:r>
+      <w:r>
+        <w:rPr>
+          <w:i/>
+          <w:iCs/>
+        </w:rPr>
+        <w:t xml:space="preserve"> </w:t>
+      </w:r>
+      <w:r>
+        <w:rPr>
+          <w:i/>
+          <w:iCs/>
+        </w:rPr>
+        <w:t xml:space="preserve">confused with Lauretta, D. S.</w:t>
+      </w:r>
+      <w:r>
+        <w:rPr>
+          <w:i/>
+          <w:iCs/>
+        </w:rPr>
+        <w:t xml:space="preserve"> </w:t>
+      </w:r>
+      <w:r>
+        <w:t xml:space="preserve">et al.</w:t>
+      </w:r>
+      <w:r>
+        <w:rPr>
+          <w:i/>
+          <w:iCs/>
+        </w:rPr>
+        <w:t xml:space="preserve">,</w:t>
+      </w:r>
+      <w:r>
+        <w:rPr>
+          <w:i/>
+          <w:iCs/>
+        </w:rPr>
+        <w:t xml:space="preserve"> </w:t>
+      </w:r>
+      <w:r>
+        <w:t xml:space="preserve">Nature*</w:t>
+      </w:r>
+      <w:r>
+        <w:t xml:space="preserve"> </w:t>
+      </w:r>
+      <w:r>
+        <w:rPr>
+          <w:b/>
+          <w:bCs/>
+        </w:rPr>
+        <w:t xml:space="preserve">568</w:t>
+      </w:r>
+      <w:r>
+        <w:t xml:space="preserve">, 55 (2019), which covers</w:t>
+      </w:r>
+      <w:r>
+        <w:t xml:space="preserve"> </w:t>
+      </w:r>
+      <w:r>
+        <w:t xml:space="preserve">surface particle ejection and is the wrong citation for Bennu’s mass and density.)*</w:t>
+      </w:r>
+    </w:p>
+    <w:p>
+      <w:pPr>
+        <w:pStyle w:val="Compact"/>
+        <w:numPr>
+          <w:ilvl w:val="0"/>
+          <w:numId w:val="1005"/>
+        </w:numPr>
+      </w:pPr>
+      <w:r>
+        <w:t xml:space="preserve">Cheng, Q., Scolnic, D., Kurlander, J. A., Chow, I. &amp; Fernandes, M. B. Assessing the</w:t>
+      </w:r>
+      <w:r>
+        <w:t xml:space="preserve"> </w:t>
+      </w:r>
+      <w:r>
+        <w:t xml:space="preserve">Vera Rubin Observatory’s ability to discover asteroid impactors before they collide</w:t>
+      </w:r>
+      <w:r>
+        <w:t xml:space="preserve"> </w:t>
+      </w:r>
+      <w:r>
+        <w:t xml:space="preserve">with Earth. arXiv:2601.16255 (2026).</w:t>
+      </w:r>
+    </w:p>
+    <w:p>
+      <w:pPr>
+        <w:pStyle w:val="Compact"/>
+        <w:numPr>
+          <w:ilvl w:val="0"/>
+          <w:numId w:val="1005"/>
+        </w:numPr>
+      </w:pPr>
+      <w:r>
+        <w:t xml:space="preserve">Prša, A.</w:t>
+      </w:r>
+      <w:r>
+        <w:t xml:space="preserve"> </w:t>
+      </w:r>
+      <w:r>
+        <w:rPr>
+          <w:i/>
+          <w:iCs/>
+        </w:rPr>
+        <w:t xml:space="preserve">et al.</w:t>
+      </w:r>
+      <w:r>
+        <w:t xml:space="preserve"> </w:t>
+      </w:r>
+      <w:r>
+        <w:t xml:space="preserve">Nominal values for selected solar and planetary quantities: IAU</w:t>
+      </w:r>
+      <w:r>
+        <w:t xml:space="preserve"> </w:t>
+      </w:r>
+      <w:r>
+        <w:t xml:space="preserve">2015 Resolution B3.</w:t>
+      </w:r>
+      <w:r>
+        <w:t xml:space="preserve"> </w:t>
+      </w:r>
+      <w:r>
+        <w:rPr>
+          <w:i/>
+          <w:iCs/>
+        </w:rPr>
+        <w:t xml:space="preserve">Astron. J.</w:t>
+      </w:r>
+      <w:r>
+        <w:t xml:space="preserve"> </w:t>
+      </w:r>
+      <w:r>
+        <w:rPr>
+          <w:b/>
+          <w:bCs/>
+        </w:rPr>
+        <w:t xml:space="preserve">152</w:t>
+      </w:r>
+      <w:r>
+        <w:t xml:space="preserve">, 41 (2016). arXiv:1605.09788.</w:t>
+      </w:r>
+    </w:p>
+    <w:p>
+      <w:pPr>
         <w:pStyle w:val="NonExpertSummary"/>
       </w:pPr>
       <w:r>
@@ -16439,6 +18270,34 @@
       </w:r>
       <w:r>
         <w:t xml:space="preserve">and the note says so where anyone would see it.</w:t>
+      </w:r>
+      <w:r>
+        <w:t xml:space="preserve"> </w:t>
+      </w:r>
+      <w:r>
+        <w:rPr>
+          <w:b/>
+          <w:bCs/>
+        </w:rPr>
+        <w:t xml:space="preserve">Ref. 28</w:t>
+      </w:r>
+      <w:r>
+        <w:t xml:space="preserve"> </w:t>
+      </w:r>
+      <w:r>
+        <w:t xml:space="preserve">carries its own correction</w:t>
+      </w:r>
+      <w:r>
+        <w:t xml:space="preserve"> </w:t>
+      </w:r>
+      <w:r>
+        <w:t xml:space="preserve">note for the same reason: an earlier, wrong candidate source (Lauretta 2019) was ruled out</w:t>
+      </w:r>
+      <w:r>
+        <w:t xml:space="preserve"> </w:t>
+      </w:r>
+      <w:r>
+        <w:t xml:space="preserve">during verification and is named so nobody re-introduces it.</w:t>
       </w:r>
     </w:p>
     <w:p>
@@ -16448,8 +18307,8 @@
         </w:pict>
       </w:r>
     </w:p>
-    <w:bookmarkEnd w:id="39"/>
-    <w:bookmarkStart w:id="40" w:name="acknowledgements"/>
+    <w:bookmarkEnd w:id="41"/>
+    <w:bookmarkStart w:id="42" w:name="acknowledgements"/>
     <w:p>
       <w:pPr>
         <w:pStyle w:val="Heading2"/>
@@ -16536,8 +18395,8 @@
         <w:t xml:space="preserve">degree of expert intervention required is itself one of this work’s reported quantities.</w:t>
       </w:r>
     </w:p>
-    <w:bookmarkEnd w:id="40"/>
-    <w:bookmarkStart w:id="41" w:name="author-contributions-1"/>
+    <w:bookmarkEnd w:id="42"/>
+    <w:bookmarkStart w:id="43" w:name="author-contributions-1"/>
     <w:p>
       <w:pPr>
         <w:pStyle w:val="Heading2"/>
@@ -16576,8 +18435,8 @@
         <w:t xml:space="preserve">the AI-assistance disclosure in full.</w:t>
       </w:r>
     </w:p>
-    <w:bookmarkEnd w:id="41"/>
-    <w:bookmarkStart w:id="42" w:name="competing-interests"/>
+    <w:bookmarkEnd w:id="43"/>
+    <w:bookmarkStart w:id="44" w:name="competing-interests"/>
     <w:p>
       <w:pPr>
         <w:pStyle w:val="Heading2"/>
@@ -16685,8 +18544,8 @@
         </w:pict>
       </w:r>
     </w:p>
-    <w:bookmarkEnd w:id="42"/>
-    <w:bookmarkStart w:id="69" w:name="display-items"/>
+    <w:bookmarkEnd w:id="44"/>
+    <w:bookmarkStart w:id="74" w:name="display-items"/>
     <w:p>
       <w:pPr>
         <w:pStyle w:val="Heading2"/>
@@ -16695,7 +18554,7 @@
         <w:t xml:space="preserve">Display items</w:t>
       </w:r>
     </w:p>
-    <w:bookmarkStart w:id="43" w:name="Xfd4a15b31695f732755ac714ad5daa3e3680b23"/>
+    <w:bookmarkStart w:id="45" w:name="Xfd4a15b31695f732755ac714ad5daa3e3680b23"/>
     <w:p>
       <w:pPr>
         <w:pStyle w:val="Heading3"/>
@@ -17288,8 +19147,8 @@
         <w:t xml:space="preserve">something that emits nothing and have no idea why.</w:t>
       </w:r>
     </w:p>
-    <w:bookmarkEnd w:id="43"/>
-    <w:bookmarkStart w:id="44" w:name="table-2-feasibility-ledger"/>
+    <w:bookmarkEnd w:id="45"/>
+    <w:bookmarkStart w:id="46" w:name="table-2-feasibility-ledger"/>
     <w:p>
       <w:pPr>
         <w:pStyle w:val="Heading3"/>
@@ -17949,8 +19808,8 @@
         <w:t xml:space="preserve">dishonest.</w:t>
       </w:r>
     </w:p>
-    <w:bookmarkEnd w:id="44"/>
-    <w:bookmarkStart w:id="45" w:name="table-3-coupling-channels-compared"/>
+    <w:bookmarkEnd w:id="46"/>
+    <w:bookmarkStart w:id="47" w:name="table-3-coupling-channels-compared"/>
     <w:p>
       <w:pPr>
         <w:pStyle w:val="Heading3"/>
@@ -18366,8 +20225,8 @@
         <w:t xml:space="preserve">unflattering comparison is exactly how an honest analysis turns into a sales pitch.</w:t>
       </w:r>
     </w:p>
-    <w:bookmarkEnd w:id="45"/>
-    <w:bookmarkStart w:id="67" w:name="figure-legends"/>
+    <w:bookmarkEnd w:id="47"/>
+    <w:bookmarkStart w:id="72" w:name="figure-legends"/>
     <w:p>
       <w:pPr>
         <w:pStyle w:val="Heading3"/>
@@ -18524,18 +20383,18 @@
           <wp:inline>
             <wp:extent cx="5334000" cy="5354410"/>
             <wp:effectExtent b="0" l="0" r="0" t="0"/>
-            <wp:docPr descr="" title="" id="47" name="Picture"/>
+            <wp:docPr descr="" title="" id="49" name="Picture"/>
             <a:graphic>
               <a:graphicData uri="http://schemas.openxmlformats.org/drawingml/2006/picture">
                 <pic:pic>
                   <pic:nvPicPr>
-                    <pic:cNvPr descr="docs/paper/campaign/fig1_architecture.png" id="48" name="Picture"/>
+                    <pic:cNvPr descr="docs/paper/campaign/fig1_architecture.png" id="50" name="Picture"/>
                     <pic:cNvPicPr>
                       <a:picLocks noChangeArrowheads="1" noChangeAspect="1"/>
                     </pic:cNvPicPr>
                   </pic:nvPicPr>
                   <pic:blipFill>
-                    <a:blip r:embed="rId46"/>
+                    <a:blip r:embed="rId48"/>
                     <a:stretch>
                       <a:fillRect/>
                     </a:stretch>
@@ -19245,18 +21104,18 @@
           <wp:inline>
             <wp:extent cx="5334000" cy="4415517"/>
             <wp:effectExtent b="0" l="0" r="0" t="0"/>
-            <wp:docPr descr="" title="" id="50" name="Picture"/>
+            <wp:docPr descr="" title="" id="52" name="Picture"/>
             <a:graphic>
               <a:graphicData uri="http://schemas.openxmlformats.org/drawingml/2006/picture">
                 <pic:pic>
                   <pic:nvPicPr>
-                    <pic:cNvPr descr="docs/paper/campaign/fig2_provenance.png" id="51" name="Picture"/>
+                    <pic:cNvPr descr="docs/paper/campaign/fig2_provenance.png" id="53" name="Picture"/>
                     <pic:cNvPicPr>
                       <a:picLocks noChangeArrowheads="1" noChangeAspect="1"/>
                     </pic:cNvPicPr>
                   </pic:nvPicPr>
                   <pic:blipFill>
-                    <a:blip r:embed="rId49"/>
+                    <a:blip r:embed="rId51"/>
                     <a:stretch>
                       <a:fillRect/>
                     </a:stretch>
@@ -19476,18 +21335,18 @@
           <wp:inline>
             <wp:extent cx="5334000" cy="4555195"/>
             <wp:effectExtent b="0" l="0" r="0" t="0"/>
-            <wp:docPr descr="" title="" id="53" name="Picture"/>
+            <wp:docPr descr="" title="" id="55" name="Picture"/>
             <a:graphic>
               <a:graphicData uri="http://schemas.openxmlformats.org/drawingml/2006/picture">
                 <pic:pic>
                   <pic:nvPicPr>
-                    <pic:cNvPr descr="docs/paper/campaign/fig3_mismatch.png" id="54" name="Picture"/>
+                    <pic:cNvPr descr="docs/paper/campaign/fig3_mismatch.png" id="56" name="Picture"/>
                     <pic:cNvPicPr>
                       <a:picLocks noChangeArrowheads="1" noChangeAspect="1"/>
                     </pic:cNvPicPr>
                   </pic:nvPicPr>
                   <pic:blipFill>
-                    <a:blip r:embed="rId52"/>
+                    <a:blip r:embed="rId54"/>
                     <a:stretch>
                       <a:fillRect/>
                     </a:stretch>
@@ -19587,18 +21446,18 @@
           <wp:inline>
             <wp:extent cx="5334000" cy="3779639"/>
             <wp:effectExtent b="0" l="0" r="0" t="0"/>
-            <wp:docPr descr="" title="" id="56" name="Picture"/>
+            <wp:docPr descr="" title="" id="58" name="Picture"/>
             <a:graphic>
               <a:graphicData uri="http://schemas.openxmlformats.org/drawingml/2006/picture">
                 <pic:pic>
                   <pic:nvPicPr>
-                    <pic:cNvPr descr="docs/paper/campaign/fig4_alignment.png" id="57" name="Picture"/>
+                    <pic:cNvPr descr="docs/paper/campaign/fig4_alignment.png" id="59" name="Picture"/>
                     <pic:cNvPicPr>
                       <a:picLocks noChangeArrowheads="1" noChangeAspect="1"/>
                     </pic:cNvPicPr>
                   </pic:nvPicPr>
                   <pic:blipFill>
-                    <a:blip r:embed="rId55"/>
+                    <a:blip r:embed="rId57"/>
                     <a:stretch>
                       <a:fillRect/>
                     </a:stretch>
@@ -19688,18 +21547,18 @@
           <wp:inline>
             <wp:extent cx="5334000" cy="4445000"/>
             <wp:effectExtent b="0" l="0" r="0" t="0"/>
-            <wp:docPr descr="" title="" id="59" name="Picture"/>
+            <wp:docPr descr="" title="" id="61" name="Picture"/>
             <a:graphic>
               <a:graphicData uri="http://schemas.openxmlformats.org/drawingml/2006/picture">
                 <pic:pic>
                   <pic:nvPicPr>
-                    <pic:cNvPr descr="docs/paper/campaign/fig5_degeneracy.png" id="60" name="Picture"/>
+                    <pic:cNvPr descr="docs/paper/campaign/fig5_degeneracy.png" id="62" name="Picture"/>
                     <pic:cNvPicPr>
                       <a:picLocks noChangeArrowheads="1" noChangeAspect="1"/>
                     </pic:cNvPicPr>
                   </pic:nvPicPr>
                   <pic:blipFill>
-                    <a:blip r:embed="rId58"/>
+                    <a:blip r:embed="rId60"/>
                     <a:stretch>
                       <a:fillRect/>
                     </a:stretch>
@@ -19805,18 +21664,18 @@
           <wp:inline>
             <wp:extent cx="5334000" cy="3916155"/>
             <wp:effectExtent b="0" l="0" r="0" t="0"/>
-            <wp:docPr descr="" title="" id="62" name="Picture"/>
+            <wp:docPr descr="" title="" id="64" name="Picture"/>
             <a:graphic>
               <a:graphicData uri="http://schemas.openxmlformats.org/drawingml/2006/picture">
                 <pic:pic>
                   <pic:nvPicPr>
-                    <pic:cNvPr descr="docs/paper/campaign/fig6_focus.png" id="63" name="Picture"/>
+                    <pic:cNvPr descr="docs/paper/campaign/fig6_focus.png" id="65" name="Picture"/>
                     <pic:cNvPicPr>
                       <a:picLocks noChangeArrowheads="1" noChangeAspect="1"/>
                     </pic:cNvPicPr>
                   </pic:nvPicPr>
                   <pic:blipFill>
-                    <a:blip r:embed="rId61"/>
+                    <a:blip r:embed="rId63"/>
                     <a:stretch>
                       <a:fillRect/>
                     </a:stretch>
@@ -19928,18 +21787,18 @@
           <wp:inline>
             <wp:extent cx="5334000" cy="2728421"/>
             <wp:effectExtent b="0" l="0" r="0" t="0"/>
-            <wp:docPr descr="" title="" id="65" name="Picture"/>
+            <wp:docPr descr="" title="" id="67" name="Picture"/>
             <a:graphic>
               <a:graphicData uri="http://schemas.openxmlformats.org/drawingml/2006/picture">
                 <pic:pic>
                   <pic:nvPicPr>
-                    <pic:cNvPr descr="docs/paper/campaign/fig7_walls.png" id="66" name="Picture"/>
+                    <pic:cNvPr descr="docs/paper/campaign/fig7_walls.png" id="68" name="Picture"/>
                     <pic:cNvPicPr>
                       <a:picLocks noChangeArrowheads="1" noChangeAspect="1"/>
                     </pic:cNvPicPr>
                   </pic:nvPicPr>
                   <pic:blipFill>
-                    <a:blip r:embed="rId64"/>
+                    <a:blip r:embed="rId66"/>
                     <a:stretch>
                       <a:fillRect/>
                     </a:stretch>
@@ -20062,6 +21921,164 @@
     </w:p>
     <w:p>
       <w:pPr>
+        <w:pStyle w:val="BodyText"/>
+      </w:pPr>
+      <w:r>
+        <w:drawing>
+          <wp:inline>
+            <wp:extent cx="5334000" cy="2265747"/>
+            <wp:effectExtent b="0" l="0" r="0" t="0"/>
+            <wp:docPr descr="" title="" id="70" name="Picture"/>
+            <a:graphic>
+              <a:graphicData uri="http://schemas.openxmlformats.org/drawingml/2006/picture">
+                <pic:pic>
+                  <pic:nvPicPr>
+                    <pic:cNvPr descr="docs/paper/campaign/fig8_tradespace.png" id="71" name="Picture"/>
+                    <pic:cNvPicPr>
+                      <a:picLocks noChangeArrowheads="1" noChangeAspect="1"/>
+                    </pic:cNvPicPr>
+                  </pic:nvPicPr>
+                  <pic:blipFill>
+                    <a:blip r:embed="rId69"/>
+                    <a:stretch>
+                      <a:fillRect/>
+                    </a:stretch>
+                  </pic:blipFill>
+                  <pic:spPr bwMode="auto">
+                    <a:xfrm>
+                      <a:off x="0" y="0"/>
+                      <a:ext cx="5334000" cy="2265747"/>
+                    </a:xfrm>
+                    <a:prstGeom prst="rect">
+                      <a:avLst/>
+                    </a:prstGeom>
+                    <a:noFill/>
+                    <a:ln w="9525">
+                      <a:noFill/>
+                      <a:headEnd/>
+                      <a:tailEnd/>
+                    </a:ln>
+                  </pic:spPr>
+                </pic:pic>
+              </a:graphicData>
+            </a:graphic>
+          </wp:inline>
+        </w:drawing>
+      </w:r>
+    </w:p>
+    <w:p>
+      <w:pPr>
+        <w:pStyle w:val="BodyText"/>
+      </w:pPr>
+      <w:r>
+        <w:rPr>
+          <w:b/>
+          <w:bCs/>
+        </w:rPr>
+        <w:t xml:space="preserve">Fig. 8 | The deflection tradespace: detection distance cancels, mass and speed do not.</w:t>
+      </w:r>
+      <w:r>
+        <w:t xml:space="preserve"> </w:t>
+      </w:r>
+      <w:r>
+        <w:rPr>
+          <w:b/>
+          <w:bCs/>
+        </w:rPr>
+        <w:t xml:space="preserve">a</w:t>
+      </w:r>
+      <w:r>
+        <w:t xml:space="preserve">, Required-luminosity gap (decades) over closure speed and diameter at the stony</w:t>
+      </w:r>
+      <w:r>
+        <w:t xml:space="preserve"> </w:t>
+      </w:r>
+      <w:r>
+        <w:t xml:space="preserve">density (2400 kg m⁻³), evaluated at the grid’s largest detection distance (40 AU) — the</w:t>
+      </w:r>
+      <w:r>
+        <w:t xml:space="preserve"> </w:t>
+      </w:r>
+      <w:r>
+        <w:t xml:space="preserve">axes that survive the cancellation shown in</w:t>
+      </w:r>
+      <w:r>
+        <w:t xml:space="preserve"> </w:t>
+      </w:r>
+      <w:r>
+        <w:rPr>
+          <w:b/>
+          <w:bCs/>
+        </w:rPr>
+        <w:t xml:space="preserve">b</w:t>
+      </w:r>
+      <w:r>
+        <w:t xml:space="preserve">. Dotted lines mark this manuscript’s own</w:t>
+      </w:r>
+      <w:r>
+        <w:t xml:space="preserve"> </w:t>
+      </w:r>
+      <w:r>
+        <w:t xml:space="preserve">three mass anchors (Chelyabinsk, Dimorphos, Bennu) by diameter.</w:t>
+      </w:r>
+      <w:r>
+        <w:t xml:space="preserve"> </w:t>
+      </w:r>
+      <w:r>
+        <w:rPr>
+          <w:b/>
+          <w:bCs/>
+        </w:rPr>
+        <w:t xml:space="preserve">b</w:t>
+      </w:r>
+      <w:r>
+        <w:t xml:space="preserve">, Required Δv against</w:t>
+      </w:r>
+      <w:r>
+        <w:t xml:space="preserve"> </w:t>
+      </w:r>
+      <w:r>
+        <w:t xml:space="preserve">lead time: the impulsive-floor and secular bounds (solid, dashed), the five published</w:t>
+      </w:r>
+      <w:r>
+        <w:t xml:space="preserve"> </w:t>
+      </w:r>
+      <w:r>
+        <w:t xml:space="preserve">medians they bracket (points), and the median discovery-to-impact warning times for three</w:t>
+      </w:r>
+      <w:r>
+        <w:t xml:space="preserve"> </w:t>
+      </w:r>
+      <w:r>
+        <w:t xml:space="preserve">size classes from a simulated Vera Rubin Observatory survey (dotted verticals, shaded</w:t>
+      </w:r>
+      <w:r>
+        <w:t xml:space="preserve"> </w:t>
+      </w:r>
+      <w:r>
+        <w:t xml:space="preserve">region), showing how far short of the decades-scale lead time the Δv literature assumes.</w:t>
+      </w:r>
+      <w:r>
+        <w:t xml:space="preserve"> </w:t>
+      </w:r>
+      <w:r>
+        <w:t xml:space="preserve">Source:</w:t>
+      </w:r>
+      <w:r>
+        <w:t xml:space="preserve"> </w:t>
+      </w:r>
+      <w:r>
+        <w:rPr>
+          <w:rStyle w:val="VerbatimChar"/>
+        </w:rPr>
+        <w:t xml:space="preserve">campaign/R8.json</w:t>
+      </w:r>
+      <w:r>
+        <w:t xml:space="preserve">.</w:t>
+      </w:r>
+    </w:p>
+    <w:p>
+      <w:pPr>
         <w:pStyle w:val="NonExpertSummary"/>
       </w:pPr>
       <w:r>
@@ -20077,7 +22094,7 @@
         <w:t xml:space="preserve"> </w:t>
       </w:r>
       <w:r>
-        <w:t xml:space="preserve">The seven planned figures. Two are diagrams of how the software</w:t>
+        <w:t xml:space="preserve">The eight planned figures. Two are diagrams of how the software</w:t>
       </w:r>
       <w:r>
         <w:t xml:space="preserve"> </w:t>
@@ -20089,23 +22106,69 @@
         <w:t xml:space="preserve"> </w:t>
       </w:r>
       <w:r>
-        <w:t xml:space="preserve">alignment requirement. One shows the focusing experiment. The last one is the honest chart:</w:t>
-      </w:r>
-      <w:r>
-        <w:t xml:space="preserve"> </w:t>
-      </w:r>
-      <w:r>
-        <w:t xml:space="preserve">a bar per obstacle, each bar’s height being how many powers of ten we fall short — including</w:t>
-      </w:r>
-      <w:r>
-        <w:t xml:space="preserve"> </w:t>
-      </w:r>
-      <w:r>
-        <w:t xml:space="preserve">a bar for the problem we explicitly refuse to claim we’ve solved.</w:t>
-      </w:r>
-    </w:p>
-    <w:bookmarkEnd w:id="67"/>
-    <w:bookmarkStart w:id="68" w:name="extended-data"/>
+        <w:t xml:space="preserve">alignment requirement. One shows the focusing experiment. One is the honest chart: a bar</w:t>
+      </w:r>
+      <w:r>
+        <w:t xml:space="preserve"> </w:t>
+      </w:r>
+      <w:r>
+        <w:t xml:space="preserve">per obstacle, each bar’s height being how many powers of ten we fall short — including a</w:t>
+      </w:r>
+      <w:r>
+        <w:t xml:space="preserve"> </w:t>
+      </w:r>
+      <w:r>
+        <w:t xml:space="preserve">bar for the problem we explicitly refuse to claim we’ve solved. The last one answers a</w:t>
+      </w:r>
+      <w:r>
+        <w:t xml:space="preserve"> </w:t>
+      </w:r>
+      <w:r>
+        <w:t xml:space="preserve">natural follow-up question across hundreds of scenarios at once: does spotting the threat</w:t>
+      </w:r>
+      <w:r>
+        <w:t xml:space="preserve"> </w:t>
+      </w:r>
+      <w:r>
+        <w:t xml:space="preserve">earlier ever make the core physics problem easier? The left panel shows it doesn’t, in a</w:t>
+      </w:r>
+      <w:r>
+        <w:t xml:space="preserve"> </w:t>
+      </w:r>
+      <w:r>
+        <w:t xml:space="preserve">strikingly consistent way. The right panel shows what earlier detection</w:t>
+      </w:r>
+      <w:r>
+        <w:t xml:space="preserve"> </w:t>
+      </w:r>
+      <w:r>
+        <w:rPr>
+          <w:i/>
+          <w:iCs/>
+        </w:rPr>
+        <w:t xml:space="preserve">is</w:t>
+      </w:r>
+      <w:r>
+        <w:t xml:space="preserve"> </w:t>
+      </w:r>
+      <w:r>
+        <w:t xml:space="preserve">good for</w:t>
+      </w:r>
+      <w:r>
+        <w:t xml:space="preserve"> </w:t>
+      </w:r>
+      <w:r>
+        <w:t xml:space="preserve">instead — giving real asteroid-deflection methods the years of notice they actually need,</w:t>
+      </w:r>
+      <w:r>
+        <w:t xml:space="preserve"> </w:t>
+      </w:r>
+      <w:r>
+        <w:t xml:space="preserve">which current sky surveys mostly do not provide.</w:t>
+      </w:r>
+    </w:p>
+    <w:bookmarkEnd w:id="72"/>
+    <w:bookmarkStart w:id="73" w:name="extended-data"/>
     <w:p>
       <w:pPr>
         <w:pStyle w:val="Heading3"/>
@@ -20670,9 +22733,9 @@
         </w:pict>
       </w:r>
     </w:p>
-    <w:bookmarkEnd w:id="68"/>
-    <w:bookmarkEnd w:id="69"/>
-    <w:bookmarkStart w:id="70" w:name="numbers-in-this-draft"/>
+    <w:bookmarkEnd w:id="73"/>
+    <w:bookmarkEnd w:id="74"/>
+    <w:bookmarkStart w:id="75" w:name="numbers-in-this-draft"/>
     <w:p>
       <w:pPr>
         <w:pStyle w:val="Heading2"/>
@@ -20781,7 +22844,37 @@
         <w:t xml:space="preserve"> </w:t>
       </w:r>
       <w:r>
-        <w:t xml:space="preserve">Table 3 and Figs. 3–7.</w:t>
+        <w:t xml:space="preserve">Table 3 and Figs. 3–8. R8 (the deflection tradespace,</w:t>
+      </w:r>
+      <w:r>
+        <w:t xml:space="preserve"> </w:t>
+      </w:r>
+      <w:r>
+        <w:rPr>
+          <w:rStyle w:val="VerbatimChar"/>
+        </w:rPr>
+        <w:t xml:space="preserve">campaign/R8.json</w:t>
+      </w:r>
+      <w:r>
+        <w:t xml:space="preserve">, 432 cells)</w:t>
+      </w:r>
+      <w:r>
+        <w:t xml:space="preserve"> </w:t>
+      </w:r>
+      <w:r>
+        <w:t xml:space="preserve">is of this kind: every number in that subsection and in Fig. 8, including the 29.0-decade</w:t>
+      </w:r>
+      <w:r>
+        <w:t xml:space="preserve"> </w:t>
+      </w:r>
+      <w:r>
+        <w:t xml:space="preserve">best case and the ≤3.6 × 10⁻¹⁵-decade d-cancellation spread, is read directly from the</w:t>
+      </w:r>
+      <w:r>
+        <w:t xml:space="preserve"> </w:t>
+      </w:r>
+      <w:r>
+        <w:t xml:space="preserve">campaign’s own JSON output rather than computed separately for the prose.</w:t>
       </w:r>
     </w:p>
     <w:p>
@@ -20918,8 +23011,8 @@
         </w:pict>
       </w:r>
     </w:p>
-    <w:bookmarkEnd w:id="70"/>
-    <w:bookmarkStart w:id="71" w:name="X0eb8261bb79f11682b3b6f6d6a62116e6743752"/>
+    <w:bookmarkEnd w:id="75"/>
+    <w:bookmarkStart w:id="76" w:name="X0eb8261bb79f11682b3b6f6d6a62116e6743752"/>
     <w:p>
       <w:pPr>
         <w:pStyle w:val="Heading2"/>
@@ -23115,8 +25208,8 @@
         <w:t xml:space="preserve">reason we publish the near-misses rather than quietly patching them.</w:t>
       </w:r>
     </w:p>
-    <w:bookmarkEnd w:id="71"/>
-    <w:bookmarkEnd w:id="72"/>
+    <w:bookmarkEnd w:id="76"/>
+    <w:bookmarkEnd w:id="77"/>
     <w:sectPr>
       <w:footnotePr>
         <w:numRestart w:val="eachSect"/>

--- a/docs/paper/nature-draft.docx
+++ b/docs/paper/nature-draft.docx
@@ -28,13 +28,13 @@
         </w:p>
       </w:sdtContent>
     </w:sdt>
-    <w:bookmarkStart w:id="77" w:name="Xf461e95384ea953e38f74659cc2270f636b595b"/>
+    <w:bookmarkStart w:id="77" w:name="Xc685e4646d84dea2d1e925a102ea2dd87d322e0"/>
     <w:p>
       <w:pPr>
         <w:pStyle w:val="Heading1"/>
       </w:pPr>
       <w:r>
-        <w:t xml:space="preserve">Provenance-enforced simulation of engineered gravitational radiation: a spin-2 phased-array framework with a quantified feasibility ledger</w:t>
+        <w:t xml:space="preserve">Provenance-enforced simulation of engineered gravitational radiation for planetary defense: a spin-2 phased-array framework with a quantified feasibility ledger</w:t>
       </w:r>
     </w:p>
     <w:p>

--- a/docs/paper/nature-draft.docx
+++ b/docs/paper/nature-draft.docx
@@ -2,6 +2,15 @@
 <file path=word/document.xml><?xml version="1.0" encoding="utf-8"?>
 <w:document xmlns:w="http://schemas.openxmlformats.org/wordprocessingml/2006/main" xmlns:m="http://schemas.openxmlformats.org/officeDocument/2006/math" xmlns:r="http://schemas.openxmlformats.org/officeDocument/2006/relationships" xmlns:o="urn:schemas-microsoft-com:office:office" xmlns:v="urn:schemas-microsoft-com:vml" xmlns:w10="urn:schemas-microsoft-com:office:word" xmlns:a="http://schemas.openxmlformats.org/drawingml/2006/main" xmlns:pic="http://schemas.openxmlformats.org/drawingml/2006/picture" xmlns:wp="http://schemas.openxmlformats.org/drawingml/2006/wordprocessingDrawing">
   <w:body>
+    <w:bookmarkStart w:id="77" w:name="Xc685e4646d84dea2d1e925a102ea2dd87d322e0"/>
+    <w:p>
+      <w:pPr>
+        <w:pStyle w:val="Heading1"/>
+      </w:pPr>
+      <w:r>
+        <w:t xml:space="preserve">Provenance-enforced simulation of engineered gravitational radiation for planetary defense: a spin-2 phased-array framework with a quantified feasibility ledger</w:t>
+      </w:r>
+    </w:p>
     <w:sdt>
       <w:sdtPr>
         <w:docPartObj>
@@ -28,15 +37,6 @@
         </w:p>
       </w:sdtContent>
     </w:sdt>
-    <w:bookmarkStart w:id="77" w:name="Xc685e4646d84dea2d1e925a102ea2dd87d322e0"/>
-    <w:p>
-      <w:pPr>
-        <w:pStyle w:val="Heading1"/>
-      </w:pPr>
-      <w:r>
-        <w:t xml:space="preserve">Provenance-enforced simulation of engineered gravitational radiation for planetary defense: a spin-2 phased-array framework with a quantified feasibility ledger</w:t>
-      </w:r>
-    </w:p>
     <w:p>
       <w:pPr>
         <w:pStyle w:val="FirstParagraph"/>
@@ -25211,6 +25211,7 @@
     <w:bookmarkEnd w:id="76"/>
     <w:bookmarkEnd w:id="77"/>
     <w:sectPr>
+      <w:footerReference r:id="rIdPageNumberFooter" w:type="default"/>
       <w:footnotePr>
         <w:numRestart w:val="eachSect"/>
       </w:footnotePr>
@@ -25221,6 +25222,34 @@
 
 <file path=word/comments.xml><?xml version="1.0" encoding="utf-8"?>
 <w:comments xmlns:w="http://schemas.openxmlformats.org/wordprocessingml/2006/main" xmlns:m="http://schemas.openxmlformats.org/officeDocument/2006/math" xmlns:r="http://schemas.openxmlformats.org/officeDocument/2006/relationships" xmlns:o="urn:schemas-microsoft-com:office:office" xmlns:v="urn:schemas-microsoft-com:vml" xmlns:w10="urn:schemas-microsoft-com:office:word" xmlns:a="http://schemas.openxmlformats.org/drawingml/2006/main" xmlns:pic="http://schemas.openxmlformats.org/drawingml/2006/picture" xmlns:wp="http://schemas.openxmlformats.org/drawingml/2006/wordprocessingDrawing"/>
+</file>
+
+<file path=word/footer1.xml><?xml version="1.0" encoding="utf-8"?>
+<w:ftr xmlns:w="http://schemas.openxmlformats.org/wordprocessingml/2006/main">
+  <w:p>
+    <w:pPr>
+      <w:jc w:val="center"/>
+    </w:pPr>
+    <w:r>
+      <w:t xml:space="preserve">Page </w:t>
+    </w:r>
+    <w:r>
+      <w:fldChar w:fldCharType="begin"/>
+    </w:r>
+    <w:r>
+      <w:instrText xml:space="preserve"> PAGE </w:instrText>
+    </w:r>
+    <w:r>
+      <w:fldChar w:fldCharType="separate"/>
+    </w:r>
+    <w:r>
+      <w:t>1</w:t>
+    </w:r>
+    <w:r>
+      <w:fldChar w:fldCharType="end"/>
+    </w:r>
+  </w:p>
+</w:ftr>
 </file>
 
 <file path=word/footnotes.xml><?xml version="1.0" encoding="utf-8"?>

--- a/docs/paper/nature-draft.docx
+++ b/docs/paper/nature-draft.docx
@@ -15253,60 +15253,105 @@
         <w:t xml:space="preserve"> </w:t>
       </w:r>
       <w:r>
-        <w:t xml:space="preserve">⚠️</w:t>
-      </w:r>
-      <w:r>
-        <w:t xml:space="preserve"> </w:t>
-      </w:r>
-      <w:r>
-        <w:rPr>
-          <w:b/>
-          <w:bCs/>
-        </w:rPr>
-        <w:t xml:space="preserve">Stated precisely, because the repository’s CI has never run</w:t>
-      </w:r>
-      <w:r>
-        <w:t xml:space="preserve"> </w:t>
-      </w:r>
-      <w:r>
-        <w:t xml:space="preserve">(BACKLOG T-2.9): the check below is a real, enforcing gate — it is one of five that must pass</w:t>
-      </w:r>
-      <w:r>
-        <w:t xml:space="preserve"> </w:t>
-      </w:r>
-      <w:r>
-        <w:t xml:space="preserve">before any commit, and it has run on every commit in this project’s history — but it has run</w:t>
-      </w:r>
-      <w:r>
-        <w:t xml:space="preserve"> </w:t>
-      </w:r>
-      <w:r>
-        <w:rPr>
-          <w:b/>
-          <w:bCs/>
-        </w:rPr>
-        <w:t xml:space="preserve">locally</w:t>
-      </w:r>
-      <w:r>
-        <w:t xml:space="preserve">, not in GitHub Actions. Calling it</w:t>
-      </w:r>
-      <w:r>
-        <w:t xml:space="preserve"> </w:t>
-      </w:r>
-      <w:r>
+        <w:t xml:space="preserve">The check below is one of five gates that must pass before any commit —</w:t>
+      </w:r>
+      <w:r>
+        <w:t xml:space="preserve"> </w:t>
+      </w:r>
+      <w:r>
+        <w:t xml:space="preserve">enforced locally on every commit in this project’s history, and in GitHub Actions on every</w:t>
+      </w:r>
+      <w:r>
+        <w:t xml:space="preserve"> </w:t>
+      </w:r>
+      <w:r>
+        <w:t xml:space="preserve">push (three-version Python matrix; first green run:</w:t>
+      </w:r>
+      <w:r>
+        <w:t xml:space="preserve"> </w:t>
+      </w:r>
+      <w:r>
+        <w:t xml:space="preserve">https://github.com/sudo-install-gravity/tractor-beam-cathedral/actions/runs/31350735475).</w:t>
+      </w:r>
+      <w:r>
+        <w:t xml:space="preserve"> </w:t>
+      </w:r>
+      <w:r>
+        <w:rPr>
+          <w:i/>
+          <w:iCs/>
+        </w:rPr>
+        <w:t xml:space="preserve">A caveat stood here from 2026-08-06 to 2026-08-10, while the repository’s remote CI had</w:t>
+      </w:r>
+      <w:r>
+        <w:rPr>
+          <w:i/>
+          <w:iCs/>
+        </w:rPr>
+        <w:t xml:space="preserve"> </w:t>
+      </w:r>
+      <w:r>
+        <w:rPr>
+          <w:i/>
+          <w:iCs/>
+        </w:rPr>
+        <w:t xml:space="preserve">never run and calling the gate</w:t>
+      </w:r>
+      <w:r>
+        <w:rPr>
+          <w:i/>
+          <w:iCs/>
+        </w:rPr>
+        <w:t xml:space="preserve"> </w:t>
+      </w:r>
+      <w:r>
+        <w:rPr>
+          <w:i/>
+          <w:iCs/>
+        </w:rPr>
         <w:t xml:space="preserve">“continuous integration”</w:t>
       </w:r>
       <w:r>
-        <w:t xml:space="preserve"> </w:t>
-      </w:r>
-      <w:r>
-        <w:t xml:space="preserve">overstates where the</w:t>
-      </w:r>
-      <w:r>
-        <w:t xml:space="preserve"> </w:t>
-      </w:r>
-      <w:r>
-        <w:t xml:space="preserve">enforcement happens, and that wording is flagged for correction rather than left standing.</w:t>
+        <w:rPr>
+          <w:i/>
+          <w:iCs/>
+        </w:rPr>
+        <w:t xml:space="preserve"> </w:t>
+      </w:r>
+      <w:r>
+        <w:rPr>
+          <w:i/>
+          <w:iCs/>
+        </w:rPr>
+        <w:t xml:space="preserve">would have overstated where</w:t>
+      </w:r>
+      <w:r>
+        <w:rPr>
+          <w:i/>
+          <w:iCs/>
+        </w:rPr>
+        <w:t xml:space="preserve"> </w:t>
+      </w:r>
+      <w:r>
+        <w:rPr>
+          <w:i/>
+          <w:iCs/>
+        </w:rPr>
+        <w:t xml:space="preserve">enforcement happened; the cause — GitHub Actions disabled behind a UI-only control while</w:t>
+      </w:r>
+      <w:r>
+        <w:rPr>
+          <w:i/>
+          <w:iCs/>
+        </w:rPr>
+        <w:t xml:space="preserve"> </w:t>
+      </w:r>
+      <w:r>
+        <w:rPr>
+          <w:i/>
+          <w:iCs/>
+        </w:rPr>
+        <w:t xml:space="preserve">the API reported them enabled — and its resolution are recorded in ADR-0008.</w:t>
       </w:r>
     </w:p>
     <w:p>
